--- a/guj/docx/51.content.docx
+++ b/guj/docx/51.content.docx
@@ -1428,6 +1428,587 @@
         <w:rPr>
           <w:lang w:val="gu_IN" w:bidi="gu_IN"/>
         </w:rPr>
+        <w:t>ક્લોસ્સીઓને પાઉલ પ્રેરીતનો પત્ર - અધ્યાય 1 પ્રસ્તાવના</w:t>
+      </w:r>
+      <w:r>
+        <w:rPr>
+          <w:lang w:val="gu_IN" w:bidi="gu_IN"/>
+        </w:rPr>
+      </w:r>
+    </w:p>
+    <w:p>
+      <w:pPr>
+        <w:pStyle w:val="Heading3"/>
+      </w:pPr>
+      <w:r>
+        <w:rPr>
+          <w:lang w:val="gu_IN" w:bidi="gu_IN"/>
+        </w:rPr>
+        <w:t>માળખું અને રચના</w:t>
+      </w:r>
+    </w:p>
+    <w:p>
+      <w:pPr/>
+      <w:r>
+        <w:rPr>
+          <w:lang w:val="gu_IN" w:bidi="gu_IN"/>
+        </w:rPr>
+      </w:r>
+      <w:r>
+        <w:rPr>
+          <w:lang w:val="gu_IN" w:bidi="gu_IN"/>
+        </w:rPr>
+        <w:t>૧. પત્રની શરૂઆત (૧:૧–૧૨ )</w:t>
+      </w:r>
+    </w:p>
+    <w:p>
+      <w:pPr>
+        <w:pStyle w:val="ListBullet"/>
+        <w:spacing w:line="240" w:lineRule="auto"/>
+        <w:ind w:left="720"/>
+      </w:pPr>
+      <w:r>
+        <w:rPr>
+          <w:lang w:val="gu_IN" w:bidi="gu_IN"/>
+        </w:rPr>
+      </w:r>
+      <w:r>
+        <w:rPr>
+          <w:lang w:val="gu_IN" w:bidi="gu_IN"/>
+        </w:rPr>
+        <w:t>શુભેચ્છા (૧:૧–૨)</w:t>
+      </w:r>
+    </w:p>
+    <w:p>
+      <w:pPr>
+        <w:pStyle w:val="ListBullet"/>
+        <w:spacing w:line="240" w:lineRule="auto"/>
+        <w:ind w:left="720"/>
+      </w:pPr>
+      <w:r>
+        <w:rPr>
+          <w:lang w:val="gu_IN" w:bidi="gu_IN"/>
+        </w:rPr>
+      </w:r>
+      <w:r>
+        <w:rPr>
+          <w:lang w:val="gu_IN" w:bidi="gu_IN"/>
+        </w:rPr>
+        <w:t>આભારસ્તુતિ ની પ્રાર્થના (૧:૩–૮ )</w:t>
+      </w:r>
+    </w:p>
+    <w:p>
+      <w:pPr>
+        <w:pStyle w:val="ListBullet"/>
+        <w:spacing w:line="240" w:lineRule="auto"/>
+        <w:ind w:left="720"/>
+      </w:pPr>
+      <w:r>
+        <w:rPr>
+          <w:lang w:val="gu_IN" w:bidi="gu_IN"/>
+        </w:rPr>
+      </w:r>
+      <w:r>
+        <w:rPr>
+          <w:lang w:val="gu_IN" w:bidi="gu_IN"/>
+        </w:rPr>
+        <w:t>મધ્યસ્થીની પ્રાર્થના (૧:૧–૧૨ )</w:t>
+      </w:r>
+    </w:p>
+    <w:p>
+      <w:pPr>
+        <w:pStyle w:val="ListNumber"/>
+        <w:numPr>
+          <w:ilvl w:val="0"/>
+          <w:numId w:val="14"/>
+        </w:numPr>
+        <w:spacing w:line="240" w:lineRule="auto"/>
+        <w:ind w:left="720"/>
+      </w:pPr>
+      <w:r>
+        <w:rPr>
+          <w:lang w:val="gu_IN" w:bidi="gu_IN"/>
+        </w:rPr>
+      </w:r>
+      <w:r>
+        <w:rPr>
+          <w:lang w:val="gu_IN" w:bidi="gu_IN"/>
+        </w:rPr>
+        <w:t>શિક્ષણ વિભાગ (૧:૧૩ –૨:૨૩)</w:t>
+      </w:r>
+    </w:p>
+    <w:p>
+      <w:pPr>
+        <w:pStyle w:val="ListBullet"/>
+        <w:spacing w:line="240" w:lineRule="auto"/>
+        <w:ind w:left="720"/>
+      </w:pPr>
+      <w:r>
+        <w:rPr>
+          <w:lang w:val="gu_IN" w:bidi="gu_IN"/>
+        </w:rPr>
+      </w:r>
+      <w:r>
+        <w:rPr>
+          <w:lang w:val="gu_IN" w:bidi="gu_IN"/>
+        </w:rPr>
+        <w:t>ખ્રિસ્ત અને તેમનું કાર્ય (૧:૧૩–૨૦ )</w:t>
+      </w:r>
+    </w:p>
+    <w:p>
+      <w:pPr>
+        <w:pStyle w:val="ListBullet"/>
+        <w:spacing w:line="240" w:lineRule="auto"/>
+        <w:ind w:left="720"/>
+      </w:pPr>
+      <w:r>
+        <w:rPr>
+          <w:lang w:val="gu_IN" w:bidi="gu_IN"/>
+        </w:rPr>
+      </w:r>
+      <w:r>
+        <w:rPr>
+          <w:lang w:val="gu_IN" w:bidi="gu_IN"/>
+        </w:rPr>
+        <w:t>ખ્રિસ્તનું કાર્ય કલોસ્સીનોને લાગુ પડે છે (૧:૨૧–૨૩)</w:t>
+      </w:r>
+    </w:p>
+    <w:p>
+      <w:pPr>
+        <w:pStyle w:val="ListBullet"/>
+        <w:spacing w:line="240" w:lineRule="auto"/>
+        <w:ind w:left="720"/>
+      </w:pPr>
+      <w:r>
+        <w:rPr>
+          <w:lang w:val="gu_IN" w:bidi="gu_IN"/>
+        </w:rPr>
+      </w:r>
+      <w:r>
+        <w:rPr>
+          <w:lang w:val="gu_IN" w:bidi="gu_IN"/>
+        </w:rPr>
+        <w:t>પાઉલ નું સેવાકાર્ય (૧:૨૪–૨: ૫)</w:t>
+      </w:r>
+    </w:p>
+    <w:p>
+      <w:pPr/>
+      <w:r>
+        <w:rPr>
+          <w:lang w:val="gu_IN" w:bidi="gu_IN"/>
+        </w:rPr>
+      </w:r>
+      <w:r>
+        <w:rPr>
+          <w:lang w:val="gu_IN" w:bidi="gu_IN"/>
+        </w:rPr>
+        <w:t xml:space="preserve">પાઉલ આ પત્રની શરૂઆત </w:t>
+      </w:r>
+      <w:hyperlink r:id="rId28">
+        <w:r>
+          <w:rPr>
+            <w:lang w:val="gu_IN" w:bidi="gu_IN"/>
+          </w:rPr>
+          <w:rPr>
+            <w:color w:val="0000EE"/>
+            <w:u w:val="single"/>
+          </w:rPr>
+          <w:t>૧:૧–૨</w:t>
+        </w:r>
+      </w:hyperlink>
+      <w:r>
+        <w:rPr>
+          <w:lang w:val="gu_IN" w:bidi="gu_IN"/>
+        </w:rPr>
+        <w:t xml:space="preserve"> માં તેમના અને તિમોથીના નામ આપીને, તેઓ જેમને લખી રહ્યા છે તેઓની ઓળખ કરીને અને શુભેચ્છાઓ આપીને કરે છે. આ રીતે લોકો સામાન્ય રીતે આ સમયે પત્રો લખવાનું શરૂ કરે છે.</w:t>
+      </w:r>
+    </w:p>
+    <w:p>
+      <w:pPr>
+        <w:pStyle w:val="Heading3"/>
+      </w:pPr>
+      <w:r>
+        <w:rPr>
+          <w:lang w:val="gu_IN" w:bidi="gu_IN"/>
+        </w:rPr>
+        <w:t>આ પ્રકરણમાં વિશેષ ખ્યાલો</w:t>
+      </w:r>
+    </w:p>
+    <w:p>
+      <w:pPr>
+        <w:pStyle w:val="Heading4"/>
+      </w:pPr>
+      <w:r>
+        <w:rPr>
+          <w:lang w:val="gu_IN" w:bidi="gu_IN"/>
+        </w:rPr>
+        <w:t>મર્મ</w:t>
+      </w:r>
+    </w:p>
+    <w:p>
+      <w:pPr/>
+      <w:r>
+        <w:rPr>
+          <w:lang w:val="gu_IN" w:bidi="gu_IN"/>
+        </w:rPr>
+      </w:r>
+      <w:r>
+        <w:rPr>
+          <w:lang w:val="gu_IN" w:bidi="gu_IN"/>
+        </w:rPr>
+        <w:t>પાઉલ આ પ્રકરણમાં પ્રથમ વખત “મર્મ” નો સંદર્ભ આપે છે (</w:t>
+      </w:r>
+      <w:hyperlink r:id="rId29">
+        <w:r>
+          <w:rPr>
+            <w:lang w:val="gu_IN" w:bidi="gu_IN"/>
+          </w:rPr>
+          <w:rPr>
+            <w:color w:val="0000EE"/>
+            <w:u w:val="single"/>
+          </w:rPr>
+          <w:t>૧:૨૬–૨૭</w:t>
+        </w:r>
+      </w:hyperlink>
+      <w:r>
+        <w:rPr>
+          <w:lang w:val="gu_IN" w:bidi="gu_IN"/>
+        </w:rPr>
+        <w:t xml:space="preserve">). આ કેટલાક ગુપ્ત સત્યનો સંદર્ભ આપતું નથી જે સમજવું મુશ્કેલ છે અને તે માત્ર થોડા વિશેષાધિકૃત વ્યક્તિઓ જ શીખી શકે એવું નથી. તેના બદલે, તે ઈશ્વર ની યોજનાઓનો ઉલ્લેખ કરે છે જે એક સમયે અજાણ હતી પરંતુ હવે તેના બધા લોકો માટેપ્રગટ છે. આ મર્મની સંપત શું છે? તે પોતે ખ્રિસ્ત છે, તેમનું કાર્ય છે અને વિશ્વાસીઓ સાથેનું તેમનું જોડાણ છે. (જુઓ: </w:t>
+      </w:r>
+      <w:r>
+        <w:rPr>
+          <w:lang w:val="gu_IN" w:bidi="gu_IN"/>
+        </w:rPr>
+        <w:t>પ્રગટ કરવું, પ્રગટ કરે છે, પ્રગટ કર્યું/પ્રકટીકરણ</w:t>
+      </w:r>
+      <w:r>
+        <w:rPr>
+          <w:lang w:val="gu_IN" w:bidi="gu_IN"/>
+        </w:rPr>
+        <w:t>)</w:t>
+      </w:r>
+    </w:p>
+    <w:p>
+      <w:pPr>
+        <w:pStyle w:val="Heading4"/>
+      </w:pPr>
+      <w:r>
+        <w:rPr>
+          <w:lang w:val="gu_IN" w:bidi="gu_IN"/>
+        </w:rPr>
+        <w:t>પૂર્ણતા</w:t>
+      </w:r>
+    </w:p>
+    <w:p>
+      <w:pPr/>
+      <w:r>
+        <w:rPr>
+          <w:lang w:val="gu_IN" w:bidi="gu_IN"/>
+        </w:rPr>
+      </w:r>
+      <w:r>
+        <w:rPr>
+          <w:lang w:val="gu_IN" w:bidi="gu_IN"/>
+        </w:rPr>
+        <w:t>પાઉલ આ પ્રકરણમાં ચાર વખત "ભરવું" અથવા "પૂર્ણતા" નો ઉલ્લેખ કરે છે. પ્રથમ, પાઉલ પ્રાર્થના કરે છે કે કલોસ્સી લોકો ઈશ્વરની ઇચ્છાના જ્ઞાનથી “ભરેલા” છે (</w:t>
+      </w:r>
+      <w:hyperlink r:id="rId30">
+        <w:r>
+          <w:rPr>
+            <w:lang w:val="gu_IN" w:bidi="gu_IN"/>
+          </w:rPr>
+          <w:rPr>
+            <w:color w:val="0000EE"/>
+            <w:u w:val="single"/>
+          </w:rPr>
+          <w:t>૧:૯</w:t>
+        </w:r>
+      </w:hyperlink>
+      <w:r>
+        <w:rPr>
+          <w:lang w:val="gu_IN" w:bidi="gu_IN"/>
+        </w:rPr>
+        <w:t>).. બીજું, ઈસુ પાસે ઈશ્વરની બધી “સંપૂર્ણતા” છે (</w:t>
+      </w:r>
+      <w:hyperlink r:id="rId19">
+        <w:r>
+          <w:rPr>
+            <w:lang w:val="gu_IN" w:bidi="gu_IN"/>
+          </w:rPr>
+          <w:rPr>
+            <w:color w:val="0000EE"/>
+            <w:u w:val="single"/>
+          </w:rPr>
+          <w:t>૧:૧૯</w:t>
+        </w:r>
+      </w:hyperlink>
+      <w:r>
+        <w:rPr>
+          <w:lang w:val="gu_IN" w:bidi="gu_IN"/>
+        </w:rPr>
+        <w:t>). ત્રીજું, પાઉલ તેના દેહમાં "ભરે છે" જે ખ્રિસ્તના દુઃખોમાં અભાવ છે (</w:t>
+      </w:r>
+      <w:hyperlink r:id="rId31">
+        <w:r>
+          <w:rPr>
+            <w:lang w:val="gu_IN" w:bidi="gu_IN"/>
+          </w:rPr>
+          <w:rPr>
+            <w:color w:val="0000EE"/>
+            <w:u w:val="single"/>
+          </w:rPr>
+          <w:t>૧:૨૪</w:t>
+        </w:r>
+      </w:hyperlink>
+      <w:r>
+        <w:rPr>
+          <w:lang w:val="gu_IN" w:bidi="gu_IN"/>
+        </w:rPr>
+        <w:t>). ચોથું, પાઉલ ઈશ્વરના શબ્દને “સંપૂર્ણપણે” ઓળખાવે છે (</w:t>
+      </w:r>
+      <w:hyperlink r:id="rId32">
+        <w:r>
+          <w:rPr>
+            <w:lang w:val="gu_IN" w:bidi="gu_IN"/>
+          </w:rPr>
+          <w:rPr>
+            <w:color w:val="0000EE"/>
+            <w:u w:val="single"/>
+          </w:rPr>
+          <w:t>૧:૨૫</w:t>
+        </w:r>
+      </w:hyperlink>
+      <w:r>
+        <w:rPr>
+          <w:lang w:val="gu_IN" w:bidi="gu_IN"/>
+        </w:rPr>
+        <w:t>). શક્ય છે કે પાઉલ ઘણી વાર “ભરવું” અને “સંપૂર્ણતા” નો ઉપયોગ કરે છે કારણ કે તે કંઈક હતું જે ખોટા શિક્ષકોએ વચન આપ્યું હતું. પાઉલ તેના બદલે બતાવવા માંગે છે કે કેવી રીતે "સંપૂર્ણતા" ખ્રિસ્તના કાર્ય દ્વારા અને તેમના વતી તેમના પોતાના કાર્ય દ્વારા આવે છે. ખ્રિસ્તમાં ઈશ્વરની સંપૂર્ણતા છે, અને પાઉલ કલોસ્સીઓનેને "ભરીને" ખ્રિસ્ત માટે કામ કરે છે, જેઓ પછી ઈશ્વરની ઇચ્છાના જ્ઞાનથી "ભરેલા" છે.</w:t>
+      </w:r>
+    </w:p>
+    <w:p>
+      <w:pPr/>
+      <w:r>
+        <w:rPr>
+          <w:lang w:val="gu_IN" w:bidi="gu_IN"/>
+        </w:rPr>
+      </w:r>
+      <w:r>
+        <w:rPr>
+          <w:lang w:val="gu_IN" w:bidi="gu_IN"/>
+        </w:rPr>
+        <w:t>પાઉલ ખ્રિસ્તી જીવનનું વર્ણન કરવા માટે ઘણી જુદી જુદી છબીઓનો ઉપયોગ કરે છે. આ પ્રકરણમાં, તે “ચાલવા” અને"ફળ આપતા" (૧:૧૦) ની છબીઓનો ઉપયોગ કરે છે. આ છબીઓ બતાવે છે કે પાઉલ ઇચ્છે છે કે કલોસ્સીઓ ખ્રિસ્તી જીવન વિશે એક જીવન તરીકે વિચારે જે એક ધ્યેય તરફ દોરવામાં આવે છે (ક્યાં તો લક્ષ્યસ્થાન, જો કોઈ ચાલતું હોય, અથવા ફળ, જો કોઈ વધતું હોય). (જુઓ: [[rc://gu/tw/dict/bible/other/fruit]])</w:t>
+      </w:r>
+    </w:p>
+    <w:p>
+      <w:pPr>
+        <w:pStyle w:val="Heading4"/>
+      </w:pPr>
+      <w:r>
+        <w:rPr>
+          <w:lang w:val="gu_IN" w:bidi="gu_IN"/>
+        </w:rPr>
+        <w:t>પ્રકાશ વિરુદ્ધ અંધકાર</w:t>
+      </w:r>
+    </w:p>
+    <w:p>
+      <w:pPr/>
+      <w:r>
+        <w:rPr>
+          <w:lang w:val="gu_IN" w:bidi="gu_IN"/>
+        </w:rPr>
+      </w:r>
+      <w:r>
+        <w:rPr>
+          <w:lang w:val="gu_IN" w:bidi="gu_IN"/>
+        </w:rPr>
+        <w:t>પાઉલ "પ્રકાશમાં સંતોનો વારસો" (</w:t>
+      </w:r>
+      <w:hyperlink r:id="rId33">
+        <w:r>
+          <w:rPr>
+            <w:lang w:val="gu_IN" w:bidi="gu_IN"/>
+          </w:rPr>
+          <w:rPr>
+            <w:color w:val="0000EE"/>
+            <w:u w:val="single"/>
+          </w:rPr>
+          <w:t>૧:૧૨</w:t>
+        </w:r>
+      </w:hyperlink>
+      <w:r>
+        <w:rPr>
+          <w:lang w:val="gu_IN" w:bidi="gu_IN"/>
+        </w:rPr>
+        <w:t>) ને “અંધકારના અધિકાર”સાથે વિરોધાભાસ રજૂ કરે છે " (</w:t>
+      </w:r>
+      <w:hyperlink r:id="rId33">
+        <w:r>
+          <w:rPr>
+            <w:lang w:val="gu_IN" w:bidi="gu_IN"/>
+          </w:rPr>
+          <w:rPr>
+            <w:color w:val="0000EE"/>
+            <w:u w:val="single"/>
+          </w:rPr>
+          <w:t>૧:૧૨</w:t>
+        </w:r>
+      </w:hyperlink>
+      <w:r>
+        <w:rPr>
+          <w:lang w:val="gu_IN" w:bidi="gu_IN"/>
+        </w:rPr>
+        <w:t>). "પ્રકાશ" એ સારું શુંછે તે દર્શાવે છે, ઇચ્છનીય અને ઈશ્વર ની કૃપા સાથે સંબંધિત છે. "અંધકાર" એ દર્શાવે છે કે જે ઈશ્વર થી દૂર છે, તેની વિરુદ્ધ છે, અને દુષ્ટ છે.</w:t>
+      </w:r>
+    </w:p>
+    <w:p>
+      <w:pPr>
+        <w:pStyle w:val="Heading4"/>
+      </w:pPr>
+      <w:r>
+        <w:rPr>
+          <w:lang w:val="gu_IN" w:bidi="gu_IN"/>
+        </w:rPr>
+        <w:t>શિર અને શરીર</w:t>
+      </w:r>
+    </w:p>
+    <w:p>
+      <w:pPr/>
+      <w:r>
+        <w:rPr>
+          <w:lang w:val="gu_IN" w:bidi="gu_IN"/>
+        </w:rPr>
+      </w:r>
+      <w:r>
+        <w:rPr>
+          <w:lang w:val="gu_IN" w:bidi="gu_IN"/>
+        </w:rPr>
+        <w:t>આ પ્રકરણમાં, પાઉલ એક છબી રજૂ કરે છે કે તે પ્રકરણ 2 માં વધુ સંપૂર્ણ રીતે વિકસિત થશે: ખ્રિસ્ત જેમ શરીરનું શિર, જે તેની મંડળી છે. આ છબી ખ્રિસ્તને તેમના મંડળી માટે જીવન અને દિશાના સ્ત્રોત તરીકે ઓળખાવે છે, જેમ કે શિર શરીર માટે જીવન અને દિશાનો સ્ત્રોત છે.</w:t>
+      </w:r>
+    </w:p>
+    <w:p>
+      <w:pPr>
+        <w:pStyle w:val="Heading3"/>
+      </w:pPr>
+      <w:r>
+        <w:rPr>
+          <w:lang w:val="gu_IN" w:bidi="gu_IN"/>
+        </w:rPr>
+        <w:t>આ પ્રકરણમાં અન્ય મુશ્કેલ સંભવિત અનુવાદ</w:t>
+      </w:r>
+    </w:p>
+    <w:p>
+      <w:pPr>
+        <w:pStyle w:val="Heading4"/>
+      </w:pPr>
+      <w:r>
+        <w:rPr>
+          <w:lang w:val="gu_IN" w:bidi="gu_IN"/>
+        </w:rPr>
+        <w:t>ખ્રિસ્તની વેદનાઓ</w:t>
+      </w:r>
+    </w:p>
+    <w:p>
+      <w:pPr/>
+      <w:r>
+        <w:rPr>
+          <w:lang w:val="gu_IN" w:bidi="gu_IN"/>
+        </w:rPr>
+      </w:r>
+      <w:r>
+        <w:rPr>
+          <w:lang w:val="gu_IN" w:bidi="gu_IN"/>
+        </w:rPr>
+        <w:t xml:space="preserve">માં </w:t>
+      </w:r>
+      <w:hyperlink r:id="rId31">
+        <w:r>
+          <w:rPr>
+            <w:lang w:val="gu_IN" w:bidi="gu_IN"/>
+          </w:rPr>
+          <w:rPr>
+            <w:color w:val="0000EE"/>
+            <w:u w:val="single"/>
+          </w:rPr>
+          <w:t>૧:૨૪</w:t>
+        </w:r>
+      </w:hyperlink>
+      <w:r>
+        <w:rPr>
+          <w:lang w:val="gu_IN" w:bidi="gu_IN"/>
+        </w:rPr>
+        <w:t>, પાઉલ "ખ્રિસ્તની વેદનાઓની અછત" વિશે વાત કરે છે, જે તે તેના વેદનાઓ દ્વારા ભરે છે. આનો અર્થ એ નથી કે ખ્રિસ્ત કોઈક રીતે તેમના મિશન અને કાર્યમાં નિષ્ફળ ગયો, અને પાઉલે ગુમ થયેલ ટુકડાઓ ભરવા પડશે. તેના બદલે, "અભાવ" એ એવી બાબતનો ઉલ્લેખ કરે છે જે ખ્રિસ્તે ઇરાદાપૂર્વક આ અનુયાયીઓને પૂર્ણ કરવા માટે છોડી દીધી હતી. તેણે મંડળીના મિશનને ચાલુ રાખવા માટે, જેમ કે તેણે પોતે કર્યું હતું તેમ, તેઓને દુઃખ સહન કરવા માટે બોલાવ્યા છે(. /૧૫.md) એ પ્રારંભિક ખ્રિસ્તી સ્તોત્ર છે જે પાઉલે કલોસ્સીઓને યાદ અપાવવા માટે ટાંક્યું છે કે તેઓ અન્ય ખ્રિસ્તીઓ સાથે શું સામાન્ય માને છે. જો આ સાચું હોય, તો તેનો અર્થ એ નથી કે આ વિભાગ પાઉલ જે વિચારે છે તેના કરતાં કંઈક અલગ કહે છે. તેના બદલે, પાઉલે તેને ટાંકવાનું પસંદ કર્યું કારણ કે તેણે તેની સંપૂર્ણ પુષ્ટિ કરી હતી. જો તે તમારા વાચકો માટે મદદરૂપ થશે, તો તમે આ પંક્તિઓને એવી રીતે ગોઠવણ કરી શકો છો જે દર્શાવે છે કે તે કોઈ સ્તોત્ર અથવા કવિતામાંથી છે.</w:t>
+      </w:r>
+    </w:p>
+    <w:p>
+      <w:pPr>
+        <w:pStyle w:val="Heading4"/>
+      </w:pPr>
+      <w:r>
+        <w:rPr>
+          <w:lang w:val="gu_IN" w:bidi="gu_IN"/>
+        </w:rPr>
+        <w:t>"ખ્રિસ્ત-સ્તુતિ"</w:t>
+      </w:r>
+    </w:p>
+    <w:p>
+      <w:pPr/>
+      <w:r>
+        <w:rPr>
+          <w:lang w:val="gu_IN" w:bidi="gu_IN"/>
+        </w:rPr>
+      </w:r>
+      <w:r>
+        <w:rPr>
+          <w:lang w:val="gu_IN" w:bidi="gu_IN"/>
+        </w:rPr>
+        <w:t>ઘણા વિદ્વાનો માને છે કે</w:t>
+      </w:r>
+      <w:hyperlink r:id="rId16">
+        <w:r>
+          <w:rPr>
+            <w:lang w:val="gu_IN" w:bidi="gu_IN"/>
+          </w:rPr>
+          <w:rPr>
+            <w:color w:val="0000EE"/>
+            <w:u w:val="single"/>
+          </w:rPr>
+          <w:t>૧:૧૫–૨૦</w:t>
+        </w:r>
+      </w:hyperlink>
+      <w:r>
+        <w:rPr>
+          <w:lang w:val="gu_IN" w:bidi="gu_IN"/>
+        </w:rPr>
+        <w:t xml:space="preserve"> એ પ્રારંભિક ખ્રિસ્તી સ્તોત્ર છે જે કલોસ્સીઓનેને યાદ અપાવવા માટે પાઉલ ટાંક્યું છે અન્ય ખ્રિસ્તીઓ સાથે સામાન્ય માને છે. જો આ સાચું હોય, તો તેનો અર્થ એ નથી કે આ વિભાગ પાઉલ જે વિચારે છે તેના કરતાં કંઈક અલગ કહે છે. તેના બદલે, પાઉલે તેને ટાંકવાનું પસંદ કર્યું કારણ કે તેણે તેની સંપૂર્ણ પુષ્ટિ કરી હતી. જો તે તમારા વાચકો માટે મદદરૂપ થશે, તો તમે આ પંક્તિઓને એવી રીતેગોઠવણ કરી શકો છો જે દર્શાવે છે કે તે કોઈ સ્તોત્ર અથવા કવિતામાંથી છે.</w:t>
+      </w:r>
+      <w:r>
+        <w:rPr>
+          <w:lang w:val="gu_IN" w:bidi="gu_IN"/>
+        </w:rPr>
+      </w:r>
+      <w:r>
+        <w:rPr>
+          <w:lang w:val="gu_IN" w:bidi="gu_IN"/>
+        </w:rPr>
+      </w:r>
+    </w:p>
+    <w:p>
+      <w:pPr/>
+      <w:r>
+        <w:rPr>
+          <w:lang w:val="gu_IN" w:bidi="gu_IN"/>
+        </w:rPr>
+      </w:r>
+    </w:p>
+    <w:p>
+      <w:pPr>
+        <w:pStyle w:val="Heading2"/>
+      </w:pPr>
+      <w:r>
+        <w:rPr>
+          <w:lang w:val="gu_IN" w:bidi="gu_IN"/>
+        </w:rPr>
         <w:t>ક્લોસ્સીઓને પાઉલ પ્રેરીતનો પત્ર 1:1 (#1)</w:t>
       </w:r>
       <w:r>
@@ -6221,7 +6802,7 @@
         </w:rPr>
         <w:t xml:space="preserve"> એ પછીના કલમ (</w:t>
       </w:r>
-      <w:hyperlink r:id="rId28">
+      <w:hyperlink r:id="rId34">
         <w:r>
           <w:rPr>
             <w:lang w:val="gu_IN" w:bidi="gu_IN"/>
@@ -6644,7 +7225,7 @@
         </w:rPr>
         <w:t xml:space="preserve"> એ એક મહત્વપૂર્ણ શીર્ષક છે જે ઈશ્વર પિતા (જેનો ઉલ્લેખ અગાઉના કલમ (</w:t>
       </w:r>
-      <w:hyperlink r:id="rId29">
+      <w:hyperlink r:id="rId33">
         <w:r>
           <w:rPr>
             <w:lang w:val="gu_IN" w:bidi="gu_IN"/>
@@ -12331,7 +12912,7 @@
         </w:rPr>
         <w:t xml:space="preserve">અહીં, પાઉલ </w:t>
       </w:r>
-      <w:hyperlink r:id="rId30">
+      <w:hyperlink r:id="rId32">
         <w:r>
           <w:rPr>
             <w:lang w:val="gu_IN" w:bidi="gu_IN"/>
@@ -14297,7 +14878,7 @@
         </w:rPr>
         <w:t>છેલ્લા પ્રકરણની જેમ, ખ્રિસ્તને શક્તિશાળી શાસકો (</w:t>
       </w:r>
-      <w:hyperlink r:id="rId31">
+      <w:hyperlink r:id="rId35">
         <w:r>
           <w:rPr>
             <w:lang w:val="gu_IN" w:bidi="gu_IN"/>
@@ -14315,7 +14896,7 @@
         </w:rPr>
         <w:t xml:space="preserve">) અને તેમની મંડળીના બંને "માથા" કહેવામાં આવે છે [૨:૧૯](../02/ 19.md). પાઉલ આ ભાષાનો ઉપયોગ ખ્રિસ્તને (1) સર્વોચ્ચ શાસક તરીકે ઓળખવા માટે કરે છે, જેમ કે માથું શરીર પર શાસન કરે છે, અને (2) મંડળી માટે જીવનનો સ્ત્રોત, જેમ શરીર તેના માથા વિના મૃત છે. </w:t>
       </w:r>
-      <w:hyperlink r:id="rId32">
+      <w:hyperlink r:id="rId36">
         <w:r>
           <w:rPr>
             <w:lang w:val="gu_IN" w:bidi="gu_IN"/>
@@ -14333,7 +14914,7 @@
         </w:rPr>
         <w:t xml:space="preserve"> માં પાઉલ મંડળીને ખ્રિસ્તના શરીર તરીકે પણ ઓળખે છે. અહીં, તેમનો મુદ્દો એ છે કે મંડળી ખ્રિસ્ત સાથે જોડાયેલા વિના ટકી શકતી નથી અને વિકાસ કરી શકતી નથી, જેમ શરીર માથા વિના જીવતું નથી અથવા વધતું નથી. છેલ્લે, પાઉલ </w:t>
       </w:r>
-      <w:hyperlink r:id="rId33">
+      <w:hyperlink r:id="rId37">
         <w:r>
           <w:rPr>
             <w:lang w:val="gu_IN" w:bidi="gu_IN"/>
@@ -14370,7 +14951,7 @@
           <w:lang w:val="gu_IN" w:bidi="gu_IN"/>
         </w:rPr>
       </w:r>
-      <w:hyperlink r:id="rId34">
+      <w:hyperlink r:id="rId38">
         <w:r>
           <w:rPr>
             <w:lang w:val="gu_IN" w:bidi="gu_IN"/>
@@ -14424,7 +15005,7 @@
         </w:rPr>
         <w:t xml:space="preserve">કલોસ્સીમાં, પાઉલ પુનરુત્થાન પહેલાં અને ઈશ્વર નવા આકાશ અને પૃથ્વીનું સર્જન કરે તે પહેલાં વિશ્વમાં માનવ, મૂર્ત સ્વરૂપના અસ્તિત્વનો સંદર્ભ આપવા માટે "માંસ" નો ઉપયોગ કરે છે. </w:t>
       </w:r>
-      <w:hyperlink r:id="rId35">
+      <w:hyperlink r:id="rId39">
         <w:r>
           <w:rPr>
             <w:lang w:val="gu_IN" w:bidi="gu_IN"/>
@@ -14442,7 +15023,7 @@
         </w:rPr>
         <w:t xml:space="preserve">; </w:t>
       </w:r>
-      <w:hyperlink r:id="rId36">
+      <w:hyperlink r:id="rId40">
         <w:r>
           <w:rPr>
             <w:lang w:val="gu_IN" w:bidi="gu_IN"/>
@@ -14460,7 +15041,7 @@
         </w:rPr>
         <w:t>. અન્ય ઘણી જગ્યાએ, તેમ છતાં, તે માનવીઓની નબળાઈ અને પાપીતાનો ઉલ્લેખ કરવા માટે "માંસ" નો ઉપયોગ કરે છે કારણ કે તેઓ આ તૂટેલી દુનિયા સાથે બંધબેસતા રીતે જીવે છે (</w:t>
       </w:r>
-      <w:hyperlink r:id="rId34">
+      <w:hyperlink r:id="rId38">
         <w:r>
           <w:rPr>
             <w:lang w:val="gu_IN" w:bidi="gu_IN"/>
@@ -14496,7 +15077,7 @@
         </w:rPr>
         <w:t xml:space="preserve">, </w:t>
       </w:r>
-      <w:hyperlink r:id="rId37">
+      <w:hyperlink r:id="rId41">
         <w:r>
           <w:rPr>
             <w:lang w:val="gu_IN" w:bidi="gu_IN"/>
@@ -14514,7 +15095,7 @@
         </w:rPr>
         <w:t xml:space="preserve">, </w:t>
       </w:r>
-      <w:hyperlink r:id="rId38">
+      <w:hyperlink r:id="rId42">
         <w:r>
           <w:rPr>
             <w:lang w:val="gu_IN" w:bidi="gu_IN"/>
@@ -14644,7 +15225,7 @@
         </w:rPr>
         <w:t xml:space="preserve"> શબ્દનો અર્થ એ છે પાઉલ એવું કારણ આપે છે તે કષ્ટ કરીને મહેનત કરે છે </w:t>
       </w:r>
-      <w:hyperlink r:id="rId39">
+      <w:hyperlink r:id="rId43">
         <w:r>
           <w:rPr>
             <w:lang w:val="gu_IN" w:bidi="gu_IN"/>
@@ -14750,7 +15331,7 @@
         </w:rPr>
         <w:t xml:space="preserve">જે સીધો શબ્દની સાથે સરખાવી શકાય “પ્રયત્નશીલ” માં </w:t>
       </w:r>
-      <w:hyperlink r:id="rId39">
+      <w:hyperlink r:id="rId43">
         <w:r>
           <w:rPr>
             <w:lang w:val="gu_IN" w:bidi="gu_IN"/>
@@ -15569,7 +16150,7 @@
         </w:rPr>
         <w:t xml:space="preserve"> શબ્દનો ઉલ્લેખ કરી શકે છે: (૧) મર્મ. વૈકલ્પિક અનુવાદ: “આ મર્મમાં” (૨) ખ્રિસ્ત. વૈકલ્પિક અનુવાદ: “મસીહામાં.”કારણ કે </w:t>
       </w:r>
-      <w:hyperlink r:id="rId40">
+      <w:hyperlink r:id="rId44">
         <w:r>
           <w:rPr>
             <w:lang w:val="gu_IN" w:bidi="gu_IN"/>
@@ -15920,7 +16501,7 @@
         </w:rPr>
         <w:t xml:space="preserve">નું ભાષાંતર કરાયેલ શબ્દ એ મર્મ વિશે </w:t>
       </w:r>
-      <w:hyperlink r:id="rId40">
+      <w:hyperlink r:id="rId44">
         <w:r>
           <w:rPr>
             <w:lang w:val="gu_IN" w:bidi="gu_IN"/>
@@ -16085,7 +16666,7 @@
         </w:rPr>
         <w:t xml:space="preserve"> અનુવાદિત શબ્દ કલોસ્સીઓને શા માટે “ભુલાવામાં” ન જોઈએ તે માટે વધુ સમર્થન રજૂ કરે છે (</w:t>
       </w:r>
-      <w:hyperlink r:id="rId41">
+      <w:hyperlink r:id="rId45">
         <w:r>
           <w:rPr>
             <w:lang w:val="gu_IN" w:bidi="gu_IN"/>
@@ -17158,7 +17739,7 @@
         </w:rPr>
         <w:t xml:space="preserve"> ભાષાંતર કરાયેલ શબ્દ </w:t>
       </w:r>
-      <w:hyperlink r:id="rId35">
+      <w:hyperlink r:id="rId39">
         <w:r>
           <w:rPr>
             <w:lang w:val="gu_IN" w:bidi="gu_IN"/>
@@ -17530,7 +18111,7 @@
         </w:rPr>
         <w:t>પાઉલ આ ચાર ક્રિયાપદોનો ઉપયોગ કલોસ્સી ઓએ કેવી રીતે મસીહા (</w:t>
       </w:r>
-      <w:hyperlink r:id="rId42">
+      <w:hyperlink r:id="rId46">
         <w:r>
           <w:rPr>
             <w:lang w:val="gu_IN" w:bidi="gu_IN"/>
@@ -21455,7 +22036,7 @@
         </w:rPr>
         <w:t xml:space="preserve"> એ (૧) નો સંદર્ભ લઈ શકે છે કે કેવી રીતે કલોસ્સીઓનો સુન્નત કરાયેલા યહૂદીઓ ન હતા અને તેથી તેઓ ઈશ્વરના લોકોનો ભાગ ન હતા. વૈકલ્પિક અનુવાદ: “ઈશ્વરના વચનો વિના બિન-યહુદીઓમાં” (૨) </w:t>
       </w:r>
-      <w:hyperlink r:id="rId34">
+      <w:hyperlink r:id="rId38">
         <w:r>
           <w:rPr>
             <w:lang w:val="gu_IN" w:bidi="gu_IN"/>
@@ -21843,7 +22424,7 @@
         </w:rPr>
         <w:t xml:space="preserve">2:15 pbkm rc://ta/man/translate/translate-unknown τὰς ἀρχὰς καὶ τὰς ἐξουσίας 1 શાસકો અને સત્તાધીશોને 1 જેમ [૧:૧૬](../01/16.md અને </w:t>
       </w:r>
-      <w:hyperlink r:id="rId31">
+      <w:hyperlink r:id="rId35">
         <w:r>
           <w:rPr>
             <w:lang w:val="gu_IN" w:bidi="gu_IN"/>
@@ -22347,7 +22928,7 @@
         </w:rPr>
         <w:t xml:space="preserve">2:18 zv2t rc://ta/man/translate/figs-metaphor μηδεὶς ὑμᾶς καταβραβευέτω 1 કોઈને તમારા ઇનામથી તમને વંચિત કરવા દેશો નહિ 1 અહીં, પાઉલ ખોટા શિક્ષકોનો ઉલ્લેખ કરે છે જેમ કે તેઓ હરીફાઈમાં ન્યાયાધીશો અથવા અમ્પાયર હતા જેઓ કલોસ્સીઓનો સામે નિર્ણય લઈ શકે છે, આમ તેઓને હરીફાઈ જીતવા માટે ઇનામ મેળવવાથી દૂર રાખે છે. આ રૂપક </w:t>
       </w:r>
-      <w:hyperlink r:id="rId43">
+      <w:hyperlink r:id="rId47">
         <w:r>
           <w:rPr>
             <w:lang w:val="gu_IN" w:bidi="gu_IN"/>
@@ -23050,7 +23631,7 @@
         </w:rPr>
         <w:t>2:20 yg7h rc://ta/man/translate/figs-metaphor ἀπεθάνετε σὺν Χριστῷ 1 તમે ખ્રિસ્ત સાથે મૃત્યું પામ્યા તો 1 પાઉલ હવે એક રૂપક પર પાછા ફરે છે જેનો તેણે અગાઉ ઉપયોગ કર્યો હતો: વિશ્વાસીઓ મૃત્યુ પામ્યા છે અને ખ્રિસ્ત સાથે “દફનાવવામાં આવ્યા છે” (</w:t>
       </w:r>
-      <w:hyperlink r:id="rId44">
+      <w:hyperlink r:id="rId48">
         <w:r>
           <w:rPr>
             <w:lang w:val="gu_IN" w:bidi="gu_IN"/>
@@ -23403,7 +23984,7 @@
         </w:rPr>
         <w:t xml:space="preserve">આ કલમ ત્રણ આદેશો આપે છે જે પાઉલ તરફથી નથી પરંતુ </w:t>
       </w:r>
-      <w:hyperlink r:id="rId45">
+      <w:hyperlink r:id="rId49">
         <w:r>
           <w:rPr>
             <w:lang w:val="gu_IN" w:bidi="gu_IN"/>
@@ -24262,7 +24843,7 @@
           <w:lang w:val="gu_IN" w:bidi="gu_IN"/>
         </w:rPr>
       </w:r>
-      <w:hyperlink r:id="rId46">
+      <w:hyperlink r:id="rId50">
         <w:r>
           <w:rPr>
             <w:lang w:val="gu_IN" w:bidi="gu_IN"/>
@@ -24280,7 +24861,7 @@
         </w:rPr>
         <w:t xml:space="preserve"> તે વિભાગ સા((થે સંબંધિત છે જે </w:t>
       </w:r>
-      <w:hyperlink r:id="rId47">
+      <w:hyperlink r:id="rId51">
         <w:r>
           <w:rPr>
             <w:lang w:val="gu_IN" w:bidi="gu_IN"/>
@@ -24420,7 +25001,7 @@
         </w:rPr>
         <w:t xml:space="preserve"> માં જૂના અને નવા “માણસ” નો સંદર્ભ આપે છે. આ શબ્દો ખ્રિસ્ત સાથે મૃત્યુ પામ્યા અને વધતા પહેલા (“જૂના”) અને પછી (“નવા”) વ્યક્તિનો સંદર્ભ આપે છે. આ મુખ્ય શબ્દો સાથે, પાઉલે </w:t>
       </w:r>
-      <w:hyperlink r:id="rId34">
+      <w:hyperlink r:id="rId38">
         <w:r>
           <w:rPr>
             <w:lang w:val="gu_IN" w:bidi="gu_IN"/>
@@ -24500,7 +25081,7 @@
         </w:rPr>
         <w:t>In (</w:t>
       </w:r>
-      <w:hyperlink r:id="rId48">
+      <w:hyperlink r:id="rId52">
         <w:r>
           <w:rPr>
             <w:lang w:val="gu_IN" w:bidi="gu_IN"/>
@@ -24597,7 +25178,7 @@
         </w:rPr>
         <w:t>સદ્ગુણોનો પીછો કરવો કલોસ્સીઓનોને દુર્ગુણોથી દૂર રહેવા અને સદ્ગુણોને અનુસરવા માટેના તેમના ઉપદેશમાં, પાઉલ સંખ્યાબંધ રૂપકો વાપરે છે. દુર્ગુણોને ટાળવા માટે, તે "મૃત્યુ પામવા" (</w:t>
       </w:r>
-      <w:hyperlink r:id="rId49">
+      <w:hyperlink r:id="rId53">
         <w:r>
           <w:rPr>
             <w:lang w:val="gu_IN" w:bidi="gu_IN"/>
@@ -24615,7 +25196,7 @@
         </w:rPr>
         <w:t>), “બાજુ મૂકવું” (</w:t>
       </w:r>
-      <w:hyperlink r:id="rId50">
+      <w:hyperlink r:id="rId54">
         <w:r>
           <w:rPr>
             <w:lang w:val="gu_IN" w:bidi="gu_IN"/>
@@ -24633,7 +25214,7 @@
         </w:rPr>
         <w:t>) ની ભાષા વાપરે છે. md), અને “ઉતારી મૂકવું” (</w:t>
       </w:r>
-      <w:hyperlink r:id="rId51">
+      <w:hyperlink r:id="rId55">
         <w:r>
           <w:rPr>
             <w:lang w:val="gu_IN" w:bidi="gu_IN"/>
@@ -24651,7 +25232,7 @@
         </w:rPr>
         <w:t xml:space="preserve">). આ તમામ રૂપકોને દુર્ગુણોથી અલગ કરવાની જરૂર છે, પછી ભલે તે શરીરના અવયવોને પીછો કરતા ભાગોને મૃત્યુદંડ તરીકે દર્શાવવામાં આવે અથવા દુષ્ટ ઇચ્છાઓને કપડાંની જેમ ઉતારી દેવામાં આવે. સદ્ગુણોને અનુસરવા માટે, તે “પહેરી લો” </w:t>
       </w:r>
-      <w:hyperlink r:id="rId52">
+      <w:hyperlink r:id="rId56">
         <w:r>
           <w:rPr>
             <w:lang w:val="gu_IN" w:bidi="gu_IN"/>
@@ -24669,7 +25250,7 @@
         </w:rPr>
         <w:t>;</w:t>
       </w:r>
-      <w:hyperlink r:id="rId53">
+      <w:hyperlink r:id="rId57">
         <w:r>
           <w:rPr>
             <w:lang w:val="gu_IN" w:bidi="gu_IN"/>
@@ -24717,7 +25298,7 @@
           <w:lang w:val="gu_IN" w:bidi="gu_IN"/>
         </w:rPr>
       </w:r>
-      <w:hyperlink r:id="rId49">
+      <w:hyperlink r:id="rId53">
         <w:r>
           <w:rPr>
             <w:lang w:val="gu_IN" w:bidi="gu_IN"/>
@@ -24735,7 +25316,7 @@
         </w:rPr>
         <w:t xml:space="preserve"> અને </w:t>
       </w:r>
-      <w:hyperlink r:id="rId50">
+      <w:hyperlink r:id="rId54">
         <w:r>
           <w:rPr>
             <w:lang w:val="gu_IN" w:bidi="gu_IN"/>
@@ -24753,7 +25334,7 @@
         </w:rPr>
         <w:t xml:space="preserve">, પાઉલ દુર્ગુણોની યાદી આપે છે. આ સૂચિઓ અનૈતિક અને દુષ્ટ વર્તણૂકોની સંપૂર્ણ સૂચિ પ્રદાન કરવા માટે નથી. તેના બદલે, તેઓ કેટલાક ઉદાહરણો પૂરા પાડે છે જે કલોસ્સીના લોકોને પાઉલના મનમાં હોય તેવા વર્તનના પ્રકારો બતાવવા માટે છે. </w:t>
       </w:r>
-      <w:hyperlink r:id="rId53">
+      <w:hyperlink r:id="rId57">
         <w:r>
           <w:rPr>
             <w:lang w:val="gu_IN" w:bidi="gu_IN"/>
@@ -24790,7 +25371,7 @@
           <w:lang w:val="gu_IN" w:bidi="gu_IN"/>
         </w:rPr>
       </w:r>
-      <w:hyperlink r:id="rId47">
+      <w:hyperlink r:id="rId51">
         <w:r>
           <w:rPr>
             <w:lang w:val="gu_IN" w:bidi="gu_IN"/>
@@ -24808,7 +25389,7 @@
         </w:rPr>
         <w:t>–</w:t>
       </w:r>
-      <w:hyperlink r:id="rId46">
+      <w:hyperlink r:id="rId50">
         <w:r>
           <w:rPr>
             <w:lang w:val="gu_IN" w:bidi="gu_IN"/>
@@ -24833,7 +25414,7 @@
         </w:rPr>
         <w:t xml:space="preserve">3:1 r5yh rc://ta/man/translate/grammar-connect-words-phrases οὖν 1 તેથી 1 ભાષાંતર કરેલ શબ્દ **એ માટે ** એ રીત નું સંબોધન કરે છે જે પાઉલે અગાઉ કહ્યું છે તે રીતે “ ખ્રિસ્ત સાથે ઉઠાડવામાં આવ્યા” </w:t>
       </w:r>
-      <w:hyperlink r:id="rId44">
+      <w:hyperlink r:id="rId48">
         <w:r>
           <w:rPr>
             <w:lang w:val="gu_IN" w:bidi="gu_IN"/>
@@ -25135,7 +25716,7 @@
         </w:rPr>
         <w:t xml:space="preserve">3:2 f181 rc://ta/man/translate/figs-idiom τὰ ἄνω 1 બાબતો વિષે &amp; ઉપરની 1 જેમ </w:t>
       </w:r>
-      <w:hyperlink r:id="rId54">
+      <w:hyperlink r:id="rId58">
         <w:r>
           <w:rPr>
             <w:lang w:val="gu_IN" w:bidi="gu_IN"/>
@@ -25206,7 +25787,7 @@
         </w:rPr>
         <w:t>3:3 oa5x rc://ta/man/translate/grammar-connect-logic-result γάρ 1 માટે 1 માટે ભાષાંતર કરાયેલ શબ્દ એ કારણનો પરિચય આપે છે કે શા માટે કલોસસીઓએ ઉપરની બાબતો વિશે વિચારવું જોઈએ (</w:t>
       </w:r>
-      <w:hyperlink r:id="rId54">
+      <w:hyperlink r:id="rId58">
         <w:r>
           <w:rPr>
             <w:lang w:val="gu_IN" w:bidi="gu_IN"/>
@@ -25247,7 +25828,7 @@
         </w:rPr>
         <w:t xml:space="preserve">3:3 l9yk rc://ta/man/translate/figs-metaphor ἀπεθάνετε 1 તમે મરણ પામ્યા 1 અહીં, પાઉલ થોડો અલગ સ્વરૂપમાં વ્યક્ત કરે છે જે તેણે પહેલેથી જ </w:t>
       </w:r>
-      <w:hyperlink r:id="rId45">
+      <w:hyperlink r:id="rId49">
         <w:r>
           <w:rPr>
             <w:lang w:val="gu_IN" w:bidi="gu_IN"/>
@@ -25266,7 +25847,7 @@
         </w:rPr>
         <w:t xml:space="preserve"> માં જણાવ્યું છે: કલોસ્સી ઓ તેમના મૃત્યુમાં ખ્રિસ્ત સાથે એક થયા છે. જેમ ખ્રિસ્ત વાસ્તવમાં મૃત્યુ પામ્યા હતા, તેથી ઈશ્વર કલોસ્સીઓને વિશ્વાસીઓને ખ્રિસ્ત સાથે મરણ પામ્યા તરીકે ગણે છે. જો શબ્દાલંકાર તમારી ભાષામાં ગેરસમજ કરવામાં આવશે, તો તમે આ વિચારને </w:t>
       </w:r>
-      <w:hyperlink r:id="rId45">
+      <w:hyperlink r:id="rId49">
         <w:r>
           <w:rPr>
             <w:lang w:val="gu_IN" w:bidi="gu_IN"/>
@@ -26269,7 +26850,7 @@
         </w:rPr>
         <w:t xml:space="preserve">3:7 u4p6 rc://ta/man/translate/writing-pronouns ἐν οἷς 1 જેમાં 1 **જેનો ** અનુવાદ થયેલો શબ્દ ફરીથી </w:t>
       </w:r>
-      <w:hyperlink r:id="rId49">
+      <w:hyperlink r:id="rId53">
         <w:r>
           <w:rPr>
             <w:lang w:val="gu_IN" w:bidi="gu_IN"/>
@@ -26473,7 +27054,7 @@
         </w:rPr>
         <w:t xml:space="preserve"> બંને </w:t>
       </w:r>
-      <w:hyperlink r:id="rId49">
+      <w:hyperlink r:id="rId53">
         <w:r>
           <w:rPr>
             <w:lang w:val="gu_IN" w:bidi="gu_IN"/>
@@ -26549,7 +27130,7 @@
         </w:rPr>
         <w:t xml:space="preserve"> ભાષાંતર કરાયેલ શબ્દ કલોસ્સીઓનોએ માન્યા પછીનો સમય દર્શાવે છે. તે “અગાઉ” (</w:t>
       </w:r>
-      <w:hyperlink r:id="rId55">
+      <w:hyperlink r:id="rId59">
         <w:r>
           <w:rPr>
             <w:lang w:val="gu_IN" w:bidi="gu_IN"/>
@@ -26925,7 +27506,7 @@
         </w:rPr>
         <w:t xml:space="preserve">3:9 vsd8 rc://ta/man/translate/figs-metaphor ἀπεκδυσάμενοι τὸν παλαιὸν ἄνθρωπον 1 જૂના માણસપણાને &amp; ઉતારી મૂક્યું હોવાથી 1 અહીં, પાઉલ એક રૂપકનો ઉપયોગ કરે છે જે તેણે </w:t>
       </w:r>
-      <w:hyperlink r:id="rId34">
+      <w:hyperlink r:id="rId38">
         <w:r>
           <w:rPr>
             <w:lang w:val="gu_IN" w:bidi="gu_IN"/>
@@ -27136,7 +27717,7 @@
         </w:rPr>
         <w:t xml:space="preserve"> થી શરૂ થતી કલમ અગાઉની કલમ (</w:t>
       </w:r>
-      <w:hyperlink r:id="rId51">
+      <w:hyperlink r:id="rId55">
         <w:r>
           <w:rPr>
             <w:lang w:val="gu_IN" w:bidi="gu_IN"/>
@@ -27154,7 +27735,7 @@
         </w:rPr>
         <w:t xml:space="preserve">) માં “ઉતારી મૂક્યું” થી શરૂ થતી કલમની સમાંતર છે. તમે અગાઉના કલમ માં ઉપયોગ કર્યો હતો તે જ રચના સાથે આ કલમનો અનુવાદ કરો. આ કલમ (૧) કારણ આપી શકે છે કે શા માટે કલોસ્સીઓએ એકબીજા સાથે જૂઠું ન બોલવું જોઈએ (અને </w:t>
       </w:r>
-      <w:hyperlink r:id="rId50">
+      <w:hyperlink r:id="rId54">
         <w:r>
           <w:rPr>
             <w:lang w:val="gu_IN" w:bidi="gu_IN"/>
@@ -27191,7 +27772,7 @@
         </w:rPr>
         <w:t xml:space="preserve">3:10 brx6 rc://ta/man/translate/figs-metaphor ἐνδυσάμενοι τὸν νέον 1 નવા માણસપણાને પહેરી લીધું હોવાથી 1 અહીં, પાઉલ કપડાં બદલવાનું રૂપક ચાલુ રાખે છે જે તેણે </w:t>
       </w:r>
-      <w:hyperlink r:id="rId51">
+      <w:hyperlink r:id="rId55">
         <w:r>
           <w:rPr>
             <w:lang w:val="gu_IN" w:bidi="gu_IN"/>
@@ -27241,7 +27822,7 @@
         </w:rPr>
         <w:t>3:10 q1ts rc://ta/man/translate/figs-idiom τὸν νέον 1 નવા માણસપણાને પહેરી લીધું હોવાથી 1 અગાઉના કલમ (</w:t>
       </w:r>
-      <w:hyperlink r:id="rId51">
+      <w:hyperlink r:id="rId55">
         <w:r>
           <w:rPr>
             <w:lang w:val="gu_IN" w:bidi="gu_IN"/>
@@ -27414,7 +27995,7 @@
         </w:rPr>
         <w:t xml:space="preserve"> શું સંબંધિત છે, તે સંભવતઃ ઈશ્વર ને જાણવાનો સંદર્ભ આપે છે (જેમ કે </w:t>
       </w:r>
-      <w:hyperlink r:id="rId56">
+      <w:hyperlink r:id="rId60">
         <w:r>
           <w:rPr>
             <w:lang w:val="gu_IN" w:bidi="gu_IN"/>
@@ -27432,7 +28013,7 @@
         </w:rPr>
         <w:t xml:space="preserve">) અને ઈશ્વરની ઇચ્છા (જેમ કે </w:t>
       </w:r>
-      <w:hyperlink r:id="rId57">
+      <w:hyperlink r:id="rId30">
         <w:r>
           <w:rPr>
             <w:lang w:val="gu_IN" w:bidi="gu_IN"/>
@@ -28046,7 +28627,7 @@
         </w:rPr>
         <w:t xml:space="preserve">3:11 iqmw rc://ta/man/translate/figs-metaphor ἐν πᾶσιν 1 સર્વમાં 1 ફરીથી, પાઉલ તે લોકો વિશે વાત કરે છે જેઓ મૃત્યુ પામ્યા છે અને ખ્રિસ્ત સાથે સજીવન થયા છે. અહીં, કલોસસીઓ “ખ્રિસ્તમાં” હોવાની વાત કરવાને બદલે, તે સ્વરૂપને ઉલટાવે છે, જેમ કે તેણે </w:t>
       </w:r>
-      <w:hyperlink r:id="rId58">
+      <w:hyperlink r:id="rId61">
         <w:r>
           <w:rPr>
             <w:lang w:val="gu_IN" w:bidi="gu_IN"/>
@@ -28064,7 +28645,7 @@
         </w:rPr>
         <w:t xml:space="preserve"> માં કર્યું હતું: ખ્રિસ્ત તે બધામાં ** છે** જેઓ તેમનામાં વિશ્વાસ કરે છે. જો શક્ય હોય તો, આ અભિવ્યક્તિનો એ જ રીતે અનુવાદ કરો જે રીતે તમે </w:t>
       </w:r>
-      <w:hyperlink r:id="rId58">
+      <w:hyperlink r:id="rId61">
         <w:r>
           <w:rPr>
             <w:lang w:val="gu_IN" w:bidi="gu_IN"/>
@@ -28114,7 +28695,7 @@
         </w:rPr>
         <w:t xml:space="preserve"> શબ્દનું ભાષાંતર કરવામાં આવેલ છે જે પહેલાથી જ કહેવામાં આવ્યું છે તેના આધારે ઉપદેશ આપે છે. પાઉલ તેના ઉપદેશનો આધાર તેણે કલોસસીઓ ને જૂના માણસને દૂર કરવા, નવા માણસને પહેરવા અને તેની અસરો વિશે </w:t>
       </w:r>
-      <w:hyperlink r:id="rId51">
+      <w:hyperlink r:id="rId55">
         <w:r>
           <w:rPr>
             <w:lang w:val="gu_IN" w:bidi="gu_IN"/>
@@ -28164,7 +28745,7 @@
         </w:rPr>
         <w:t xml:space="preserve"> ભાષાંતર થયેલ શબ્દ એ જ શબ્દ છે જેનો ઉપયોગ પાઉલે </w:t>
       </w:r>
-      <w:hyperlink r:id="rId52">
+      <w:hyperlink r:id="rId56">
         <w:r>
           <w:rPr>
             <w:lang w:val="gu_IN" w:bidi="gu_IN"/>
@@ -28208,7 +28789,7 @@
         </w:rPr>
         <w:t xml:space="preserve"> દર્શાવે છે. જો શક્ય હોય તો, તમે </w:t>
       </w:r>
-      <w:hyperlink r:id="rId52">
+      <w:hyperlink r:id="rId56">
         <w:r>
           <w:rPr>
             <w:lang w:val="gu_IN" w:bidi="gu_IN"/>
@@ -28971,7 +29552,7 @@
         </w:rPr>
         <w:t xml:space="preserve">3:14 mlfc rc://ta/man/translate/figs-ellipsis τὴν ἀγάπην 1 પ્રેમ 1 અહીં, પાઉલ કેટલાક શબ્દો છોડી દે છે જે સંપૂર્ણ વિચાર કરવા માટે તમારી ભાષામાં જરૂરી હોઈ શકે છે. જો તમારી ભાષામાં વધુ શબ્દો શામેલ હશે, તો તમે પાઉલ સૂચવે છે તે શબ્દો દાખલ કરી શકો છો, જે </w:t>
       </w:r>
-      <w:hyperlink r:id="rId53">
+      <w:hyperlink r:id="rId57">
         <w:r>
           <w:rPr>
             <w:lang w:val="gu_IN" w:bidi="gu_IN"/>
@@ -29240,7 +29821,7 @@
         </w:rPr>
         <w:t xml:space="preserve">નું ભાષાંતર કરાયેલ શબ્દ “તમારા ઇનામથી વંચિત”તરીકે અનુવાદિત શબ્દ સાથે ગાઢ રીતે સંબંધિત છે જેનો ઉપયોગ પાઉલ </w:t>
       </w:r>
-      <w:hyperlink r:id="rId37">
+      <w:hyperlink r:id="rId41">
         <w:r>
           <w:rPr>
             <w:lang w:val="gu_IN" w:bidi="gu_IN"/>
@@ -29258,7 +29839,7 @@
         </w:rPr>
         <w:t xml:space="preserve"> માં કરે છે: બંનેનો ઉપયોગ ન્યાયાધીશ અથવા લવાદ માટે થાય છે નિર્ણય લેવો, જોકે </w:t>
       </w:r>
-      <w:hyperlink r:id="rId37">
+      <w:hyperlink r:id="rId41">
         <w:r>
           <w:rPr>
             <w:lang w:val="gu_IN" w:bidi="gu_IN"/>
@@ -31804,7 +32385,7 @@
         </w:rPr>
         <w:t xml:space="preserve">જેમ </w:t>
       </w:r>
-      <w:hyperlink r:id="rId47">
+      <w:hyperlink r:id="rId51">
         <w:r>
           <w:rPr>
             <w:lang w:val="gu_IN" w:bidi="gu_IN"/>
@@ -32448,7 +33029,7 @@
         </w:rPr>
         <w:t xml:space="preserve">નું વર્ણન કરે છે. પાઉલ આ વાક્યનો ઉપયોગ આ ** ધણીઓ **નું વર્ણન કરવા માટે કરે છે કારણ કે તે પહેલાથી જ આ ધણી પર “ધણી” સાથે વિરોધાભાસ સ્થાપિત કરી રહ્યો છે: ઈસુ (જુઓ </w:t>
       </w:r>
-      <w:hyperlink r:id="rId46">
+      <w:hyperlink r:id="rId50">
         <w:r>
           <w:rPr>
             <w:lang w:val="gu_IN" w:bidi="gu_IN"/>
@@ -32530,7 +33111,7 @@
         </w:rPr>
         <w:t xml:space="preserve">3:22 iy1n rc://ta/man/translate/figs-idiom κατὰ πάντα 1 સર્વ બાબતોમાં 1 જેમ </w:t>
       </w:r>
-      <w:hyperlink r:id="rId59">
+      <w:hyperlink r:id="rId62">
         <w:r>
           <w:rPr>
             <w:lang w:val="gu_IN" w:bidi="gu_IN"/>
@@ -33017,7 +33598,7 @@
         </w:rPr>
         <w:t xml:space="preserve"> અનુવાદિત શબ્દ એક કારણ રજૂ કરે છે કે શા માટે પાઉલ તેમને </w:t>
       </w:r>
-      <w:hyperlink r:id="rId60">
+      <w:hyperlink r:id="rId63">
         <w:r>
           <w:rPr>
             <w:lang w:val="gu_IN" w:bidi="gu_IN"/>
@@ -33295,7 +33876,7 @@
         </w:rPr>
         <w:t xml:space="preserve"> ભાષાંતર કરાયેલ શબ્દ પહેલેથી જ કહેવામાં આવ્યું છે તેના માટે સમર્થન રજૂ કરે છે. અહીં, પાઊલ આજ્ઞાપાલન માટે નકારાત્મક કારણ રજૂ કરવા માટે તેનો ઉપયોગ કરે છે (તેણે પહેલેથી જ </w:t>
       </w:r>
-      <w:hyperlink r:id="rId61">
+      <w:hyperlink r:id="rId64">
         <w:r>
           <w:rPr>
             <w:lang w:val="gu_IN" w:bidi="gu_IN"/>
@@ -33414,7 +33995,7 @@
         </w:rPr>
         <w:t xml:space="preserve"> કરનાર કોઈપણ વ્યક્તિ વિશે વાત કરે છે. જો કે, તે આ સામાન્ય નિવેદનને તે ગુલામોને નિર્દેશિત કરે છે જેને તે સંબોધિત કરે છે (માલિકોને નહીં, કારણ કે તે </w:t>
       </w:r>
-      <w:hyperlink r:id="rId46">
+      <w:hyperlink r:id="rId50">
         <w:r>
           <w:rPr>
             <w:lang w:val="gu_IN" w:bidi="gu_IN"/>
@@ -33762,783 +34343,33 @@
         <w:rPr>
           <w:lang w:val="gu_IN" w:bidi="gu_IN"/>
         </w:rPr>
-        <w:t>ક્લોસ્સીઓને પાઉલ પ્રેરીતનો પત્ર 4:1 (#1)</w:t>
-      </w:r>
-      <w:r>
-        <w:rPr>
-          <w:lang w:val="gu_IN" w:bidi="gu_IN"/>
-        </w:rPr>
-      </w:r>
-    </w:p>
-    <w:p>
-      <w:pPr/>
-      <w:r>
-        <w:rPr>
-          <w:lang w:val="gu_IN" w:bidi="gu_IN"/>
-        </w:rPr>
-      </w:r>
-      <w:r>
-        <w:rPr>
-          <w:b/>
-          <w:lang w:val="gu_IN" w:bidi="gu_IN"/>
-        </w:rPr>
-        <w:t>"માલિકો"</w:t>
-      </w:r>
-    </w:p>
-    <w:p>
-      <w:pPr/>
-      <w:r>
-        <w:rPr>
-          <w:lang w:val="gu_IN" w:bidi="gu_IN"/>
-        </w:rPr>
-      </w:r>
-      <w:r>
-        <w:rPr>
-          <w:lang w:val="gu_IN" w:bidi="gu_IN"/>
-        </w:rPr>
-        <w:t>અહીં, પાઉલ પ્રેક્ષકોમાં સીધા જ ** ધણીઓ **ને સંબોધે છે. તમારી ભાષામાં એક સ્વરૂપનો ઉપયોગ કરો જે સૂચવે છે કે વક્તા નીચેના શબ્દોના હેતુવાળા પ્રેક્ષકો તરીકે લોકોના ચોક્કસ જૂથને ગાળી રહ્યા છે. વૈકલ્પિક અનુવાદ: “તમે ધણીઓ”</w:t>
-      </w:r>
-      <w:r>
-        <w:rPr>
-          <w:lang w:val="gu_IN" w:bidi="gu_IN"/>
-        </w:rPr>
-      </w:r>
-      <w:r>
-        <w:rPr>
-          <w:lang w:val="gu_IN" w:bidi="gu_IN"/>
-        </w:rPr>
-      </w:r>
-    </w:p>
-    <w:p>
-      <w:pPr/>
-      <w:r>
-        <w:rPr>
-          <w:lang w:val="gu_IN" w:bidi="gu_IN"/>
-        </w:rPr>
-      </w:r>
-    </w:p>
-    <w:p>
-      <w:pPr>
-        <w:pStyle w:val="Heading2"/>
-      </w:pPr>
-      <w:r>
-        <w:rPr>
-          <w:lang w:val="gu_IN" w:bidi="gu_IN"/>
-        </w:rPr>
-        <w:t>ક્લોસ્સીઓને પાઉલ પ્રેરીતનો પત્ર 4:1 (#2)</w:t>
-      </w:r>
-      <w:r>
-        <w:rPr>
-          <w:lang w:val="gu_IN" w:bidi="gu_IN"/>
-        </w:rPr>
-      </w:r>
-    </w:p>
-    <w:p>
-      <w:pPr/>
-      <w:r>
-        <w:rPr>
-          <w:lang w:val="gu_IN" w:bidi="gu_IN"/>
-        </w:rPr>
-      </w:r>
-      <w:r>
-        <w:rPr>
-          <w:b/>
-          <w:lang w:val="gu_IN" w:bidi="gu_IN"/>
-        </w:rPr>
-        <w:t>"તમારા} દાસોને જે યોગ્ય અને ન્યાયી {છે} તે આપો"</w:t>
-      </w:r>
-    </w:p>
-    <w:p>
-      <w:pPr/>
-      <w:r>
-        <w:rPr>
-          <w:lang w:val="gu_IN" w:bidi="gu_IN"/>
-        </w:rPr>
-      </w:r>
-      <w:r>
-        <w:rPr>
-          <w:lang w:val="gu_IN" w:bidi="gu_IN"/>
-        </w:rPr>
-        <w:t>અહીં, પાઉલ બોલે છે કે માલિકો તેમના ગુલામો સાથે કેવી રીતે વર્તે છે જાણે કે તેઓ તેમના ગુલામો સાથે કેવી રીતે વર્તે છે તે “આપતા” હતા. આ દ્વારા, તેનો અર્થ એ થાય છે કે આપેલ બાબત (</w:t>
-      </w:r>
-      <w:r>
-        <w:rPr>
-          <w:b/>
-          <w:lang w:val="gu_IN" w:bidi="gu_IN"/>
-        </w:rPr>
-        <w:t>શું સાચું અને ન્યાયી છે</w:t>
-      </w:r>
-      <w:r>
-        <w:rPr>
-          <w:lang w:val="gu_IN" w:bidi="gu_IN"/>
-        </w:rPr>
-        <w:t xml:space="preserve">) તે છે જે ગુલામ સાથે ધણી ના વ્યવહારને દર્શાવે છે. જો તમારી ભાષામાં શબ્દાલંકાર ગેરસમજ કરવામાં આવશે, તો તમે “સાચું”જેવા ક્રિયાપદ સાથે “યોગ્ય રીતે” અને “વાજબી રીતે” જેવા ક્રિયાવિશેષણોનો ઉપયોગ કરીને આ વિચાર વ્યક્ત કરી શકો છો. વૈકલ્પિક અનુવાદ: “તમારા ગુલામો પ્રત્યે યોગ્ય અને ન્યાયી રીતે વર્તે” (જુઓ: </w:t>
-      </w:r>
-      <w:r>
-        <w:rPr>
-          <w:lang w:val="gu_IN" w:bidi="gu_IN"/>
-        </w:rPr>
-        <w:t>રૂપક</w:t>
-      </w:r>
-      <w:r>
-        <w:rPr>
-          <w:lang w:val="gu_IN" w:bidi="gu_IN"/>
-        </w:rPr>
-        <w:t>)</w:t>
-      </w:r>
-      <w:r>
-        <w:rPr>
-          <w:lang w:val="gu_IN" w:bidi="gu_IN"/>
-        </w:rPr>
-      </w:r>
-      <w:r>
-        <w:rPr>
-          <w:lang w:val="gu_IN" w:bidi="gu_IN"/>
-        </w:rPr>
-      </w:r>
-    </w:p>
-    <w:p>
-      <w:pPr/>
-      <w:r>
-        <w:rPr>
-          <w:lang w:val="gu_IN" w:bidi="gu_IN"/>
-        </w:rPr>
-      </w:r>
-    </w:p>
-    <w:p>
-      <w:pPr>
-        <w:pStyle w:val="Heading2"/>
-      </w:pPr>
-      <w:r>
-        <w:rPr>
-          <w:lang w:val="gu_IN" w:bidi="gu_IN"/>
-        </w:rPr>
-        <w:t>ક્લોસ્સીઓને પાઉલ પ્રેરીતનો પત્ર 4:1 (#3)</w:t>
-      </w:r>
-      <w:r>
-        <w:rPr>
-          <w:lang w:val="gu_IN" w:bidi="gu_IN"/>
-        </w:rPr>
-      </w:r>
-    </w:p>
-    <w:p>
-      <w:pPr/>
-      <w:r>
-        <w:rPr>
-          <w:lang w:val="gu_IN" w:bidi="gu_IN"/>
-        </w:rPr>
-      </w:r>
-      <w:r>
-        <w:rPr>
-          <w:b/>
-          <w:lang w:val="gu_IN" w:bidi="gu_IN"/>
-        </w:rPr>
-        <w:t>"જે યોગ્ય અને ન્યાયી {છે} તે"</w:t>
-      </w:r>
-    </w:p>
-    <w:p>
-      <w:pPr/>
-      <w:r>
-        <w:rPr>
-          <w:lang w:val="gu_IN" w:bidi="gu_IN"/>
-        </w:rPr>
-      </w:r>
-      <w:r>
-        <w:rPr>
-          <w:b/>
-          <w:lang w:val="gu_IN" w:bidi="gu_IN"/>
-        </w:rPr>
-        <w:t>અધિકાર</w:t>
-      </w:r>
-      <w:r>
-        <w:rPr>
-          <w:lang w:val="gu_IN" w:bidi="gu_IN"/>
-        </w:rPr>
-        <w:t xml:space="preserve"> ભાષાંતર કરાયેલ શબ્દ કોઈ વ્યક્તિ અથવા કંઈક કે જે કાયદા, સિદ્ધાંતો અને અપેક્ષાઓને યોગ્ય રીતે અનુસરે છે તેનું વર્ણન કરે છે. </w:t>
-      </w:r>
-      <w:r>
-        <w:rPr>
-          <w:b/>
-          <w:lang w:val="gu_IN" w:bidi="gu_IN"/>
-        </w:rPr>
-        <w:t>ન્યાયી</w:t>
-      </w:r>
-      <w:r>
-        <w:rPr>
-          <w:lang w:val="gu_IN" w:bidi="gu_IN"/>
-        </w:rPr>
-        <w:t xml:space="preserve"> ભાષાંતર કરાયેલ શબ્દ કોઈ વ્યક્તિ અથવા કંઈકનું વર્ણન કરે છે જે નિષ્પક્ષ છે અને બાજુ પસંદ કરતી નથી. જો તમારી પાસે તમારી ભાષામાં એવા શબ્દો છે જે આ વિચારોને લગભગ રજૂ કરે છે, તો તમે તેને અહીં આપી શકો છો. જો તમારી પાસે આ ભેદ પાડતા શબ્દો ન હોય, તો તમે એક શબ્દ વડે વિચાર વ્યક્ત કરી શકો છો જે દર્શાવે છે કે કંઈક ન્યાયી, કાનૂની અને યોગ્ય છે. વૈકલ્પિક અનુવાદ: “શું ન્યાયી અને નિષ્પક્ષ છે” અથવા “શું સાચું છે” (જુઓ: </w:t>
-      </w:r>
-      <w:r>
-        <w:rPr>
-          <w:lang w:val="gu_IN" w:bidi="gu_IN"/>
-        </w:rPr>
-        <w:t>﻿બેવડું/બમણાં</w:t>
-      </w:r>
-      <w:r>
-        <w:rPr>
-          <w:lang w:val="gu_IN" w:bidi="gu_IN"/>
-        </w:rPr>
-        <w:t>)</w:t>
-      </w:r>
-      <w:r>
-        <w:rPr>
-          <w:lang w:val="gu_IN" w:bidi="gu_IN"/>
-        </w:rPr>
-      </w:r>
-      <w:r>
-        <w:rPr>
-          <w:lang w:val="gu_IN" w:bidi="gu_IN"/>
-        </w:rPr>
-      </w:r>
-    </w:p>
-    <w:p>
-      <w:pPr/>
-      <w:r>
-        <w:rPr>
-          <w:lang w:val="gu_IN" w:bidi="gu_IN"/>
-        </w:rPr>
-      </w:r>
-    </w:p>
-    <w:p>
-      <w:pPr>
-        <w:pStyle w:val="Heading2"/>
-      </w:pPr>
-      <w:r>
-        <w:rPr>
-          <w:lang w:val="gu_IN" w:bidi="gu_IN"/>
-        </w:rPr>
-        <w:t>ક્લોસ્સીઓને પાઉલ પ્રેરીતનો પત્ર 4:1 (#4)</w:t>
-      </w:r>
-      <w:r>
-        <w:rPr>
-          <w:lang w:val="gu_IN" w:bidi="gu_IN"/>
-        </w:rPr>
-      </w:r>
-    </w:p>
-    <w:p>
-      <w:pPr/>
-      <w:r>
-        <w:rPr>
-          <w:lang w:val="gu_IN" w:bidi="gu_IN"/>
-        </w:rPr>
-      </w:r>
-      <w:r>
-        <w:rPr>
-          <w:b/>
-          <w:lang w:val="gu_IN" w:bidi="gu_IN"/>
-        </w:rPr>
-        <w:t>"એ જાણીને"</w:t>
-      </w:r>
-    </w:p>
-    <w:p>
-      <w:pPr/>
-      <w:r>
-        <w:rPr>
-          <w:lang w:val="gu_IN" w:bidi="gu_IN"/>
-        </w:rPr>
-      </w:r>
-      <w:r>
-        <w:rPr>
-          <w:lang w:val="gu_IN" w:bidi="gu_IN"/>
-        </w:rPr>
-        <w:t xml:space="preserve">પાઉલ </w:t>
-      </w:r>
-      <w:r>
-        <w:rPr>
-          <w:b/>
-          <w:lang w:val="gu_IN" w:bidi="gu_IN"/>
-        </w:rPr>
-        <w:t>જાણવું</w:t>
-      </w:r>
-      <w:r>
-        <w:rPr>
-          <w:lang w:val="gu_IN" w:bidi="gu_IN"/>
-        </w:rPr>
-        <w:t xml:space="preserve"> અનુવાદિત શબ્દનો ઉપયોગ કરે છે કારણ કે શા માટે માલિકોએ તેમના ગુલામો સાથે તેઓને આજ્ઞા આપી છે તેમ વર્તવું જોઈએ. જો </w:t>
-      </w:r>
-      <w:r>
-        <w:rPr>
-          <w:b/>
-          <w:lang w:val="gu_IN" w:bidi="gu_IN"/>
-        </w:rPr>
-        <w:t>જાણવું</w:t>
-      </w:r>
-      <w:r>
-        <w:rPr>
-          <w:lang w:val="gu_IN" w:bidi="gu_IN"/>
-        </w:rPr>
-        <w:t xml:space="preserve"> તમારી ભાષામાં કારણ રજૂ કરતું નથી, તો તમે તેને “કારણ” અથવા “ત્યારથી” જેવા શબ્દ વડે સ્પષ્ટ કરી શકો છો. વૈકલ્પિક અનુવાદ: “તમે જાણો છો ત્યારથી” (જુઓ: </w:t>
-      </w:r>
-      <w:r>
-        <w:rPr>
-          <w:lang w:val="gu_IN" w:bidi="gu_IN"/>
-        </w:rPr>
-        <w:t>જોડાણ - કારણ-અને-પરિણામ સબંધ</w:t>
-      </w:r>
-      <w:r>
-        <w:rPr>
-          <w:lang w:val="gu_IN" w:bidi="gu_IN"/>
-        </w:rPr>
-        <w:t>)</w:t>
-      </w:r>
-      <w:r>
-        <w:rPr>
-          <w:lang w:val="gu_IN" w:bidi="gu_IN"/>
-        </w:rPr>
-      </w:r>
-      <w:r>
-        <w:rPr>
-          <w:lang w:val="gu_IN" w:bidi="gu_IN"/>
-        </w:rPr>
-      </w:r>
-    </w:p>
-    <w:p>
-      <w:pPr/>
-      <w:r>
-        <w:rPr>
-          <w:lang w:val="gu_IN" w:bidi="gu_IN"/>
-        </w:rPr>
-      </w:r>
-    </w:p>
-    <w:p>
-      <w:pPr>
-        <w:pStyle w:val="Heading2"/>
-      </w:pPr>
-      <w:r>
-        <w:rPr>
-          <w:lang w:val="gu_IN" w:bidi="gu_IN"/>
-        </w:rPr>
-        <w:t>ક્લોસ્સીઓને પાઉલ પ્રેરીતનો પત્ર 4:1 (#5)</w:t>
-      </w:r>
-      <w:r>
-        <w:rPr>
-          <w:lang w:val="gu_IN" w:bidi="gu_IN"/>
-        </w:rPr>
-      </w:r>
-    </w:p>
-    <w:p>
-      <w:pPr/>
-      <w:r>
-        <w:rPr>
-          <w:lang w:val="gu_IN" w:bidi="gu_IN"/>
-        </w:rPr>
-      </w:r>
-      <w:r>
-        <w:rPr>
-          <w:b/>
-          <w:lang w:val="gu_IN" w:bidi="gu_IN"/>
-        </w:rPr>
-        <w:t>"માલિક સ્વર્ગમાં છે"</w:t>
-      </w:r>
-    </w:p>
-    <w:p>
-      <w:pPr/>
-      <w:r>
-        <w:rPr>
-          <w:lang w:val="gu_IN" w:bidi="gu_IN"/>
-        </w:rPr>
-      </w:r>
-      <w:r>
-        <w:rPr>
-          <w:lang w:val="gu_IN" w:bidi="gu_IN"/>
-        </w:rPr>
-        <w:t xml:space="preserve">અહીં </w:t>
-      </w:r>
-      <w:r>
-        <w:rPr>
-          <w:b/>
-          <w:lang w:val="gu_IN" w:bidi="gu_IN"/>
-        </w:rPr>
-        <w:t>ધણી</w:t>
-      </w:r>
-      <w:r>
-        <w:rPr>
-          <w:lang w:val="gu_IN" w:bidi="gu_IN"/>
-        </w:rPr>
-        <w:t xml:space="preserve">નો અનુવાદ થયેલો શબ્દ સામાન્ય રીતે અન્યત્ર **ઈશ્વર **નો અનુવાદ કરવામાં આવે છે, પરંતુ તે અહીં </w:t>
-      </w:r>
-      <w:r>
-        <w:rPr>
-          <w:b/>
-          <w:lang w:val="gu_IN" w:bidi="gu_IN"/>
-        </w:rPr>
-        <w:t>ધણી</w:t>
-      </w:r>
-      <w:r>
-        <w:rPr>
-          <w:lang w:val="gu_IN" w:bidi="gu_IN"/>
-        </w:rPr>
-        <w:t xml:space="preserve"> તરીકે અનુવાદિત થાય છે કારણ કે આ જ શબ્દ કલમની શરૂઆતમાં “ધણી” માટે વપરાયો છે. પાઉલ ઇચ્છે છે કે માલિકો તેમના ગુલામો સાથે ન્યાયી વર્તન કરે કારણ કે તેઓ પણ એક ધણી, પ્રભુ ઈસુની સેવા કરે છે. જો ** ધણી ** કોનો ઉલ્લેખ કરે છે તે તમારી ભાષામાં ગેરસમજ થશે, તો તમે આ વિચારને ઓળખીને વ્યક્ત કરી શકો છો કે ** ધણી ** પ્રભુ ઈસુ છે. વૈકલ્પિક અનુવાદ: “સ્વર્ગમાં એક ધણી, પ્રભુ ઈસુ” (જુઓ: </w:t>
-      </w:r>
-      <w:r>
-        <w:rPr>
-          <w:lang w:val="gu_IN" w:bidi="gu_IN"/>
-        </w:rPr>
-        <w:t>અનુમાનિત જ્ઞાન અને ગર્ભિત માહિતી</w:t>
-      </w:r>
-      <w:r>
-        <w:rPr>
-          <w:lang w:val="gu_IN" w:bidi="gu_IN"/>
-        </w:rPr>
-        <w:t>)</w:t>
-      </w:r>
-      <w:r>
-        <w:rPr>
-          <w:lang w:val="gu_IN" w:bidi="gu_IN"/>
-        </w:rPr>
-      </w:r>
-      <w:r>
-        <w:rPr>
-          <w:lang w:val="gu_IN" w:bidi="gu_IN"/>
-        </w:rPr>
-      </w:r>
-    </w:p>
-    <w:p>
-      <w:pPr/>
-      <w:r>
-        <w:rPr>
-          <w:lang w:val="gu_IN" w:bidi="gu_IN"/>
-        </w:rPr>
-      </w:r>
-    </w:p>
-    <w:p>
-      <w:pPr>
-        <w:pStyle w:val="Heading2"/>
-      </w:pPr>
-      <w:r>
-        <w:rPr>
-          <w:lang w:val="gu_IN" w:bidi="gu_IN"/>
-        </w:rPr>
-        <w:t>ક્લોસ્સીઓને પાઉલ પ્રેરીતનો પત્ર 4:2 (#1)</w:t>
-      </w:r>
-      <w:r>
-        <w:rPr>
-          <w:lang w:val="gu_IN" w:bidi="gu_IN"/>
-        </w:rPr>
-      </w:r>
-    </w:p>
-    <w:p>
-      <w:pPr/>
-      <w:r>
-        <w:rPr>
-          <w:lang w:val="gu_IN" w:bidi="gu_IN"/>
-        </w:rPr>
-      </w:r>
-      <w:r>
-        <w:rPr>
-          <w:b/>
-          <w:lang w:val="gu_IN" w:bidi="gu_IN"/>
-        </w:rPr>
-        <w:t>"પ્રાર્થનામાં દ્રઢપણે સતત જારી રહો"</w:t>
-      </w:r>
-    </w:p>
-    <w:p>
-      <w:pPr/>
-      <w:r>
-        <w:rPr>
-          <w:lang w:val="gu_IN" w:bidi="gu_IN"/>
-        </w:rPr>
-      </w:r>
-      <w:r>
-        <w:rPr>
-          <w:lang w:val="gu_IN" w:bidi="gu_IN"/>
-        </w:rPr>
-        <w:t>વૈકલ્પિક અનુવાદ: “વિશ્વાસપૂર્વક પ્રાર્થના કરતા રહો” અથવા “ખંતથી પ્રાર્થના કરો”</w:t>
-      </w:r>
-      <w:r>
-        <w:rPr>
-          <w:lang w:val="gu_IN" w:bidi="gu_IN"/>
-        </w:rPr>
-      </w:r>
-      <w:r>
-        <w:rPr>
-          <w:lang w:val="gu_IN" w:bidi="gu_IN"/>
-        </w:rPr>
-      </w:r>
-    </w:p>
-    <w:p>
-      <w:pPr/>
-      <w:r>
-        <w:rPr>
-          <w:lang w:val="gu_IN" w:bidi="gu_IN"/>
-        </w:rPr>
-      </w:r>
-    </w:p>
-    <w:p>
-      <w:pPr>
-        <w:pStyle w:val="Heading2"/>
-      </w:pPr>
-      <w:r>
-        <w:rPr>
-          <w:lang w:val="gu_IN" w:bidi="gu_IN"/>
-        </w:rPr>
-        <w:t>ક્લોસ્સીઓને પાઉલ પ્રેરીતનો પત્ર 4:2 (#2)</w:t>
-      </w:r>
-      <w:r>
-        <w:rPr>
-          <w:lang w:val="gu_IN" w:bidi="gu_IN"/>
-        </w:rPr>
-      </w:r>
-    </w:p>
-    <w:p>
-      <w:pPr/>
-      <w:r>
-        <w:rPr>
-          <w:lang w:val="gu_IN" w:bidi="gu_IN"/>
-        </w:rPr>
-      </w:r>
-      <w:r>
-        <w:rPr>
-          <w:b/>
-          <w:lang w:val="gu_IN" w:bidi="gu_IN"/>
-        </w:rPr>
-        <w:t>"આભારસ્તુતિમાં જાગૃત રહીને"</w:t>
-      </w:r>
-    </w:p>
-    <w:p>
-      <w:pPr/>
-      <w:r>
-        <w:rPr>
-          <w:lang w:val="gu_IN" w:bidi="gu_IN"/>
-        </w:rPr>
-      </w:r>
-      <w:r>
-        <w:rPr>
-          <w:b/>
-          <w:lang w:val="gu_IN" w:bidi="gu_IN"/>
-        </w:rPr>
-        <w:t>જાગૃત રહેવું</w:t>
-      </w:r>
-      <w:r>
-        <w:rPr>
-          <w:lang w:val="gu_IN" w:bidi="gu_IN"/>
-        </w:rPr>
-        <w:t xml:space="preserve"> ભાષાંતર કરાયેલ શબ્દ એ વ્યક્ત કરે છે કે પાઉલ ઇચ્છે છે કે કલોસ્સીના લોકો પ્રાર્થના કરે ત્યારે તેઓ શું કરે. જો આ જોડાણને તમારી ભાષામાં ગેરસમજ કરવામાં આવશે, તો તમે રૂઢિગત અભિવ્યક્તિનો ઉપયોગ કરી શકો છો જે સૂચવે છે કે </w:t>
-      </w:r>
-      <w:r>
-        <w:rPr>
-          <w:b/>
-          <w:lang w:val="gu_IN" w:bidi="gu_IN"/>
-        </w:rPr>
-        <w:t>જાગૃત રહેવું</w:t>
-      </w:r>
-      <w:r>
-        <w:rPr>
-          <w:lang w:val="gu_IN" w:bidi="gu_IN"/>
-        </w:rPr>
-        <w:t xml:space="preserve"> તે જ સમયે થાય છે જ્યારે તેઓ “પ્રાર્થનામાં અડગ રહે છે.” વૈકલ્પિક અનુવાદ: “અને સાવચેત રહો” (જુઓ: </w:t>
-      </w:r>
-      <w:r>
-        <w:rPr>
-          <w:lang w:val="gu_IN" w:bidi="gu_IN"/>
-        </w:rPr>
-        <w:t>સમકાલીન સંબંધ</w:t>
-      </w:r>
-      <w:r>
-        <w:rPr>
-          <w:lang w:val="gu_IN" w:bidi="gu_IN"/>
-        </w:rPr>
-        <w:t>)</w:t>
-      </w:r>
-      <w:r>
-        <w:rPr>
-          <w:lang w:val="gu_IN" w:bidi="gu_IN"/>
-        </w:rPr>
-      </w:r>
-      <w:r>
-        <w:rPr>
-          <w:lang w:val="gu_IN" w:bidi="gu_IN"/>
-        </w:rPr>
-      </w:r>
-    </w:p>
-    <w:p>
-      <w:pPr/>
-      <w:r>
-        <w:rPr>
-          <w:lang w:val="gu_IN" w:bidi="gu_IN"/>
-        </w:rPr>
-      </w:r>
-    </w:p>
-    <w:p>
-      <w:pPr>
-        <w:pStyle w:val="Heading2"/>
-      </w:pPr>
-      <w:r>
-        <w:rPr>
-          <w:lang w:val="gu_IN" w:bidi="gu_IN"/>
-        </w:rPr>
-        <w:t>ક્લોસ્સીઓને પાઉલ પ્રેરીતનો પત્ર 4:2 (#3)</w:t>
-      </w:r>
-      <w:r>
-        <w:rPr>
-          <w:lang w:val="gu_IN" w:bidi="gu_IN"/>
-        </w:rPr>
-      </w:r>
-    </w:p>
-    <w:p>
-      <w:pPr/>
-      <w:r>
-        <w:rPr>
-          <w:lang w:val="gu_IN" w:bidi="gu_IN"/>
-        </w:rPr>
-      </w:r>
-      <w:r>
-        <w:rPr>
-          <w:b/>
-          <w:lang w:val="gu_IN" w:bidi="gu_IN"/>
-        </w:rPr>
-        <w:t>"આભારસ્તુતિમાં જાગૃત રહીને"</w:t>
-      </w:r>
-    </w:p>
-    <w:p>
-      <w:pPr/>
-      <w:r>
-        <w:rPr>
-          <w:lang w:val="gu_IN" w:bidi="gu_IN"/>
-        </w:rPr>
-      </w:r>
-      <w:r>
-        <w:rPr>
-          <w:lang w:val="gu_IN" w:bidi="gu_IN"/>
-        </w:rPr>
-        <w:t>વૈકલ્પિક અનુવાદ: “તમારા પ્રાર્થનાના સમય દરમિયાન”</w:t>
-      </w:r>
-      <w:r>
-        <w:rPr>
-          <w:lang w:val="gu_IN" w:bidi="gu_IN"/>
-        </w:rPr>
-      </w:r>
-      <w:r>
-        <w:rPr>
-          <w:lang w:val="gu_IN" w:bidi="gu_IN"/>
-        </w:rPr>
-      </w:r>
-    </w:p>
-    <w:p>
-      <w:pPr/>
-      <w:r>
-        <w:rPr>
-          <w:lang w:val="gu_IN" w:bidi="gu_IN"/>
-        </w:rPr>
-      </w:r>
-    </w:p>
-    <w:p>
-      <w:pPr>
-        <w:pStyle w:val="Heading2"/>
-      </w:pPr>
-      <w:r>
-        <w:rPr>
-          <w:lang w:val="gu_IN" w:bidi="gu_IN"/>
-        </w:rPr>
-        <w:t>ક્લોસ્સીઓને પાઉલ પ્રેરીતનો પત્ર 4:2 (#4)</w:t>
-      </w:r>
-      <w:r>
-        <w:rPr>
-          <w:lang w:val="gu_IN" w:bidi="gu_IN"/>
-        </w:rPr>
-      </w:r>
-    </w:p>
-    <w:p>
-      <w:pPr/>
-      <w:r>
-        <w:rPr>
-          <w:lang w:val="gu_IN" w:bidi="gu_IN"/>
-        </w:rPr>
-      </w:r>
-      <w:r>
-        <w:rPr>
-          <w:b/>
-          <w:lang w:val="gu_IN" w:bidi="gu_IN"/>
-        </w:rPr>
-        <w:t>"આભારસ્તુતિમાં જાગૃત રહીને"</w:t>
-      </w:r>
-    </w:p>
-    <w:p>
-      <w:pPr/>
-      <w:r>
-        <w:rPr>
-          <w:lang w:val="gu_IN" w:bidi="gu_IN"/>
-        </w:rPr>
-      </w:r>
-      <w:r>
-        <w:rPr>
-          <w:lang w:val="gu_IN" w:bidi="gu_IN"/>
-        </w:rPr>
-        <w:t xml:space="preserve">જો તમારી ભાષા </w:t>
-      </w:r>
-      <w:r>
-        <w:rPr>
-          <w:b/>
-          <w:lang w:val="gu_IN" w:bidi="gu_IN"/>
-        </w:rPr>
-        <w:t>અભારસ્તુતિ</w:t>
-      </w:r>
-      <w:r>
-        <w:rPr>
-          <w:lang w:val="gu_IN" w:bidi="gu_IN"/>
-        </w:rPr>
-        <w:t xml:space="preserve"> પાછળના વિચાર માટે અમૂર્ત સંજ્ઞાનો ઉપયોગ કરતી નથી, તો તમે મૌખિક શબ્દસમૂહ જેમ કે "અને આભાર માનવો" અથવા “આભારપૂર્વક”જેવા ક્રિયાવિશેષણનો ઉપયોગ કરીને વિચાર વ્યક્ત કરી શકો છો. વૈકલ્પિક અનુવાદ: “આભારપૂર્વક” (જુઓ: </w:t>
-      </w:r>
-      <w:r>
-        <w:rPr>
-          <w:lang w:val="gu_IN" w:bidi="gu_IN"/>
-        </w:rPr>
-        <w:t>﻿﻿﻿અમૂર્ત નામો</w:t>
-      </w:r>
-      <w:r>
-        <w:rPr>
-          <w:lang w:val="gu_IN" w:bidi="gu_IN"/>
-        </w:rPr>
-        <w:t>)</w:t>
-        <w:br/>
-      </w:r>
-      <w:r>
-        <w:rPr>
-          <w:lang w:val="gu_IN" w:bidi="gu_IN"/>
-        </w:rPr>
-        <w:t xml:space="preserve">4:3 iqjo rc://ta/man/translate/grammar-connect-time-simultaneous ἅμα 1 સાથે મળીને 1 આ સંદર્ભમાં, </w:t>
-      </w:r>
-      <w:r>
-        <w:rPr>
-          <w:b/>
-          <w:lang w:val="gu_IN" w:bidi="gu_IN"/>
-        </w:rPr>
-        <w:t>એકસાથે</w:t>
-      </w:r>
-      <w:r>
-        <w:rPr>
-          <w:lang w:val="gu_IN" w:bidi="gu_IN"/>
-        </w:rPr>
-        <w:t xml:space="preserve"> ભાષાંતર થયેલો શબ્દ લોકો સાથે હોવાનો સંદર્ભ આપતો નથી, પરંતુ </w:t>
-      </w:r>
-      <w:r>
-        <w:rPr>
-          <w:b/>
-          <w:lang w:val="gu_IN" w:bidi="gu_IN"/>
-        </w:rPr>
-        <w:t>એકસાથે</w:t>
-      </w:r>
-      <w:r>
-        <w:rPr>
-          <w:lang w:val="gu_IN" w:bidi="gu_IN"/>
-        </w:rPr>
-        <w:t xml:space="preserve"> અથવા તે જ સમયે થતી ક્રિયાઓનો સંદર્ભ આપે છે. જો </w:t>
-      </w:r>
-      <w:r>
-        <w:rPr>
-          <w:b/>
-          <w:lang w:val="gu_IN" w:bidi="gu_IN"/>
-        </w:rPr>
-        <w:t>એકસાથે</w:t>
-      </w:r>
-      <w:r>
-        <w:rPr>
-          <w:lang w:val="gu_IN" w:bidi="gu_IN"/>
-        </w:rPr>
-        <w:t xml:space="preserve"> તમારી ભાષામાં ગેરસમજ થતી હોય, તો તમે એવા શબ્દ અથવા વાક્યનો ઉપયોગ કરી શકો છો જે સૂચવે છે કે કલોસ્સી ઓએ પાઉલ માટે પ્રાર્થના કરવી જોઈએ તે જ સમયે તેઓ અન્ય બાબતો વિશે પ્રાર્થના કરે છે (</w:t>
-      </w:r>
-      <w:hyperlink r:id="rId62">
+        <w:t>ક્લોસ્સીઓને પાઉલ પ્રેરીતનો પત્ર - અધ્યાય 4 પ્રસ્તાવના</w:t>
+      </w:r>
+      <w:r>
+        <w:rPr>
+          <w:lang w:val="gu_IN" w:bidi="gu_IN"/>
+        </w:rPr>
+      </w:r>
+    </w:p>
+    <w:p>
+      <w:pPr>
+        <w:pStyle w:val="Heading3"/>
+      </w:pPr>
+      <w:r>
+        <w:rPr>
+          <w:lang w:val="gu_IN" w:bidi="gu_IN"/>
+        </w:rPr>
+        <w:t>માળખું અને સ્વરૂપ</w:t>
+      </w:r>
+    </w:p>
+    <w:p>
+      <w:pPr/>
+      <w:r>
+        <w:rPr>
+          <w:lang w:val="gu_IN" w:bidi="gu_IN"/>
+        </w:rPr>
+      </w:r>
+      <w:hyperlink r:id="rId50">
         <w:r>
           <w:rPr>
             <w:lang w:val="gu_IN" w:bidi="gu_IN"/>
@@ -34547,180 +34378,16 @@
             <w:color w:val="0000EE"/>
             <w:u w:val="single"/>
           </w:rPr>
-          <w:t>૪:૨</w:t>
+          <w:t>4:1</w:t>
         </w:r>
       </w:hyperlink>
       <w:r>
         <w:rPr>
           <w:lang w:val="gu_IN" w:bidi="gu_IN"/>
         </w:rPr>
-        <w:t xml:space="preserve">) માં ઉલ્લેખિત બાબતો. વૈકલ્પિક અનુવાદ: “તે જ સમયે” (જુઓ: </w:t>
-      </w:r>
-      <w:r>
-        <w:rPr>
-          <w:lang w:val="gu_IN" w:bidi="gu_IN"/>
-        </w:rPr>
-        <w:t>સમકાલીન સંબંધ</w:t>
-      </w:r>
-      <w:r>
-        <w:rPr>
-          <w:lang w:val="gu_IN" w:bidi="gu_IN"/>
-        </w:rPr>
-        <w:t>)</w:t>
-        <w:br/>
-      </w:r>
-      <w:r>
-        <w:rPr>
-          <w:lang w:val="gu_IN" w:bidi="gu_IN"/>
-        </w:rPr>
-        <w:t xml:space="preserve">4:3 sct4 rc://ta/man/translate/figs-exclusive ἡμῶν &amp; ἡμῖν 1 અમારે સારું &amp; અમારા 1 આ કલમમાં, </w:t>
-      </w:r>
-      <w:r>
-        <w:rPr>
-          <w:b/>
-          <w:lang w:val="gu_IN" w:bidi="gu_IN"/>
-        </w:rPr>
-        <w:t>અમે</w:t>
-      </w:r>
-      <w:r>
-        <w:rPr>
-          <w:lang w:val="gu_IN" w:bidi="gu_IN"/>
-        </w:rPr>
-        <w:t xml:space="preserve"> શબ્દ પાઉલ અને તિમોથીનો ઉલ્લેખ કરે છે પરંતુ કલોસ્સીનો નહીં. (જુઓ: </w:t>
-      </w:r>
-      <w:r>
-        <w:rPr>
-          <w:lang w:val="gu_IN" w:bidi="gu_IN"/>
-        </w:rPr>
-        <w:t>વિશિષ્ટ અને સમાવેશક “અમે”</w:t>
-      </w:r>
-      <w:r>
-        <w:rPr>
-          <w:lang w:val="gu_IN" w:bidi="gu_IN"/>
-        </w:rPr>
-        <w:t>)</w:t>
-        <w:br/>
-      </w:r>
-      <w:r>
-        <w:rPr>
-          <w:lang w:val="gu_IN" w:bidi="gu_IN"/>
-        </w:rPr>
-        <w:t xml:space="preserve">4:3 ql6g rc://ta/man/translate/grammar-connect-logic-goal ἵνα 1 કે જેથી 1 શબ્દનો અનુવાદ </w:t>
-      </w:r>
-      <w:r>
-        <w:rPr>
-          <w:b/>
-          <w:lang w:val="gu_IN" w:bidi="gu_IN"/>
-        </w:rPr>
-        <w:t>જેથી</w:t>
-      </w:r>
-      <w:r>
-        <w:rPr>
-          <w:lang w:val="gu_IN" w:bidi="gu_IN"/>
-        </w:rPr>
-        <w:t xml:space="preserve"> થાય છે: (૧) તેઓએ શું પ્રાર્થના કરવી જોઈએ તેની સામગ્રી. વૈકલ્પિક અનુવાદ: “તે” અથવા “તે પૂછવું” (૨) હેતુ કે જેના માટે કલોસ્સીઓએ પાઉલ માટે પ્રાર્થના કરવી જોઈએ. વૈકલ્પિક અનુવાદ: “ક્રમમાં તે” (જુઓ: </w:t>
-      </w:r>
-      <w:r>
-        <w:rPr>
-          <w:lang w:val="gu_IN" w:bidi="gu_IN"/>
-        </w:rPr>
-        <w:t>જોડાણ - ધ્યેય (હેતુ) સબંધ</w:t>
-      </w:r>
-      <w:r>
-        <w:rPr>
-          <w:lang w:val="gu_IN" w:bidi="gu_IN"/>
-        </w:rPr>
-        <w:t>)</w:t>
-        <w:br/>
-      </w:r>
-      <w:r>
-        <w:rPr>
-          <w:lang w:val="gu_IN" w:bidi="gu_IN"/>
-        </w:rPr>
-        <w:t xml:space="preserve">4:3 ub1i rc://ta/man/translate/figs-metaphor ὁ Θεὸς ἀνοίξῃ ἡμῖν θύραν τοῦ λόγου 1 અમારે સારું &amp; ઈશ્વર &amp; માટે વચન સારું &amp; એક દ્વાર ઉઘાડે 1 અહીં, પાઉલ ઈશ્વર વિશે વાત કરે છે કે પાઉલ અને તિમોથીને સુવાર્તાનો પ્રચાર કરવાની તક પૂરી પાડે છે જાણે ઈશ્વર તેમના માટે </w:t>
-      </w:r>
-      <w:r>
-        <w:rPr>
-          <w:b/>
-          <w:lang w:val="gu_IN" w:bidi="gu_IN"/>
-        </w:rPr>
-        <w:t xml:space="preserve">શબ્દ માટે દરવાજા ખોલી રહ્યા હોય. એ ચિત્ર ઈશ્વર નું છે કે એક દરવાજો ખોલે છે જેથી પાઉલ અને તિમોથી અંદર જઈને ખ્રિસ્ત વિશેનો સંદેશો આપી શકે. જો તમારી ભાષામાં શબ્દાલંકાર ગેરસમજ કરવામાં આવશે, તો તમે તુલનાત્મક રૂપકનો ઉપયોગ કરી શકો છો અથવા વિચારને બિન-લાક્ષણિક રીતે વ્યક્ત કરી શકો છો. વૈકલ્પિક અનુવાદ: “ઈશ્વર આપણને શબ્દનો ઉપદેશ આપવાની તકો આપી શકે છે” (જુઓ: </w:t>
-      </w:r>
-      <w:r>
-        <w:rPr>
-          <w:b/>
-          <w:lang w:val="gu_IN" w:bidi="gu_IN"/>
-        </w:rPr>
-        <w:t>રૂપક</w:t>
-      </w:r>
-      <w:r>
-        <w:rPr>
-          <w:b/>
-          <w:lang w:val="gu_IN" w:bidi="gu_IN"/>
-        </w:rPr>
-        <w:t>)</w:t>
-        <w:br/>
-      </w:r>
-      <w:r>
-        <w:rPr>
-          <w:b/>
-          <w:lang w:val="gu_IN" w:bidi="gu_IN"/>
-        </w:rPr>
-        <w:t xml:space="preserve">4:3 m7z4 rc://ta/man/translate/figs-doublet τοῦ λόγου, λαλῆσαι 1 માટે વચન સારું &amp; બોલવાને 1 અહીં, શબ્દ માટે અને બોલવાનો અર્થ લગભગ સમાન છે. જો તમારી ભાષા અહીં બંને શબ્દસમૂહોનો ઉપયોગ કરતી નથી, તો તમે તેમને એકમાં જોડી શકો છો. વૈકલ્પિક અનુવાદ: “બોલવું” (જુઓ: </w:t>
-      </w:r>
-      <w:r>
-        <w:rPr>
-          <w:b/>
-          <w:lang w:val="gu_IN" w:bidi="gu_IN"/>
-        </w:rPr>
-        <w:t>﻿બેવડું/બમણાં</w:t>
-      </w:r>
-      <w:r>
-        <w:rPr>
-          <w:b/>
-          <w:lang w:val="gu_IN" w:bidi="gu_IN"/>
-        </w:rPr>
-        <w:t>)</w:t>
-        <w:br/>
-      </w:r>
-      <w:r>
-        <w:rPr>
-          <w:b/>
-          <w:lang w:val="gu_IN" w:bidi="gu_IN"/>
-        </w:rPr>
-        <w:t xml:space="preserve">4:3 w4fl rc://ta/man/translate/figs-metonymy τοῦ λόγου 1 માટે વચન સારું 1 અહીં, શબ્દ અલંકારિક રીતે એવા સંદેશને રજૂ કરે છે જે શબ્દોથી બનેલો છે. જો તમારી ભાષામાં શબ્દનો ગેરસમજ થતો હોય, તો તમે સમકક્ષ અભિવ્યક્તિ અથવા સાદી ભાષાનો ઉપયોગ કરી શકો છો. વૈકલ્પિક અનુવાદ: “સંદેશ માટે” અથવા “અમે જે કહીએ છીએ તેના માટે” (જુઓ: </w:t>
-      </w:r>
-      <w:r>
-        <w:rPr>
-          <w:b/>
-          <w:lang w:val="gu_IN" w:bidi="gu_IN"/>
-        </w:rPr>
-        <w:t>﻿ઉપનામ</w:t>
-      </w:r>
-      <w:r>
-        <w:rPr>
-          <w:b/>
-          <w:lang w:val="gu_IN" w:bidi="gu_IN"/>
-        </w:rPr>
-        <w:t>)</w:t>
-        <w:br/>
-      </w:r>
-      <w:r>
-        <w:rPr>
-          <w:b/>
-          <w:lang w:val="gu_IN" w:bidi="gu_IN"/>
-        </w:rPr>
-        <w:t>4:3 tl71 rc://ta/man/translate/grammar-connect-logic-goal λαλῆσαι 1 બોલવાને 1 બોલવા માટે ભાષાંતર કરાયેલ શબ્દ તે હેતુ દર્શાવે છે કે જેના માટે “દરવાજો”ખોલવામાં આવ્યો છે. જો બોલવું તમારી ભાષામાં હેતુ દર્શાવતું ન હોય, તો તમે એવા શબ્દ અથવા શબ્દસમૂહનો ઉપયોગ કરી શકો છો જે હેતુ દર્શાવે છે. વૈકલ્પિક અનુવાદ: “આપણે બોલી શકીએ તે માટે” અથવા “જેથી આપણે બોલી શકીએ” (જુઓ: rc://gu/ta/man/translate/translate-unknown)</w:t>
-        <w:br/>
-      </w:r>
-      <w:r>
-        <w:rPr>
-          <w:b/>
-          <w:lang w:val="gu_IN" w:bidi="gu_IN"/>
-        </w:rPr>
-        <w:t xml:space="preserve">4:3 ce37 rc://ta/man/translate/translate-unknown τὸ μυστήριον 1 મર્મ 1 પાઉલ તેના સંદેશને ખ્રિસ્તના મર્મ તરીકે બોલે છે. આનો અર્થ એ નથી કે સંદેશને સમજવો મુશ્કેલ છે પરંતુ તેના બદલે તે અગાઉ જાહેર કરવામાં આવ્યો ન હતો. હવે, જો કે, પાઉલ “તે સ્પષ્ટ કરે છે” (જેમ કે </w:t>
-      </w:r>
-      <w:hyperlink r:id="rId63">
+        <w:t xml:space="preserve"> તે વિ(ભાગ સાથે સંબંધિત છે જે </w:t>
+      </w:r>
+      <w:hyperlink r:id="rId51">
         <w:r>
           <w:rPr>
             <w:lang w:val="gu_IN" w:bidi="gu_IN"/>
@@ -34729,111 +34396,283 @@
             <w:color w:val="0000EE"/>
             <w:u w:val="single"/>
           </w:rPr>
-          <w:t>૪:૪</w:t>
+          <w:t>૩:૧૮</w:t>
         </w:r>
       </w:hyperlink>
       <w:r>
         <w:rPr>
-          <w:b/>
-          <w:lang w:val="gu_IN" w:bidi="gu_IN"/>
-        </w:rPr>
-        <w:t xml:space="preserve"> કહે છે). જો કોઈ મર્મ કે જે પ્રગટ થાય છે અથવા બોલાય છે તે તમારી ભાષામાં ગેરસમજ થાય છે, તો તમે મર્મને ટૂંકા વર્ણનાત્મક શબ્દસમૂહ સાથે બદલી શકો છો. વૈકલ્પિક અનુવાદ: “છુપાયેલ સંદેશ” અથવા “અગાઉ છુપાયેલ સંદેશ” (જુઓ: rc://ta/man/translate/translate-unknown)</w:t>
-        <w:br/>
-      </w:r>
-      <w:r>
-        <w:rPr>
-          <w:b/>
-          <w:lang w:val="gu_IN" w:bidi="gu_IN"/>
-        </w:rPr>
-        <w:t xml:space="preserve">4:3 fkva rc://ta/man/translate/figs-possession τὸ μυστήριον τοῦ Χριστοῦ 1 ખ્રિસ્તના મર્મ 1 અહીં, પાઉલ એક મર્મ વિશે વાત કરવા માટે સંબંધક સ્વરૂપનો ઉપયોગ કરે છે જેની સામગ્રી ખ્રિસ્ત વિશેનો સંદેશ છે. જો તમારી ભાષા તે વિચારને વ્યક્ત કરવા માટે સંબંધક સ્વરૂપનો ઉપયોગ કરતી નથી, તો તમે આ વિચારને “વિશે” અથવા સંબંધિત કલમ જેમ કે “તે ચિંતા કરે છે” જેવા પૂર્વનિર્ધારણ સાથે વ્યક્ત કરી શકો છો. વૈકલ્પિક અનુવાદ: “ખ્રિસ્તને લગતું મર્મ” (જુઓ: </w:t>
-      </w:r>
-      <w:r>
-        <w:rPr>
-          <w:b/>
-          <w:lang w:val="gu_IN" w:bidi="gu_IN"/>
-        </w:rPr>
-        <w:t>માલિકી</w:t>
-      </w:r>
-      <w:r>
-        <w:rPr>
-          <w:b/>
-          <w:lang w:val="gu_IN" w:bidi="gu_IN"/>
-        </w:rPr>
-        <w:t>)</w:t>
-        <w:br/>
-      </w:r>
-      <w:r>
-        <w:rPr>
-          <w:b/>
-          <w:lang w:val="gu_IN" w:bidi="gu_IN"/>
-        </w:rPr>
-        <w:t xml:space="preserve">4:3 gs8f rc://ta/man/translate/writing-pronouns δι’ ὃ 1 જેના કારણથી 1 જેનો અનુવાદ થયેલો શબ્દ “ખ્રિસ્તના મર્મ” નો સંદર્ભ આપે છે. જો તમારા વાચકો ગેરસમજ કરતા હશે કે જેનો સંદર્ભ છે, તો તમે “મર્મ” જેવા શબ્દ ઉમેરીને આને વધુ સ્પષ્ટ રીતે કહી શકો છો. વૈકલ્પિક અનુવાદ: “કયા મર્મને કારણે” (જુઓ: </w:t>
-      </w:r>
-      <w:r>
-        <w:rPr>
-          <w:b/>
-          <w:lang w:val="gu_IN" w:bidi="gu_IN"/>
-        </w:rPr>
-        <w:t>સર્વનામ - તેનો ઉપયોગ ક્યારે કરવો</w:t>
-      </w:r>
-      <w:r>
-        <w:rPr>
-          <w:b/>
-          <w:lang w:val="gu_IN" w:bidi="gu_IN"/>
-        </w:rPr>
-        <w:t>)</w:t>
-        <w:br/>
-      </w:r>
-      <w:r>
-        <w:rPr>
-          <w:b/>
-          <w:lang w:val="gu_IN" w:bidi="gu_IN"/>
-        </w:rPr>
-        <w:t xml:space="preserve">4:3 q4jx rc://ta/man/translate/figs-metonymy δέδεμαι 1 હું બંધનમાં છું 1 અહીં, પાઉલ જેલમાં કેવી રીતે છે તેનો સંદર્ભ આપવા માટે હું બંધનમાંછુ ** ભાષાંતર કરાયેલ શબ્દનો ઉપયોગ કરે છે. જો તમારી ભાષામાં મને બાંધવામાં આવ્યો છે ગેરસમજ થશે, તો તમે તુલનાત્મક શબ્દ અથવા શબ્દસમૂહનો ઉપયોગ કરી શકો છો જે જેલમાં હોવાનો અર્થ થાય છે અથવા આ વિચારને બિન-લાક્ષણિક રીતે વ્યક્ત કરી શકે છે. વૈકલ્પિક અનુવાદ: “હું કેદમાં છું” અથવા “હું જેલમાં છું” (જુઓ: </w:t>
-      </w:r>
-      <w:r>
-        <w:rPr>
-          <w:b/>
-          <w:lang w:val="gu_IN" w:bidi="gu_IN"/>
-        </w:rPr>
-        <w:t>﻿ઉપનામ</w:t>
-      </w:r>
-      <w:r>
-        <w:rPr>
-          <w:b/>
-          <w:lang w:val="gu_IN" w:bidi="gu_IN"/>
-        </w:rPr>
-        <w:t>)</w:t>
-        <w:br/>
-      </w:r>
-      <w:r>
-        <w:rPr>
-          <w:b/>
-          <w:lang w:val="gu_IN" w:bidi="gu_IN"/>
-        </w:rPr>
-        <w:t xml:space="preserve">4:3 lsdv rc://ta/man/translate/figs-activepassive δέδεμαι 1 હું બંધનમાં છું 1 જો તમારી ભાષા આ નિષ્ક્રિય સ્વરૂપનો ઉપયોગ કરતી નથી, તો તમે અસ્પષ્ટ અથવા અનિશ્ચિત વિષય સાથે સક્રિય સ્વરૂપમાં વિચાર વ્યક્ત કરી શકો છો. વૈકલ્પિક અનુવાદ: “તેઓએ મને બાંધ્યો છે” અથવા “અધિકારીઓએ મને બાંધ્યો છે” (જુઓ: </w:t>
-      </w:r>
-      <w:r>
-        <w:rPr>
-          <w:b/>
-          <w:lang w:val="gu_IN" w:bidi="gu_IN"/>
-        </w:rPr>
-        <w:t>﻿﻿સક્રિય (પ્રત્યક્ષ) અથવા નિષ્ક્રિય (પરોક્ષ)</w:t>
-      </w:r>
-      <w:r>
-        <w:rPr>
-          <w:b/>
-          <w:lang w:val="gu_IN" w:bidi="gu_IN"/>
-        </w:rPr>
-        <w:t>)</w:t>
-        <w:br/>
-      </w:r>
-      <w:r>
-        <w:rPr>
-          <w:b/>
-          <w:lang w:val="gu_IN" w:bidi="gu_IN"/>
-        </w:rPr>
-        <w:t>4:4 x8bf rc://ta/man/translate/grammar-connect-logic-goal ἵνα 1 એ સારું કે 1 ભાષાંતર કરાયેલ શબ્દ ક્રમમાં પરિચય આપી શકે છે: (૧) બીજી બાબત કે જેના માટે કલોસસીઓ એ પ્રાર્થના કરવી જોઈએ (</w:t>
+          <w:lang w:val="gu_IN" w:bidi="gu_IN"/>
+        </w:rPr>
+        <w:t xml:space="preserve"> માં શરૂ થાય છે. .md), ભલે તે આ પ્રકરણમાં હોય.</w:t>
+      </w:r>
+    </w:p>
+    <w:p>
+      <w:pPr/>
+      <w:r>
+        <w:rPr>
+          <w:lang w:val="gu_IN" w:bidi="gu_IN"/>
+        </w:rPr>
+      </w:r>
+      <w:r>
+        <w:rPr>
+          <w:lang w:val="gu_IN" w:bidi="gu_IN"/>
+        </w:rPr>
+        <w:t>૩\. ઉપદેશ વિભાગ</w:t>
+      </w:r>
+    </w:p>
+    <w:p>
+      <w:pPr>
+        <w:pStyle w:val="ListBullet"/>
+        <w:spacing w:line="240" w:lineRule="auto"/>
+        <w:ind w:left="720"/>
+      </w:pPr>
+      <w:r>
+        <w:rPr>
+          <w:lang w:val="gu_IN" w:bidi="gu_IN"/>
+        </w:rPr>
+      </w:r>
+      <w:r>
+        <w:rPr>
+          <w:lang w:val="gu_IN" w:bidi="gu_IN"/>
+        </w:rPr>
+        <w:t>બહારના લોકો પ્રત્યે પ્રાર્થનાની વિનંતી અને વર્તન (૪:૨–૬)</w:t>
+      </w:r>
+    </w:p>
+    <w:p>
+      <w:pPr/>
+      <w:r>
+        <w:rPr>
+          <w:lang w:val="gu_IN" w:bidi="gu_IN"/>
+        </w:rPr>
+      </w:r>
+      <w:r>
+        <w:rPr>
+          <w:lang w:val="gu_IN" w:bidi="gu_IN"/>
+        </w:rPr>
+        <w:t>૪\. પત્ર અંતભાગ (4:7–18)</w:t>
+      </w:r>
+    </w:p>
+    <w:p>
+      <w:pPr>
+        <w:pStyle w:val="ListBullet"/>
+        <w:spacing w:line="240" w:lineRule="auto"/>
+        <w:ind w:left="720"/>
+      </w:pPr>
+      <w:r>
+        <w:rPr>
+          <w:lang w:val="gu_IN" w:bidi="gu_IN"/>
+        </w:rPr>
+      </w:r>
+      <w:r>
+        <w:rPr>
+          <w:lang w:val="gu_IN" w:bidi="gu_IN"/>
+        </w:rPr>
+        <w:t>સંદેશવાહકો (૪:૭–૯)</w:t>
+      </w:r>
+    </w:p>
+    <w:p>
+      <w:pPr>
+        <w:pStyle w:val="ListBullet"/>
+        <w:spacing w:line="240" w:lineRule="auto"/>
+        <w:ind w:left="720"/>
+      </w:pPr>
+      <w:r>
+        <w:rPr>
+          <w:lang w:val="gu_IN" w:bidi="gu_IN"/>
+        </w:rPr>
+      </w:r>
+      <w:r>
+        <w:rPr>
+          <w:lang w:val="gu_IN" w:bidi="gu_IN"/>
+        </w:rPr>
+        <w:t>મિત્રો તરફથી શુભેચ્છાઓ (૪:૧૦–૧૪)</w:t>
+      </w:r>
+    </w:p>
+    <w:p>
+      <w:pPr>
+        <w:pStyle w:val="ListBullet"/>
+        <w:spacing w:line="240" w:lineRule="auto"/>
+        <w:ind w:left="720"/>
+      </w:pPr>
+      <w:r>
+        <w:rPr>
+          <w:lang w:val="gu_IN" w:bidi="gu_IN"/>
+        </w:rPr>
+      </w:r>
+      <w:r>
+        <w:rPr>
+          <w:lang w:val="gu_IN" w:bidi="gu_IN"/>
+        </w:rPr>
+        <w:t>પાઉલ તરફથી શુભેચ્છાઓ અને સૂચનાઓ (૪:૧૫–૧૭)</w:t>
+      </w:r>
+    </w:p>
+    <w:p>
+      <w:pPr>
+        <w:pStyle w:val="ListBullet"/>
+        <w:spacing w:line="240" w:lineRule="auto"/>
+        <w:ind w:left="720"/>
+      </w:pPr>
+      <w:r>
+        <w:rPr>
+          <w:lang w:val="gu_IN" w:bidi="gu_IN"/>
+        </w:rPr>
+      </w:r>
+      <w:r>
+        <w:rPr>
+          <w:lang w:val="gu_IN" w:bidi="gu_IN"/>
+        </w:rPr>
+        <w:t>શુભેચ્છાઓ પાઉલના પોતાના હાથે (૪:૧૮)</w:t>
+      </w:r>
+    </w:p>
+    <w:p>
+      <w:pPr>
+        <w:pStyle w:val="Heading3"/>
+      </w:pPr>
+      <w:r>
+        <w:rPr>
+          <w:lang w:val="gu_IN" w:bidi="gu_IN"/>
+        </w:rPr>
+        <w:t>આ પ્રકરણમાં વિશેષ ખ્યાલો</w:t>
+      </w:r>
+    </w:p>
+    <w:p>
+      <w:pPr>
+        <w:pStyle w:val="Heading4"/>
+      </w:pPr>
+      <w:r>
+        <w:rPr>
+          <w:lang w:val="gu_IN" w:bidi="gu_IN"/>
+        </w:rPr>
+        <w:t>પત્ર લખવો અને મોકલવું</w:t>
+      </w:r>
+    </w:p>
+    <w:p>
+      <w:pPr/>
+      <w:r>
+        <w:rPr>
+          <w:lang w:val="gu_IN" w:bidi="gu_IN"/>
+        </w:rPr>
+      </w:r>
+      <w:r>
+        <w:rPr>
+          <w:lang w:val="gu_IN" w:bidi="gu_IN"/>
+        </w:rPr>
+        <w:t>આ સંસ્કૃતિમાં, જે વ્યક્તિ પત્ર મોકલવા માંગે છે તે ઘણીવાર તેઓ જે કહેવા માગે છે તે બોલે છે, અને લેખક તે તેમના માટે લખશે. પછી, તેઓ એક સંદેશવાહક સાથે પત્ર મોકલશે, જે વ્યક્તિ અથવા લોકોને તે સંબોધવામાં આવ્યો હતો તે પત્ર વાંચશે. આ પ્રકરણમાં, પાઊલે સંદેશવાહકોનો ઉલ્લેખ કર્યો છે જેની સાથે તે પોતાનો પત્ર મોકલી રહ્યો છે: તુખિકસ અને ઓનેસિમસ (</w:t>
+      </w:r>
+      <w:hyperlink r:id="rId65">
+        <w:r>
+          <w:rPr>
+            <w:lang w:val="gu_IN" w:bidi="gu_IN"/>
+          </w:rPr>
+          <w:rPr>
+            <w:color w:val="0000EE"/>
+            <w:u w:val="single"/>
+          </w:rPr>
+          <w:t>૪:૭–૯</w:t>
+        </w:r>
+      </w:hyperlink>
+      <w:r>
+        <w:rPr>
+          <w:lang w:val="gu_IN" w:bidi="gu_IN"/>
+        </w:rPr>
+        <w:t>). તેઓ પત્રમાં કહે છે તેના કરતાં પાઉલની પરિસ્થિતિ વિશે વધુ વાતચીત કરવામાં સક્ષમ છે. વધુમાં, પાઉલ ઉલ્લેખ કરે છે કે તે અંતિમ શુભેચ્છા “મારા પોતાના હાથથી” લખે છે (</w:t>
+      </w:r>
+      <w:hyperlink r:id="rId14">
+        <w:r>
+          <w:rPr>
+            <w:lang w:val="gu_IN" w:bidi="gu_IN"/>
+          </w:rPr>
+          <w:rPr>
+            <w:color w:val="0000EE"/>
+            <w:u w:val="single"/>
+          </w:rPr>
+          <w:t>૪:૧૮</w:t>
+        </w:r>
+      </w:hyperlink>
+      <w:r>
+        <w:rPr>
+          <w:lang w:val="gu_IN" w:bidi="gu_IN"/>
+        </w:rPr>
+        <w:t>). આ એટલા માટે છે કારણ કે બાકીનો પત્ર લેખક દ્વારા લખવામાં આવ્યો હતો, જેણે પાઊલે જે આદેશ આપ્યો હતો તે લખ્યો હતો. પાઉલ છેલ્લી શુભેચ્છા વ્યક્તિગત સ્પર્શ તરીકે લખે છે અને સાબિત કરે છે કે તે ખરેખર લેખક છે.</w:t>
+      </w:r>
+    </w:p>
+    <w:p>
+      <w:pPr>
+        <w:pStyle w:val="Heading4"/>
+      </w:pPr>
+      <w:r>
+        <w:rPr>
+          <w:lang w:val="gu_IN" w:bidi="gu_IN"/>
+        </w:rPr>
+        <w:t>શુભેચ્છાઓ</w:t>
+      </w:r>
+    </w:p>
+    <w:p>
+      <w:pPr/>
+      <w:r>
+        <w:rPr>
+          <w:lang w:val="gu_IN" w:bidi="gu_IN"/>
+        </w:rPr>
+      </w:r>
+      <w:r>
+        <w:rPr>
+          <w:lang w:val="gu_IN" w:bidi="gu_IN"/>
+        </w:rPr>
+        <w:t xml:space="preserve">આ સંસ્કૃતિમાં, જેઓ પત્રો મોકલે છે તેમના માટે તેમના પત્રમાં અન્ય લોકોને અને તેમના તરફથી શુભેચ્છાઓ શામેલ કરવી સામાન્ય હતી. આ રીતે, ઘણા લોકો એકબીજાને શુભેચ્છા પાઠવી શકે છે પરંતુ માત્ર એક જ પત્ર મોકલે છે. પાઉલ ઘણા લોકો માટે અને તેમના તરફથી શુભેચ્છાઓનો સમાવેશ કરે છે જે તે અને કલોસ્સીઓ </w:t>
+      </w:r>
+      <w:hyperlink r:id="rId66">
+        <w:r>
+          <w:rPr>
+            <w:lang w:val="gu_IN" w:bidi="gu_IN"/>
+          </w:rPr>
+          <w:rPr>
+            <w:color w:val="0000EE"/>
+            <w:u w:val="single"/>
+          </w:rPr>
+          <w:t>૪:૧૦--૧૫</w:t>
+        </w:r>
+      </w:hyperlink>
+      <w:r>
+        <w:rPr>
+          <w:lang w:val="gu_IN" w:bidi="gu_IN"/>
+        </w:rPr>
+        <w:t xml:space="preserve"> માં જાણે છે.</w:t>
+      </w:r>
+    </w:p>
+    <w:p>
+      <w:pPr>
+        <w:pStyle w:val="Heading3"/>
+      </w:pPr>
+      <w:r>
+        <w:rPr>
+          <w:lang w:val="gu_IN" w:bidi="gu_IN"/>
+        </w:rPr>
+        <w:t>આ પ્રકરણમાં ભાષણના મહત્વના આંકડા</w:t>
+      </w:r>
+    </w:p>
+    <w:p>
+      <w:pPr>
+        <w:pStyle w:val="Heading4"/>
+      </w:pPr>
+      <w:r>
+        <w:rPr>
+          <w:lang w:val="gu_IN" w:bidi="gu_IN"/>
+        </w:rPr>
+        <w:t>પાઉલ ની સાંકળો</w:t>
+      </w:r>
+    </w:p>
+    <w:p>
+      <w:pPr/>
+      <w:r>
+        <w:rPr>
+          <w:lang w:val="gu_IN" w:bidi="gu_IN"/>
+        </w:rPr>
+      </w:r>
+      <w:r>
+        <w:rPr>
+          <w:lang w:val="gu_IN" w:bidi="gu_IN"/>
+        </w:rPr>
+        <w:t xml:space="preserve">પાઉલ આ પ્રકરણમાં “સાંકળો” અને “બંધનકર્તા” ની ભાષાનો ઉપયોગ કરીને તેની કેદનો ઉલ્લેખ કરે છે. તે કહે છે કે તે </w:t>
       </w:r>
       <w:hyperlink r:id="rId13">
         <w:r>
@@ -34849,10 +34688,1163 @@
       </w:hyperlink>
       <w:r>
         <w:rPr>
-          <w:b/>
-          <w:lang w:val="gu_IN" w:bidi="gu_IN"/>
-        </w:rPr>
-        <w:t xml:space="preserve"> માં કહેવામાં આવ્યું છે તે ઉપરાંત). વૈકલ્પિક ભાષાંતર: “અને તે” અથવા “અને તે પૂછવું” (૨) બીજો હેતુ કે જેના માટે કલોસ્સીઓએ પાઉલ માટે પ્રાર્થના કરવી જોઈએ (</w:t>
+          <w:lang w:val="gu_IN" w:bidi="gu_IN"/>
+        </w:rPr>
+        <w:t xml:space="preserve"> માં “બંધાયેલો” છે, અને તેણે </w:t>
+      </w:r>
+      <w:hyperlink r:id="rId14">
+        <w:r>
+          <w:rPr>
+            <w:lang w:val="gu_IN" w:bidi="gu_IN"/>
+          </w:rPr>
+          <w:rPr>
+            <w:color w:val="0000EE"/>
+            <w:u w:val="single"/>
+          </w:rPr>
+          <w:t>૪:૧૮</w:t>
+        </w:r>
+      </w:hyperlink>
+      <w:r>
+        <w:rPr>
+          <w:lang w:val="gu_IN" w:bidi="gu_IN"/>
+        </w:rPr>
+        <w:t xml:space="preserve"> માં તેની “સાંકળો” નો ઉલ્લેખ કર્યો છે. બંધન અને સાંકળોની ભાષા ભારપૂર્વક જણાવે છે કે કેવી રીતે પાઉલ ને કેદ કરીને તેની હિલચાલ અને પ્રવૃત્તિઓમાં પ્રતિબંધિત કરવામાં આવે છે.</w:t>
+      </w:r>
+    </w:p>
+    <w:p>
+      <w:pPr>
+        <w:pStyle w:val="Heading3"/>
+      </w:pPr>
+      <w:r>
+        <w:rPr>
+          <w:lang w:val="gu_IN" w:bidi="gu_IN"/>
+        </w:rPr>
+        <w:t>આ પ્રકરણમાં અન્ય સંભવિત અનુવાદ મુશ્કેલીઓ</w:t>
+      </w:r>
+    </w:p>
+    <w:p>
+      <w:pPr>
+        <w:pStyle w:val="Heading4"/>
+      </w:pPr>
+      <w:r>
+        <w:rPr>
+          <w:lang w:val="gu_IN" w:bidi="gu_IN"/>
+        </w:rPr>
+        <w:t>એ “સ્વર્ગમાં ધણી”</w:t>
+      </w:r>
+    </w:p>
+    <w:p>
+      <w:pPr/>
+      <w:r>
+        <w:rPr>
+          <w:lang w:val="gu_IN" w:bidi="gu_IN"/>
+        </w:rPr>
+      </w:r>
+      <w:r>
+        <w:rPr>
+          <w:lang w:val="gu_IN" w:bidi="gu_IN"/>
+        </w:rPr>
+        <w:t>In [૪:૧] (../04/01.md), પાઉલ “સ્વર્ગમાંના ધણી” નો ઉલ્લેખ કરે છે. આ કલમમાં “ધણી” અને “ધણી” તરીકે અનુવાદિત થયેલ શબ્દ એ જ શબ્દ છે જે સમગ્ર કલોસ્સીઓ માં “ઈશ્વર ” તરીકે અનુવાદિત થાય છે. પાઉલના મુદ્દાને સમજાવવા માટે આ કલમમાં તેનું ભાષાંતર “ધણી” કરવામાં આવ્યું છે: જેઓ પૃથ્વી પર “માલિક” છે તેઓનો સ્વર્ગમાં “માલિક” પણ છે. જો શક્ય હોય તો,આશબ્દ ની બાબત ને તમારા ભાષાંતર માં સ્પસ્ટ કરવુ.</w:t>
+      </w:r>
+      <w:r>
+        <w:rPr>
+          <w:lang w:val="gu_IN" w:bidi="gu_IN"/>
+        </w:rPr>
+      </w:r>
+      <w:r>
+        <w:rPr>
+          <w:lang w:val="gu_IN" w:bidi="gu_IN"/>
+        </w:rPr>
+      </w:r>
+    </w:p>
+    <w:p>
+      <w:pPr/>
+      <w:r>
+        <w:rPr>
+          <w:lang w:val="gu_IN" w:bidi="gu_IN"/>
+        </w:rPr>
+      </w:r>
+    </w:p>
+    <w:p>
+      <w:pPr>
+        <w:pStyle w:val="Heading2"/>
+      </w:pPr>
+      <w:r>
+        <w:rPr>
+          <w:lang w:val="gu_IN" w:bidi="gu_IN"/>
+        </w:rPr>
+        <w:t>ક્લોસ્સીઓને પાઉલ પ્રેરીતનો પત્ર 4:1 (#1)</w:t>
+      </w:r>
+      <w:r>
+        <w:rPr>
+          <w:lang w:val="gu_IN" w:bidi="gu_IN"/>
+        </w:rPr>
+      </w:r>
+    </w:p>
+    <w:p>
+      <w:pPr/>
+      <w:r>
+        <w:rPr>
+          <w:lang w:val="gu_IN" w:bidi="gu_IN"/>
+        </w:rPr>
+      </w:r>
+      <w:r>
+        <w:rPr>
+          <w:b/>
+          <w:lang w:val="gu_IN" w:bidi="gu_IN"/>
+        </w:rPr>
+        <w:t>"માલિકો"</w:t>
+      </w:r>
+    </w:p>
+    <w:p>
+      <w:pPr/>
+      <w:r>
+        <w:rPr>
+          <w:lang w:val="gu_IN" w:bidi="gu_IN"/>
+        </w:rPr>
+      </w:r>
+      <w:r>
+        <w:rPr>
+          <w:lang w:val="gu_IN" w:bidi="gu_IN"/>
+        </w:rPr>
+        <w:t>અહીં, પાઉલ પ્રેક્ષકોમાં સીધા જ ** ધણીઓ **ને સંબોધે છે. તમારી ભાષામાં એક સ્વરૂપનો ઉપયોગ કરો જે સૂચવે છે કે વક્તા નીચેના શબ્દોના હેતુવાળા પ્રેક્ષકો તરીકે લોકોના ચોક્કસ જૂથને ગાળી રહ્યા છે. વૈકલ્પિક અનુવાદ: “તમે ધણીઓ”</w:t>
+      </w:r>
+      <w:r>
+        <w:rPr>
+          <w:lang w:val="gu_IN" w:bidi="gu_IN"/>
+        </w:rPr>
+      </w:r>
+      <w:r>
+        <w:rPr>
+          <w:lang w:val="gu_IN" w:bidi="gu_IN"/>
+        </w:rPr>
+      </w:r>
+    </w:p>
+    <w:p>
+      <w:pPr/>
+      <w:r>
+        <w:rPr>
+          <w:lang w:val="gu_IN" w:bidi="gu_IN"/>
+        </w:rPr>
+      </w:r>
+    </w:p>
+    <w:p>
+      <w:pPr>
+        <w:pStyle w:val="Heading2"/>
+      </w:pPr>
+      <w:r>
+        <w:rPr>
+          <w:lang w:val="gu_IN" w:bidi="gu_IN"/>
+        </w:rPr>
+        <w:t>ક્લોસ્સીઓને પાઉલ પ્રેરીતનો પત્ર 4:1 (#2)</w:t>
+      </w:r>
+      <w:r>
+        <w:rPr>
+          <w:lang w:val="gu_IN" w:bidi="gu_IN"/>
+        </w:rPr>
+      </w:r>
+    </w:p>
+    <w:p>
+      <w:pPr/>
+      <w:r>
+        <w:rPr>
+          <w:lang w:val="gu_IN" w:bidi="gu_IN"/>
+        </w:rPr>
+      </w:r>
+      <w:r>
+        <w:rPr>
+          <w:b/>
+          <w:lang w:val="gu_IN" w:bidi="gu_IN"/>
+        </w:rPr>
+        <w:t>"તમારા} દાસોને જે યોગ્ય અને ન્યાયી {છે} તે આપો"</w:t>
+      </w:r>
+    </w:p>
+    <w:p>
+      <w:pPr/>
+      <w:r>
+        <w:rPr>
+          <w:lang w:val="gu_IN" w:bidi="gu_IN"/>
+        </w:rPr>
+      </w:r>
+      <w:r>
+        <w:rPr>
+          <w:lang w:val="gu_IN" w:bidi="gu_IN"/>
+        </w:rPr>
+        <w:t>અહીં, પાઉલ બોલે છે કે માલિકો તેમના ગુલામો સાથે કેવી રીતે વર્તે છે જાણે કે તેઓ તેમના ગુલામો સાથે કેવી રીતે વર્તે છે તે “આપતા” હતા. આ દ્વારા, તેનો અર્થ એ થાય છે કે આપેલ બાબત (</w:t>
+      </w:r>
+      <w:r>
+        <w:rPr>
+          <w:b/>
+          <w:lang w:val="gu_IN" w:bidi="gu_IN"/>
+        </w:rPr>
+        <w:t>શું સાચું અને ન્યાયી છે</w:t>
+      </w:r>
+      <w:r>
+        <w:rPr>
+          <w:lang w:val="gu_IN" w:bidi="gu_IN"/>
+        </w:rPr>
+        <w:t xml:space="preserve">) તે છે જે ગુલામ સાથે ધણી ના વ્યવહારને દર્શાવે છે. જો તમારી ભાષામાં શબ્દાલંકાર ગેરસમજ કરવામાં આવશે, તો તમે “સાચું”જેવા ક્રિયાપદ સાથે “યોગ્ય રીતે” અને “વાજબી રીતે” જેવા ક્રિયાવિશેષણોનો ઉપયોગ કરીને આ વિચાર વ્યક્ત કરી શકો છો. વૈકલ્પિક અનુવાદ: “તમારા ગુલામો પ્રત્યે યોગ્ય અને ન્યાયી રીતે વર્તે” (જુઓ: </w:t>
+      </w:r>
+      <w:r>
+        <w:rPr>
+          <w:lang w:val="gu_IN" w:bidi="gu_IN"/>
+        </w:rPr>
+        <w:t>રૂપક</w:t>
+      </w:r>
+      <w:r>
+        <w:rPr>
+          <w:lang w:val="gu_IN" w:bidi="gu_IN"/>
+        </w:rPr>
+        <w:t>)</w:t>
+      </w:r>
+      <w:r>
+        <w:rPr>
+          <w:lang w:val="gu_IN" w:bidi="gu_IN"/>
+        </w:rPr>
+      </w:r>
+      <w:r>
+        <w:rPr>
+          <w:lang w:val="gu_IN" w:bidi="gu_IN"/>
+        </w:rPr>
+      </w:r>
+    </w:p>
+    <w:p>
+      <w:pPr/>
+      <w:r>
+        <w:rPr>
+          <w:lang w:val="gu_IN" w:bidi="gu_IN"/>
+        </w:rPr>
+      </w:r>
+    </w:p>
+    <w:p>
+      <w:pPr>
+        <w:pStyle w:val="Heading2"/>
+      </w:pPr>
+      <w:r>
+        <w:rPr>
+          <w:lang w:val="gu_IN" w:bidi="gu_IN"/>
+        </w:rPr>
+        <w:t>ક્લોસ્સીઓને પાઉલ પ્રેરીતનો પત્ર 4:1 (#3)</w:t>
+      </w:r>
+      <w:r>
+        <w:rPr>
+          <w:lang w:val="gu_IN" w:bidi="gu_IN"/>
+        </w:rPr>
+      </w:r>
+    </w:p>
+    <w:p>
+      <w:pPr/>
+      <w:r>
+        <w:rPr>
+          <w:lang w:val="gu_IN" w:bidi="gu_IN"/>
+        </w:rPr>
+      </w:r>
+      <w:r>
+        <w:rPr>
+          <w:b/>
+          <w:lang w:val="gu_IN" w:bidi="gu_IN"/>
+        </w:rPr>
+        <w:t>"જે યોગ્ય અને ન્યાયી {છે} તે"</w:t>
+      </w:r>
+    </w:p>
+    <w:p>
+      <w:pPr/>
+      <w:r>
+        <w:rPr>
+          <w:lang w:val="gu_IN" w:bidi="gu_IN"/>
+        </w:rPr>
+      </w:r>
+      <w:r>
+        <w:rPr>
+          <w:b/>
+          <w:lang w:val="gu_IN" w:bidi="gu_IN"/>
+        </w:rPr>
+        <w:t>અધિકાર</w:t>
+      </w:r>
+      <w:r>
+        <w:rPr>
+          <w:lang w:val="gu_IN" w:bidi="gu_IN"/>
+        </w:rPr>
+        <w:t xml:space="preserve"> ભાષાંતર કરાયેલ શબ્દ કોઈ વ્યક્તિ અથવા કંઈક કે જે કાયદા, સિદ્ધાંતો અને અપેક્ષાઓને યોગ્ય રીતે અનુસરે છે તેનું વર્ણન કરે છે. </w:t>
+      </w:r>
+      <w:r>
+        <w:rPr>
+          <w:b/>
+          <w:lang w:val="gu_IN" w:bidi="gu_IN"/>
+        </w:rPr>
+        <w:t>ન્યાયી</w:t>
+      </w:r>
+      <w:r>
+        <w:rPr>
+          <w:lang w:val="gu_IN" w:bidi="gu_IN"/>
+        </w:rPr>
+        <w:t xml:space="preserve"> ભાષાંતર કરાયેલ શબ્દ કોઈ વ્યક્તિ અથવા કંઈકનું વર્ણન કરે છે જે નિષ્પક્ષ છે અને બાજુ પસંદ કરતી નથી. જો તમારી પાસે તમારી ભાષામાં એવા શબ્દો છે જે આ વિચારોને લગભગ રજૂ કરે છે, તો તમે તેને અહીં આપી શકો છો. જો તમારી પાસે આ ભેદ પાડતા શબ્દો ન હોય, તો તમે એક શબ્દ વડે વિચાર વ્યક્ત કરી શકો છો જે દર્શાવે છે કે કંઈક ન્યાયી, કાનૂની અને યોગ્ય છે. વૈકલ્પિક અનુવાદ: “શું ન્યાયી અને નિષ્પક્ષ છે” અથવા “શું સાચું છે” (જુઓ: </w:t>
+      </w:r>
+      <w:r>
+        <w:rPr>
+          <w:lang w:val="gu_IN" w:bidi="gu_IN"/>
+        </w:rPr>
+        <w:t>﻿બેવડું/બમણાં</w:t>
+      </w:r>
+      <w:r>
+        <w:rPr>
+          <w:lang w:val="gu_IN" w:bidi="gu_IN"/>
+        </w:rPr>
+        <w:t>)</w:t>
+      </w:r>
+      <w:r>
+        <w:rPr>
+          <w:lang w:val="gu_IN" w:bidi="gu_IN"/>
+        </w:rPr>
+      </w:r>
+      <w:r>
+        <w:rPr>
+          <w:lang w:val="gu_IN" w:bidi="gu_IN"/>
+        </w:rPr>
+      </w:r>
+    </w:p>
+    <w:p>
+      <w:pPr/>
+      <w:r>
+        <w:rPr>
+          <w:lang w:val="gu_IN" w:bidi="gu_IN"/>
+        </w:rPr>
+      </w:r>
+    </w:p>
+    <w:p>
+      <w:pPr>
+        <w:pStyle w:val="Heading2"/>
+      </w:pPr>
+      <w:r>
+        <w:rPr>
+          <w:lang w:val="gu_IN" w:bidi="gu_IN"/>
+        </w:rPr>
+        <w:t>ક્લોસ્સીઓને પાઉલ પ્રેરીતનો પત્ર 4:1 (#4)</w:t>
+      </w:r>
+      <w:r>
+        <w:rPr>
+          <w:lang w:val="gu_IN" w:bidi="gu_IN"/>
+        </w:rPr>
+      </w:r>
+    </w:p>
+    <w:p>
+      <w:pPr/>
+      <w:r>
+        <w:rPr>
+          <w:lang w:val="gu_IN" w:bidi="gu_IN"/>
+        </w:rPr>
+      </w:r>
+      <w:r>
+        <w:rPr>
+          <w:b/>
+          <w:lang w:val="gu_IN" w:bidi="gu_IN"/>
+        </w:rPr>
+        <w:t>"એ જાણીને"</w:t>
+      </w:r>
+    </w:p>
+    <w:p>
+      <w:pPr/>
+      <w:r>
+        <w:rPr>
+          <w:lang w:val="gu_IN" w:bidi="gu_IN"/>
+        </w:rPr>
+      </w:r>
+      <w:r>
+        <w:rPr>
+          <w:lang w:val="gu_IN" w:bidi="gu_IN"/>
+        </w:rPr>
+        <w:t xml:space="preserve">પાઉલ </w:t>
+      </w:r>
+      <w:r>
+        <w:rPr>
+          <w:b/>
+          <w:lang w:val="gu_IN" w:bidi="gu_IN"/>
+        </w:rPr>
+        <w:t>જાણવું</w:t>
+      </w:r>
+      <w:r>
+        <w:rPr>
+          <w:lang w:val="gu_IN" w:bidi="gu_IN"/>
+        </w:rPr>
+        <w:t xml:space="preserve"> અનુવાદિત શબ્દનો ઉપયોગ કરે છે કારણ કે શા માટે માલિકોએ તેમના ગુલામો સાથે તેઓને આજ્ઞા આપી છે તેમ વર્તવું જોઈએ. જો </w:t>
+      </w:r>
+      <w:r>
+        <w:rPr>
+          <w:b/>
+          <w:lang w:val="gu_IN" w:bidi="gu_IN"/>
+        </w:rPr>
+        <w:t>જાણવું</w:t>
+      </w:r>
+      <w:r>
+        <w:rPr>
+          <w:lang w:val="gu_IN" w:bidi="gu_IN"/>
+        </w:rPr>
+        <w:t xml:space="preserve"> તમારી ભાષામાં કારણ રજૂ કરતું નથી, તો તમે તેને “કારણ” અથવા “ત્યારથી” જેવા શબ્દ વડે સ્પષ્ટ કરી શકો છો. વૈકલ્પિક અનુવાદ: “તમે જાણો છો ત્યારથી” (જુઓ: </w:t>
+      </w:r>
+      <w:r>
+        <w:rPr>
+          <w:lang w:val="gu_IN" w:bidi="gu_IN"/>
+        </w:rPr>
+        <w:t>જોડાણ - કારણ-અને-પરિણામ સબંધ</w:t>
+      </w:r>
+      <w:r>
+        <w:rPr>
+          <w:lang w:val="gu_IN" w:bidi="gu_IN"/>
+        </w:rPr>
+        <w:t>)</w:t>
+      </w:r>
+      <w:r>
+        <w:rPr>
+          <w:lang w:val="gu_IN" w:bidi="gu_IN"/>
+        </w:rPr>
+      </w:r>
+      <w:r>
+        <w:rPr>
+          <w:lang w:val="gu_IN" w:bidi="gu_IN"/>
+        </w:rPr>
+      </w:r>
+    </w:p>
+    <w:p>
+      <w:pPr/>
+      <w:r>
+        <w:rPr>
+          <w:lang w:val="gu_IN" w:bidi="gu_IN"/>
+        </w:rPr>
+      </w:r>
+    </w:p>
+    <w:p>
+      <w:pPr>
+        <w:pStyle w:val="Heading2"/>
+      </w:pPr>
+      <w:r>
+        <w:rPr>
+          <w:lang w:val="gu_IN" w:bidi="gu_IN"/>
+        </w:rPr>
+        <w:t>ક્લોસ્સીઓને પાઉલ પ્રેરીતનો પત્ર 4:1 (#5)</w:t>
+      </w:r>
+      <w:r>
+        <w:rPr>
+          <w:lang w:val="gu_IN" w:bidi="gu_IN"/>
+        </w:rPr>
+      </w:r>
+    </w:p>
+    <w:p>
+      <w:pPr/>
+      <w:r>
+        <w:rPr>
+          <w:lang w:val="gu_IN" w:bidi="gu_IN"/>
+        </w:rPr>
+      </w:r>
+      <w:r>
+        <w:rPr>
+          <w:b/>
+          <w:lang w:val="gu_IN" w:bidi="gu_IN"/>
+        </w:rPr>
+        <w:t>"માલિક સ્વર્ગમાં છે"</w:t>
+      </w:r>
+    </w:p>
+    <w:p>
+      <w:pPr/>
+      <w:r>
+        <w:rPr>
+          <w:lang w:val="gu_IN" w:bidi="gu_IN"/>
+        </w:rPr>
+      </w:r>
+      <w:r>
+        <w:rPr>
+          <w:lang w:val="gu_IN" w:bidi="gu_IN"/>
+        </w:rPr>
+        <w:t xml:space="preserve">અહીં </w:t>
+      </w:r>
+      <w:r>
+        <w:rPr>
+          <w:b/>
+          <w:lang w:val="gu_IN" w:bidi="gu_IN"/>
+        </w:rPr>
+        <w:t>ધણી</w:t>
+      </w:r>
+      <w:r>
+        <w:rPr>
+          <w:lang w:val="gu_IN" w:bidi="gu_IN"/>
+        </w:rPr>
+        <w:t xml:space="preserve">નો અનુવાદ થયેલો શબ્દ સામાન્ય રીતે અન્યત્ર **ઈશ્વર **નો અનુવાદ કરવામાં આવે છે, પરંતુ તે અહીં </w:t>
+      </w:r>
+      <w:r>
+        <w:rPr>
+          <w:b/>
+          <w:lang w:val="gu_IN" w:bidi="gu_IN"/>
+        </w:rPr>
+        <w:t>ધણી</w:t>
+      </w:r>
+      <w:r>
+        <w:rPr>
+          <w:lang w:val="gu_IN" w:bidi="gu_IN"/>
+        </w:rPr>
+        <w:t xml:space="preserve"> તરીકે અનુવાદિત થાય છે કારણ કે આ જ શબ્દ કલમની શરૂઆતમાં “ધણી” માટે વપરાયો છે. પાઉલ ઇચ્છે છે કે માલિકો તેમના ગુલામો સાથે ન્યાયી વર્તન કરે કારણ કે તેઓ પણ એક ધણી, પ્રભુ ઈસુની સેવા કરે છે. જો ** ધણી ** કોનો ઉલ્લેખ કરે છે તે તમારી ભાષામાં ગેરસમજ થશે, તો તમે આ વિચારને ઓળખીને વ્યક્ત કરી શકો છો કે ** ધણી ** પ્રભુ ઈસુ છે. વૈકલ્પિક અનુવાદ: “સ્વર્ગમાં એક ધણી, પ્રભુ ઈસુ” (જુઓ: </w:t>
+      </w:r>
+      <w:r>
+        <w:rPr>
+          <w:lang w:val="gu_IN" w:bidi="gu_IN"/>
+        </w:rPr>
+        <w:t>અનુમાનિત જ્ઞાન અને ગર્ભિત માહિતી</w:t>
+      </w:r>
+      <w:r>
+        <w:rPr>
+          <w:lang w:val="gu_IN" w:bidi="gu_IN"/>
+        </w:rPr>
+        <w:t>)</w:t>
+      </w:r>
+      <w:r>
+        <w:rPr>
+          <w:lang w:val="gu_IN" w:bidi="gu_IN"/>
+        </w:rPr>
+      </w:r>
+      <w:r>
+        <w:rPr>
+          <w:lang w:val="gu_IN" w:bidi="gu_IN"/>
+        </w:rPr>
+      </w:r>
+    </w:p>
+    <w:p>
+      <w:pPr/>
+      <w:r>
+        <w:rPr>
+          <w:lang w:val="gu_IN" w:bidi="gu_IN"/>
+        </w:rPr>
+      </w:r>
+    </w:p>
+    <w:p>
+      <w:pPr>
+        <w:pStyle w:val="Heading2"/>
+      </w:pPr>
+      <w:r>
+        <w:rPr>
+          <w:lang w:val="gu_IN" w:bidi="gu_IN"/>
+        </w:rPr>
+        <w:t>ક્લોસ્સીઓને પાઉલ પ્રેરીતનો પત્ર 4:2 (#1)</w:t>
+      </w:r>
+      <w:r>
+        <w:rPr>
+          <w:lang w:val="gu_IN" w:bidi="gu_IN"/>
+        </w:rPr>
+      </w:r>
+    </w:p>
+    <w:p>
+      <w:pPr/>
+      <w:r>
+        <w:rPr>
+          <w:lang w:val="gu_IN" w:bidi="gu_IN"/>
+        </w:rPr>
+      </w:r>
+      <w:r>
+        <w:rPr>
+          <w:b/>
+          <w:lang w:val="gu_IN" w:bidi="gu_IN"/>
+        </w:rPr>
+        <w:t>"પ્રાર્થનામાં દ્રઢપણે સતત જારી રહો"</w:t>
+      </w:r>
+    </w:p>
+    <w:p>
+      <w:pPr/>
+      <w:r>
+        <w:rPr>
+          <w:lang w:val="gu_IN" w:bidi="gu_IN"/>
+        </w:rPr>
+      </w:r>
+      <w:r>
+        <w:rPr>
+          <w:lang w:val="gu_IN" w:bidi="gu_IN"/>
+        </w:rPr>
+        <w:t>વૈકલ્પિક અનુવાદ: “વિશ્વાસપૂર્વક પ્રાર્થના કરતા રહો” અથવા “ખંતથી પ્રાર્થના કરો”</w:t>
+      </w:r>
+      <w:r>
+        <w:rPr>
+          <w:lang w:val="gu_IN" w:bidi="gu_IN"/>
+        </w:rPr>
+      </w:r>
+      <w:r>
+        <w:rPr>
+          <w:lang w:val="gu_IN" w:bidi="gu_IN"/>
+        </w:rPr>
+      </w:r>
+    </w:p>
+    <w:p>
+      <w:pPr/>
+      <w:r>
+        <w:rPr>
+          <w:lang w:val="gu_IN" w:bidi="gu_IN"/>
+        </w:rPr>
+      </w:r>
+    </w:p>
+    <w:p>
+      <w:pPr>
+        <w:pStyle w:val="Heading2"/>
+      </w:pPr>
+      <w:r>
+        <w:rPr>
+          <w:lang w:val="gu_IN" w:bidi="gu_IN"/>
+        </w:rPr>
+        <w:t>ક્લોસ્સીઓને પાઉલ પ્રેરીતનો પત્ર 4:2 (#2)</w:t>
+      </w:r>
+      <w:r>
+        <w:rPr>
+          <w:lang w:val="gu_IN" w:bidi="gu_IN"/>
+        </w:rPr>
+      </w:r>
+    </w:p>
+    <w:p>
+      <w:pPr/>
+      <w:r>
+        <w:rPr>
+          <w:lang w:val="gu_IN" w:bidi="gu_IN"/>
+        </w:rPr>
+      </w:r>
+      <w:r>
+        <w:rPr>
+          <w:b/>
+          <w:lang w:val="gu_IN" w:bidi="gu_IN"/>
+        </w:rPr>
+        <w:t>"આભારસ્તુતિમાં જાગૃત રહીને"</w:t>
+      </w:r>
+    </w:p>
+    <w:p>
+      <w:pPr/>
+      <w:r>
+        <w:rPr>
+          <w:lang w:val="gu_IN" w:bidi="gu_IN"/>
+        </w:rPr>
+      </w:r>
+      <w:r>
+        <w:rPr>
+          <w:b/>
+          <w:lang w:val="gu_IN" w:bidi="gu_IN"/>
+        </w:rPr>
+        <w:t>જાગૃત રહેવું</w:t>
+      </w:r>
+      <w:r>
+        <w:rPr>
+          <w:lang w:val="gu_IN" w:bidi="gu_IN"/>
+        </w:rPr>
+        <w:t xml:space="preserve"> ભાષાંતર કરાયેલ શબ્દ એ વ્યક્ત કરે છે કે પાઉલ ઇચ્છે છે કે કલોસ્સીના લોકો પ્રાર્થના કરે ત્યારે તેઓ શું કરે. જો આ જોડાણને તમારી ભાષામાં ગેરસમજ કરવામાં આવશે, તો તમે રૂઢિગત અભિવ્યક્તિનો ઉપયોગ કરી શકો છો જે સૂચવે છે કે </w:t>
+      </w:r>
+      <w:r>
+        <w:rPr>
+          <w:b/>
+          <w:lang w:val="gu_IN" w:bidi="gu_IN"/>
+        </w:rPr>
+        <w:t>જાગૃત રહેવું</w:t>
+      </w:r>
+      <w:r>
+        <w:rPr>
+          <w:lang w:val="gu_IN" w:bidi="gu_IN"/>
+        </w:rPr>
+        <w:t xml:space="preserve"> તે જ સમયે થાય છે જ્યારે તેઓ “પ્રાર્થનામાં અડગ રહે છે.” વૈકલ્પિક અનુવાદ: “અને સાવચેત રહો” (જુઓ: </w:t>
+      </w:r>
+      <w:r>
+        <w:rPr>
+          <w:lang w:val="gu_IN" w:bidi="gu_IN"/>
+        </w:rPr>
+        <w:t>સમકાલીન સંબંધ</w:t>
+      </w:r>
+      <w:r>
+        <w:rPr>
+          <w:lang w:val="gu_IN" w:bidi="gu_IN"/>
+        </w:rPr>
+        <w:t>)</w:t>
+      </w:r>
+      <w:r>
+        <w:rPr>
+          <w:lang w:val="gu_IN" w:bidi="gu_IN"/>
+        </w:rPr>
+      </w:r>
+      <w:r>
+        <w:rPr>
+          <w:lang w:val="gu_IN" w:bidi="gu_IN"/>
+        </w:rPr>
+      </w:r>
+    </w:p>
+    <w:p>
+      <w:pPr/>
+      <w:r>
+        <w:rPr>
+          <w:lang w:val="gu_IN" w:bidi="gu_IN"/>
+        </w:rPr>
+      </w:r>
+    </w:p>
+    <w:p>
+      <w:pPr>
+        <w:pStyle w:val="Heading2"/>
+      </w:pPr>
+      <w:r>
+        <w:rPr>
+          <w:lang w:val="gu_IN" w:bidi="gu_IN"/>
+        </w:rPr>
+        <w:t>ક્લોસ્સીઓને પાઉલ પ્રેરીતનો પત્ર 4:2 (#3)</w:t>
+      </w:r>
+      <w:r>
+        <w:rPr>
+          <w:lang w:val="gu_IN" w:bidi="gu_IN"/>
+        </w:rPr>
+      </w:r>
+    </w:p>
+    <w:p>
+      <w:pPr/>
+      <w:r>
+        <w:rPr>
+          <w:lang w:val="gu_IN" w:bidi="gu_IN"/>
+        </w:rPr>
+      </w:r>
+      <w:r>
+        <w:rPr>
+          <w:b/>
+          <w:lang w:val="gu_IN" w:bidi="gu_IN"/>
+        </w:rPr>
+        <w:t>"આભારસ્તુતિમાં જાગૃત રહીને"</w:t>
+      </w:r>
+    </w:p>
+    <w:p>
+      <w:pPr/>
+      <w:r>
+        <w:rPr>
+          <w:lang w:val="gu_IN" w:bidi="gu_IN"/>
+        </w:rPr>
+      </w:r>
+      <w:r>
+        <w:rPr>
+          <w:lang w:val="gu_IN" w:bidi="gu_IN"/>
+        </w:rPr>
+        <w:t>વૈકલ્પિક અનુવાદ: “તમારા પ્રાર્થનાના સમય દરમિયાન”</w:t>
+      </w:r>
+      <w:r>
+        <w:rPr>
+          <w:lang w:val="gu_IN" w:bidi="gu_IN"/>
+        </w:rPr>
+      </w:r>
+      <w:r>
+        <w:rPr>
+          <w:lang w:val="gu_IN" w:bidi="gu_IN"/>
+        </w:rPr>
+      </w:r>
+    </w:p>
+    <w:p>
+      <w:pPr/>
+      <w:r>
+        <w:rPr>
+          <w:lang w:val="gu_IN" w:bidi="gu_IN"/>
+        </w:rPr>
+      </w:r>
+    </w:p>
+    <w:p>
+      <w:pPr>
+        <w:pStyle w:val="Heading2"/>
+      </w:pPr>
+      <w:r>
+        <w:rPr>
+          <w:lang w:val="gu_IN" w:bidi="gu_IN"/>
+        </w:rPr>
+        <w:t>ક્લોસ્સીઓને પાઉલ પ્રેરીતનો પત્ર 4:2 (#4)</w:t>
+      </w:r>
+      <w:r>
+        <w:rPr>
+          <w:lang w:val="gu_IN" w:bidi="gu_IN"/>
+        </w:rPr>
+      </w:r>
+    </w:p>
+    <w:p>
+      <w:pPr/>
+      <w:r>
+        <w:rPr>
+          <w:lang w:val="gu_IN" w:bidi="gu_IN"/>
+        </w:rPr>
+      </w:r>
+      <w:r>
+        <w:rPr>
+          <w:b/>
+          <w:lang w:val="gu_IN" w:bidi="gu_IN"/>
+        </w:rPr>
+        <w:t>"આભારસ્તુતિમાં જાગૃત રહીને"</w:t>
+      </w:r>
+    </w:p>
+    <w:p>
+      <w:pPr/>
+      <w:r>
+        <w:rPr>
+          <w:lang w:val="gu_IN" w:bidi="gu_IN"/>
+        </w:rPr>
+      </w:r>
+      <w:r>
+        <w:rPr>
+          <w:lang w:val="gu_IN" w:bidi="gu_IN"/>
+        </w:rPr>
+        <w:t xml:space="preserve">જો તમારી ભાષા </w:t>
+      </w:r>
+      <w:r>
+        <w:rPr>
+          <w:b/>
+          <w:lang w:val="gu_IN" w:bidi="gu_IN"/>
+        </w:rPr>
+        <w:t>અભારસ્તુતિ</w:t>
+      </w:r>
+      <w:r>
+        <w:rPr>
+          <w:lang w:val="gu_IN" w:bidi="gu_IN"/>
+        </w:rPr>
+        <w:t xml:space="preserve"> પાછળના વિચાર માટે અમૂર્ત સંજ્ઞાનો ઉપયોગ કરતી નથી, તો તમે મૌખિક શબ્દસમૂહ જેમ કે "અને આભાર માનવો" અથવા “આભારપૂર્વક”જેવા ક્રિયાવિશેષણનો ઉપયોગ કરીને વિચાર વ્યક્ત કરી શકો છો. વૈકલ્પિક અનુવાદ: “આભારપૂર્વક” (જુઓ: </w:t>
+      </w:r>
+      <w:r>
+        <w:rPr>
+          <w:lang w:val="gu_IN" w:bidi="gu_IN"/>
+        </w:rPr>
+        <w:t>﻿﻿﻿અમૂર્ત નામો</w:t>
+      </w:r>
+      <w:r>
+        <w:rPr>
+          <w:lang w:val="gu_IN" w:bidi="gu_IN"/>
+        </w:rPr>
+        <w:t>)</w:t>
+        <w:br/>
+      </w:r>
+      <w:r>
+        <w:rPr>
+          <w:lang w:val="gu_IN" w:bidi="gu_IN"/>
+        </w:rPr>
+        <w:t xml:space="preserve">4:3 iqjo rc://ta/man/translate/grammar-connect-time-simultaneous ἅμα 1 સાથે મળીને 1 આ સંદર્ભમાં, </w:t>
+      </w:r>
+      <w:r>
+        <w:rPr>
+          <w:b/>
+          <w:lang w:val="gu_IN" w:bidi="gu_IN"/>
+        </w:rPr>
+        <w:t>એકસાથે</w:t>
+      </w:r>
+      <w:r>
+        <w:rPr>
+          <w:lang w:val="gu_IN" w:bidi="gu_IN"/>
+        </w:rPr>
+        <w:t xml:space="preserve"> ભાષાંતર થયેલો શબ્દ લોકો સાથે હોવાનો સંદર્ભ આપતો નથી, પરંતુ </w:t>
+      </w:r>
+      <w:r>
+        <w:rPr>
+          <w:b/>
+          <w:lang w:val="gu_IN" w:bidi="gu_IN"/>
+        </w:rPr>
+        <w:t>એકસાથે</w:t>
+      </w:r>
+      <w:r>
+        <w:rPr>
+          <w:lang w:val="gu_IN" w:bidi="gu_IN"/>
+        </w:rPr>
+        <w:t xml:space="preserve"> અથવા તે જ સમયે થતી ક્રિયાઓનો સંદર્ભ આપે છે. જો </w:t>
+      </w:r>
+      <w:r>
+        <w:rPr>
+          <w:b/>
+          <w:lang w:val="gu_IN" w:bidi="gu_IN"/>
+        </w:rPr>
+        <w:t>એકસાથે</w:t>
+      </w:r>
+      <w:r>
+        <w:rPr>
+          <w:lang w:val="gu_IN" w:bidi="gu_IN"/>
+        </w:rPr>
+        <w:t xml:space="preserve"> તમારી ભાષામાં ગેરસમજ થતી હોય, તો તમે એવા શબ્દ અથવા વાક્યનો ઉપયોગ કરી શકો છો જે સૂચવે છે કે કલોસ્સી ઓએ પાઉલ માટે પ્રાર્થના કરવી જોઈએ તે જ સમયે તેઓ અન્ય બાબતો વિશે પ્રાર્થના કરે છે (</w:t>
+      </w:r>
+      <w:hyperlink r:id="rId67">
+        <w:r>
+          <w:rPr>
+            <w:lang w:val="gu_IN" w:bidi="gu_IN"/>
+          </w:rPr>
+          <w:rPr>
+            <w:color w:val="0000EE"/>
+            <w:u w:val="single"/>
+          </w:rPr>
+          <w:t>૪:૨</w:t>
+        </w:r>
+      </w:hyperlink>
+      <w:r>
+        <w:rPr>
+          <w:lang w:val="gu_IN" w:bidi="gu_IN"/>
+        </w:rPr>
+        <w:t xml:space="preserve">) માં ઉલ્લેખિત બાબતો. વૈકલ્પિક અનુવાદ: “તે જ સમયે” (જુઓ: </w:t>
+      </w:r>
+      <w:r>
+        <w:rPr>
+          <w:lang w:val="gu_IN" w:bidi="gu_IN"/>
+        </w:rPr>
+        <w:t>સમકાલીન સંબંધ</w:t>
+      </w:r>
+      <w:r>
+        <w:rPr>
+          <w:lang w:val="gu_IN" w:bidi="gu_IN"/>
+        </w:rPr>
+        <w:t>)</w:t>
+        <w:br/>
+      </w:r>
+      <w:r>
+        <w:rPr>
+          <w:lang w:val="gu_IN" w:bidi="gu_IN"/>
+        </w:rPr>
+        <w:t xml:space="preserve">4:3 sct4 rc://ta/man/translate/figs-exclusive ἡμῶν &amp; ἡμῖν 1 અમારે સારું &amp; અમારા 1 આ કલમમાં, </w:t>
+      </w:r>
+      <w:r>
+        <w:rPr>
+          <w:b/>
+          <w:lang w:val="gu_IN" w:bidi="gu_IN"/>
+        </w:rPr>
+        <w:t>અમે</w:t>
+      </w:r>
+      <w:r>
+        <w:rPr>
+          <w:lang w:val="gu_IN" w:bidi="gu_IN"/>
+        </w:rPr>
+        <w:t xml:space="preserve"> શબ્દ પાઉલ અને તિમોથીનો ઉલ્લેખ કરે છે પરંતુ કલોસ્સીનો નહીં. (જુઓ: </w:t>
+      </w:r>
+      <w:r>
+        <w:rPr>
+          <w:lang w:val="gu_IN" w:bidi="gu_IN"/>
+        </w:rPr>
+        <w:t>વિશિષ્ટ અને સમાવેશક “અમે”</w:t>
+      </w:r>
+      <w:r>
+        <w:rPr>
+          <w:lang w:val="gu_IN" w:bidi="gu_IN"/>
+        </w:rPr>
+        <w:t>)</w:t>
+        <w:br/>
+      </w:r>
+      <w:r>
+        <w:rPr>
+          <w:lang w:val="gu_IN" w:bidi="gu_IN"/>
+        </w:rPr>
+        <w:t xml:space="preserve">4:3 ql6g rc://ta/man/translate/grammar-connect-logic-goal ἵνα 1 કે જેથી 1 શબ્દનો અનુવાદ </w:t>
+      </w:r>
+      <w:r>
+        <w:rPr>
+          <w:b/>
+          <w:lang w:val="gu_IN" w:bidi="gu_IN"/>
+        </w:rPr>
+        <w:t>જેથી</w:t>
+      </w:r>
+      <w:r>
+        <w:rPr>
+          <w:lang w:val="gu_IN" w:bidi="gu_IN"/>
+        </w:rPr>
+        <w:t xml:space="preserve"> થાય છે: (૧) તેઓએ શું પ્રાર્થના કરવી જોઈએ તેની સામગ્રી. વૈકલ્પિક અનુવાદ: “તે” અથવા “તે પૂછવું” (૨) હેતુ કે જેના માટે કલોસ્સીઓએ પાઉલ માટે પ્રાર્થના કરવી જોઈએ. વૈકલ્પિક અનુવાદ: “ક્રમમાં તે” (જુઓ: </w:t>
+      </w:r>
+      <w:r>
+        <w:rPr>
+          <w:lang w:val="gu_IN" w:bidi="gu_IN"/>
+        </w:rPr>
+        <w:t>જોડાણ - ધ્યેય (હેતુ) સબંધ</w:t>
+      </w:r>
+      <w:r>
+        <w:rPr>
+          <w:lang w:val="gu_IN" w:bidi="gu_IN"/>
+        </w:rPr>
+        <w:t>)</w:t>
+        <w:br/>
+      </w:r>
+      <w:r>
+        <w:rPr>
+          <w:lang w:val="gu_IN" w:bidi="gu_IN"/>
+        </w:rPr>
+        <w:t xml:space="preserve">4:3 ub1i rc://ta/man/translate/figs-metaphor ὁ Θεὸς ἀνοίξῃ ἡμῖν θύραν τοῦ λόγου 1 અમારે સારું &amp; ઈશ્વર &amp; માટે વચન સારું &amp; એક દ્વાર ઉઘાડે 1 અહીં, પાઉલ ઈશ્વર વિશે વાત કરે છે કે પાઉલ અને તિમોથીને સુવાર્તાનો પ્રચાર કરવાની તક પૂરી પાડે છે જાણે ઈશ્વર તેમના માટે </w:t>
+      </w:r>
+      <w:r>
+        <w:rPr>
+          <w:b/>
+          <w:lang w:val="gu_IN" w:bidi="gu_IN"/>
+        </w:rPr>
+        <w:t xml:space="preserve">શબ્દ માટે દરવાજા ખોલી રહ્યા હોય. એ ચિત્ર ઈશ્વર નું છે કે એક દરવાજો ખોલે છે જેથી પાઉલ અને તિમોથી અંદર જઈને ખ્રિસ્ત વિશેનો સંદેશો આપી શકે. જો તમારી ભાષામાં શબ્દાલંકાર ગેરસમજ કરવામાં આવશે, તો તમે તુલનાત્મક રૂપકનો ઉપયોગ કરી શકો છો અથવા વિચારને બિન-લાક્ષણિક રીતે વ્યક્ત કરી શકો છો. વૈકલ્પિક અનુવાદ: “ઈશ્વર આપણને શબ્દનો ઉપદેશ આપવાની તકો આપી શકે છે” (જુઓ: </w:t>
+      </w:r>
+      <w:r>
+        <w:rPr>
+          <w:b/>
+          <w:lang w:val="gu_IN" w:bidi="gu_IN"/>
+        </w:rPr>
+        <w:t>રૂપક</w:t>
+      </w:r>
+      <w:r>
+        <w:rPr>
+          <w:b/>
+          <w:lang w:val="gu_IN" w:bidi="gu_IN"/>
+        </w:rPr>
+        <w:t>)</w:t>
+        <w:br/>
+      </w:r>
+      <w:r>
+        <w:rPr>
+          <w:b/>
+          <w:lang w:val="gu_IN" w:bidi="gu_IN"/>
+        </w:rPr>
+        <w:t xml:space="preserve">4:3 m7z4 rc://ta/man/translate/figs-doublet τοῦ λόγου, λαλῆσαι 1 માટે વચન સારું &amp; બોલવાને 1 અહીં, શબ્દ માટે અને બોલવાનો અર્થ લગભગ સમાન છે. જો તમારી ભાષા અહીં બંને શબ્દસમૂહોનો ઉપયોગ કરતી નથી, તો તમે તેમને એકમાં જોડી શકો છો. વૈકલ્પિક અનુવાદ: “બોલવું” (જુઓ: </w:t>
+      </w:r>
+      <w:r>
+        <w:rPr>
+          <w:b/>
+          <w:lang w:val="gu_IN" w:bidi="gu_IN"/>
+        </w:rPr>
+        <w:t>﻿બેવડું/બમણાં</w:t>
+      </w:r>
+      <w:r>
+        <w:rPr>
+          <w:b/>
+          <w:lang w:val="gu_IN" w:bidi="gu_IN"/>
+        </w:rPr>
+        <w:t>)</w:t>
+        <w:br/>
+      </w:r>
+      <w:r>
+        <w:rPr>
+          <w:b/>
+          <w:lang w:val="gu_IN" w:bidi="gu_IN"/>
+        </w:rPr>
+        <w:t xml:space="preserve">4:3 w4fl rc://ta/man/translate/figs-metonymy τοῦ λόγου 1 માટે વચન સારું 1 અહીં, શબ્દ અલંકારિક રીતે એવા સંદેશને રજૂ કરે છે જે શબ્દોથી બનેલો છે. જો તમારી ભાષામાં શબ્દનો ગેરસમજ થતો હોય, તો તમે સમકક્ષ અભિવ્યક્તિ અથવા સાદી ભાષાનો ઉપયોગ કરી શકો છો. વૈકલ્પિક અનુવાદ: “સંદેશ માટે” અથવા “અમે જે કહીએ છીએ તેના માટે” (જુઓ: </w:t>
+      </w:r>
+      <w:r>
+        <w:rPr>
+          <w:b/>
+          <w:lang w:val="gu_IN" w:bidi="gu_IN"/>
+        </w:rPr>
+        <w:t>﻿ઉપનામ</w:t>
+      </w:r>
+      <w:r>
+        <w:rPr>
+          <w:b/>
+          <w:lang w:val="gu_IN" w:bidi="gu_IN"/>
+        </w:rPr>
+        <w:t>)</w:t>
+        <w:br/>
+      </w:r>
+      <w:r>
+        <w:rPr>
+          <w:b/>
+          <w:lang w:val="gu_IN" w:bidi="gu_IN"/>
+        </w:rPr>
+        <w:t>4:3 tl71 rc://ta/man/translate/grammar-connect-logic-goal λαλῆσαι 1 બોલવાને 1 બોલવા માટે ભાષાંતર કરાયેલ શબ્દ તે હેતુ દર્શાવે છે કે જેના માટે “દરવાજો”ખોલવામાં આવ્યો છે. જો બોલવું તમારી ભાષામાં હેતુ દર્શાવતું ન હોય, તો તમે એવા શબ્દ અથવા શબ્દસમૂહનો ઉપયોગ કરી શકો છો જે હેતુ દર્શાવે છે. વૈકલ્પિક અનુવાદ: “આપણે બોલી શકીએ તે માટે” અથવા “જેથી આપણે બોલી શકીએ” (જુઓ: rc://gu/ta/man/translate/translate-unknown)</w:t>
+        <w:br/>
+      </w:r>
+      <w:r>
+        <w:rPr>
+          <w:b/>
+          <w:lang w:val="gu_IN" w:bidi="gu_IN"/>
+        </w:rPr>
+        <w:t xml:space="preserve">4:3 ce37 rc://ta/man/translate/translate-unknown τὸ μυστήριον 1 મર્મ 1 પાઉલ તેના સંદેશને ખ્રિસ્તના મર્મ તરીકે બોલે છે. આનો અર્થ એ નથી કે સંદેશને સમજવો મુશ્કેલ છે પરંતુ તેના બદલે તે અગાઉ જાહેર કરવામાં આવ્યો ન હતો. હવે, જો કે, પાઉલ “તે સ્પષ્ટ કરે છે” (જેમ કે </w:t>
+      </w:r>
+      <w:hyperlink r:id="rId68">
+        <w:r>
+          <w:rPr>
+            <w:lang w:val="gu_IN" w:bidi="gu_IN"/>
+          </w:rPr>
+          <w:rPr>
+            <w:color w:val="0000EE"/>
+            <w:u w:val="single"/>
+          </w:rPr>
+          <w:t>૪:૪</w:t>
+        </w:r>
+      </w:hyperlink>
+      <w:r>
+        <w:rPr>
+          <w:b/>
+          <w:lang w:val="gu_IN" w:bidi="gu_IN"/>
+        </w:rPr>
+        <w:t xml:space="preserve"> કહે છે). જો કોઈ મર્મ કે જે પ્રગટ થાય છે અથવા બોલાય છે તે તમારી ભાષામાં ગેરસમજ થાય છે, તો તમે મર્મને ટૂંકા વર્ણનાત્મક શબ્દસમૂહ સાથે બદલી શકો છો. વૈકલ્પિક અનુવાદ: “છુપાયેલ સંદેશ” અથવા “અગાઉ છુપાયેલ સંદેશ” (જુઓ: rc://ta/man/translate/translate-unknown)</w:t>
+        <w:br/>
+      </w:r>
+      <w:r>
+        <w:rPr>
+          <w:b/>
+          <w:lang w:val="gu_IN" w:bidi="gu_IN"/>
+        </w:rPr>
+        <w:t xml:space="preserve">4:3 fkva rc://ta/man/translate/figs-possession τὸ μυστήριον τοῦ Χριστοῦ 1 ખ્રિસ્તના મર્મ 1 અહીં, પાઉલ એક મર્મ વિશે વાત કરવા માટે સંબંધક સ્વરૂપનો ઉપયોગ કરે છે જેની સામગ્રી ખ્રિસ્ત વિશેનો સંદેશ છે. જો તમારી ભાષા તે વિચારને વ્યક્ત કરવા માટે સંબંધક સ્વરૂપનો ઉપયોગ કરતી નથી, તો તમે આ વિચારને “વિશે” અથવા સંબંધિત કલમ જેમ કે “તે ચિંતા કરે છે” જેવા પૂર્વનિર્ધારણ સાથે વ્યક્ત કરી શકો છો. વૈકલ્પિક અનુવાદ: “ખ્રિસ્તને લગતું મર્મ” (જુઓ: </w:t>
+      </w:r>
+      <w:r>
+        <w:rPr>
+          <w:b/>
+          <w:lang w:val="gu_IN" w:bidi="gu_IN"/>
+        </w:rPr>
+        <w:t>માલિકી</w:t>
+      </w:r>
+      <w:r>
+        <w:rPr>
+          <w:b/>
+          <w:lang w:val="gu_IN" w:bidi="gu_IN"/>
+        </w:rPr>
+        <w:t>)</w:t>
+        <w:br/>
+      </w:r>
+      <w:r>
+        <w:rPr>
+          <w:b/>
+          <w:lang w:val="gu_IN" w:bidi="gu_IN"/>
+        </w:rPr>
+        <w:t xml:space="preserve">4:3 gs8f rc://ta/man/translate/writing-pronouns δι’ ὃ 1 જેના કારણથી 1 જેનો અનુવાદ થયેલો શબ્દ “ખ્રિસ્તના મર્મ” નો સંદર્ભ આપે છે. જો તમારા વાચકો ગેરસમજ કરતા હશે કે જેનો સંદર્ભ છે, તો તમે “મર્મ” જેવા શબ્દ ઉમેરીને આને વધુ સ્પષ્ટ રીતે કહી શકો છો. વૈકલ્પિક અનુવાદ: “કયા મર્મને કારણે” (જુઓ: </w:t>
+      </w:r>
+      <w:r>
+        <w:rPr>
+          <w:b/>
+          <w:lang w:val="gu_IN" w:bidi="gu_IN"/>
+        </w:rPr>
+        <w:t>સર્વનામ - તેનો ઉપયોગ ક્યારે કરવો</w:t>
+      </w:r>
+      <w:r>
+        <w:rPr>
+          <w:b/>
+          <w:lang w:val="gu_IN" w:bidi="gu_IN"/>
+        </w:rPr>
+        <w:t>)</w:t>
+        <w:br/>
+      </w:r>
+      <w:r>
+        <w:rPr>
+          <w:b/>
+          <w:lang w:val="gu_IN" w:bidi="gu_IN"/>
+        </w:rPr>
+        <w:t xml:space="preserve">4:3 q4jx rc://ta/man/translate/figs-metonymy δέδεμαι 1 હું બંધનમાં છું 1 અહીં, પાઉલ જેલમાં કેવી રીતે છે તેનો સંદર્ભ આપવા માટે હું બંધનમાંછુ ** ભાષાંતર કરાયેલ શબ્દનો ઉપયોગ કરે છે. જો તમારી ભાષામાં મને બાંધવામાં આવ્યો છે ગેરસમજ થશે, તો તમે તુલનાત્મક શબ્દ અથવા શબ્દસમૂહનો ઉપયોગ કરી શકો છો જે જેલમાં હોવાનો અર્થ થાય છે અથવા આ વિચારને બિન-લાક્ષણિક રીતે વ્યક્ત કરી શકે છે. વૈકલ્પિક અનુવાદ: “હું કેદમાં છું” અથવા “હું જેલમાં છું” (જુઓ: </w:t>
+      </w:r>
+      <w:r>
+        <w:rPr>
+          <w:b/>
+          <w:lang w:val="gu_IN" w:bidi="gu_IN"/>
+        </w:rPr>
+        <w:t>﻿ઉપનામ</w:t>
+      </w:r>
+      <w:r>
+        <w:rPr>
+          <w:b/>
+          <w:lang w:val="gu_IN" w:bidi="gu_IN"/>
+        </w:rPr>
+        <w:t>)</w:t>
+        <w:br/>
+      </w:r>
+      <w:r>
+        <w:rPr>
+          <w:b/>
+          <w:lang w:val="gu_IN" w:bidi="gu_IN"/>
+        </w:rPr>
+        <w:t xml:space="preserve">4:3 lsdv rc://ta/man/translate/figs-activepassive δέδεμαι 1 હું બંધનમાં છું 1 જો તમારી ભાષા આ નિષ્ક્રિય સ્વરૂપનો ઉપયોગ કરતી નથી, તો તમે અસ્પષ્ટ અથવા અનિશ્ચિત વિષય સાથે સક્રિય સ્વરૂપમાં વિચાર વ્યક્ત કરી શકો છો. વૈકલ્પિક અનુવાદ: “તેઓએ મને બાંધ્યો છે” અથવા “અધિકારીઓએ મને બાંધ્યો છે” (જુઓ: </w:t>
+      </w:r>
+      <w:r>
+        <w:rPr>
+          <w:b/>
+          <w:lang w:val="gu_IN" w:bidi="gu_IN"/>
+        </w:rPr>
+        <w:t>﻿﻿સક્રિય (પ્રત્યક્ષ) અથવા નિષ્ક્રિય (પરોક્ષ)</w:t>
+      </w:r>
+      <w:r>
+        <w:rPr>
+          <w:b/>
+          <w:lang w:val="gu_IN" w:bidi="gu_IN"/>
+        </w:rPr>
+        <w:t>)</w:t>
+        <w:br/>
+      </w:r>
+      <w:r>
+        <w:rPr>
+          <w:b/>
+          <w:lang w:val="gu_IN" w:bidi="gu_IN"/>
+        </w:rPr>
+        <w:t>4:4 x8bf rc://ta/man/translate/grammar-connect-logic-goal ἵνα 1 એ સારું કે 1 ભાષાંતર કરાયેલ શબ્દ ક્રમમાં પરિચય આપી શકે છે: (૧) બીજી બાબત કે જેના માટે કલોસસીઓ એ પ્રાર્થના કરવી જોઈએ (</w:t>
       </w:r>
       <w:hyperlink r:id="rId13">
         <w:r>
@@ -34871,6 +35863,25 @@
           <w:b/>
           <w:lang w:val="gu_IN" w:bidi="gu_IN"/>
         </w:rPr>
+        <w:t xml:space="preserve"> માં કહેવામાં આવ્યું છે તે ઉપરાંત). વૈકલ્પિક ભાષાંતર: “અને તે” અથવા “અને તે પૂછવું” (૨) બીજો હેતુ કે જેના માટે કલોસ્સીઓએ પાઉલ માટે પ્રાર્થના કરવી જોઈએ (</w:t>
+      </w:r>
+      <w:hyperlink r:id="rId13">
+        <w:r>
+          <w:rPr>
+            <w:lang w:val="gu_IN" w:bidi="gu_IN"/>
+          </w:rPr>
+          <w:rPr>
+            <w:color w:val="0000EE"/>
+            <w:u w:val="single"/>
+          </w:rPr>
+          <w:t>૪:૩</w:t>
+        </w:r>
+      </w:hyperlink>
+      <w:r>
+        <w:rPr>
+          <w:b/>
+          <w:lang w:val="gu_IN" w:bidi="gu_IN"/>
+        </w:rPr>
         <w:t xml:space="preserve">) માં કહેવામાં આવ્યું છે તે ઉપરાંત) . વૈકલ્પિક અનુવાદ: “અને તેથી તે” (જુઓ: </w:t>
       </w:r>
       <w:r>
@@ -35222,7 +36233,7 @@
         </w:rPr>
         <w:t>4:6 bza7 your words always with grace, seasoned with salt 0 your words always with grace, seasoned with salt 0 આ કલમ એક માર્ગ પૂરો પાડે છે જેમાં પાઉલ ઇચ્છે છે કે કલોસ્સીના લોકો “બહારના લોકો તરફ શાણપણથી ચાલે” (</w:t>
       </w:r>
-      <w:hyperlink r:id="rId64">
+      <w:hyperlink r:id="rId69">
         <w:r>
           <w:rPr>
             <w:lang w:val="gu_IN" w:bidi="gu_IN"/>
@@ -35421,7 +36432,7 @@
         </w:rPr>
         <w:t>નું ભાષાંતર કરાયેલા શબ્દો એવા વ્યક્તિઓનો સંદર્ભ આપે છે જેમને “બહારના લોકો” (</w:t>
       </w:r>
-      <w:hyperlink r:id="rId64">
+      <w:hyperlink r:id="rId69">
         <w:r>
           <w:rPr>
             <w:lang w:val="gu_IN" w:bidi="gu_IN"/>
@@ -37255,7 +38266,7 @@
         </w:rPr>
         <w:t xml:space="preserve"> અનુવાદિત શબ્દ અગાઉના કલમમાં એપાફ્રાસ વિશે પાઉલના નિવેદનોને વધુ સમર્થન આપે છે. </w:t>
       </w:r>
-      <w:hyperlink r:id="rId66">
+      <w:hyperlink r:id="rId70">
         <w:r>
           <w:rPr>
             <w:lang w:val="gu_IN" w:bidi="gu_IN"/>
@@ -37874,7 +38885,7 @@
         </w:rPr>
         <w:t xml:space="preserve">4:17 z330 καὶ εἴπατε 1 અને &amp; કહેજો કે 1 કલોસ્સીઓને તેમના વતી( </w:t>
       </w:r>
-      <w:hyperlink r:id="rId67">
+      <w:hyperlink r:id="rId71">
         <w:r>
           <w:rPr>
             <w:lang w:val="gu_IN" w:bidi="gu_IN"/>
@@ -38798,1017 +39809,6 @@
           <w:lang w:val="gu_IN" w:bidi="gu_IN"/>
         </w:rPr>
         <w:t>)</w:t>
-      </w:r>
-      <w:r>
-        <w:rPr>
-          <w:lang w:val="gu_IN" w:bidi="gu_IN"/>
-        </w:rPr>
-      </w:r>
-      <w:r>
-        <w:rPr>
-          <w:lang w:val="gu_IN" w:bidi="gu_IN"/>
-        </w:rPr>
-      </w:r>
-    </w:p>
-    <w:p>
-      <w:pPr/>
-      <w:r>
-        <w:rPr>
-          <w:lang w:val="gu_IN" w:bidi="gu_IN"/>
-        </w:rPr>
-      </w:r>
-    </w:p>
-    <w:p>
-      <w:pPr>
-        <w:pStyle w:val="Heading2"/>
-      </w:pPr>
-      <w:r>
-        <w:rPr>
-          <w:lang w:val="gu_IN" w:bidi="gu_IN"/>
-        </w:rPr>
-        <w:t>ક્લોસ્સીઓને પાઉલ પ્રેરીતનો પત્ર - અધ્યાય 1 પ્રસ્તાવના</w:t>
-      </w:r>
-      <w:r>
-        <w:rPr>
-          <w:lang w:val="gu_IN" w:bidi="gu_IN"/>
-        </w:rPr>
-      </w:r>
-    </w:p>
-    <w:p>
-      <w:pPr>
-        <w:pStyle w:val="Heading3"/>
-      </w:pPr>
-      <w:r>
-        <w:rPr>
-          <w:lang w:val="gu_IN" w:bidi="gu_IN"/>
-        </w:rPr>
-        <w:t>માળખું અને રચના</w:t>
-      </w:r>
-    </w:p>
-    <w:p>
-      <w:pPr/>
-      <w:r>
-        <w:rPr>
-          <w:lang w:val="gu_IN" w:bidi="gu_IN"/>
-        </w:rPr>
-      </w:r>
-      <w:r>
-        <w:rPr>
-          <w:lang w:val="gu_IN" w:bidi="gu_IN"/>
-        </w:rPr>
-        <w:t>૧. પત્રની શરૂઆત (૧:૧–૧૨ )</w:t>
-      </w:r>
-    </w:p>
-    <w:p>
-      <w:pPr>
-        <w:pStyle w:val="ListBullet"/>
-        <w:spacing w:line="240" w:lineRule="auto"/>
-        <w:ind w:left="720"/>
-      </w:pPr>
-      <w:r>
-        <w:rPr>
-          <w:lang w:val="gu_IN" w:bidi="gu_IN"/>
-        </w:rPr>
-      </w:r>
-      <w:r>
-        <w:rPr>
-          <w:lang w:val="gu_IN" w:bidi="gu_IN"/>
-        </w:rPr>
-        <w:t>શુભેચ્છા (૧:૧–૨)</w:t>
-      </w:r>
-    </w:p>
-    <w:p>
-      <w:pPr>
-        <w:pStyle w:val="ListBullet"/>
-        <w:spacing w:line="240" w:lineRule="auto"/>
-        <w:ind w:left="720"/>
-      </w:pPr>
-      <w:r>
-        <w:rPr>
-          <w:lang w:val="gu_IN" w:bidi="gu_IN"/>
-        </w:rPr>
-      </w:r>
-      <w:r>
-        <w:rPr>
-          <w:lang w:val="gu_IN" w:bidi="gu_IN"/>
-        </w:rPr>
-        <w:t>આભારસ્તુતિ ની પ્રાર્થના (૧:૩–૮ )</w:t>
-      </w:r>
-    </w:p>
-    <w:p>
-      <w:pPr>
-        <w:pStyle w:val="ListBullet"/>
-        <w:spacing w:line="240" w:lineRule="auto"/>
-        <w:ind w:left="720"/>
-      </w:pPr>
-      <w:r>
-        <w:rPr>
-          <w:lang w:val="gu_IN" w:bidi="gu_IN"/>
-        </w:rPr>
-      </w:r>
-      <w:r>
-        <w:rPr>
-          <w:lang w:val="gu_IN" w:bidi="gu_IN"/>
-        </w:rPr>
-        <w:t>મધ્યસ્થીની પ્રાર્થના (૧:૧–૧૨ )</w:t>
-      </w:r>
-    </w:p>
-    <w:p>
-      <w:pPr>
-        <w:pStyle w:val="ListNumber"/>
-        <w:numPr>
-          <w:ilvl w:val="0"/>
-          <w:numId w:val="14"/>
-        </w:numPr>
-        <w:spacing w:line="240" w:lineRule="auto"/>
-        <w:ind w:left="720"/>
-      </w:pPr>
-      <w:r>
-        <w:rPr>
-          <w:lang w:val="gu_IN" w:bidi="gu_IN"/>
-        </w:rPr>
-      </w:r>
-      <w:r>
-        <w:rPr>
-          <w:lang w:val="gu_IN" w:bidi="gu_IN"/>
-        </w:rPr>
-        <w:t>શિક્ષણ વિભાગ (૧:૧૩ –૨:૨૩)</w:t>
-      </w:r>
-    </w:p>
-    <w:p>
-      <w:pPr>
-        <w:pStyle w:val="ListBullet"/>
-        <w:spacing w:line="240" w:lineRule="auto"/>
-        <w:ind w:left="720"/>
-      </w:pPr>
-      <w:r>
-        <w:rPr>
-          <w:lang w:val="gu_IN" w:bidi="gu_IN"/>
-        </w:rPr>
-      </w:r>
-      <w:r>
-        <w:rPr>
-          <w:lang w:val="gu_IN" w:bidi="gu_IN"/>
-        </w:rPr>
-        <w:t>ખ્રિસ્ત અને તેમનું કાર્ય (૧:૧૩–૨૦ )</w:t>
-      </w:r>
-    </w:p>
-    <w:p>
-      <w:pPr>
-        <w:pStyle w:val="ListBullet"/>
-        <w:spacing w:line="240" w:lineRule="auto"/>
-        <w:ind w:left="720"/>
-      </w:pPr>
-      <w:r>
-        <w:rPr>
-          <w:lang w:val="gu_IN" w:bidi="gu_IN"/>
-        </w:rPr>
-      </w:r>
-      <w:r>
-        <w:rPr>
-          <w:lang w:val="gu_IN" w:bidi="gu_IN"/>
-        </w:rPr>
-        <w:t>ખ્રિસ્તનું કાર્ય કલોસ્સીનોને લાગુ પડે છે (૧:૨૧–૨૩)</w:t>
-      </w:r>
-    </w:p>
-    <w:p>
-      <w:pPr>
-        <w:pStyle w:val="ListBullet"/>
-        <w:spacing w:line="240" w:lineRule="auto"/>
-        <w:ind w:left="720"/>
-      </w:pPr>
-      <w:r>
-        <w:rPr>
-          <w:lang w:val="gu_IN" w:bidi="gu_IN"/>
-        </w:rPr>
-      </w:r>
-      <w:r>
-        <w:rPr>
-          <w:lang w:val="gu_IN" w:bidi="gu_IN"/>
-        </w:rPr>
-        <w:t>પાઉલ નું સેવાકાર્ય (૧:૨૪–૨: ૫)</w:t>
-      </w:r>
-    </w:p>
-    <w:p>
-      <w:pPr/>
-      <w:r>
-        <w:rPr>
-          <w:lang w:val="gu_IN" w:bidi="gu_IN"/>
-        </w:rPr>
-      </w:r>
-      <w:r>
-        <w:rPr>
-          <w:lang w:val="gu_IN" w:bidi="gu_IN"/>
-        </w:rPr>
-        <w:t xml:space="preserve">પાઉલ આ પત્રની શરૂઆત </w:t>
-      </w:r>
-      <w:hyperlink r:id="rId68">
-        <w:r>
-          <w:rPr>
-            <w:lang w:val="gu_IN" w:bidi="gu_IN"/>
-          </w:rPr>
-          <w:rPr>
-            <w:color w:val="0000EE"/>
-            <w:u w:val="single"/>
-          </w:rPr>
-          <w:t>૧:૧–૨</w:t>
-        </w:r>
-      </w:hyperlink>
-      <w:r>
-        <w:rPr>
-          <w:lang w:val="gu_IN" w:bidi="gu_IN"/>
-        </w:rPr>
-        <w:t xml:space="preserve"> માં તેમના અને તિમોથીના નામ આપીને, તેઓ જેમને લખી રહ્યા છે તેઓની ઓળખ કરીને અને શુભેચ્છાઓ આપીને કરે છે. આ રીતે લોકો સામાન્ય રીતે આ સમયે પત્રો લખવાનું શરૂ કરે છે.</w:t>
-      </w:r>
-    </w:p>
-    <w:p>
-      <w:pPr>
-        <w:pStyle w:val="Heading3"/>
-      </w:pPr>
-      <w:r>
-        <w:rPr>
-          <w:lang w:val="gu_IN" w:bidi="gu_IN"/>
-        </w:rPr>
-        <w:t>આ પ્રકરણમાં વિશેષ ખ્યાલો</w:t>
-      </w:r>
-    </w:p>
-    <w:p>
-      <w:pPr>
-        <w:pStyle w:val="Heading4"/>
-      </w:pPr>
-      <w:r>
-        <w:rPr>
-          <w:lang w:val="gu_IN" w:bidi="gu_IN"/>
-        </w:rPr>
-        <w:t>મર્મ</w:t>
-      </w:r>
-    </w:p>
-    <w:p>
-      <w:pPr/>
-      <w:r>
-        <w:rPr>
-          <w:lang w:val="gu_IN" w:bidi="gu_IN"/>
-        </w:rPr>
-      </w:r>
-      <w:r>
-        <w:rPr>
-          <w:lang w:val="gu_IN" w:bidi="gu_IN"/>
-        </w:rPr>
-        <w:t>પાઉલ આ પ્રકરણમાં પ્રથમ વખત “મર્મ” નો સંદર્ભ આપે છે (</w:t>
-      </w:r>
-      <w:hyperlink r:id="rId69">
-        <w:r>
-          <w:rPr>
-            <w:lang w:val="gu_IN" w:bidi="gu_IN"/>
-          </w:rPr>
-          <w:rPr>
-            <w:color w:val="0000EE"/>
-            <w:u w:val="single"/>
-          </w:rPr>
-          <w:t>૧:૨૬–૨૭</w:t>
-        </w:r>
-      </w:hyperlink>
-      <w:r>
-        <w:rPr>
-          <w:lang w:val="gu_IN" w:bidi="gu_IN"/>
-        </w:rPr>
-        <w:t xml:space="preserve">). આ કેટલાક ગુપ્ત સત્યનો સંદર્ભ આપતું નથી જે સમજવું મુશ્કેલ છે અને તે માત્ર થોડા વિશેષાધિકૃત વ્યક્તિઓ જ શીખી શકે એવું નથી. તેના બદલે, તે ઈશ્વર ની યોજનાઓનો ઉલ્લેખ કરે છે જે એક સમયે અજાણ હતી પરંતુ હવે તેના બધા લોકો માટેપ્રગટ છે. આ મર્મની સંપત શું છે? તે પોતે ખ્રિસ્ત છે, તેમનું કાર્ય છે અને વિશ્વાસીઓ સાથેનું તેમનું જોડાણ છે. (જુઓ: </w:t>
-      </w:r>
-      <w:r>
-        <w:rPr>
-          <w:lang w:val="gu_IN" w:bidi="gu_IN"/>
-        </w:rPr>
-        <w:t>પ્રગટ કરવું, પ્રગટ કરે છે, પ્રગટ કર્યું/પ્રકટીકરણ</w:t>
-      </w:r>
-      <w:r>
-        <w:rPr>
-          <w:lang w:val="gu_IN" w:bidi="gu_IN"/>
-        </w:rPr>
-        <w:t>)</w:t>
-      </w:r>
-    </w:p>
-    <w:p>
-      <w:pPr>
-        <w:pStyle w:val="Heading4"/>
-      </w:pPr>
-      <w:r>
-        <w:rPr>
-          <w:lang w:val="gu_IN" w:bidi="gu_IN"/>
-        </w:rPr>
-        <w:t>પૂર્ણતા</w:t>
-      </w:r>
-    </w:p>
-    <w:p>
-      <w:pPr/>
-      <w:r>
-        <w:rPr>
-          <w:lang w:val="gu_IN" w:bidi="gu_IN"/>
-        </w:rPr>
-      </w:r>
-      <w:r>
-        <w:rPr>
-          <w:lang w:val="gu_IN" w:bidi="gu_IN"/>
-        </w:rPr>
-        <w:t>પાઉલ આ પ્રકરણમાં ચાર વખત "ભરવું" અથવા "પૂર્ણતા" નો ઉલ્લેખ કરે છે. પ્રથમ, પાઉલ પ્રાર્થના કરે છે કે કલોસ્સી લોકો ઈશ્વરની ઇચ્છાના જ્ઞાનથી “ભરેલા” છે (</w:t>
-      </w:r>
-      <w:hyperlink r:id="rId57">
-        <w:r>
-          <w:rPr>
-            <w:lang w:val="gu_IN" w:bidi="gu_IN"/>
-          </w:rPr>
-          <w:rPr>
-            <w:color w:val="0000EE"/>
-            <w:u w:val="single"/>
-          </w:rPr>
-          <w:t>૧:૯</w:t>
-        </w:r>
-      </w:hyperlink>
-      <w:r>
-        <w:rPr>
-          <w:lang w:val="gu_IN" w:bidi="gu_IN"/>
-        </w:rPr>
-        <w:t>).. બીજું, ઈસુ પાસે ઈશ્વરની બધી “સંપૂર્ણતા” છે (</w:t>
-      </w:r>
-      <w:hyperlink r:id="rId19">
-        <w:r>
-          <w:rPr>
-            <w:lang w:val="gu_IN" w:bidi="gu_IN"/>
-          </w:rPr>
-          <w:rPr>
-            <w:color w:val="0000EE"/>
-            <w:u w:val="single"/>
-          </w:rPr>
-          <w:t>૧:૧૯</w:t>
-        </w:r>
-      </w:hyperlink>
-      <w:r>
-        <w:rPr>
-          <w:lang w:val="gu_IN" w:bidi="gu_IN"/>
-        </w:rPr>
-        <w:t>). ત્રીજું, પાઉલ તેના દેહમાં "ભરે છે" જે ખ્રિસ્તના દુઃખોમાં અભાવ છે (</w:t>
-      </w:r>
-      <w:hyperlink r:id="rId70">
-        <w:r>
-          <w:rPr>
-            <w:lang w:val="gu_IN" w:bidi="gu_IN"/>
-          </w:rPr>
-          <w:rPr>
-            <w:color w:val="0000EE"/>
-            <w:u w:val="single"/>
-          </w:rPr>
-          <w:t>૧:૨૪</w:t>
-        </w:r>
-      </w:hyperlink>
-      <w:r>
-        <w:rPr>
-          <w:lang w:val="gu_IN" w:bidi="gu_IN"/>
-        </w:rPr>
-        <w:t>). ચોથું, પાઉલ ઈશ્વરના શબ્દને “સંપૂર્ણપણે” ઓળખાવે છે (</w:t>
-      </w:r>
-      <w:hyperlink r:id="rId30">
-        <w:r>
-          <w:rPr>
-            <w:lang w:val="gu_IN" w:bidi="gu_IN"/>
-          </w:rPr>
-          <w:rPr>
-            <w:color w:val="0000EE"/>
-            <w:u w:val="single"/>
-          </w:rPr>
-          <w:t>૧:૨૫</w:t>
-        </w:r>
-      </w:hyperlink>
-      <w:r>
-        <w:rPr>
-          <w:lang w:val="gu_IN" w:bidi="gu_IN"/>
-        </w:rPr>
-        <w:t>). શક્ય છે કે પાઉલ ઘણી વાર “ભરવું” અને “સંપૂર્ણતા” નો ઉપયોગ કરે છે કારણ કે તે કંઈક હતું જે ખોટા શિક્ષકોએ વચન આપ્યું હતું. પાઉલ તેના બદલે બતાવવા માંગે છે કે કેવી રીતે "સંપૂર્ણતા" ખ્રિસ્તના કાર્ય દ્વારા અને તેમના વતી તેમના પોતાના કાર્ય દ્વારા આવે છે. ખ્રિસ્તમાં ઈશ્વરની સંપૂર્ણતા છે, અને પાઉલ કલોસ્સીઓનેને "ભરીને" ખ્રિસ્ત માટે કામ કરે છે, જેઓ પછી ઈશ્વરની ઇચ્છાના જ્ઞાનથી "ભરેલા" છે.</w:t>
-      </w:r>
-    </w:p>
-    <w:p>
-      <w:pPr/>
-      <w:r>
-        <w:rPr>
-          <w:lang w:val="gu_IN" w:bidi="gu_IN"/>
-        </w:rPr>
-      </w:r>
-      <w:r>
-        <w:rPr>
-          <w:lang w:val="gu_IN" w:bidi="gu_IN"/>
-        </w:rPr>
-        <w:t>પાઉલ ખ્રિસ્તી જીવનનું વર્ણન કરવા માટે ઘણી જુદી જુદી છબીઓનો ઉપયોગ કરે છે. આ પ્રકરણમાં, તે “ચાલવા” અને"ફળ આપતા" (૧:૧૦) ની છબીઓનો ઉપયોગ કરે છે. આ છબીઓ બતાવે છે કે પાઉલ ઇચ્છે છે કે કલોસ્સીઓ ખ્રિસ્તી જીવન વિશે એક જીવન તરીકે વિચારે જે એક ધ્યેય તરફ દોરવામાં આવે છે (ક્યાં તો લક્ષ્યસ્થાન, જો કોઈ ચાલતું હોય, અથવા ફળ, જો કોઈ વધતું હોય). (જુઓ: [[rc://gu/tw/dict/bible/other/fruit]])</w:t>
-      </w:r>
-    </w:p>
-    <w:p>
-      <w:pPr>
-        <w:pStyle w:val="Heading4"/>
-      </w:pPr>
-      <w:r>
-        <w:rPr>
-          <w:lang w:val="gu_IN" w:bidi="gu_IN"/>
-        </w:rPr>
-        <w:t>પ્રકાશ વિરુદ્ધ અંધકાર</w:t>
-      </w:r>
-    </w:p>
-    <w:p>
-      <w:pPr/>
-      <w:r>
-        <w:rPr>
-          <w:lang w:val="gu_IN" w:bidi="gu_IN"/>
-        </w:rPr>
-      </w:r>
-      <w:r>
-        <w:rPr>
-          <w:lang w:val="gu_IN" w:bidi="gu_IN"/>
-        </w:rPr>
-        <w:t>પાઉલ "પ્રકાશમાં સંતોનો વારસો" (</w:t>
-      </w:r>
-      <w:hyperlink r:id="rId29">
-        <w:r>
-          <w:rPr>
-            <w:lang w:val="gu_IN" w:bidi="gu_IN"/>
-          </w:rPr>
-          <w:rPr>
-            <w:color w:val="0000EE"/>
-            <w:u w:val="single"/>
-          </w:rPr>
-          <w:t>૧:૧૨</w:t>
-        </w:r>
-      </w:hyperlink>
-      <w:r>
-        <w:rPr>
-          <w:lang w:val="gu_IN" w:bidi="gu_IN"/>
-        </w:rPr>
-        <w:t>) ને “અંધકારના અધિકાર”સાથે વિરોધાભાસ રજૂ કરે છે " (</w:t>
-      </w:r>
-      <w:hyperlink r:id="rId29">
-        <w:r>
-          <w:rPr>
-            <w:lang w:val="gu_IN" w:bidi="gu_IN"/>
-          </w:rPr>
-          <w:rPr>
-            <w:color w:val="0000EE"/>
-            <w:u w:val="single"/>
-          </w:rPr>
-          <w:t>૧:૧૨</w:t>
-        </w:r>
-      </w:hyperlink>
-      <w:r>
-        <w:rPr>
-          <w:lang w:val="gu_IN" w:bidi="gu_IN"/>
-        </w:rPr>
-        <w:t>). "પ્રકાશ" એ સારું શુંછે તે દર્શાવે છે, ઇચ્છનીય અને ઈશ્વર ની કૃપા સાથે સંબંધિત છે. "અંધકાર" એ દર્શાવે છે કે જે ઈશ્વર થી દૂર છે, તેની વિરુદ્ધ છે, અને દુષ્ટ છે.</w:t>
-      </w:r>
-    </w:p>
-    <w:p>
-      <w:pPr>
-        <w:pStyle w:val="Heading4"/>
-      </w:pPr>
-      <w:r>
-        <w:rPr>
-          <w:lang w:val="gu_IN" w:bidi="gu_IN"/>
-        </w:rPr>
-        <w:t>શિર અને શરીર</w:t>
-      </w:r>
-    </w:p>
-    <w:p>
-      <w:pPr/>
-      <w:r>
-        <w:rPr>
-          <w:lang w:val="gu_IN" w:bidi="gu_IN"/>
-        </w:rPr>
-      </w:r>
-      <w:r>
-        <w:rPr>
-          <w:lang w:val="gu_IN" w:bidi="gu_IN"/>
-        </w:rPr>
-        <w:t>આ પ્રકરણમાં, પાઉલ એક છબી રજૂ કરે છે કે તે પ્રકરણ 2 માં વધુ સંપૂર્ણ રીતે વિકસિત થશે: ખ્રિસ્ત જેમ શરીરનું શિર, જે તેની મંડળી છે. આ છબી ખ્રિસ્તને તેમના મંડળી માટે જીવન અને દિશાના સ્ત્રોત તરીકે ઓળખાવે છે, જેમ કે શિર શરીર માટે જીવન અને દિશાનો સ્ત્રોત છે.</w:t>
-      </w:r>
-    </w:p>
-    <w:p>
-      <w:pPr>
-        <w:pStyle w:val="Heading3"/>
-      </w:pPr>
-      <w:r>
-        <w:rPr>
-          <w:lang w:val="gu_IN" w:bidi="gu_IN"/>
-        </w:rPr>
-        <w:t>આ પ્રકરણમાં અન્ય મુશ્કેલ સંભવિત અનુવાદ</w:t>
-      </w:r>
-    </w:p>
-    <w:p>
-      <w:pPr>
-        <w:pStyle w:val="Heading4"/>
-      </w:pPr>
-      <w:r>
-        <w:rPr>
-          <w:lang w:val="gu_IN" w:bidi="gu_IN"/>
-        </w:rPr>
-        <w:t>ખ્રિસ્તની વેદનાઓ</w:t>
-      </w:r>
-    </w:p>
-    <w:p>
-      <w:pPr/>
-      <w:r>
-        <w:rPr>
-          <w:lang w:val="gu_IN" w:bidi="gu_IN"/>
-        </w:rPr>
-      </w:r>
-      <w:r>
-        <w:rPr>
-          <w:lang w:val="gu_IN" w:bidi="gu_IN"/>
-        </w:rPr>
-        <w:t xml:space="preserve">માં </w:t>
-      </w:r>
-      <w:hyperlink r:id="rId70">
-        <w:r>
-          <w:rPr>
-            <w:lang w:val="gu_IN" w:bidi="gu_IN"/>
-          </w:rPr>
-          <w:rPr>
-            <w:color w:val="0000EE"/>
-            <w:u w:val="single"/>
-          </w:rPr>
-          <w:t>૧:૨૪</w:t>
-        </w:r>
-      </w:hyperlink>
-      <w:r>
-        <w:rPr>
-          <w:lang w:val="gu_IN" w:bidi="gu_IN"/>
-        </w:rPr>
-        <w:t>, પાઉલ "ખ્રિસ્તની વેદનાઓની અછત" વિશે વાત કરે છે, જે તે તેના વેદનાઓ દ્વારા ભરે છે. આનો અર્થ એ નથી કે ખ્રિસ્ત કોઈક રીતે તેમના મિશન અને કાર્યમાં નિષ્ફળ ગયો, અને પાઉલે ગુમ થયેલ ટુકડાઓ ભરવા પડશે. તેના બદલે, "અભાવ" એ એવી બાબતનો ઉલ્લેખ કરે છે જે ખ્રિસ્તે ઇરાદાપૂર્વક આ અનુયાયીઓને પૂર્ણ કરવા માટે છોડી દીધી હતી. તેણે મંડળીના મિશનને ચાલુ રાખવા માટે, જેમ કે તેણે પોતે કર્યું હતું તેમ, તેઓને દુઃખ સહન કરવા માટે બોલાવ્યા છે(. /૧૫.md) એ પ્રારંભિક ખ્રિસ્તી સ્તોત્ર છે જે પાઉલે કલોસ્સીઓને યાદ અપાવવા માટે ટાંક્યું છે કે તેઓ અન્ય ખ્રિસ્તીઓ સાથે શું સામાન્ય માને છે. જો આ સાચું હોય, તો તેનો અર્થ એ નથી કે આ વિભાગ પાઉલ જે વિચારે છે તેના કરતાં કંઈક અલગ કહે છે. તેના બદલે, પાઉલે તેને ટાંકવાનું પસંદ કર્યું કારણ કે તેણે તેની સંપૂર્ણ પુષ્ટિ કરી હતી. જો તે તમારા વાચકો માટે મદદરૂપ થશે, તો તમે આ પંક્તિઓને એવી રીતે ગોઠવણ કરી શકો છો જે દર્શાવે છે કે તે કોઈ સ્તોત્ર અથવા કવિતામાંથી છે.</w:t>
-      </w:r>
-    </w:p>
-    <w:p>
-      <w:pPr>
-        <w:pStyle w:val="Heading4"/>
-      </w:pPr>
-      <w:r>
-        <w:rPr>
-          <w:lang w:val="gu_IN" w:bidi="gu_IN"/>
-        </w:rPr>
-        <w:t>"ખ્રિસ્ત-સ્તુતિ"</w:t>
-      </w:r>
-    </w:p>
-    <w:p>
-      <w:pPr/>
-      <w:r>
-        <w:rPr>
-          <w:lang w:val="gu_IN" w:bidi="gu_IN"/>
-        </w:rPr>
-      </w:r>
-      <w:r>
-        <w:rPr>
-          <w:lang w:val="gu_IN" w:bidi="gu_IN"/>
-        </w:rPr>
-        <w:t>ઘણા વિદ્વાનો માને છે કે</w:t>
-      </w:r>
-      <w:hyperlink r:id="rId16">
-        <w:r>
-          <w:rPr>
-            <w:lang w:val="gu_IN" w:bidi="gu_IN"/>
-          </w:rPr>
-          <w:rPr>
-            <w:color w:val="0000EE"/>
-            <w:u w:val="single"/>
-          </w:rPr>
-          <w:t>૧:૧૫–૨૦</w:t>
-        </w:r>
-      </w:hyperlink>
-      <w:r>
-        <w:rPr>
-          <w:lang w:val="gu_IN" w:bidi="gu_IN"/>
-        </w:rPr>
-        <w:t xml:space="preserve"> એ પ્રારંભિક ખ્રિસ્તી સ્તોત્ર છે જે કલોસ્સીઓનેને યાદ અપાવવા માટે પાઉલ ટાંક્યું છે અન્ય ખ્રિસ્તીઓ સાથે સામાન્ય માને છે. જો આ સાચું હોય, તો તેનો અર્થ એ નથી કે આ વિભાગ પાઉલ જે વિચારે છે તેના કરતાં કંઈક અલગ કહે છે. તેના બદલે, પાઉલે તેને ટાંકવાનું પસંદ કર્યું કારણ કે તેણે તેની સંપૂર્ણ પુષ્ટિ કરી હતી. જો તે તમારા વાચકો માટે મદદરૂપ થશે, તો તમે આ પંક્તિઓને એવી રીતેગોઠવણ કરી શકો છો જે દર્શાવે છે કે તે કોઈ સ્તોત્ર અથવા કવિતામાંથી છે.</w:t>
-      </w:r>
-      <w:r>
-        <w:rPr>
-          <w:lang w:val="gu_IN" w:bidi="gu_IN"/>
-        </w:rPr>
-      </w:r>
-      <w:r>
-        <w:rPr>
-          <w:lang w:val="gu_IN" w:bidi="gu_IN"/>
-        </w:rPr>
-      </w:r>
-    </w:p>
-    <w:p>
-      <w:pPr/>
-      <w:r>
-        <w:rPr>
-          <w:lang w:val="gu_IN" w:bidi="gu_IN"/>
-        </w:rPr>
-      </w:r>
-    </w:p>
-    <w:p>
-      <w:pPr>
-        <w:pStyle w:val="Heading2"/>
-      </w:pPr>
-      <w:r>
-        <w:rPr>
-          <w:lang w:val="gu_IN" w:bidi="gu_IN"/>
-        </w:rPr>
-        <w:t>ક્લોસ્સીઓને પાઉલ પ્રેરીતનો પત્ર - અધ્યાય 4 પ્રસ્તાવના</w:t>
-      </w:r>
-      <w:r>
-        <w:rPr>
-          <w:lang w:val="gu_IN" w:bidi="gu_IN"/>
-        </w:rPr>
-      </w:r>
-    </w:p>
-    <w:p>
-      <w:pPr>
-        <w:pStyle w:val="Heading3"/>
-      </w:pPr>
-      <w:r>
-        <w:rPr>
-          <w:lang w:val="gu_IN" w:bidi="gu_IN"/>
-        </w:rPr>
-        <w:t>માળખું અને સ્વરૂપ</w:t>
-      </w:r>
-    </w:p>
-    <w:p>
-      <w:pPr/>
-      <w:r>
-        <w:rPr>
-          <w:lang w:val="gu_IN" w:bidi="gu_IN"/>
-        </w:rPr>
-      </w:r>
-      <w:hyperlink r:id="rId46">
-        <w:r>
-          <w:rPr>
-            <w:lang w:val="gu_IN" w:bidi="gu_IN"/>
-          </w:rPr>
-          <w:rPr>
-            <w:color w:val="0000EE"/>
-            <w:u w:val="single"/>
-          </w:rPr>
-          <w:t>4:1</w:t>
-        </w:r>
-      </w:hyperlink>
-      <w:r>
-        <w:rPr>
-          <w:lang w:val="gu_IN" w:bidi="gu_IN"/>
-        </w:rPr>
-        <w:t xml:space="preserve"> તે વિ(ભાગ સાથે સંબંધિત છે જે </w:t>
-      </w:r>
-      <w:hyperlink r:id="rId47">
-        <w:r>
-          <w:rPr>
-            <w:lang w:val="gu_IN" w:bidi="gu_IN"/>
-          </w:rPr>
-          <w:rPr>
-            <w:color w:val="0000EE"/>
-            <w:u w:val="single"/>
-          </w:rPr>
-          <w:t>૩:૧૮</w:t>
-        </w:r>
-      </w:hyperlink>
-      <w:r>
-        <w:rPr>
-          <w:lang w:val="gu_IN" w:bidi="gu_IN"/>
-        </w:rPr>
-        <w:t xml:space="preserve"> માં શરૂ થાય છે. .md), ભલે તે આ પ્રકરણમાં હોય.</w:t>
-      </w:r>
-    </w:p>
-    <w:p>
-      <w:pPr/>
-      <w:r>
-        <w:rPr>
-          <w:lang w:val="gu_IN" w:bidi="gu_IN"/>
-        </w:rPr>
-      </w:r>
-      <w:r>
-        <w:rPr>
-          <w:lang w:val="gu_IN" w:bidi="gu_IN"/>
-        </w:rPr>
-        <w:t>૩\. ઉપદેશ વિભાગ</w:t>
-      </w:r>
-    </w:p>
-    <w:p>
-      <w:pPr>
-        <w:pStyle w:val="ListBullet"/>
-        <w:spacing w:line="240" w:lineRule="auto"/>
-        <w:ind w:left="720"/>
-      </w:pPr>
-      <w:r>
-        <w:rPr>
-          <w:lang w:val="gu_IN" w:bidi="gu_IN"/>
-        </w:rPr>
-      </w:r>
-      <w:r>
-        <w:rPr>
-          <w:lang w:val="gu_IN" w:bidi="gu_IN"/>
-        </w:rPr>
-        <w:t>બહારના લોકો પ્રત્યે પ્રાર્થનાની વિનંતી અને વર્તન (૪:૨–૬)</w:t>
-      </w:r>
-    </w:p>
-    <w:p>
-      <w:pPr/>
-      <w:r>
-        <w:rPr>
-          <w:lang w:val="gu_IN" w:bidi="gu_IN"/>
-        </w:rPr>
-      </w:r>
-      <w:r>
-        <w:rPr>
-          <w:lang w:val="gu_IN" w:bidi="gu_IN"/>
-        </w:rPr>
-        <w:t>૪\. પત્ર અંતભાગ (4:7–18)</w:t>
-      </w:r>
-    </w:p>
-    <w:p>
-      <w:pPr>
-        <w:pStyle w:val="ListBullet"/>
-        <w:spacing w:line="240" w:lineRule="auto"/>
-        <w:ind w:left="720"/>
-      </w:pPr>
-      <w:r>
-        <w:rPr>
-          <w:lang w:val="gu_IN" w:bidi="gu_IN"/>
-        </w:rPr>
-      </w:r>
-      <w:r>
-        <w:rPr>
-          <w:lang w:val="gu_IN" w:bidi="gu_IN"/>
-        </w:rPr>
-        <w:t>સંદેશવાહકો (૪:૭–૯)</w:t>
-      </w:r>
-    </w:p>
-    <w:p>
-      <w:pPr>
-        <w:pStyle w:val="ListBullet"/>
-        <w:spacing w:line="240" w:lineRule="auto"/>
-        <w:ind w:left="720"/>
-      </w:pPr>
-      <w:r>
-        <w:rPr>
-          <w:lang w:val="gu_IN" w:bidi="gu_IN"/>
-        </w:rPr>
-      </w:r>
-      <w:r>
-        <w:rPr>
-          <w:lang w:val="gu_IN" w:bidi="gu_IN"/>
-        </w:rPr>
-        <w:t>મિત્રો તરફથી શુભેચ્છાઓ (૪:૧૦–૧૪)</w:t>
-      </w:r>
-    </w:p>
-    <w:p>
-      <w:pPr>
-        <w:pStyle w:val="ListBullet"/>
-        <w:spacing w:line="240" w:lineRule="auto"/>
-        <w:ind w:left="720"/>
-      </w:pPr>
-      <w:r>
-        <w:rPr>
-          <w:lang w:val="gu_IN" w:bidi="gu_IN"/>
-        </w:rPr>
-      </w:r>
-      <w:r>
-        <w:rPr>
-          <w:lang w:val="gu_IN" w:bidi="gu_IN"/>
-        </w:rPr>
-        <w:t>પાઉલ તરફથી શુભેચ્છાઓ અને સૂચનાઓ (૪:૧૫–૧૭)</w:t>
-      </w:r>
-    </w:p>
-    <w:p>
-      <w:pPr>
-        <w:pStyle w:val="ListBullet"/>
-        <w:spacing w:line="240" w:lineRule="auto"/>
-        <w:ind w:left="720"/>
-      </w:pPr>
-      <w:r>
-        <w:rPr>
-          <w:lang w:val="gu_IN" w:bidi="gu_IN"/>
-        </w:rPr>
-      </w:r>
-      <w:r>
-        <w:rPr>
-          <w:lang w:val="gu_IN" w:bidi="gu_IN"/>
-        </w:rPr>
-        <w:t>શુભેચ્છાઓ પાઉલના પોતાના હાથે (૪:૧૮)</w:t>
-      </w:r>
-    </w:p>
-    <w:p>
-      <w:pPr>
-        <w:pStyle w:val="Heading3"/>
-      </w:pPr>
-      <w:r>
-        <w:rPr>
-          <w:lang w:val="gu_IN" w:bidi="gu_IN"/>
-        </w:rPr>
-        <w:t>આ પ્રકરણમાં વિશેષ ખ્યાલો</w:t>
-      </w:r>
-    </w:p>
-    <w:p>
-      <w:pPr>
-        <w:pStyle w:val="Heading4"/>
-      </w:pPr>
-      <w:r>
-        <w:rPr>
-          <w:lang w:val="gu_IN" w:bidi="gu_IN"/>
-        </w:rPr>
-        <w:t>પત્ર લખવો અને મોકલવું</w:t>
-      </w:r>
-    </w:p>
-    <w:p>
-      <w:pPr/>
-      <w:r>
-        <w:rPr>
-          <w:lang w:val="gu_IN" w:bidi="gu_IN"/>
-        </w:rPr>
-      </w:r>
-      <w:r>
-        <w:rPr>
-          <w:lang w:val="gu_IN" w:bidi="gu_IN"/>
-        </w:rPr>
-        <w:t>આ સંસ્કૃતિમાં, જે વ્યક્તિ પત્ર મોકલવા માંગે છે તે ઘણીવાર તેઓ જે કહેવા માગે છે તે બોલે છે, અને લેખક તે તેમના માટે લખશે. પછી, તેઓ એક સંદેશવાહક સાથે પત્ર મોકલશે, જે વ્યક્તિ અથવા લોકોને તે સંબોધવામાં આવ્યો હતો તે પત્ર વાંચશે. આ પ્રકરણમાં, પાઊલે સંદેશવાહકોનો ઉલ્લેખ કર્યો છે જેની સાથે તે પોતાનો પત્ર મોકલી રહ્યો છે: તુખિકસ અને ઓનેસિમસ (</w:t>
-      </w:r>
-      <w:hyperlink r:id="rId65">
-        <w:r>
-          <w:rPr>
-            <w:lang w:val="gu_IN" w:bidi="gu_IN"/>
-          </w:rPr>
-          <w:rPr>
-            <w:color w:val="0000EE"/>
-            <w:u w:val="single"/>
-          </w:rPr>
-          <w:t>૪:૭–૯</w:t>
-        </w:r>
-      </w:hyperlink>
-      <w:r>
-        <w:rPr>
-          <w:lang w:val="gu_IN" w:bidi="gu_IN"/>
-        </w:rPr>
-        <w:t>). તેઓ પત્રમાં કહે છે તેના કરતાં પાઉલની પરિસ્થિતિ વિશે વધુ વાતચીત કરવામાં સક્ષમ છે. વધુમાં, પાઉલ ઉલ્લેખ કરે છે કે તે અંતિમ શુભેચ્છા “મારા પોતાના હાથથી” લખે છે (</w:t>
-      </w:r>
-      <w:hyperlink r:id="rId14">
-        <w:r>
-          <w:rPr>
-            <w:lang w:val="gu_IN" w:bidi="gu_IN"/>
-          </w:rPr>
-          <w:rPr>
-            <w:color w:val="0000EE"/>
-            <w:u w:val="single"/>
-          </w:rPr>
-          <w:t>૪:૧૮</w:t>
-        </w:r>
-      </w:hyperlink>
-      <w:r>
-        <w:rPr>
-          <w:lang w:val="gu_IN" w:bidi="gu_IN"/>
-        </w:rPr>
-        <w:t>). આ એટલા માટે છે કારણ કે બાકીનો પત્ર લેખક દ્વારા લખવામાં આવ્યો હતો, જેણે પાઊલે જે આદેશ આપ્યો હતો તે લખ્યો હતો. પાઉલ છેલ્લી શુભેચ્છા વ્યક્તિગત સ્પર્શ તરીકે લખે છે અને સાબિત કરે છે કે તે ખરેખર લેખક છે.</w:t>
-      </w:r>
-    </w:p>
-    <w:p>
-      <w:pPr>
-        <w:pStyle w:val="Heading4"/>
-      </w:pPr>
-      <w:r>
-        <w:rPr>
-          <w:lang w:val="gu_IN" w:bidi="gu_IN"/>
-        </w:rPr>
-        <w:t>શુભેચ્છાઓ</w:t>
-      </w:r>
-    </w:p>
-    <w:p>
-      <w:pPr/>
-      <w:r>
-        <w:rPr>
-          <w:lang w:val="gu_IN" w:bidi="gu_IN"/>
-        </w:rPr>
-      </w:r>
-      <w:r>
-        <w:rPr>
-          <w:lang w:val="gu_IN" w:bidi="gu_IN"/>
-        </w:rPr>
-        <w:t xml:space="preserve">આ સંસ્કૃતિમાં, જેઓ પત્રો મોકલે છે તેમના માટે તેમના પત્રમાં અન્ય લોકોને અને તેમના તરફથી શુભેચ્છાઓ શામેલ કરવી સામાન્ય હતી. આ રીતે, ઘણા લોકો એકબીજાને શુભેચ્છા પાઠવી શકે છે પરંતુ માત્ર એક જ પત્ર મોકલે છે. પાઉલ ઘણા લોકો માટે અને તેમના તરફથી શુભેચ્છાઓનો સમાવેશ કરે છે જે તે અને કલોસ્સીઓ </w:t>
-      </w:r>
-      <w:hyperlink r:id="rId71">
-        <w:r>
-          <w:rPr>
-            <w:lang w:val="gu_IN" w:bidi="gu_IN"/>
-          </w:rPr>
-          <w:rPr>
-            <w:color w:val="0000EE"/>
-            <w:u w:val="single"/>
-          </w:rPr>
-          <w:t>૪:૧૦--૧૫</w:t>
-        </w:r>
-      </w:hyperlink>
-      <w:r>
-        <w:rPr>
-          <w:lang w:val="gu_IN" w:bidi="gu_IN"/>
-        </w:rPr>
-        <w:t xml:space="preserve"> માં જાણે છે.</w:t>
-      </w:r>
-    </w:p>
-    <w:p>
-      <w:pPr>
-        <w:pStyle w:val="Heading3"/>
-      </w:pPr>
-      <w:r>
-        <w:rPr>
-          <w:lang w:val="gu_IN" w:bidi="gu_IN"/>
-        </w:rPr>
-        <w:t>આ પ્રકરણમાં ભાષણના મહત્વના આંકડા</w:t>
-      </w:r>
-    </w:p>
-    <w:p>
-      <w:pPr>
-        <w:pStyle w:val="Heading4"/>
-      </w:pPr>
-      <w:r>
-        <w:rPr>
-          <w:lang w:val="gu_IN" w:bidi="gu_IN"/>
-        </w:rPr>
-        <w:t>પાઉલ ની સાંકળો</w:t>
-      </w:r>
-    </w:p>
-    <w:p>
-      <w:pPr/>
-      <w:r>
-        <w:rPr>
-          <w:lang w:val="gu_IN" w:bidi="gu_IN"/>
-        </w:rPr>
-      </w:r>
-      <w:r>
-        <w:rPr>
-          <w:lang w:val="gu_IN" w:bidi="gu_IN"/>
-        </w:rPr>
-        <w:t xml:space="preserve">પાઉલ આ પ્રકરણમાં “સાંકળો” અને “બંધનકર્તા” ની ભાષાનો ઉપયોગ કરીને તેની કેદનો ઉલ્લેખ કરે છે. તે કહે છે કે તે </w:t>
-      </w:r>
-      <w:hyperlink r:id="rId13">
-        <w:r>
-          <w:rPr>
-            <w:lang w:val="gu_IN" w:bidi="gu_IN"/>
-          </w:rPr>
-          <w:rPr>
-            <w:color w:val="0000EE"/>
-            <w:u w:val="single"/>
-          </w:rPr>
-          <w:t>૪:૩</w:t>
-        </w:r>
-      </w:hyperlink>
-      <w:r>
-        <w:rPr>
-          <w:lang w:val="gu_IN" w:bidi="gu_IN"/>
-        </w:rPr>
-        <w:t xml:space="preserve"> માં “બંધાયેલો” છે, અને તેણે </w:t>
-      </w:r>
-      <w:hyperlink r:id="rId14">
-        <w:r>
-          <w:rPr>
-            <w:lang w:val="gu_IN" w:bidi="gu_IN"/>
-          </w:rPr>
-          <w:rPr>
-            <w:color w:val="0000EE"/>
-            <w:u w:val="single"/>
-          </w:rPr>
-          <w:t>૪:૧૮</w:t>
-        </w:r>
-      </w:hyperlink>
-      <w:r>
-        <w:rPr>
-          <w:lang w:val="gu_IN" w:bidi="gu_IN"/>
-        </w:rPr>
-        <w:t xml:space="preserve"> માં તેની “સાંકળો” નો ઉલ્લેખ કર્યો છે. બંધન અને સાંકળોની ભાષા ભારપૂર્વક જણાવે છે કે કેવી રીતે પાઉલ ને કેદ કરીને તેની હિલચાલ અને પ્રવૃત્તિઓમાં પ્રતિબંધિત કરવામાં આવે છે.</w:t>
-      </w:r>
-    </w:p>
-    <w:p>
-      <w:pPr>
-        <w:pStyle w:val="Heading3"/>
-      </w:pPr>
-      <w:r>
-        <w:rPr>
-          <w:lang w:val="gu_IN" w:bidi="gu_IN"/>
-        </w:rPr>
-        <w:t>આ પ્રકરણમાં અન્ય સંભવિત અનુવાદ મુશ્કેલીઓ</w:t>
-      </w:r>
-    </w:p>
-    <w:p>
-      <w:pPr>
-        <w:pStyle w:val="Heading4"/>
-      </w:pPr>
-      <w:r>
-        <w:rPr>
-          <w:lang w:val="gu_IN" w:bidi="gu_IN"/>
-        </w:rPr>
-        <w:t>એ “સ્વર્ગમાં ધણી”</w:t>
-      </w:r>
-    </w:p>
-    <w:p>
-      <w:pPr/>
-      <w:r>
-        <w:rPr>
-          <w:lang w:val="gu_IN" w:bidi="gu_IN"/>
-        </w:rPr>
-      </w:r>
-      <w:r>
-        <w:rPr>
-          <w:lang w:val="gu_IN" w:bidi="gu_IN"/>
-        </w:rPr>
-        <w:t>In [૪:૧] (../04/01.md), પાઉલ “સ્વર્ગમાંના ધણી” નો ઉલ્લેખ કરે છે. આ કલમમાં “ધણી” અને “ધણી” તરીકે અનુવાદિત થયેલ શબ્દ એ જ શબ્દ છે જે સમગ્ર કલોસ્સીઓ માં “ઈશ્વર ” તરીકે અનુવાદિત થાય છે. પાઉલના મુદ્દાને સમજાવવા માટે આ કલમમાં તેનું ભાષાંતર “ધણી” કરવામાં આવ્યું છે: જેઓ પૃથ્વી પર “માલિક” છે તેઓનો સ્વર્ગમાં “માલિક” પણ છે. જો શક્ય હોય તો,આશબ્દ ની બાબત ને તમારા ભાષાંતર માં સ્પસ્ટ કરવુ.</w:t>
       </w:r>
       <w:r>
         <w:rPr>

--- a/guj/docx/51.content.docx
+++ b/guj/docx/51.content.docx
@@ -2201,6 +2201,21 @@
           <w:b/>
           <w:lang w:val="gu_IN" w:bidi="gu_IN"/>
         </w:rPr>
+        <w:t>Παῦλος</w:t>
+      </w:r>
+    </w:p>
+    <w:p>
+      <w:pPr/>
+      <w:r>
+        <w:rPr>
+          <w:lang w:val="gu_IN" w:bidi="gu_IN"/>
+        </w:rPr>
+      </w:r>
+      <w:r>
+        <w:rPr>
+          <w:b/>
+          <w:lang w:val="gu_IN" w:bidi="gu_IN"/>
+        </w:rPr>
         <w:t>"પાઉલ"</w:t>
       </w:r>
     </w:p>
@@ -2276,6 +2291,21 @@
           <w:b/>
           <w:lang w:val="gu_IN" w:bidi="gu_IN"/>
         </w:rPr>
+        <w:t>καὶ Τιμόθεος ὁ ἀδελφὸς</w:t>
+      </w:r>
+    </w:p>
+    <w:p>
+      <w:pPr/>
+      <w:r>
+        <w:rPr>
+          <w:lang w:val="gu_IN" w:bidi="gu_IN"/>
+        </w:rPr>
+      </w:r>
+      <w:r>
+        <w:rPr>
+          <w:b/>
+          <w:lang w:val="gu_IN" w:bidi="gu_IN"/>
+        </w:rPr>
         <w:t>"અને {આપણો} ભાઈ તિમોથી"</w:t>
       </w:r>
     </w:p>
@@ -2351,6 +2381,21 @@
           <w:b/>
           <w:lang w:val="gu_IN" w:bidi="gu_IN"/>
         </w:rPr>
+        <w:t>τοῖς ἐν Κολοσσαῖς ἁγίοις, καὶ πιστοῖς ἀδελφοῖς ἐν Χριστῷ</w:t>
+      </w:r>
+    </w:p>
+    <w:p>
+      <w:pPr/>
+      <w:r>
+        <w:rPr>
+          <w:lang w:val="gu_IN" w:bidi="gu_IN"/>
+        </w:rPr>
+      </w:r>
+      <w:r>
+        <w:rPr>
+          <w:b/>
+          <w:lang w:val="gu_IN" w:bidi="gu_IN"/>
+        </w:rPr>
         <w:t>"ક્લોસ્સામાંના સંતો અને વિશ્વાસુ ભાઈઓને &amp; ખ્રિસ્ત"</w:t>
       </w:r>
     </w:p>
@@ -2426,6 +2471,21 @@
           <w:b/>
           <w:lang w:val="gu_IN" w:bidi="gu_IN"/>
         </w:rPr>
+        <w:t>τοῖς &amp; ἁγίοις, καὶ πιστοῖς ἀδελφοῖς ἐν Χριστῷ</w:t>
+      </w:r>
+    </w:p>
+    <w:p>
+      <w:pPr/>
+      <w:r>
+        <w:rPr>
+          <w:lang w:val="gu_IN" w:bidi="gu_IN"/>
+        </w:rPr>
+      </w:r>
+      <w:r>
+        <w:rPr>
+          <w:b/>
+          <w:lang w:val="gu_IN" w:bidi="gu_IN"/>
+        </w:rPr>
         <w:t>"ક્લોસ્સામાંના સંતો અને વિશ્વાસુ ભાઈઓને &amp; ખ્રિસ્ત"</w:t>
       </w:r>
     </w:p>
@@ -2586,6 +2646,21 @@
           <w:b/>
           <w:lang w:val="gu_IN" w:bidi="gu_IN"/>
         </w:rPr>
+        <w:t>χάρις ὑμῖν καὶ εἰρήνη ἀπὸ Θεοῦ Πατρὸς ἡμῶν καὶ Κυρίου Ἰησοῦ Χριστοῦ</w:t>
+      </w:r>
+    </w:p>
+    <w:p>
+      <w:pPr/>
+      <w:r>
+        <w:rPr>
+          <w:lang w:val="gu_IN" w:bidi="gu_IN"/>
+        </w:rPr>
+      </w:r>
+      <w:r>
+        <w:rPr>
+          <w:b/>
+          <w:lang w:val="gu_IN" w:bidi="gu_IN"/>
+        </w:rPr>
         <w:t>"ખ્રિસ્તમાં &amp; તમને ઈશ્વર આપણા પિતા તથા પ્રભુ ઈસુ &amp; તરફથી કૃપા અને શાંતિ હો"</w:t>
       </w:r>
     </w:p>
@@ -2749,6 +2824,21 @@
           <w:b/>
           <w:lang w:val="gu_IN" w:bidi="gu_IN"/>
         </w:rPr>
+        <w:t>Θεοῦ Πατρὸς ἡμῶν</w:t>
+      </w:r>
+    </w:p>
+    <w:p>
+      <w:pPr/>
+      <w:r>
+        <w:rPr>
+          <w:lang w:val="gu_IN" w:bidi="gu_IN"/>
+        </w:rPr>
+      </w:r>
+      <w:r>
+        <w:rPr>
+          <w:b/>
+          <w:lang w:val="gu_IN" w:bidi="gu_IN"/>
+        </w:rPr>
         <w:t>"ઈશ્વર આપણા પિતા"</w:t>
       </w:r>
     </w:p>
@@ -2926,6 +3016,21 @@
           <w:b/>
           <w:lang w:val="gu_IN" w:bidi="gu_IN"/>
         </w:rPr>
+        <w:t>πάντοτε</w:t>
+      </w:r>
+    </w:p>
+    <w:p>
+      <w:pPr/>
+      <w:r>
+        <w:rPr>
+          <w:lang w:val="gu_IN" w:bidi="gu_IN"/>
+        </w:rPr>
+      </w:r>
+      <w:r>
+        <w:rPr>
+          <w:b/>
+          <w:lang w:val="gu_IN" w:bidi="gu_IN"/>
+        </w:rPr>
         <w:t>"સતત"</w:t>
       </w:r>
     </w:p>
@@ -3014,6 +3119,21 @@
           <w:b/>
           <w:lang w:val="gu_IN" w:bidi="gu_IN"/>
         </w:rPr>
+        <w:t>ἀκούσαντες τὴν πίστιν ὑμῶν</w:t>
+      </w:r>
+    </w:p>
+    <w:p>
+      <w:pPr/>
+      <w:r>
+        <w:rPr>
+          <w:lang w:val="gu_IN" w:bidi="gu_IN"/>
+        </w:rPr>
+      </w:r>
+      <w:r>
+        <w:rPr>
+          <w:b/>
+          <w:lang w:val="gu_IN" w:bidi="gu_IN"/>
+        </w:rPr>
         <w:t>"તમારા વિશ્વાસ &amp; તે વિષે સાંભળીને"</w:t>
       </w:r>
     </w:p>
@@ -3190,6 +3310,21 @@
           <w:b/>
           <w:lang w:val="gu_IN" w:bidi="gu_IN"/>
         </w:rPr>
+        <w:t>τὴν ἐλπίδα</w:t>
+      </w:r>
+    </w:p>
+    <w:p>
+      <w:pPr/>
+      <w:r>
+        <w:rPr>
+          <w:lang w:val="gu_IN" w:bidi="gu_IN"/>
+        </w:rPr>
+      </w:r>
+      <w:r>
+        <w:rPr>
+          <w:b/>
+          <w:lang w:val="gu_IN" w:bidi="gu_IN"/>
+        </w:rPr>
         <w:t>"આશા"</w:t>
       </w:r>
     </w:p>
@@ -3291,6 +3426,21 @@
           <w:b/>
           <w:lang w:val="gu_IN" w:bidi="gu_IN"/>
         </w:rPr>
+        <w:t>τὴν ἀποκειμένην</w:t>
+      </w:r>
+    </w:p>
+    <w:p>
+      <w:pPr/>
+      <w:r>
+        <w:rPr>
+          <w:lang w:val="gu_IN" w:bidi="gu_IN"/>
+        </w:rPr>
+      </w:r>
+      <w:r>
+        <w:rPr>
+          <w:b/>
+          <w:lang w:val="gu_IN" w:bidi="gu_IN"/>
+        </w:rPr>
         <w:t>"જે &amp; રાખી મૂકવામાં આવેલી છે"</w:t>
       </w:r>
     </w:p>
@@ -3366,6 +3516,21 @@
           <w:b/>
           <w:lang w:val="gu_IN" w:bidi="gu_IN"/>
         </w:rPr>
+        <w:t>τῷ λόγῳ τῆς ἀληθείας</w:t>
+      </w:r>
+    </w:p>
+    <w:p>
+      <w:pPr/>
+      <w:r>
+        <w:rPr>
+          <w:lang w:val="gu_IN" w:bidi="gu_IN"/>
+        </w:rPr>
+      </w:r>
+      <w:r>
+        <w:rPr>
+          <w:b/>
+          <w:lang w:val="gu_IN" w:bidi="gu_IN"/>
+        </w:rPr>
         <w:t>"સત્યના વચન"</w:t>
       </w:r>
     </w:p>
@@ -3467,6 +3632,21 @@
           <w:b/>
           <w:lang w:val="gu_IN" w:bidi="gu_IN"/>
         </w:rPr>
+        <w:t>τῷ λόγῳ</w:t>
+      </w:r>
+    </w:p>
+    <w:p>
+      <w:pPr/>
+      <w:r>
+        <w:rPr>
+          <w:lang w:val="gu_IN" w:bidi="gu_IN"/>
+        </w:rPr>
+      </w:r>
+      <w:r>
+        <w:rPr>
+          <w:b/>
+          <w:lang w:val="gu_IN" w:bidi="gu_IN"/>
+        </w:rPr>
         <w:t>"વચન"</w:t>
       </w:r>
     </w:p>
@@ -3568,6 +3748,21 @@
           <w:b/>
           <w:lang w:val="gu_IN" w:bidi="gu_IN"/>
         </w:rPr>
+        <w:t>τοῦ παρόντος εἰς ὑμᾶς</w:t>
+      </w:r>
+    </w:p>
+    <w:p>
+      <w:pPr/>
+      <w:r>
+        <w:rPr>
+          <w:lang w:val="gu_IN" w:bidi="gu_IN"/>
+        </w:rPr>
+      </w:r>
+      <w:r>
+        <w:rPr>
+          <w:b/>
+          <w:lang w:val="gu_IN" w:bidi="gu_IN"/>
+        </w:rPr>
         <w:t>"જે &amp; તમારામાં &amp; છે &amp; ઉપસ્થિત રહીને"</w:t>
       </w:r>
     </w:p>
@@ -3656,6 +3851,21 @@
           <w:b/>
           <w:lang w:val="gu_IN" w:bidi="gu_IN"/>
         </w:rPr>
+        <w:t>ἐν παντὶ τῷ κόσμῳ</w:t>
+      </w:r>
+    </w:p>
+    <w:p>
+      <w:pPr/>
+      <w:r>
+        <w:rPr>
+          <w:lang w:val="gu_IN" w:bidi="gu_IN"/>
+        </w:rPr>
+      </w:r>
+      <w:r>
+        <w:rPr>
+          <w:b/>
+          <w:lang w:val="gu_IN" w:bidi="gu_IN"/>
+        </w:rPr>
         <w:t>"આખા વિશ્વમાં"</w:t>
       </w:r>
     </w:p>
@@ -3783,6 +3993,21 @@
           <w:b/>
           <w:lang w:val="gu_IN" w:bidi="gu_IN"/>
         </w:rPr>
+        <w:t>ἐστὶν καρποφορούμενον καὶ αὐξανόμενον</w:t>
+      </w:r>
+    </w:p>
+    <w:p>
+      <w:pPr/>
+      <w:r>
+        <w:rPr>
+          <w:lang w:val="gu_IN" w:bidi="gu_IN"/>
+        </w:rPr>
+      </w:r>
+      <w:r>
+        <w:rPr>
+          <w:b/>
+          <w:lang w:val="gu_IN" w:bidi="gu_IN"/>
+        </w:rPr>
         <w:t>"છે &amp; અને &amp; ફળ ઉપજાવી વૃદ્ધિ પામી રહી છે"</w:t>
       </w:r>
     </w:p>
@@ -3858,6 +4083,21 @@
           <w:b/>
           <w:lang w:val="gu_IN" w:bidi="gu_IN"/>
         </w:rPr>
+        <w:t>καθὼς καὶ ἐν ὑμῖν</w:t>
+      </w:r>
+    </w:p>
+    <w:p>
+      <w:pPr/>
+      <w:r>
+        <w:rPr>
+          <w:lang w:val="gu_IN" w:bidi="gu_IN"/>
+        </w:rPr>
+      </w:r>
+      <w:r>
+        <w:rPr>
+          <w:b/>
+          <w:lang w:val="gu_IN" w:bidi="gu_IN"/>
+        </w:rPr>
         <w:t>"જેમ &amp; પણ &amp; તમારી મધ્યે"</w:t>
       </w:r>
     </w:p>
@@ -3933,6 +4173,21 @@
           <w:b/>
           <w:lang w:val="gu_IN" w:bidi="gu_IN"/>
         </w:rPr>
+        <w:t>ἐπέγνωτε τὴν χάριν τοῦ Θεοῦ ἐν ἀληθείᾳ</w:t>
+      </w:r>
+    </w:p>
+    <w:p>
+      <w:pPr/>
+      <w:r>
+        <w:rPr>
+          <w:lang w:val="gu_IN" w:bidi="gu_IN"/>
+        </w:rPr>
+      </w:r>
+      <w:r>
+        <w:rPr>
+          <w:b/>
+          <w:lang w:val="gu_IN" w:bidi="gu_IN"/>
+        </w:rPr>
         <w:t>"સત્યમાં ઈશ્વરની કૃપા વિષે શીખ્યા"</w:t>
       </w:r>
     </w:p>
@@ -4021,6 +4276,21 @@
           <w:b/>
           <w:lang w:val="gu_IN" w:bidi="gu_IN"/>
         </w:rPr>
+        <w:t>Ἐπαφρᾶ</w:t>
+      </w:r>
+    </w:p>
+    <w:p>
+      <w:pPr/>
+      <w:r>
+        <w:rPr>
+          <w:lang w:val="gu_IN" w:bidi="gu_IN"/>
+        </w:rPr>
+      </w:r>
+      <w:r>
+        <w:rPr>
+          <w:b/>
+          <w:lang w:val="gu_IN" w:bidi="gu_IN"/>
+        </w:rPr>
         <w:t>"QUOTE_NOT_FOUND: Ἐπαφρᾶ"</w:t>
       </w:r>
     </w:p>
@@ -4184,6 +4454,21 @@
           <w:b/>
           <w:lang w:val="gu_IN" w:bidi="gu_IN"/>
         </w:rPr>
+        <w:t>ἡμῖν</w:t>
+      </w:r>
+    </w:p>
+    <w:p>
+      <w:pPr/>
+      <w:r>
+        <w:rPr>
+          <w:lang w:val="gu_IN" w:bidi="gu_IN"/>
+        </w:rPr>
+      </w:r>
+      <w:r>
+        <w:rPr>
+          <w:b/>
+          <w:lang w:val="gu_IN" w:bidi="gu_IN"/>
+        </w:rPr>
         <w:t>"અમને"</w:t>
       </w:r>
     </w:p>
@@ -4272,6 +4557,21 @@
           <w:b/>
           <w:lang w:val="gu_IN" w:bidi="gu_IN"/>
         </w:rPr>
+        <w:t>τὴν ὑμῶν ἀγάπην</w:t>
+      </w:r>
+    </w:p>
+    <w:p>
+      <w:pPr/>
+      <w:r>
+        <w:rPr>
+          <w:lang w:val="gu_IN" w:bidi="gu_IN"/>
+        </w:rPr>
+      </w:r>
+      <w:r>
+        <w:rPr>
+          <w:b/>
+          <w:lang w:val="gu_IN" w:bidi="gu_IN"/>
+        </w:rPr>
         <w:t>"તમારા પ્રેમથી"</w:t>
       </w:r>
     </w:p>
@@ -4360,6 +4660,21 @@
           <w:b/>
           <w:lang w:val="gu_IN" w:bidi="gu_IN"/>
         </w:rPr>
+        <w:t>ἐν Πνεύματι</w:t>
+      </w:r>
+    </w:p>
+    <w:p>
+      <w:pPr/>
+      <w:r>
+        <w:rPr>
+          <w:lang w:val="gu_IN" w:bidi="gu_IN"/>
+        </w:rPr>
+      </w:r>
+      <w:r>
+        <w:rPr>
+          <w:b/>
+          <w:lang w:val="gu_IN" w:bidi="gu_IN"/>
+        </w:rPr>
         <w:t>"આત્મામાં"</w:t>
       </w:r>
     </w:p>
@@ -4574,6 +4889,21 @@
           <w:b/>
           <w:lang w:val="gu_IN" w:bidi="gu_IN"/>
         </w:rPr>
+        <w:t>οὐ παυόμεθα</w:t>
+      </w:r>
+    </w:p>
+    <w:p>
+      <w:pPr/>
+      <w:r>
+        <w:rPr>
+          <w:lang w:val="gu_IN" w:bidi="gu_IN"/>
+        </w:rPr>
+      </w:r>
+      <w:r>
+        <w:rPr>
+          <w:b/>
+          <w:lang w:val="gu_IN" w:bidi="gu_IN"/>
+        </w:rPr>
         <w:t>"અટક્યા નથી"</w:t>
       </w:r>
     </w:p>
@@ -4662,6 +4992,21 @@
           <w:b/>
           <w:lang w:val="gu_IN" w:bidi="gu_IN"/>
         </w:rPr>
+        <w:t>οὐ παυόμεθα</w:t>
+      </w:r>
+    </w:p>
+    <w:p>
+      <w:pPr/>
+      <w:r>
+        <w:rPr>
+          <w:lang w:val="gu_IN" w:bidi="gu_IN"/>
+        </w:rPr>
+      </w:r>
+      <w:r>
+        <w:rPr>
+          <w:b/>
+          <w:lang w:val="gu_IN" w:bidi="gu_IN"/>
+        </w:rPr>
         <w:t>"અટક્યા નથી"</w:t>
       </w:r>
     </w:p>
@@ -4737,6 +5082,21 @@
           <w:b/>
           <w:lang w:val="gu_IN" w:bidi="gu_IN"/>
         </w:rPr>
+        <w:t>ἵνα πληρωθῆτε τὴν ἐπίγνωσιν τοῦ θελήματος αὐτοῦ</w:t>
+      </w:r>
+    </w:p>
+    <w:p>
+      <w:pPr/>
+      <w:r>
+        <w:rPr>
+          <w:lang w:val="gu_IN" w:bidi="gu_IN"/>
+        </w:rPr>
+      </w:r>
+      <w:r>
+        <w:rPr>
+          <w:b/>
+          <w:lang w:val="gu_IN" w:bidi="gu_IN"/>
+        </w:rPr>
         <w:t>"કે તમે તેમની ઈચ્છાના &amp; ડહાપણ &amp; ભરપૂર થાઓ"</w:t>
       </w:r>
     </w:p>
@@ -4825,6 +5185,21 @@
           <w:b/>
           <w:lang w:val="gu_IN" w:bidi="gu_IN"/>
         </w:rPr>
+        <w:t>πληρωθῆτε</w:t>
+      </w:r>
+    </w:p>
+    <w:p>
+      <w:pPr/>
+      <w:r>
+        <w:rPr>
+          <w:lang w:val="gu_IN" w:bidi="gu_IN"/>
+        </w:rPr>
+      </w:r>
+      <w:r>
+        <w:rPr>
+          <w:b/>
+          <w:lang w:val="gu_IN" w:bidi="gu_IN"/>
+        </w:rPr>
         <w:t>"તમે &amp; ભરપૂર થાઓ"</w:t>
       </w:r>
     </w:p>
@@ -5141,6 +5516,21 @@
           <w:b/>
           <w:lang w:val="gu_IN" w:bidi="gu_IN"/>
         </w:rPr>
+        <w:t>ἐν πάσῃ σοφίᾳ καὶ συνέσει πνευματικῇ</w:t>
+      </w:r>
+    </w:p>
+    <w:p>
+      <w:pPr/>
+      <w:r>
+        <w:rPr>
+          <w:lang w:val="gu_IN" w:bidi="gu_IN"/>
+        </w:rPr>
+      </w:r>
+      <w:r>
+        <w:rPr>
+          <w:b/>
+          <w:lang w:val="gu_IN" w:bidi="gu_IN"/>
+        </w:rPr>
         <w:t>"જ્ઞાનથી સર્વ &amp; અને આત્મિક સમજણથી"</w:t>
       </w:r>
     </w:p>
@@ -5242,6 +5632,21 @@
           <w:b/>
           <w:lang w:val="gu_IN" w:bidi="gu_IN"/>
         </w:rPr>
+        <w:t>σοφίᾳ καὶ συνέσει πνευματικῇ</w:t>
+      </w:r>
+    </w:p>
+    <w:p>
+      <w:pPr/>
+      <w:r>
+        <w:rPr>
+          <w:lang w:val="gu_IN" w:bidi="gu_IN"/>
+        </w:rPr>
+      </w:r>
+      <w:r>
+        <w:rPr>
+          <w:b/>
+          <w:lang w:val="gu_IN" w:bidi="gu_IN"/>
+        </w:rPr>
         <w:t>"જ્ઞાનથી સર્વ &amp; અને આત્મિક સમજણથી"</w:t>
       </w:r>
     </w:p>
@@ -5318,6 +5723,21 @@
           <w:b/>
           <w:lang w:val="gu_IN" w:bidi="gu_IN"/>
         </w:rPr>
+        <w:t>σοφίᾳ καὶ συνέσει πνευματικῇ</w:t>
+      </w:r>
+    </w:p>
+    <w:p>
+      <w:pPr/>
+      <w:r>
+        <w:rPr>
+          <w:lang w:val="gu_IN" w:bidi="gu_IN"/>
+        </w:rPr>
+      </w:r>
+      <w:r>
+        <w:rPr>
+          <w:b/>
+          <w:lang w:val="gu_IN" w:bidi="gu_IN"/>
+        </w:rPr>
         <w:t>"જ્ઞાનથી સર્વ &amp; અને આત્મિક સમજણથી"</w:t>
       </w:r>
     </w:p>
@@ -5413,6 +5833,21 @@
           <w:b/>
           <w:lang w:val="gu_IN" w:bidi="gu_IN"/>
         </w:rPr>
+        <w:t>περιπατῆσαι ἀξίως τοῦ Κυρίου</w:t>
+      </w:r>
+    </w:p>
+    <w:p>
+      <w:pPr/>
+      <w:r>
+        <w:rPr>
+          <w:lang w:val="gu_IN" w:bidi="gu_IN"/>
+        </w:rPr>
+      </w:r>
+      <w:r>
+        <w:rPr>
+          <w:b/>
+          <w:lang w:val="gu_IN" w:bidi="gu_IN"/>
+        </w:rPr>
         <w:t>"પ્રભુને લાયક &amp; ચાલો"</w:t>
       </w:r>
     </w:p>
@@ -5501,6 +5936,21 @@
           <w:b/>
           <w:lang w:val="gu_IN" w:bidi="gu_IN"/>
         </w:rPr>
+        <w:t>εἰς πᾶσαν ἀρεσκείαν</w:t>
+      </w:r>
+    </w:p>
+    <w:p>
+      <w:pPr/>
+      <w:r>
+        <w:rPr>
+          <w:lang w:val="gu_IN" w:bidi="gu_IN"/>
+        </w:rPr>
+      </w:r>
+      <w:r>
+        <w:rPr>
+          <w:b/>
+          <w:lang w:val="gu_IN" w:bidi="gu_IN"/>
+        </w:rPr>
         <w:t>"પસંદ પડતા દરેક માર્ગમાં"</w:t>
       </w:r>
     </w:p>
@@ -5589,6 +6039,21 @@
           <w:b/>
           <w:lang w:val="gu_IN" w:bidi="gu_IN"/>
         </w:rPr>
+        <w:t>ἐν παντὶ ἔργῳ ἀγαθῷ καρποφοροῦντες</w:t>
+      </w:r>
+    </w:p>
+    <w:p>
+      <w:pPr/>
+      <w:r>
+        <w:rPr>
+          <w:lang w:val="gu_IN" w:bidi="gu_IN"/>
+        </w:rPr>
+      </w:r>
+      <w:r>
+        <w:rPr>
+          <w:b/>
+          <w:lang w:val="gu_IN" w:bidi="gu_IN"/>
+        </w:rPr>
         <w:t>"દરેક સારા કાર્યમાં ફળ ઉપજાવી"</w:t>
       </w:r>
     </w:p>
@@ -5752,6 +6217,21 @@
           <w:b/>
           <w:lang w:val="gu_IN" w:bidi="gu_IN"/>
         </w:rPr>
+        <w:t>δυναμούμενοι</w:t>
+      </w:r>
+    </w:p>
+    <w:p>
+      <w:pPr/>
+      <w:r>
+        <w:rPr>
+          <w:lang w:val="gu_IN" w:bidi="gu_IN"/>
+        </w:rPr>
+      </w:r>
+      <w:r>
+        <w:rPr>
+          <w:b/>
+          <w:lang w:val="gu_IN" w:bidi="gu_IN"/>
+        </w:rPr>
         <w:t>"સામર્થ્યવાન થઈને"</w:t>
       </w:r>
     </w:p>
@@ -5827,6 +6307,21 @@
           <w:b/>
           <w:lang w:val="gu_IN" w:bidi="gu_IN"/>
         </w:rPr>
+        <w:t>τὸ κράτος τῆς δόξης αὐτοῦ</w:t>
+      </w:r>
+    </w:p>
+    <w:p>
+      <w:pPr/>
+      <w:r>
+        <w:rPr>
+          <w:lang w:val="gu_IN" w:bidi="gu_IN"/>
+        </w:rPr>
+      </w:r>
+      <w:r>
+        <w:rPr>
+          <w:b/>
+          <w:lang w:val="gu_IN" w:bidi="gu_IN"/>
+        </w:rPr>
         <w:t>"સર્વ સામર્થ્યથી &amp; તેમના મહિમાની"</w:t>
       </w:r>
     </w:p>
@@ -5928,6 +6423,21 @@
           <w:b/>
           <w:lang w:val="gu_IN" w:bidi="gu_IN"/>
         </w:rPr>
+        <w:t>εἰς πᾶσαν ὑπομονὴν καὶ μακροθυμίαν μετὰ χαρᾶς</w:t>
+      </w:r>
+    </w:p>
+    <w:p>
+      <w:pPr/>
+      <w:r>
+        <w:rPr>
+          <w:lang w:val="gu_IN" w:bidi="gu_IN"/>
+        </w:rPr>
+      </w:r>
+      <w:r>
+        <w:rPr>
+          <w:b/>
+          <w:lang w:val="gu_IN" w:bidi="gu_IN"/>
+        </w:rPr>
         <w:t>"સર્વ સહનશક્તિ &amp; અને આનંદસહિત ધીરજવાન"</w:t>
       </w:r>
     </w:p>
@@ -6016,6 +6526,21 @@
           <w:b/>
           <w:lang w:val="gu_IN" w:bidi="gu_IN"/>
         </w:rPr>
+        <w:t>ὑπομονὴν καὶ μακροθυμίαν</w:t>
+      </w:r>
+    </w:p>
+    <w:p>
+      <w:pPr/>
+      <w:r>
+        <w:rPr>
+          <w:lang w:val="gu_IN" w:bidi="gu_IN"/>
+        </w:rPr>
+      </w:r>
+      <w:r>
+        <w:rPr>
+          <w:b/>
+          <w:lang w:val="gu_IN" w:bidi="gu_IN"/>
+        </w:rPr>
         <w:t>"સહનશક્તિ &amp; અને &amp; ધીરજવાન"</w:t>
       </w:r>
     </w:p>
@@ -6130,6 +6655,21 @@
           <w:b/>
           <w:lang w:val="gu_IN" w:bidi="gu_IN"/>
         </w:rPr>
+        <w:t>πᾶσαν ὑπομονὴν καὶ μακροθυμίαν</w:t>
+      </w:r>
+    </w:p>
+    <w:p>
+      <w:pPr/>
+      <w:r>
+        <w:rPr>
+          <w:lang w:val="gu_IN" w:bidi="gu_IN"/>
+        </w:rPr>
+      </w:r>
+      <w:r>
+        <w:rPr>
+          <w:b/>
+          <w:lang w:val="gu_IN" w:bidi="gu_IN"/>
+        </w:rPr>
         <w:t>"સર્વ સહનશક્તિ &amp; અને &amp; ધીરજવાન"</w:t>
       </w:r>
     </w:p>
@@ -6294,6 +6834,21 @@
           <w:b/>
           <w:lang w:val="gu_IN" w:bidi="gu_IN"/>
         </w:rPr>
+        <w:t>εὐχαριστοῦντες</w:t>
+      </w:r>
+    </w:p>
+    <w:p>
+      <w:pPr/>
+      <w:r>
+        <w:rPr>
+          <w:lang w:val="gu_IN" w:bidi="gu_IN"/>
+        </w:rPr>
+      </w:r>
+      <w:r>
+        <w:rPr>
+          <w:b/>
+          <w:lang w:val="gu_IN" w:bidi="gu_IN"/>
+        </w:rPr>
         <w:t>"આભાર અર્પણ કરીને"</w:t>
       </w:r>
     </w:p>
@@ -6357,6 +6912,21 @@
           <w:b/>
           <w:lang w:val="gu_IN" w:bidi="gu_IN"/>
         </w:rPr>
+        <w:t>τῷ Πατρὶ</w:t>
+      </w:r>
+    </w:p>
+    <w:p>
+      <w:pPr/>
+      <w:r>
+        <w:rPr>
+          <w:lang w:val="gu_IN" w:bidi="gu_IN"/>
+        </w:rPr>
+      </w:r>
+      <w:r>
+        <w:rPr>
+          <w:b/>
+          <w:lang w:val="gu_IN" w:bidi="gu_IN"/>
+        </w:rPr>
         <w:t>"પિતાને"</w:t>
       </w:r>
     </w:p>
@@ -6483,6 +7053,21 @@
           <w:b/>
           <w:lang w:val="gu_IN" w:bidi="gu_IN"/>
         </w:rPr>
+        <w:t>εἰς τὴν μερίδα τοῦ κλήρου τῶν ἁγίων</w:t>
+      </w:r>
+    </w:p>
+    <w:p>
+      <w:pPr/>
+      <w:r>
+        <w:rPr>
+          <w:lang w:val="gu_IN" w:bidi="gu_IN"/>
+        </w:rPr>
+      </w:r>
+      <w:r>
+        <w:rPr>
+          <w:b/>
+          <w:lang w:val="gu_IN" w:bidi="gu_IN"/>
+        </w:rPr>
         <w:t>"સંતોનો વારસાને વહેંચવાને"</w:t>
       </w:r>
     </w:p>
@@ -6571,6 +7156,21 @@
           <w:b/>
           <w:lang w:val="gu_IN" w:bidi="gu_IN"/>
         </w:rPr>
+        <w:t>εἰς τὴν μερίδα τοῦ κλήρου</w:t>
+      </w:r>
+    </w:p>
+    <w:p>
+      <w:pPr/>
+      <w:r>
+        <w:rPr>
+          <w:lang w:val="gu_IN" w:bidi="gu_IN"/>
+        </w:rPr>
+      </w:r>
+      <w:r>
+        <w:rPr>
+          <w:b/>
+          <w:lang w:val="gu_IN" w:bidi="gu_IN"/>
+        </w:rPr>
         <w:t>"વારસાને વહેંચવાને"</w:t>
       </w:r>
     </w:p>
@@ -6672,6 +7272,21 @@
           <w:b/>
           <w:lang w:val="gu_IN" w:bidi="gu_IN"/>
         </w:rPr>
+        <w:t>τοῦ κλήρου τῶν ἁγίων</w:t>
+      </w:r>
+    </w:p>
+    <w:p>
+      <w:pPr/>
+      <w:r>
+        <w:rPr>
+          <w:lang w:val="gu_IN" w:bidi="gu_IN"/>
+        </w:rPr>
+      </w:r>
+      <w:r>
+        <w:rPr>
+          <w:b/>
+          <w:lang w:val="gu_IN" w:bidi="gu_IN"/>
+        </w:rPr>
         <w:t>"સંતોનો વારસાને"</w:t>
       </w:r>
     </w:p>
@@ -6759,6 +7374,21 @@
         <w:rPr>
           <w:lang w:val="gu_IN" w:bidi="gu_IN"/>
         </w:rPr>
+      </w:r>
+    </w:p>
+    <w:p>
+      <w:pPr/>
+      <w:r>
+        <w:rPr>
+          <w:lang w:val="gu_IN" w:bidi="gu_IN"/>
+        </w:rPr>
+      </w:r>
+      <w:r>
+        <w:rPr>
+          <w:b/>
+          <w:lang w:val="gu_IN" w:bidi="gu_IN"/>
+        </w:rPr>
+        <w:t>ἐν τῷ φωτί</w:t>
       </w:r>
     </w:p>
     <w:p>
@@ -6967,6 +7597,21 @@
           <w:b/>
           <w:lang w:val="gu_IN" w:bidi="gu_IN"/>
         </w:rPr>
+        <w:t>τῆς ἐξουσίας τοῦ σκότους</w:t>
+      </w:r>
+    </w:p>
+    <w:p>
+      <w:pPr/>
+      <w:r>
+        <w:rPr>
+          <w:lang w:val="gu_IN" w:bidi="gu_IN"/>
+        </w:rPr>
+      </w:r>
+      <w:r>
+        <w:rPr>
+          <w:b/>
+          <w:lang w:val="gu_IN" w:bidi="gu_IN"/>
+        </w:rPr>
         <w:t>"અંધકારની સત્તાથી"</w:t>
       </w:r>
     </w:p>
@@ -7067,6 +7712,21 @@
         <w:rPr>
           <w:lang w:val="gu_IN" w:bidi="gu_IN"/>
         </w:rPr>
+      </w:r>
+    </w:p>
+    <w:p>
+      <w:pPr/>
+      <w:r>
+        <w:rPr>
+          <w:lang w:val="gu_IN" w:bidi="gu_IN"/>
+        </w:rPr>
+      </w:r>
+      <w:r>
+        <w:rPr>
+          <w:b/>
+          <w:lang w:val="gu_IN" w:bidi="gu_IN"/>
+        </w:rPr>
+        <w:t>τῆς ἐξουσίας τοῦ σκότους</w:t>
       </w:r>
     </w:p>
     <w:p>
@@ -8050,6 +8710,21 @@
           <w:b/>
           <w:lang w:val="gu_IN" w:bidi="gu_IN"/>
         </w:rPr>
+        <w:t>πρωτότοκος ἐκ τῶν νεκρῶν</w:t>
+      </w:r>
+    </w:p>
+    <w:p>
+      <w:pPr/>
+      <w:r>
+        <w:rPr>
+          <w:lang w:val="gu_IN" w:bidi="gu_IN"/>
+        </w:rPr>
+      </w:r>
+      <w:r>
+        <w:rPr>
+          <w:b/>
+          <w:lang w:val="gu_IN" w:bidi="gu_IN"/>
+        </w:rPr>
         <w:t>"QUOTE_NOT_FOUND: πρωτότοκος ἐκ τῶν νεκρῶν"</w:t>
       </w:r>
     </w:p>
@@ -8138,6 +8813,21 @@
           <w:b/>
           <w:lang w:val="gu_IN" w:bidi="gu_IN"/>
         </w:rPr>
+        <w:t>τῶν νεκρῶν</w:t>
+      </w:r>
+    </w:p>
+    <w:p>
+      <w:pPr/>
+      <w:r>
+        <w:rPr>
+          <w:lang w:val="gu_IN" w:bidi="gu_IN"/>
+        </w:rPr>
+      </w:r>
+      <w:r>
+        <w:rPr>
+          <w:b/>
+          <w:lang w:val="gu_IN" w:bidi="gu_IN"/>
+        </w:rPr>
         <w:t>"QUOTE_NOT_FOUND: τῶν νεκρῶν"</w:t>
       </w:r>
     </w:p>
@@ -8226,6 +8916,21 @@
           <w:b/>
           <w:lang w:val="gu_IN" w:bidi="gu_IN"/>
         </w:rPr>
+        <w:t>ἵνα γένηται ἐν πᾶσιν αὐτὸς πρωτεύων</w:t>
+      </w:r>
+    </w:p>
+    <w:p>
+      <w:pPr/>
+      <w:r>
+        <w:rPr>
+          <w:lang w:val="gu_IN" w:bidi="gu_IN"/>
+        </w:rPr>
+      </w:r>
+      <w:r>
+        <w:rPr>
+          <w:b/>
+          <w:lang w:val="gu_IN" w:bidi="gu_IN"/>
+        </w:rPr>
         <w:t>"QUOTE_NOT_FOUND: ἵνα γένηται ἐν πᾶσιν αὐτὸς πρωτεύων"</w:t>
       </w:r>
     </w:p>
@@ -8301,6 +9006,21 @@
           <w:b/>
           <w:lang w:val="gu_IN" w:bidi="gu_IN"/>
         </w:rPr>
+        <w:t>γένηται ἐν πᾶσιν αὐτὸς πρωτεύων</w:t>
+      </w:r>
+    </w:p>
+    <w:p>
+      <w:pPr/>
+      <w:r>
+        <w:rPr>
+          <w:lang w:val="gu_IN" w:bidi="gu_IN"/>
+        </w:rPr>
+      </w:r>
+      <w:r>
+        <w:rPr>
+          <w:b/>
+          <w:lang w:val="gu_IN" w:bidi="gu_IN"/>
+        </w:rPr>
         <w:t>"QUOTE_NOT_FOUND: γένηται ἐν πᾶσιν αὐτὸς πρωτεύων"</w:t>
       </w:r>
     </w:p>
@@ -8402,6 +9122,21 @@
           <w:b/>
           <w:lang w:val="gu_IN" w:bidi="gu_IN"/>
         </w:rPr>
+        <w:t>ὅτι</w:t>
+      </w:r>
+    </w:p>
+    <w:p>
+      <w:pPr/>
+      <w:r>
+        <w:rPr>
+          <w:lang w:val="gu_IN" w:bidi="gu_IN"/>
+        </w:rPr>
+      </w:r>
+      <w:r>
+        <w:rPr>
+          <w:b/>
+          <w:lang w:val="gu_IN" w:bidi="gu_IN"/>
+        </w:rPr>
         <w:t>"કેમ કે"</w:t>
       </w:r>
     </w:p>
@@ -8497,6 +9232,21 @@
           <w:b/>
           <w:lang w:val="gu_IN" w:bidi="gu_IN"/>
         </w:rPr>
+        <w:t>ἐν αὐτῷ εὐδόκησεν πᾶν τὸ πλήρωμα κατοικῆσαι</w:t>
+      </w:r>
+    </w:p>
+    <w:p>
+      <w:pPr/>
+      <w:r>
+        <w:rPr>
+          <w:lang w:val="gu_IN" w:bidi="gu_IN"/>
+        </w:rPr>
+      </w:r>
+      <w:r>
+        <w:rPr>
+          <w:b/>
+          <w:lang w:val="gu_IN" w:bidi="gu_IN"/>
+        </w:rPr>
         <w:t>"તેમનામાં સર્વ પૂર્ણતા વસવા માટે પ્રસન્ન હતી"</w:t>
       </w:r>
     </w:p>
@@ -8592,6 +9342,21 @@
           <w:b/>
           <w:lang w:val="gu_IN" w:bidi="gu_IN"/>
         </w:rPr>
+        <w:t>ἐν αὐτῷ εὐδόκησεν πᾶν τὸ πλήρωμα κατοικῆσαι</w:t>
+      </w:r>
+    </w:p>
+    <w:p>
+      <w:pPr/>
+      <w:r>
+        <w:rPr>
+          <w:lang w:val="gu_IN" w:bidi="gu_IN"/>
+        </w:rPr>
+      </w:r>
+      <w:r>
+        <w:rPr>
+          <w:b/>
+          <w:lang w:val="gu_IN" w:bidi="gu_IN"/>
+        </w:rPr>
         <w:t>"તેમનામાં સર્વ પૂર્ણતા વસવા માટે પ્રસન્ન હતી"</w:t>
       </w:r>
     </w:p>
@@ -8680,6 +9445,21 @@
           <w:b/>
           <w:lang w:val="gu_IN" w:bidi="gu_IN"/>
         </w:rPr>
+        <w:t>πᾶν τὸ πλήρωμα</w:t>
+      </w:r>
+    </w:p>
+    <w:p>
+      <w:pPr/>
+      <w:r>
+        <w:rPr>
+          <w:lang w:val="gu_IN" w:bidi="gu_IN"/>
+        </w:rPr>
+      </w:r>
+      <w:r>
+        <w:rPr>
+          <w:b/>
+          <w:lang w:val="gu_IN" w:bidi="gu_IN"/>
+        </w:rPr>
         <w:t>"સર્વ પૂર્ણતા"</w:t>
       </w:r>
     </w:p>
@@ -8807,6 +9587,21 @@
           <w:b/>
           <w:lang w:val="gu_IN" w:bidi="gu_IN"/>
         </w:rPr>
+        <w:t>ἀποκαταλλάξαι</w:t>
+      </w:r>
+    </w:p>
+    <w:p>
+      <w:pPr/>
+      <w:r>
+        <w:rPr>
+          <w:lang w:val="gu_IN" w:bidi="gu_IN"/>
+        </w:rPr>
+      </w:r>
+      <w:r>
+        <w:rPr>
+          <w:b/>
+          <w:lang w:val="gu_IN" w:bidi="gu_IN"/>
+        </w:rPr>
         <w:t>"સમાધાન કરાવવા"</w:t>
       </w:r>
     </w:p>
@@ -8883,6 +9678,21 @@
           <w:b/>
           <w:lang w:val="gu_IN" w:bidi="gu_IN"/>
         </w:rPr>
+        <w:t>τὰ πάντα</w:t>
+      </w:r>
+    </w:p>
+    <w:p>
+      <w:pPr/>
+      <w:r>
+        <w:rPr>
+          <w:lang w:val="gu_IN" w:bidi="gu_IN"/>
+        </w:rPr>
+      </w:r>
+      <w:r>
+        <w:rPr>
+          <w:b/>
+          <w:lang w:val="gu_IN" w:bidi="gu_IN"/>
+        </w:rPr>
         <w:t>"સર્વ બાબતો"</w:t>
       </w:r>
     </w:p>
@@ -8972,6 +9782,21 @@
           <w:b/>
           <w:lang w:val="gu_IN" w:bidi="gu_IN"/>
         </w:rPr>
+        <w:t>εἰρηνοποιήσας</w:t>
+      </w:r>
+    </w:p>
+    <w:p>
+      <w:pPr/>
+      <w:r>
+        <w:rPr>
+          <w:lang w:val="gu_IN" w:bidi="gu_IN"/>
+        </w:rPr>
+      </w:r>
+      <w:r>
+        <w:rPr>
+          <w:b/>
+          <w:lang w:val="gu_IN" w:bidi="gu_IN"/>
+        </w:rPr>
         <w:t>"QUOTE_NOT_FOUND: εἰρηνοποιήσας"</w:t>
       </w:r>
     </w:p>
@@ -9060,6 +9885,21 @@
           <w:b/>
           <w:lang w:val="gu_IN" w:bidi="gu_IN"/>
         </w:rPr>
+        <w:t>τοῦ αἵματος τοῦ σταυροῦ αὐτοῦ</w:t>
+      </w:r>
+    </w:p>
+    <w:p>
+      <w:pPr/>
+      <w:r>
+        <w:rPr>
+          <w:lang w:val="gu_IN" w:bidi="gu_IN"/>
+        </w:rPr>
+      </w:r>
+      <w:r>
+        <w:rPr>
+          <w:b/>
+          <w:lang w:val="gu_IN" w:bidi="gu_IN"/>
+        </w:rPr>
         <w:t>"તેમના વધસ્તંભના લોહી"</w:t>
       </w:r>
     </w:p>
@@ -9161,6 +10001,21 @@
           <w:b/>
           <w:lang w:val="gu_IN" w:bidi="gu_IN"/>
         </w:rPr>
+        <w:t>τοῦ αἵματος τοῦ σταυροῦ αὐτοῦ</w:t>
+      </w:r>
+    </w:p>
+    <w:p>
+      <w:pPr/>
+      <w:r>
+        <w:rPr>
+          <w:lang w:val="gu_IN" w:bidi="gu_IN"/>
+        </w:rPr>
+      </w:r>
+      <w:r>
+        <w:rPr>
+          <w:b/>
+          <w:lang w:val="gu_IN" w:bidi="gu_IN"/>
+        </w:rPr>
         <w:t>"તેમના વધસ્તંભના લોહી"</w:t>
       </w:r>
     </w:p>
@@ -9453,6 +10308,21 @@
           <w:b/>
           <w:lang w:val="gu_IN" w:bidi="gu_IN"/>
         </w:rPr>
+        <w:t>ποτε</w:t>
+      </w:r>
+    </w:p>
+    <w:p>
+      <w:pPr/>
+      <w:r>
+        <w:rPr>
+          <w:lang w:val="gu_IN" w:bidi="gu_IN"/>
+        </w:rPr>
+      </w:r>
+      <w:r>
+        <w:rPr>
+          <w:b/>
+          <w:lang w:val="gu_IN" w:bidi="gu_IN"/>
+        </w:rPr>
         <w:t>"એક સમયે"</w:t>
       </w:r>
     </w:p>
@@ -9578,6 +10448,21 @@
           <w:b/>
           <w:lang w:val="gu_IN" w:bidi="gu_IN"/>
         </w:rPr>
+        <w:t>ὄντας ἀπηλλοτριωμένους</w:t>
+      </w:r>
+    </w:p>
+    <w:p>
+      <w:pPr/>
+      <w:r>
+        <w:rPr>
+          <w:lang w:val="gu_IN" w:bidi="gu_IN"/>
+        </w:rPr>
+      </w:r>
+      <w:r>
+        <w:rPr>
+          <w:b/>
+          <w:lang w:val="gu_IN" w:bidi="gu_IN"/>
+        </w:rPr>
         <w:t>"વિમુખ &amp; હતા"</w:t>
       </w:r>
     </w:p>
@@ -9653,6 +10538,21 @@
           <w:b/>
           <w:lang w:val="gu_IN" w:bidi="gu_IN"/>
         </w:rPr>
+        <w:t>ἀπηλλοτριωμένους, καὶ ἐχθροὺς</w:t>
+      </w:r>
+    </w:p>
+    <w:p>
+      <w:pPr/>
+      <w:r>
+        <w:rPr>
+          <w:lang w:val="gu_IN" w:bidi="gu_IN"/>
+        </w:rPr>
+      </w:r>
+      <w:r>
+        <w:rPr>
+          <w:b/>
+          <w:lang w:val="gu_IN" w:bidi="gu_IN"/>
+        </w:rPr>
         <w:t>"વિમુખ અને દુશ્મનો"</w:t>
       </w:r>
     </w:p>
@@ -9754,6 +10654,21 @@
           <w:b/>
           <w:lang w:val="gu_IN" w:bidi="gu_IN"/>
         </w:rPr>
+        <w:t>τῇ διανοίᾳ ἐν τοῖς ἔργοις τοῖς πονηροῖς</w:t>
+      </w:r>
+    </w:p>
+    <w:p>
+      <w:pPr/>
+      <w:r>
+        <w:rPr>
+          <w:lang w:val="gu_IN" w:bidi="gu_IN"/>
+        </w:rPr>
+      </w:r>
+      <w:r>
+        <w:rPr>
+          <w:b/>
+          <w:lang w:val="gu_IN" w:bidi="gu_IN"/>
+        </w:rPr>
         <w:t>"વિચારમાં, દૃષ્ટ કાર્યોમાં"</w:t>
       </w:r>
     </w:p>
@@ -9855,6 +10770,21 @@
           <w:b/>
           <w:lang w:val="gu_IN" w:bidi="gu_IN"/>
         </w:rPr>
+        <w:t>δὲ</w:t>
+      </w:r>
+    </w:p>
+    <w:p>
+      <w:pPr/>
+      <w:r>
+        <w:rPr>
+          <w:lang w:val="gu_IN" w:bidi="gu_IN"/>
+        </w:rPr>
+      </w:r>
+      <w:r>
+        <w:rPr>
+          <w:b/>
+          <w:lang w:val="gu_IN" w:bidi="gu_IN"/>
+        </w:rPr>
         <w:t>"પરંતુ"</w:t>
       </w:r>
     </w:p>
@@ -9943,6 +10873,21 @@
           <w:b/>
           <w:lang w:val="gu_IN" w:bidi="gu_IN"/>
         </w:rPr>
+        <w:t>νυνὶ</w:t>
+      </w:r>
+    </w:p>
+    <w:p>
+      <w:pPr/>
+      <w:r>
+        <w:rPr>
+          <w:lang w:val="gu_IN" w:bidi="gu_IN"/>
+        </w:rPr>
+      </w:r>
+      <w:r>
+        <w:rPr>
+          <w:b/>
+          <w:lang w:val="gu_IN" w:bidi="gu_IN"/>
+        </w:rPr>
         <w:t>"પરંતુ હવે"</w:t>
       </w:r>
     </w:p>
@@ -10038,6 +10983,21 @@
           <w:b/>
           <w:lang w:val="gu_IN" w:bidi="gu_IN"/>
         </w:rPr>
+        <w:t>ἐν τῷ σώματι τῆς σαρκὸς αὐτοῦ</w:t>
+      </w:r>
+    </w:p>
+    <w:p>
+      <w:pPr/>
+      <w:r>
+        <w:rPr>
+          <w:lang w:val="gu_IN" w:bidi="gu_IN"/>
+        </w:rPr>
+      </w:r>
+      <w:r>
+        <w:rPr>
+          <w:b/>
+          <w:lang w:val="gu_IN" w:bidi="gu_IN"/>
+        </w:rPr>
         <w:t>"તેમના શરીરના લોહીથી"</w:t>
       </w:r>
     </w:p>
@@ -10113,6 +11073,21 @@
           <w:b/>
           <w:lang w:val="gu_IN" w:bidi="gu_IN"/>
         </w:rPr>
+        <w:t>τῷ σώματι τῆς σαρκὸς αὐτοῦ</w:t>
+      </w:r>
+    </w:p>
+    <w:p>
+      <w:pPr/>
+      <w:r>
+        <w:rPr>
+          <w:lang w:val="gu_IN" w:bidi="gu_IN"/>
+        </w:rPr>
+      </w:r>
+      <w:r>
+        <w:rPr>
+          <w:b/>
+          <w:lang w:val="gu_IN" w:bidi="gu_IN"/>
+        </w:rPr>
         <w:t>"તેમના શરીરના લોહીથી"</w:t>
       </w:r>
     </w:p>
@@ -10227,6 +11202,21 @@
           <w:b/>
           <w:lang w:val="gu_IN" w:bidi="gu_IN"/>
         </w:rPr>
+        <w:t>διὰ τοῦ θανάτου</w:t>
+      </w:r>
+    </w:p>
+    <w:p>
+      <w:pPr/>
+      <w:r>
+        <w:rPr>
+          <w:lang w:val="gu_IN" w:bidi="gu_IN"/>
+        </w:rPr>
+      </w:r>
+      <w:r>
+        <w:rPr>
+          <w:b/>
+          <w:lang w:val="gu_IN" w:bidi="gu_IN"/>
+        </w:rPr>
         <w:t>"મરણ દ્વારા"</w:t>
       </w:r>
     </w:p>
@@ -10328,6 +11318,21 @@
           <w:b/>
           <w:lang w:val="gu_IN" w:bidi="gu_IN"/>
         </w:rPr>
+        <w:t>παραστῆσαι ὑμᾶς</w:t>
+      </w:r>
+    </w:p>
+    <w:p>
+      <w:pPr/>
+      <w:r>
+        <w:rPr>
+          <w:lang w:val="gu_IN" w:bidi="gu_IN"/>
+        </w:rPr>
+      </w:r>
+      <w:r>
+        <w:rPr>
+          <w:b/>
+          <w:lang w:val="gu_IN" w:bidi="gu_IN"/>
+        </w:rPr>
         <w:t>"તમને &amp; પ્રસ્તુત કરવા"</w:t>
       </w:r>
     </w:p>
@@ -10586,6 +11591,21 @@
           <w:b/>
           <w:lang w:val="gu_IN" w:bidi="gu_IN"/>
         </w:rPr>
+        <w:t>ἁγίους, καὶ ἀμώμους, καὶ ἀνεγκλήτους</w:t>
+      </w:r>
+    </w:p>
+    <w:p>
+      <w:pPr/>
+      <w:r>
+        <w:rPr>
+          <w:lang w:val="gu_IN" w:bidi="gu_IN"/>
+        </w:rPr>
+      </w:r>
+      <w:r>
+        <w:rPr>
+          <w:b/>
+          <w:lang w:val="gu_IN" w:bidi="gu_IN"/>
+        </w:rPr>
         <w:t>"પવિત્ર અને ડાઘરહિત અને દોષથી પર"</w:t>
       </w:r>
     </w:p>
@@ -10694,6 +11714,21 @@
           <w:b/>
           <w:lang w:val="gu_IN" w:bidi="gu_IN"/>
         </w:rPr>
+        <w:t>εἴ γε ἐπιμένετε</w:t>
+      </w:r>
+    </w:p>
+    <w:p>
+      <w:pPr/>
+      <w:r>
+        <w:rPr>
+          <w:lang w:val="gu_IN" w:bidi="gu_IN"/>
+        </w:rPr>
+      </w:r>
+      <w:r>
+        <w:rPr>
+          <w:b/>
+          <w:lang w:val="gu_IN" w:bidi="gu_IN"/>
+        </w:rPr>
         <w:t>"જો તમે ખરેખર &amp; જારી રાખો"</w:t>
       </w:r>
     </w:p>
@@ -10795,6 +11830,21 @@
           <w:b/>
           <w:lang w:val="gu_IN" w:bidi="gu_IN"/>
         </w:rPr>
+        <w:t>τῇ πίστει</w:t>
+      </w:r>
+    </w:p>
+    <w:p>
+      <w:pPr/>
+      <w:r>
+        <w:rPr>
+          <w:lang w:val="gu_IN" w:bidi="gu_IN"/>
+        </w:rPr>
+      </w:r>
+      <w:r>
+        <w:rPr>
+          <w:b/>
+          <w:lang w:val="gu_IN" w:bidi="gu_IN"/>
+        </w:rPr>
         <w:t>"વિશ્વાસમાં"</w:t>
       </w:r>
     </w:p>
@@ -10883,6 +11933,21 @@
           <w:b/>
           <w:lang w:val="gu_IN" w:bidi="gu_IN"/>
         </w:rPr>
+        <w:t>τεθεμελιωμένοι καὶ ἑδραῖοι</w:t>
+      </w:r>
+    </w:p>
+    <w:p>
+      <w:pPr/>
+      <w:r>
+        <w:rPr>
+          <w:lang w:val="gu_IN" w:bidi="gu_IN"/>
+        </w:rPr>
+      </w:r>
+      <w:r>
+        <w:rPr>
+          <w:b/>
+          <w:lang w:val="gu_IN" w:bidi="gu_IN"/>
+        </w:rPr>
         <w:t>"સ્થાપિત અને સ્થિર થવાનું"</w:t>
       </w:r>
     </w:p>
@@ -10991,6 +12056,21 @@
           <w:b/>
           <w:lang w:val="gu_IN" w:bidi="gu_IN"/>
         </w:rPr>
+        <w:t>τεθεμελιωμένοι καὶ ἑδραῖοι, καὶ μὴ μετακινούμενοι ἀπὸ</w:t>
+      </w:r>
+    </w:p>
+    <w:p>
+      <w:pPr/>
+      <w:r>
+        <w:rPr>
+          <w:lang w:val="gu_IN" w:bidi="gu_IN"/>
+        </w:rPr>
+      </w:r>
+      <w:r>
+        <w:rPr>
+          <w:b/>
+          <w:lang w:val="gu_IN" w:bidi="gu_IN"/>
+        </w:rPr>
         <w:t>"સ્થાપિત અને સ્થિર થવાનું &amp; અને &amp; આશામાંથી વિચલિત થાઓ નહિ"</w:t>
       </w:r>
     </w:p>
@@ -11105,6 +12185,21 @@
           <w:b/>
           <w:lang w:val="gu_IN" w:bidi="gu_IN"/>
         </w:rPr>
+        <w:t>τῆς ἐλπίδος τοῦ εὐαγγελίου</w:t>
+      </w:r>
+    </w:p>
+    <w:p>
+      <w:pPr/>
+      <w:r>
+        <w:rPr>
+          <w:lang w:val="gu_IN" w:bidi="gu_IN"/>
+        </w:rPr>
+      </w:r>
+      <w:r>
+        <w:rPr>
+          <w:b/>
+          <w:lang w:val="gu_IN" w:bidi="gu_IN"/>
+        </w:rPr>
         <w:t>"સુવાર્તાની આશામાંથી"</w:t>
       </w:r>
     </w:p>
@@ -11206,6 +12301,21 @@
           <w:b/>
           <w:lang w:val="gu_IN" w:bidi="gu_IN"/>
         </w:rPr>
+        <w:t>τῆς ἐλπίδος τοῦ εὐαγγελίου</w:t>
+      </w:r>
+    </w:p>
+    <w:p>
+      <w:pPr/>
+      <w:r>
+        <w:rPr>
+          <w:lang w:val="gu_IN" w:bidi="gu_IN"/>
+        </w:rPr>
+      </w:r>
+      <w:r>
+        <w:rPr>
+          <w:b/>
+          <w:lang w:val="gu_IN" w:bidi="gu_IN"/>
+        </w:rPr>
         <w:t>"સુવાર્તાની આશામાંથી"</w:t>
       </w:r>
     </w:p>
@@ -11294,6 +12404,21 @@
           <w:b/>
           <w:lang w:val="gu_IN" w:bidi="gu_IN"/>
         </w:rPr>
+        <w:t>τοῦ κηρυχθέντος ἐν πάσῃ κτίσει τῇ ὑπὸ τὸν οὐρανόν</w:t>
+      </w:r>
+    </w:p>
+    <w:p>
+      <w:pPr/>
+      <w:r>
+        <w:rPr>
+          <w:lang w:val="gu_IN" w:bidi="gu_IN"/>
+        </w:rPr>
+      </w:r>
+      <w:r>
+        <w:rPr>
+          <w:b/>
+          <w:lang w:val="gu_IN" w:bidi="gu_IN"/>
+        </w:rPr>
         <w:t>"આકાશ તળે {છે} તે દરેક જીવને ઘોષિત કરવામાં આવી હતી"</w:t>
       </w:r>
     </w:p>
@@ -11408,6 +12533,21 @@
           <w:b/>
           <w:lang w:val="gu_IN" w:bidi="gu_IN"/>
         </w:rPr>
+        <w:t>ἐν πάσῃ κτίσει τῇ ὑπὸ τὸν οὐρανόν</w:t>
+      </w:r>
+    </w:p>
+    <w:p>
+      <w:pPr/>
+      <w:r>
+        <w:rPr>
+          <w:lang w:val="gu_IN" w:bidi="gu_IN"/>
+        </w:rPr>
+      </w:r>
+      <w:r>
+        <w:rPr>
+          <w:b/>
+          <w:lang w:val="gu_IN" w:bidi="gu_IN"/>
+        </w:rPr>
         <w:t>"આકાશ તળે {છે &amp; દરેક જીવને"</w:t>
       </w:r>
     </w:p>
@@ -11483,6 +12623,21 @@
           <w:b/>
           <w:lang w:val="gu_IN" w:bidi="gu_IN"/>
         </w:rPr>
+        <w:t>τῇ ὑπὸ τὸν οὐρανόν</w:t>
+      </w:r>
+    </w:p>
+    <w:p>
+      <w:pPr/>
+      <w:r>
+        <w:rPr>
+          <w:lang w:val="gu_IN" w:bidi="gu_IN"/>
+        </w:rPr>
+      </w:r>
+      <w:r>
+        <w:rPr>
+          <w:b/>
+          <w:lang w:val="gu_IN" w:bidi="gu_IN"/>
+        </w:rPr>
         <w:t>"આકાશ તળે {છે"</w:t>
       </w:r>
     </w:p>
@@ -11584,6 +12739,21 @@
           <w:b/>
           <w:lang w:val="gu_IN" w:bidi="gu_IN"/>
         </w:rPr>
+        <w:t>οὗ ἐγενόμην ἐγὼ Παῦλος διάκονος</w:t>
+      </w:r>
+    </w:p>
+    <w:p>
+      <w:pPr/>
+      <w:r>
+        <w:rPr>
+          <w:lang w:val="gu_IN" w:bidi="gu_IN"/>
+        </w:rPr>
+      </w:r>
+      <w:r>
+        <w:rPr>
+          <w:b/>
+          <w:lang w:val="gu_IN" w:bidi="gu_IN"/>
+        </w:rPr>
         <w:t>"જેનો હું, પાઉલ, એક સેવક બન્યો છું"</w:t>
       </w:r>
     </w:p>
@@ -11685,6 +12855,21 @@
           <w:b/>
           <w:lang w:val="gu_IN" w:bidi="gu_IN"/>
         </w:rPr>
+        <w:t>νῦν</w:t>
+      </w:r>
+    </w:p>
+    <w:p>
+      <w:pPr/>
+      <w:r>
+        <w:rPr>
+          <w:lang w:val="gu_IN" w:bidi="gu_IN"/>
+        </w:rPr>
+      </w:r>
+      <w:r>
+        <w:rPr>
+          <w:b/>
+          <w:lang w:val="gu_IN" w:bidi="gu_IN"/>
+        </w:rPr>
         <w:t>"હવે"</w:t>
       </w:r>
     </w:p>
@@ -11843,6 +13028,21 @@
           <w:b/>
           <w:lang w:val="gu_IN" w:bidi="gu_IN"/>
         </w:rPr>
+        <w:t>ἀνταναπληρῶ τὰ ὑστερήματα τῶν θλίψεων τοῦ Χριστοῦ ἐν τῇ σαρκί μου</w:t>
+      </w:r>
+    </w:p>
+    <w:p>
+      <w:pPr/>
+      <w:r>
+        <w:rPr>
+          <w:lang w:val="gu_IN" w:bidi="gu_IN"/>
+        </w:rPr>
+      </w:r>
+      <w:r>
+        <w:rPr>
+          <w:b/>
+          <w:lang w:val="gu_IN" w:bidi="gu_IN"/>
+        </w:rPr>
         <w:t>"હું &amp; ખ્રિસ્તના દુઃખોનો અભાવ મારા દેહમાં ભરું છું"</w:t>
       </w:r>
     </w:p>
@@ -11970,6 +13170,21 @@
           <w:b/>
           <w:lang w:val="gu_IN" w:bidi="gu_IN"/>
         </w:rPr>
+        <w:t>τὰ ὑστερήματα τῶν θλίψεων τοῦ Χριστοῦ</w:t>
+      </w:r>
+    </w:p>
+    <w:p>
+      <w:pPr/>
+      <w:r>
+        <w:rPr>
+          <w:lang w:val="gu_IN" w:bidi="gu_IN"/>
+        </w:rPr>
+      </w:r>
+      <w:r>
+        <w:rPr>
+          <w:b/>
+          <w:lang w:val="gu_IN" w:bidi="gu_IN"/>
+        </w:rPr>
         <w:t>"ખ્રિસ્તના દુઃખોનો અભાવ"</w:t>
       </w:r>
     </w:p>
@@ -12097,6 +13312,21 @@
           <w:b/>
           <w:lang w:val="gu_IN" w:bidi="gu_IN"/>
         </w:rPr>
+        <w:t>τὰ ὑστερήματα τῶν θλίψεων τοῦ Χριστοῦ</w:t>
+      </w:r>
+    </w:p>
+    <w:p>
+      <w:pPr/>
+      <w:r>
+        <w:rPr>
+          <w:lang w:val="gu_IN" w:bidi="gu_IN"/>
+        </w:rPr>
+      </w:r>
+      <w:r>
+        <w:rPr>
+          <w:b/>
+          <w:lang w:val="gu_IN" w:bidi="gu_IN"/>
+        </w:rPr>
         <w:t>"ખ્રિસ્તના દુઃખોનો અભાવ"</w:t>
       </w:r>
     </w:p>
@@ -12198,6 +13428,21 @@
           <w:b/>
           <w:lang w:val="gu_IN" w:bidi="gu_IN"/>
         </w:rPr>
+        <w:t>τοῦ σώματος αὐτοῦ, ὅ ἐστιν ἡ ἐκκλησία</w:t>
+      </w:r>
+    </w:p>
+    <w:p>
+      <w:pPr/>
+      <w:r>
+        <w:rPr>
+          <w:lang w:val="gu_IN" w:bidi="gu_IN"/>
+        </w:rPr>
+      </w:r>
+      <w:r>
+        <w:rPr>
+          <w:b/>
+          <w:lang w:val="gu_IN" w:bidi="gu_IN"/>
+        </w:rPr>
         <w:t>"તેમના શરીરની &amp; જે મંડળી છે"</w:t>
       </w:r>
     </w:p>
@@ -12338,6 +13583,21 @@
           <w:b/>
           <w:lang w:val="gu_IN" w:bidi="gu_IN"/>
         </w:rPr>
+        <w:t>ἧς ἐγενόμην ἐγὼ διάκονος</w:t>
+      </w:r>
+    </w:p>
+    <w:p>
+      <w:pPr/>
+      <w:r>
+        <w:rPr>
+          <w:lang w:val="gu_IN" w:bidi="gu_IN"/>
+        </w:rPr>
+      </w:r>
+      <w:r>
+        <w:rPr>
+          <w:b/>
+          <w:lang w:val="gu_IN" w:bidi="gu_IN"/>
+        </w:rPr>
         <w:t>"જેના વિષે &amp; હું એક સેવક બન્યો"</w:t>
       </w:r>
     </w:p>
@@ -12413,6 +13673,21 @@
           <w:b/>
           <w:lang w:val="gu_IN" w:bidi="gu_IN"/>
         </w:rPr>
+        <w:t>τὴν οἰκονομίαν</w:t>
+      </w:r>
+    </w:p>
+    <w:p>
+      <w:pPr/>
+      <w:r>
+        <w:rPr>
+          <w:lang w:val="gu_IN" w:bidi="gu_IN"/>
+        </w:rPr>
+      </w:r>
+      <w:r>
+        <w:rPr>
+          <w:b/>
+          <w:lang w:val="gu_IN" w:bidi="gu_IN"/>
+        </w:rPr>
         <w:t>"કારભારીપણા"</w:t>
       </w:r>
     </w:p>
@@ -12495,6 +13770,21 @@
           <w:b/>
           <w:lang w:val="gu_IN" w:bidi="gu_IN"/>
         </w:rPr>
+        <w:t>τὴν οἰκονομίαν τοῦ Θεοῦ</w:t>
+      </w:r>
+    </w:p>
+    <w:p>
+      <w:pPr/>
+      <w:r>
+        <w:rPr>
+          <w:lang w:val="gu_IN" w:bidi="gu_IN"/>
+        </w:rPr>
+      </w:r>
+      <w:r>
+        <w:rPr>
+          <w:b/>
+          <w:lang w:val="gu_IN" w:bidi="gu_IN"/>
+        </w:rPr>
         <w:t>"ઈશ્વરના કારભારીપણા"</w:t>
       </w:r>
     </w:p>
@@ -12658,6 +13948,21 @@
           <w:b/>
           <w:lang w:val="gu_IN" w:bidi="gu_IN"/>
         </w:rPr>
+        <w:t>τὸν λόγον τοῦ Θεοῦ</w:t>
+      </w:r>
+    </w:p>
+    <w:p>
+      <w:pPr/>
+      <w:r>
+        <w:rPr>
+          <w:lang w:val="gu_IN" w:bidi="gu_IN"/>
+        </w:rPr>
+      </w:r>
+      <w:r>
+        <w:rPr>
+          <w:b/>
+          <w:lang w:val="gu_IN" w:bidi="gu_IN"/>
+        </w:rPr>
         <w:t>"ઈશ્વરનું વચન"</w:t>
       </w:r>
     </w:p>
@@ -12733,6 +14038,21 @@
           <w:b/>
           <w:lang w:val="gu_IN" w:bidi="gu_IN"/>
         </w:rPr>
+        <w:t>τὸν λόγον τοῦ Θεοῦ</w:t>
+      </w:r>
+    </w:p>
+    <w:p>
+      <w:pPr/>
+      <w:r>
+        <w:rPr>
+          <w:lang w:val="gu_IN" w:bidi="gu_IN"/>
+        </w:rPr>
+      </w:r>
+      <w:r>
+        <w:rPr>
+          <w:b/>
+          <w:lang w:val="gu_IN" w:bidi="gu_IN"/>
+        </w:rPr>
         <w:t>"ઈશ્વરનું વચન"</w:t>
       </w:r>
     </w:p>
@@ -12882,6 +14202,21 @@
         <w:rPr>
           <w:lang w:val="gu_IN" w:bidi="gu_IN"/>
         </w:rPr>
+      </w:r>
+    </w:p>
+    <w:p>
+      <w:pPr/>
+      <w:r>
+        <w:rPr>
+          <w:lang w:val="gu_IN" w:bidi="gu_IN"/>
+        </w:rPr>
+      </w:r>
+      <w:r>
+        <w:rPr>
+          <w:b/>
+          <w:lang w:val="gu_IN" w:bidi="gu_IN"/>
+        </w:rPr>
+        <w:t>τὸ μυστήριον</w:t>
       </w:r>
     </w:p>
     <w:p>
@@ -13002,6 +14337,21 @@
           <w:b/>
           <w:lang w:val="gu_IN" w:bidi="gu_IN"/>
         </w:rPr>
+        <w:t>τὸ ἀποκεκρυμμένον ἀπὸ τῶν αἰώνων καὶ ἀπὸ τῶν γενεῶν</w:t>
+      </w:r>
+    </w:p>
+    <w:p>
+      <w:pPr/>
+      <w:r>
+        <w:rPr>
+          <w:lang w:val="gu_IN" w:bidi="gu_IN"/>
+        </w:rPr>
+      </w:r>
+      <w:r>
+        <w:rPr>
+          <w:b/>
+          <w:lang w:val="gu_IN" w:bidi="gu_IN"/>
+        </w:rPr>
         <w:t>"યુગોથી અને પેઢીઓથી જે &amp; છુપાવવામાં આવ્યો હતો"</w:t>
       </w:r>
     </w:p>
@@ -13129,6 +14479,21 @@
           <w:b/>
           <w:lang w:val="gu_IN" w:bidi="gu_IN"/>
         </w:rPr>
+        <w:t>ἀπὸ τῶν αἰώνων καὶ ἀπὸ τῶν γενεῶν</w:t>
+      </w:r>
+    </w:p>
+    <w:p>
+      <w:pPr/>
+      <w:r>
+        <w:rPr>
+          <w:lang w:val="gu_IN" w:bidi="gu_IN"/>
+        </w:rPr>
+      </w:r>
+      <w:r>
+        <w:rPr>
+          <w:b/>
+          <w:lang w:val="gu_IN" w:bidi="gu_IN"/>
+        </w:rPr>
         <w:t>"યુગોથી અને પેઢીઓથી"</w:t>
       </w:r>
     </w:p>
@@ -13256,6 +14621,21 @@
           <w:b/>
           <w:lang w:val="gu_IN" w:bidi="gu_IN"/>
         </w:rPr>
+        <w:t>νῦν</w:t>
+      </w:r>
+    </w:p>
+    <w:p>
+      <w:pPr/>
+      <w:r>
+        <w:rPr>
+          <w:lang w:val="gu_IN" w:bidi="gu_IN"/>
+        </w:rPr>
+      </w:r>
+      <w:r>
+        <w:rPr>
+          <w:b/>
+          <w:lang w:val="gu_IN" w:bidi="gu_IN"/>
+        </w:rPr>
         <w:t>"પરંતુ હવે"</w:t>
       </w:r>
     </w:p>
@@ -13390,6 +14770,21 @@
           <w:b/>
           <w:lang w:val="gu_IN" w:bidi="gu_IN"/>
         </w:rPr>
+        <w:t>ἐφανερώθη</w:t>
+      </w:r>
+    </w:p>
+    <w:p>
+      <w:pPr/>
+      <w:r>
+        <w:rPr>
+          <w:lang w:val="gu_IN" w:bidi="gu_IN"/>
+        </w:rPr>
+      </w:r>
+      <w:r>
+        <w:rPr>
+          <w:b/>
+          <w:lang w:val="gu_IN" w:bidi="gu_IN"/>
+        </w:rPr>
         <w:t>"પ્રગટ કરવામાં આવ્યો છે"</w:t>
       </w:r>
     </w:p>
@@ -13465,6 +14860,21 @@
           <w:b/>
           <w:lang w:val="gu_IN" w:bidi="gu_IN"/>
         </w:rPr>
+        <w:t>τὸ πλοῦτος τῆς δόξης τοῦ μυστηρίου τούτου</w:t>
+      </w:r>
+    </w:p>
+    <w:p>
+      <w:pPr/>
+      <w:r>
+        <w:rPr>
+          <w:lang w:val="gu_IN" w:bidi="gu_IN"/>
+        </w:rPr>
+      </w:r>
+      <w:r>
+        <w:rPr>
+          <w:b/>
+          <w:lang w:val="gu_IN" w:bidi="gu_IN"/>
+        </w:rPr>
         <w:t>"આ મર્મના મહિમાની સમૃધ્ધતા"</w:t>
       </w:r>
     </w:p>
@@ -13566,6 +14976,21 @@
           <w:b/>
           <w:lang w:val="gu_IN" w:bidi="gu_IN"/>
         </w:rPr>
+        <w:t>τὸ πλοῦτος τῆς δόξης τοῦ μυστηρίου τούτου</w:t>
+      </w:r>
+    </w:p>
+    <w:p>
+      <w:pPr/>
+      <w:r>
+        <w:rPr>
+          <w:lang w:val="gu_IN" w:bidi="gu_IN"/>
+        </w:rPr>
+      </w:r>
+      <w:r>
+        <w:rPr>
+          <w:b/>
+          <w:lang w:val="gu_IN" w:bidi="gu_IN"/>
+        </w:rPr>
         <w:t>"આ મર્મના મહિમાની સમૃધ્ધતા"</w:t>
       </w:r>
     </w:p>
@@ -13706,6 +15131,21 @@
           <w:b/>
           <w:lang w:val="gu_IN" w:bidi="gu_IN"/>
         </w:rPr>
+        <w:t>τὸ πλοῦτος τῆς δόξης τοῦ μυστηρίου τούτου</w:t>
+      </w:r>
+    </w:p>
+    <w:p>
+      <w:pPr/>
+      <w:r>
+        <w:rPr>
+          <w:lang w:val="gu_IN" w:bidi="gu_IN"/>
+        </w:rPr>
+      </w:r>
+      <w:r>
+        <w:rPr>
+          <w:b/>
+          <w:lang w:val="gu_IN" w:bidi="gu_IN"/>
+        </w:rPr>
         <w:t>"આ મર્મના મહિમાની સમૃધ્ધતા"</w:t>
       </w:r>
     </w:p>
@@ -13781,6 +15221,21 @@
           <w:b/>
           <w:lang w:val="gu_IN" w:bidi="gu_IN"/>
         </w:rPr>
+        <w:t>ἐν τοῖς ἔθνεσιν</w:t>
+      </w:r>
+    </w:p>
+    <w:p>
+      <w:pPr/>
+      <w:r>
+        <w:rPr>
+          <w:lang w:val="gu_IN" w:bidi="gu_IN"/>
+        </w:rPr>
+      </w:r>
+      <w:r>
+        <w:rPr>
+          <w:b/>
+          <w:lang w:val="gu_IN" w:bidi="gu_IN"/>
+        </w:rPr>
         <w:t>"વિદેશીઓ મધ્યે"</w:t>
       </w:r>
     </w:p>
@@ -13857,6 +15312,21 @@
           <w:b/>
           <w:lang w:val="gu_IN" w:bidi="gu_IN"/>
         </w:rPr>
+        <w:t>Χριστὸς ἐν ὑμῖν</w:t>
+      </w:r>
+    </w:p>
+    <w:p>
+      <w:pPr/>
+      <w:r>
+        <w:rPr>
+          <w:lang w:val="gu_IN" w:bidi="gu_IN"/>
+        </w:rPr>
+      </w:r>
+      <w:r>
+        <w:rPr>
+          <w:b/>
+          <w:lang w:val="gu_IN" w:bidi="gu_IN"/>
+        </w:rPr>
         <w:t>"ખ્રિસ્ત તમારામાં"</w:t>
       </w:r>
     </w:p>
@@ -14054,6 +15524,21 @@
           <w:b/>
           <w:lang w:val="gu_IN" w:bidi="gu_IN"/>
         </w:rPr>
+        <w:t>πάντα ἄνθρωπον</w:t>
+      </w:r>
+    </w:p>
+    <w:p>
+      <w:pPr/>
+      <w:r>
+        <w:rPr>
+          <w:lang w:val="gu_IN" w:bidi="gu_IN"/>
+        </w:rPr>
+      </w:r>
+      <w:r>
+        <w:rPr>
+          <w:b/>
+          <w:lang w:val="gu_IN" w:bidi="gu_IN"/>
+        </w:rPr>
         <w:t>"દરેક માણસને"</w:t>
       </w:r>
     </w:p>
@@ -14200,6 +15685,21 @@
           <w:b/>
           <w:lang w:val="gu_IN" w:bidi="gu_IN"/>
         </w:rPr>
+        <w:t>πάσῃ σοφίᾳ</w:t>
+      </w:r>
+    </w:p>
+    <w:p>
+      <w:pPr/>
+      <w:r>
+        <w:rPr>
+          <w:lang w:val="gu_IN" w:bidi="gu_IN"/>
+        </w:rPr>
+      </w:r>
+      <w:r>
+        <w:rPr>
+          <w:b/>
+          <w:lang w:val="gu_IN" w:bidi="gu_IN"/>
+        </w:rPr>
         <w:t>"સર્વ જ્ઞાન સહિત"</w:t>
       </w:r>
     </w:p>
@@ -14275,6 +15775,21 @@
           <w:b/>
           <w:lang w:val="gu_IN" w:bidi="gu_IN"/>
         </w:rPr>
+        <w:t>ἵνα παραστήσωμεν</w:t>
+      </w:r>
+    </w:p>
+    <w:p>
+      <w:pPr/>
+      <w:r>
+        <w:rPr>
+          <w:lang w:val="gu_IN" w:bidi="gu_IN"/>
+        </w:rPr>
+      </w:r>
+      <w:r>
+        <w:rPr>
+          <w:b/>
+          <w:lang w:val="gu_IN" w:bidi="gu_IN"/>
+        </w:rPr>
         <w:t>"કે જેથી અમે &amp; પ્રસ્તુત કરીએ"</w:t>
       </w:r>
     </w:p>
@@ -14350,6 +15865,21 @@
           <w:b/>
           <w:lang w:val="gu_IN" w:bidi="gu_IN"/>
         </w:rPr>
+        <w:t>παραστήσωμεν πάντα ἄνθρωπον τέλειον ἐν Χριστῷ</w:t>
+      </w:r>
+    </w:p>
+    <w:p>
+      <w:pPr/>
+      <w:r>
+        <w:rPr>
+          <w:lang w:val="gu_IN" w:bidi="gu_IN"/>
+        </w:rPr>
+      </w:r>
+      <w:r>
+        <w:rPr>
+          <w:b/>
+          <w:lang w:val="gu_IN" w:bidi="gu_IN"/>
+        </w:rPr>
         <w:t>"અમે દરેક માણસને ખ્રિસ્તમાં સંપૂર્ણ પ્રસ્તુત કરીએ"</w:t>
       </w:r>
     </w:p>
@@ -14604,6 +16134,21 @@
         <w:rPr>
           <w:lang w:val="gu_IN" w:bidi="gu_IN"/>
         </w:rPr>
+      </w:r>
+    </w:p>
+    <w:p>
+      <w:pPr/>
+      <w:r>
+        <w:rPr>
+          <w:lang w:val="gu_IN" w:bidi="gu_IN"/>
+        </w:rPr>
+      </w:r>
+      <w:r>
+        <w:rPr>
+          <w:b/>
+          <w:lang w:val="gu_IN" w:bidi="gu_IN"/>
+        </w:rPr>
+        <w:t>ἐν δυνάμει</w:t>
       </w:r>
     </w:p>
     <w:p>
@@ -15185,6 +16730,21 @@
           <w:b/>
           <w:lang w:val="gu_IN" w:bidi="gu_IN"/>
         </w:rPr>
+        <w:t>γὰρ</w:t>
+      </w:r>
+    </w:p>
+    <w:p>
+      <w:pPr/>
+      <w:r>
+        <w:rPr>
+          <w:lang w:val="gu_IN" w:bidi="gu_IN"/>
+        </w:rPr>
+      </w:r>
+      <w:r>
+        <w:rPr>
+          <w:b/>
+          <w:lang w:val="gu_IN" w:bidi="gu_IN"/>
+        </w:rPr>
         <w:t>"કેમ કે"</w:t>
       </w:r>
     </w:p>
@@ -15302,6 +16862,21 @@
           <w:b/>
           <w:lang w:val="gu_IN" w:bidi="gu_IN"/>
         </w:rPr>
+        <w:t>ἡλίκον ἀγῶνα ἔχω ὑπὲρ ὑμῶν</w:t>
+      </w:r>
+    </w:p>
+    <w:p>
+      <w:pPr/>
+      <w:r>
+        <w:rPr>
+          <w:lang w:val="gu_IN" w:bidi="gu_IN"/>
+        </w:rPr>
+      </w:r>
+      <w:r>
+        <w:rPr>
+          <w:b/>
+          <w:lang w:val="gu_IN" w:bidi="gu_IN"/>
+        </w:rPr>
         <w:t>"મારામાં કેટલી ભયંકર એક લડાઈ છે"</w:t>
       </w:r>
     </w:p>
@@ -15421,6 +16996,21 @@
           <w:b/>
           <w:lang w:val="gu_IN" w:bidi="gu_IN"/>
         </w:rPr>
+        <w:t>ἡλίκον ἀγῶνα ἔχω</w:t>
+      </w:r>
+    </w:p>
+    <w:p>
+      <w:pPr/>
+      <w:r>
+        <w:rPr>
+          <w:lang w:val="gu_IN" w:bidi="gu_IN"/>
+        </w:rPr>
+      </w:r>
+      <w:r>
+        <w:rPr>
+          <w:b/>
+          <w:lang w:val="gu_IN" w:bidi="gu_IN"/>
+        </w:rPr>
         <w:t>"મારામાં કેટલી ભયંકર એક લડાઈ છે"</w:t>
       </w:r>
     </w:p>
@@ -16478,6 +18068,21 @@
           <w:b/>
           <w:lang w:val="gu_IN" w:bidi="gu_IN"/>
         </w:rPr>
+        <w:t>τοῦτο</w:t>
+      </w:r>
+    </w:p>
+    <w:p>
+      <w:pPr/>
+      <w:r>
+        <w:rPr>
+          <w:lang w:val="gu_IN" w:bidi="gu_IN"/>
+        </w:rPr>
+      </w:r>
+      <w:r>
+        <w:rPr>
+          <w:b/>
+          <w:lang w:val="gu_IN" w:bidi="gu_IN"/>
+        </w:rPr>
         <w:t>"આ"</w:t>
       </w:r>
     </w:p>
@@ -16643,6 +18248,21 @@
           <w:b/>
           <w:lang w:val="gu_IN" w:bidi="gu_IN"/>
         </w:rPr>
+        <w:t>γὰρ</w:t>
+      </w:r>
+    </w:p>
+    <w:p>
+      <w:pPr/>
+      <w:r>
+        <w:rPr>
+          <w:lang w:val="gu_IN" w:bidi="gu_IN"/>
+        </w:rPr>
+      </w:r>
+      <w:r>
+        <w:rPr>
+          <w:b/>
+          <w:lang w:val="gu_IN" w:bidi="gu_IN"/>
+        </w:rPr>
         <w:t>"માટે"</w:t>
       </w:r>
     </w:p>
@@ -16763,6 +18383,21 @@
           <w:b/>
           <w:lang w:val="gu_IN" w:bidi="gu_IN"/>
         </w:rPr>
+        <w:t>εἰ &amp; καὶ</w:t>
+      </w:r>
+    </w:p>
+    <w:p>
+      <w:pPr/>
+      <w:r>
+        <w:rPr>
+          <w:lang w:val="gu_IN" w:bidi="gu_IN"/>
+        </w:rPr>
+      </w:r>
+      <w:r>
+        <w:rPr>
+          <w:b/>
+          <w:lang w:val="gu_IN" w:bidi="gu_IN"/>
+        </w:rPr>
         <w:t>"જો &amp; પણ"</w:t>
       </w:r>
     </w:p>
@@ -16838,6 +18473,21 @@
           <w:b/>
           <w:lang w:val="gu_IN" w:bidi="gu_IN"/>
         </w:rPr>
+        <w:t>τῇ σαρκὶ ἄπειμι</w:t>
+      </w:r>
+    </w:p>
+    <w:p>
+      <w:pPr/>
+      <w:r>
+        <w:rPr>
+          <w:lang w:val="gu_IN" w:bidi="gu_IN"/>
+        </w:rPr>
+      </w:r>
+      <w:r>
+        <w:rPr>
+          <w:b/>
+          <w:lang w:val="gu_IN" w:bidi="gu_IN"/>
+        </w:rPr>
         <w:t>"હું દેહમાં ગેરહાજર છું"</w:t>
       </w:r>
     </w:p>
@@ -16939,6 +18589,21 @@
           <w:b/>
           <w:lang w:val="gu_IN" w:bidi="gu_IN"/>
         </w:rPr>
+        <w:t>ἀλλὰ</w:t>
+      </w:r>
+    </w:p>
+    <w:p>
+      <w:pPr/>
+      <w:r>
+        <w:rPr>
+          <w:lang w:val="gu_IN" w:bidi="gu_IN"/>
+        </w:rPr>
+      </w:r>
+      <w:r>
+        <w:rPr>
+          <w:b/>
+          <w:lang w:val="gu_IN" w:bidi="gu_IN"/>
+        </w:rPr>
         <w:t>"છતાંય"</w:t>
       </w:r>
     </w:p>
@@ -17021,6 +18686,21 @@
           <w:b/>
           <w:lang w:val="gu_IN" w:bidi="gu_IN"/>
         </w:rPr>
+        <w:t>τῷ πνεύματι σὺν ὑμῖν εἰμι</w:t>
+      </w:r>
+    </w:p>
+    <w:p>
+      <w:pPr/>
+      <w:r>
+        <w:rPr>
+          <w:lang w:val="gu_IN" w:bidi="gu_IN"/>
+        </w:rPr>
+      </w:r>
+      <w:r>
+        <w:rPr>
+          <w:b/>
+          <w:lang w:val="gu_IN" w:bidi="gu_IN"/>
+        </w:rPr>
         <w:t>"આત્મામાં હું તમારી સાથે છું"</w:t>
       </w:r>
     </w:p>
@@ -17122,6 +18802,21 @@
           <w:b/>
           <w:lang w:val="gu_IN" w:bidi="gu_IN"/>
         </w:rPr>
+        <w:t>τῷ πνεύματι</w:t>
+      </w:r>
+    </w:p>
+    <w:p>
+      <w:pPr/>
+      <w:r>
+        <w:rPr>
+          <w:lang w:val="gu_IN" w:bidi="gu_IN"/>
+        </w:rPr>
+      </w:r>
+      <w:r>
+        <w:rPr>
+          <w:b/>
+          <w:lang w:val="gu_IN" w:bidi="gu_IN"/>
+        </w:rPr>
         <w:t>"આત્મામાં"</w:t>
       </w:r>
     </w:p>
@@ -17198,6 +18893,21 @@
           <w:b/>
           <w:lang w:val="gu_IN" w:bidi="gu_IN"/>
         </w:rPr>
+        <w:t>χαίρων καὶ βλέπων</w:t>
+      </w:r>
+    </w:p>
+    <w:p>
+      <w:pPr/>
+      <w:r>
+        <w:rPr>
+          <w:lang w:val="gu_IN" w:bidi="gu_IN"/>
+        </w:rPr>
+      </w:r>
+      <w:r>
+        <w:rPr>
+          <w:b/>
+          <w:lang w:val="gu_IN" w:bidi="gu_IN"/>
+        </w:rPr>
         <w:t>"અને &amp; જોઈ આનંદિત થઈને"</w:t>
       </w:r>
     </w:p>
@@ -17286,6 +18996,21 @@
           <w:b/>
           <w:lang w:val="gu_IN" w:bidi="gu_IN"/>
         </w:rPr>
+        <w:t>χαίρων καὶ βλέπων</w:t>
+      </w:r>
+    </w:p>
+    <w:p>
+      <w:pPr/>
+      <w:r>
+        <w:rPr>
+          <w:lang w:val="gu_IN" w:bidi="gu_IN"/>
+        </w:rPr>
+      </w:r>
+      <w:r>
+        <w:rPr>
+          <w:b/>
+          <w:lang w:val="gu_IN" w:bidi="gu_IN"/>
+        </w:rPr>
         <w:t>"અને &amp; જોઈ આનંદિત થઈને"</w:t>
       </w:r>
     </w:p>
@@ -17413,6 +19138,21 @@
           <w:b/>
           <w:lang w:val="gu_IN" w:bidi="gu_IN"/>
         </w:rPr>
+        <w:t>ὑμῶν τὴν τάξιν</w:t>
+      </w:r>
+    </w:p>
+    <w:p>
+      <w:pPr/>
+      <w:r>
+        <w:rPr>
+          <w:lang w:val="gu_IN" w:bidi="gu_IN"/>
+        </w:rPr>
+      </w:r>
+      <w:r>
+        <w:rPr>
+          <w:b/>
+          <w:lang w:val="gu_IN" w:bidi="gu_IN"/>
+        </w:rPr>
         <w:t>"તમારી સારી વર્તણૂંક"</w:t>
       </w:r>
     </w:p>
@@ -17501,6 +19241,21 @@
           <w:b/>
           <w:lang w:val="gu_IN" w:bidi="gu_IN"/>
         </w:rPr>
+        <w:t>τὸ στερέωμα τῆς &amp; πίστεως ὑμῶν</w:t>
+      </w:r>
+    </w:p>
+    <w:p>
+      <w:pPr/>
+      <w:r>
+        <w:rPr>
+          <w:lang w:val="gu_IN" w:bidi="gu_IN"/>
+        </w:rPr>
+      </w:r>
+      <w:r>
+        <w:rPr>
+          <w:b/>
+          <w:lang w:val="gu_IN" w:bidi="gu_IN"/>
+        </w:rPr>
         <w:t>"તમારા વિશ્વાસની શક્તિ"</w:t>
       </w:r>
     </w:p>
@@ -17615,6 +19370,21 @@
           <w:b/>
           <w:lang w:val="gu_IN" w:bidi="gu_IN"/>
         </w:rPr>
+        <w:t>τὸ στερέωμα τῆς &amp; πίστεως ὑμῶν</w:t>
+      </w:r>
+    </w:p>
+    <w:p>
+      <w:pPr/>
+      <w:r>
+        <w:rPr>
+          <w:lang w:val="gu_IN" w:bidi="gu_IN"/>
+        </w:rPr>
+      </w:r>
+      <w:r>
+        <w:rPr>
+          <w:b/>
+          <w:lang w:val="gu_IN" w:bidi="gu_IN"/>
+        </w:rPr>
         <w:t>"તમારા વિશ્વાસની શક્તિ"</w:t>
       </w:r>
     </w:p>
@@ -17702,6 +19472,21 @@
         <w:rPr>
           <w:lang w:val="gu_IN" w:bidi="gu_IN"/>
         </w:rPr>
+      </w:r>
+    </w:p>
+    <w:p>
+      <w:pPr/>
+      <w:r>
+        <w:rPr>
+          <w:lang w:val="gu_IN" w:bidi="gu_IN"/>
+        </w:rPr>
+      </w:r>
+      <w:r>
+        <w:rPr>
+          <w:b/>
+          <w:lang w:val="gu_IN" w:bidi="gu_IN"/>
+        </w:rPr>
+        <w:t>οὖν</w:t>
       </w:r>
     </w:p>
     <w:p>
@@ -17817,6 +19602,21 @@
           <w:b/>
           <w:lang w:val="gu_IN" w:bidi="gu_IN"/>
         </w:rPr>
+        <w:t>ὡς &amp; παρελάβετε τὸν Χριστὸν Ἰησοῦν τὸν Κύριον, ἐν αὐτῷ περιπατεῖτε</w:t>
+      </w:r>
+    </w:p>
+    <w:p>
+      <w:pPr/>
+      <w:r>
+        <w:rPr>
+          <w:lang w:val="gu_IN" w:bidi="gu_IN"/>
+        </w:rPr>
+      </w:r>
+      <w:r>
+        <w:rPr>
+          <w:b/>
+          <w:lang w:val="gu_IN" w:bidi="gu_IN"/>
+        </w:rPr>
         <w:t>"તમે ખ્રિસ્ત ઈસુને પ્રભુ તરીકે સ્વીકાર્યા તેમ, તેમનામાં ચાલો"</w:t>
       </w:r>
     </w:p>
@@ -17880,6 +19680,21 @@
           <w:b/>
           <w:lang w:val="gu_IN" w:bidi="gu_IN"/>
         </w:rPr>
+        <w:t>παρελάβετε τὸν Χριστὸν</w:t>
+      </w:r>
+    </w:p>
+    <w:p>
+      <w:pPr/>
+      <w:r>
+        <w:rPr>
+          <w:lang w:val="gu_IN" w:bidi="gu_IN"/>
+        </w:rPr>
+      </w:r>
+      <w:r>
+        <w:rPr>
+          <w:b/>
+          <w:lang w:val="gu_IN" w:bidi="gu_IN"/>
+        </w:rPr>
         <w:t>"તમે ખ્રિસ્ત &amp; સ્વીકાર્યા"</w:t>
       </w:r>
     </w:p>
@@ -17981,6 +19796,21 @@
           <w:b/>
           <w:lang w:val="gu_IN" w:bidi="gu_IN"/>
         </w:rPr>
+        <w:t>ἐν αὐτῷ περιπατεῖτε</w:t>
+      </w:r>
+    </w:p>
+    <w:p>
+      <w:pPr/>
+      <w:r>
+        <w:rPr>
+          <w:lang w:val="gu_IN" w:bidi="gu_IN"/>
+        </w:rPr>
+      </w:r>
+      <w:r>
+        <w:rPr>
+          <w:b/>
+          <w:lang w:val="gu_IN" w:bidi="gu_IN"/>
+        </w:rPr>
         <w:t>"તેમનામાં ચાલો"</w:t>
       </w:r>
     </w:p>
@@ -18081,6 +19911,21 @@
         <w:rPr>
           <w:lang w:val="gu_IN" w:bidi="gu_IN"/>
         </w:rPr>
+      </w:r>
+    </w:p>
+    <w:p>
+      <w:pPr/>
+      <w:r>
+        <w:rPr>
+          <w:lang w:val="gu_IN" w:bidi="gu_IN"/>
+        </w:rPr>
+      </w:r>
+      <w:r>
+        <w:rPr>
+          <w:b/>
+          <w:lang w:val="gu_IN" w:bidi="gu_IN"/>
+        </w:rPr>
+        <w:t>ἐρριζωμένοι &amp; ἐποικοδομούμενοι &amp; βεβαιούμενοι &amp; περισσεύοντες</w:t>
       </w:r>
     </w:p>
     <w:p>
@@ -18188,6 +20033,21 @@
           <w:b/>
           <w:lang w:val="gu_IN" w:bidi="gu_IN"/>
         </w:rPr>
+        <w:t>ἐρριζωμένοι &amp; ἐποικοδομούμενοι &amp; βεβαιούμενοι</w:t>
+      </w:r>
+    </w:p>
+    <w:p>
+      <w:pPr/>
+      <w:r>
+        <w:rPr>
+          <w:lang w:val="gu_IN" w:bidi="gu_IN"/>
+        </w:rPr>
+      </w:r>
+      <w:r>
+        <w:rPr>
+          <w:b/>
+          <w:lang w:val="gu_IN" w:bidi="gu_IN"/>
+        </w:rPr>
         <w:t>"સ્થાપિત થઈને &amp; બંધાઈને &amp; વિશ્વાસમાં પુષ્ટિ પામીને"</w:t>
       </w:r>
     </w:p>
@@ -18263,6 +20123,21 @@
           <w:b/>
           <w:lang w:val="gu_IN" w:bidi="gu_IN"/>
         </w:rPr>
+        <w:t>ἐρριζωμένοι &amp; ἐν αὐτῷ</w:t>
+      </w:r>
+    </w:p>
+    <w:p>
+      <w:pPr/>
+      <w:r>
+        <w:rPr>
+          <w:lang w:val="gu_IN" w:bidi="gu_IN"/>
+        </w:rPr>
+      </w:r>
+      <w:r>
+        <w:rPr>
+          <w:b/>
+          <w:lang w:val="gu_IN" w:bidi="gu_IN"/>
+        </w:rPr>
         <w:t>"તેમનામાં સ્થાપિત થઈને"</w:t>
       </w:r>
     </w:p>
@@ -18338,6 +20213,21 @@
           <w:b/>
           <w:lang w:val="gu_IN" w:bidi="gu_IN"/>
         </w:rPr>
+        <w:t>καὶ ἐποικοδομούμενοι ἐν αὐτῷ</w:t>
+      </w:r>
+    </w:p>
+    <w:p>
+      <w:pPr/>
+      <w:r>
+        <w:rPr>
+          <w:lang w:val="gu_IN" w:bidi="gu_IN"/>
+        </w:rPr>
+      </w:r>
+      <w:r>
+        <w:rPr>
+          <w:b/>
+          <w:lang w:val="gu_IN" w:bidi="gu_IN"/>
+        </w:rPr>
         <w:t>"તેમનામાં &amp; અને બંધાઈને"</w:t>
       </w:r>
     </w:p>
@@ -18495,6 +20385,21 @@
           <w:b/>
           <w:lang w:val="gu_IN" w:bidi="gu_IN"/>
         </w:rPr>
+        <w:t>τῇ πίστει</w:t>
+      </w:r>
+    </w:p>
+    <w:p>
+      <w:pPr/>
+      <w:r>
+        <w:rPr>
+          <w:lang w:val="gu_IN" w:bidi="gu_IN"/>
+        </w:rPr>
+      </w:r>
+      <w:r>
+        <w:rPr>
+          <w:b/>
+          <w:lang w:val="gu_IN" w:bidi="gu_IN"/>
+        </w:rPr>
         <w:t>"વિશ્વાસમાં પુષ્ટિ પામીને"</w:t>
       </w:r>
     </w:p>
@@ -18569,6 +20474,21 @@
         <w:rPr>
           <w:lang w:val="gu_IN" w:bidi="gu_IN"/>
         </w:rPr>
+      </w:r>
+    </w:p>
+    <w:p>
+      <w:pPr/>
+      <w:r>
+        <w:rPr>
+          <w:lang w:val="gu_IN" w:bidi="gu_IN"/>
+        </w:rPr>
+      </w:r>
+      <w:r>
+        <w:rPr>
+          <w:b/>
+          <w:lang w:val="gu_IN" w:bidi="gu_IN"/>
+        </w:rPr>
+        <w:t>ἐδιδάχθητε</w:t>
       </w:r>
     </w:p>
     <w:p>
@@ -18676,6 +20596,21 @@
           <w:b/>
           <w:lang w:val="gu_IN" w:bidi="gu_IN"/>
         </w:rPr>
+        <w:t>περισσεύοντες ἐν εὐχαριστίᾳ</w:t>
+      </w:r>
+    </w:p>
+    <w:p>
+      <w:pPr/>
+      <w:r>
+        <w:rPr>
+          <w:lang w:val="gu_IN" w:bidi="gu_IN"/>
+        </w:rPr>
+      </w:r>
+      <w:r>
+        <w:rPr>
+          <w:b/>
+          <w:lang w:val="gu_IN" w:bidi="gu_IN"/>
+        </w:rPr>
         <w:t>"આભારસ્તુતિમાં ભરપૂર થઈને"</w:t>
       </w:r>
     </w:p>
@@ -18764,6 +20699,21 @@
           <w:b/>
           <w:lang w:val="gu_IN" w:bidi="gu_IN"/>
         </w:rPr>
+        <w:t>βλέπετε, μή τις ὑμᾶς ἔσται ὁ συλαγωγῶν</w:t>
+      </w:r>
+    </w:p>
+    <w:p>
+      <w:pPr/>
+      <w:r>
+        <w:rPr>
+          <w:lang w:val="gu_IN" w:bidi="gu_IN"/>
+        </w:rPr>
+      </w:r>
+      <w:r>
+        <w:rPr>
+          <w:b/>
+          <w:lang w:val="gu_IN" w:bidi="gu_IN"/>
+        </w:rPr>
         <w:t>"સાવધ રહો નહીં તો કોઈક એક જે તમને &amp; બંદીવાન બનાવશે"</w:t>
       </w:r>
     </w:p>
@@ -18876,6 +20826,21 @@
           <w:b/>
           <w:lang w:val="gu_IN" w:bidi="gu_IN"/>
         </w:rPr>
+        <w:t>ὑμᾶς &amp; ὁ συλαγωγῶν</w:t>
+      </w:r>
+    </w:p>
+    <w:p>
+      <w:pPr/>
+      <w:r>
+        <w:rPr>
+          <w:lang w:val="gu_IN" w:bidi="gu_IN"/>
+        </w:rPr>
+      </w:r>
+      <w:r>
+        <w:rPr>
+          <w:b/>
+          <w:lang w:val="gu_IN" w:bidi="gu_IN"/>
+        </w:rPr>
         <w:t>"એક જે તમને &amp; બંદીવાન બનાવશે"</w:t>
       </w:r>
     </w:p>
@@ -18951,6 +20916,21 @@
           <w:b/>
           <w:lang w:val="gu_IN" w:bidi="gu_IN"/>
         </w:rPr>
+        <w:t>τῆς φιλοσοφίας καὶ κενῆς ἀπάτης</w:t>
+      </w:r>
+    </w:p>
+    <w:p>
+      <w:pPr/>
+      <w:r>
+        <w:rPr>
+          <w:lang w:val="gu_IN" w:bidi="gu_IN"/>
+        </w:rPr>
+      </w:r>
+      <w:r>
+        <w:rPr>
+          <w:b/>
+          <w:lang w:val="gu_IN" w:bidi="gu_IN"/>
+        </w:rPr>
         <w:t>"તત્વજ્ઞાન અને ખાલી કપટ"</w:t>
       </w:r>
     </w:p>
@@ -19059,6 +21039,21 @@
           <w:b/>
           <w:lang w:val="gu_IN" w:bidi="gu_IN"/>
         </w:rPr>
+        <w:t>τῆς φιλοσοφίας καὶ κενῆς ἀπάτης</w:t>
+      </w:r>
+    </w:p>
+    <w:p>
+      <w:pPr/>
+      <w:r>
+        <w:rPr>
+          <w:lang w:val="gu_IN" w:bidi="gu_IN"/>
+        </w:rPr>
+      </w:r>
+      <w:r>
+        <w:rPr>
+          <w:b/>
+          <w:lang w:val="gu_IN" w:bidi="gu_IN"/>
+        </w:rPr>
         <w:t>"તત્વજ્ઞાન"</w:t>
       </w:r>
     </w:p>
@@ -19134,6 +21129,21 @@
           <w:b/>
           <w:lang w:val="gu_IN" w:bidi="gu_IN"/>
         </w:rPr>
+        <w:t>κενῆς ἀπάτης</w:t>
+      </w:r>
+    </w:p>
+    <w:p>
+      <w:pPr/>
+      <w:r>
+        <w:rPr>
+          <w:lang w:val="gu_IN" w:bidi="gu_IN"/>
+        </w:rPr>
+      </w:r>
+      <w:r>
+        <w:rPr>
+          <w:b/>
+          <w:lang w:val="gu_IN" w:bidi="gu_IN"/>
+        </w:rPr>
         <w:t>"ખાલી કપટ"</w:t>
       </w:r>
     </w:p>
@@ -19248,6 +21258,21 @@
           <w:b/>
           <w:lang w:val="gu_IN" w:bidi="gu_IN"/>
         </w:rPr>
+        <w:t>τὴν παράδοσιν τῶν ἀνθρώπων</w:t>
+      </w:r>
+    </w:p>
+    <w:p>
+      <w:pPr/>
+      <w:r>
+        <w:rPr>
+          <w:lang w:val="gu_IN" w:bidi="gu_IN"/>
+        </w:rPr>
+      </w:r>
+      <w:r>
+        <w:rPr>
+          <w:b/>
+          <w:lang w:val="gu_IN" w:bidi="gu_IN"/>
+        </w:rPr>
         <w:t>"માણસોની પ્રણાલી"</w:t>
       </w:r>
     </w:p>
@@ -19343,6 +21368,21 @@
           <w:b/>
           <w:lang w:val="gu_IN" w:bidi="gu_IN"/>
         </w:rPr>
+        <w:t>τῶν ἀνθρώπων</w:t>
+      </w:r>
+    </w:p>
+    <w:p>
+      <w:pPr/>
+      <w:r>
+        <w:rPr>
+          <w:lang w:val="gu_IN" w:bidi="gu_IN"/>
+        </w:rPr>
+      </w:r>
+      <w:r>
+        <w:rPr>
+          <w:b/>
+          <w:lang w:val="gu_IN" w:bidi="gu_IN"/>
+        </w:rPr>
         <w:t>"માણસોની"</w:t>
       </w:r>
     </w:p>
@@ -19512,6 +21552,21 @@
         <w:rPr>
           <w:lang w:val="gu_IN" w:bidi="gu_IN"/>
         </w:rPr>
+      </w:r>
+    </w:p>
+    <w:p>
+      <w:pPr/>
+      <w:r>
+        <w:rPr>
+          <w:lang w:val="gu_IN" w:bidi="gu_IN"/>
+        </w:rPr>
+      </w:r>
+      <w:r>
+        <w:rPr>
+          <w:b/>
+          <w:lang w:val="gu_IN" w:bidi="gu_IN"/>
+        </w:rPr>
+        <w:t>ὅτι</w:t>
       </w:r>
     </w:p>
     <w:p>
@@ -19626,6 +21681,21 @@
           <w:b/>
           <w:lang w:val="gu_IN" w:bidi="gu_IN"/>
         </w:rPr>
+        <w:t>ἐν αὐτῷ κατοικεῖ πᾶν τὸ πλήρωμα τῆς Θεότητος σωματικῶς</w:t>
+      </w:r>
+    </w:p>
+    <w:p>
+      <w:pPr/>
+      <w:r>
+        <w:rPr>
+          <w:lang w:val="gu_IN" w:bidi="gu_IN"/>
+        </w:rPr>
+      </w:r>
+      <w:r>
+        <w:rPr>
+          <w:b/>
+          <w:lang w:val="gu_IN" w:bidi="gu_IN"/>
+        </w:rPr>
         <w:t>"તેમનામાં ઈશ્વરીયપણાંની સર્વ પૂર્ણતા શારીરિક સ્વરૂપમાં વાસ કરે છે"</w:t>
       </w:r>
     </w:p>
@@ -19740,6 +21810,21 @@
           <w:b/>
           <w:lang w:val="gu_IN" w:bidi="gu_IN"/>
         </w:rPr>
+        <w:t>πᾶν τὸ πλήρωμα τῆς Θεότητος</w:t>
+      </w:r>
+    </w:p>
+    <w:p>
+      <w:pPr/>
+      <w:r>
+        <w:rPr>
+          <w:lang w:val="gu_IN" w:bidi="gu_IN"/>
+        </w:rPr>
+      </w:r>
+      <w:r>
+        <w:rPr>
+          <w:b/>
+          <w:lang w:val="gu_IN" w:bidi="gu_IN"/>
+        </w:rPr>
         <w:t>"ઈશ્વરીયપણાંની સર્વ પૂર્ણતા શારીરિક સ્વરૂપમાં"</w:t>
       </w:r>
     </w:p>
@@ -19827,6 +21912,21 @@
         <w:rPr>
           <w:lang w:val="gu_IN" w:bidi="gu_IN"/>
         </w:rPr>
+      </w:r>
+    </w:p>
+    <w:p>
+      <w:pPr/>
+      <w:r>
+        <w:rPr>
+          <w:lang w:val="gu_IN" w:bidi="gu_IN"/>
+        </w:rPr>
+      </w:r>
+      <w:r>
+        <w:rPr>
+          <w:b/>
+          <w:lang w:val="gu_IN" w:bidi="gu_IN"/>
+        </w:rPr>
+        <w:t>καὶ</w:t>
       </w:r>
     </w:p>
     <w:p>
@@ -19959,6 +22059,21 @@
           <w:b/>
           <w:lang w:val="gu_IN" w:bidi="gu_IN"/>
         </w:rPr>
+        <w:t>ἐστὲ ἐν αὐτῷ πεπληρωμένοι</w:t>
+      </w:r>
+    </w:p>
+    <w:p>
+      <w:pPr/>
+      <w:r>
+        <w:rPr>
+          <w:lang w:val="gu_IN" w:bidi="gu_IN"/>
+        </w:rPr>
+      </w:r>
+      <w:r>
+        <w:rPr>
+          <w:b/>
+          <w:lang w:val="gu_IN" w:bidi="gu_IN"/>
+        </w:rPr>
         <w:t>"તમે તેમનામાં ભરેલા છો"</w:t>
       </w:r>
     </w:p>
@@ -20083,6 +22198,21 @@
           <w:b/>
           <w:lang w:val="gu_IN" w:bidi="gu_IN"/>
         </w:rPr>
+        <w:t>ἐστὲ &amp; πεπληρωμένοι</w:t>
+      </w:r>
+    </w:p>
+    <w:p>
+      <w:pPr/>
+      <w:r>
+        <w:rPr>
+          <w:lang w:val="gu_IN" w:bidi="gu_IN"/>
+        </w:rPr>
+      </w:r>
+      <w:r>
+        <w:rPr>
+          <w:b/>
+          <w:lang w:val="gu_IN" w:bidi="gu_IN"/>
+        </w:rPr>
         <w:t>"તમે &amp; ભરેલા છો"</w:t>
       </w:r>
     </w:p>
@@ -20158,6 +22288,21 @@
           <w:b/>
           <w:lang w:val="gu_IN" w:bidi="gu_IN"/>
         </w:rPr>
+        <w:t>ἡ κεφαλὴ πάσης ἀρχῆς καὶ ἐξουσίας</w:t>
+      </w:r>
+    </w:p>
+    <w:p>
+      <w:pPr/>
+      <w:r>
+        <w:rPr>
+          <w:lang w:val="gu_IN" w:bidi="gu_IN"/>
+        </w:rPr>
+      </w:r>
+      <w:r>
+        <w:rPr>
+          <w:b/>
+          <w:lang w:val="gu_IN" w:bidi="gu_IN"/>
+        </w:rPr>
         <w:t>"સર્વ શાસન અને સત્તાનું શિર"</w:t>
       </w:r>
     </w:p>
@@ -20245,6 +22390,21 @@
         <w:rPr>
           <w:lang w:val="gu_IN" w:bidi="gu_IN"/>
         </w:rPr>
+      </w:r>
+    </w:p>
+    <w:p>
+      <w:pPr/>
+      <w:r>
+        <w:rPr>
+          <w:lang w:val="gu_IN" w:bidi="gu_IN"/>
+        </w:rPr>
+      </w:r>
+      <w:r>
+        <w:rPr>
+          <w:b/>
+          <w:lang w:val="gu_IN" w:bidi="gu_IN"/>
+        </w:rPr>
+        <w:t>πάσης ἀρχῆς καὶ ἐξουσίας</w:t>
       </w:r>
     </w:p>
     <w:p>
@@ -20675,6 +22835,21 @@
           <w:b/>
           <w:lang w:val="gu_IN" w:bidi="gu_IN"/>
         </w:rPr>
+        <w:t>ἐν τῇ περιτομῇ τοῦ Χριστοῦ</w:t>
+      </w:r>
+    </w:p>
+    <w:p>
+      <w:pPr/>
+      <w:r>
+        <w:rPr>
+          <w:lang w:val="gu_IN" w:bidi="gu_IN"/>
+        </w:rPr>
+      </w:r>
+      <w:r>
+        <w:rPr>
+          <w:b/>
+          <w:lang w:val="gu_IN" w:bidi="gu_IN"/>
+        </w:rPr>
         <w:t>"ખ્રિસ્તની સુન્નતમાં"</w:t>
       </w:r>
     </w:p>
@@ -20802,6 +22977,21 @@
           <w:b/>
           <w:lang w:val="gu_IN" w:bidi="gu_IN"/>
         </w:rPr>
+        <w:t>τοῦ Χριστοῦ</w:t>
+      </w:r>
+    </w:p>
+    <w:p>
+      <w:pPr/>
+      <w:r>
+        <w:rPr>
+          <w:lang w:val="gu_IN" w:bidi="gu_IN"/>
+        </w:rPr>
+      </w:r>
+      <w:r>
+        <w:rPr>
+          <w:b/>
+          <w:lang w:val="gu_IN" w:bidi="gu_IN"/>
+        </w:rPr>
         <w:t>"ખ્રિસ્તની"</w:t>
       </w:r>
     </w:p>
@@ -20903,6 +23093,21 @@
           <w:b/>
           <w:lang w:val="gu_IN" w:bidi="gu_IN"/>
         </w:rPr>
+        <w:t>συνταφέντες αὐτῷ ἐν τῷ βαπτισμῷ</w:t>
+      </w:r>
+    </w:p>
+    <w:p>
+      <w:pPr/>
+      <w:r>
+        <w:rPr>
+          <w:lang w:val="gu_IN" w:bidi="gu_IN"/>
+        </w:rPr>
+      </w:r>
+      <w:r>
+        <w:rPr>
+          <w:b/>
+          <w:lang w:val="gu_IN" w:bidi="gu_IN"/>
+        </w:rPr>
         <w:t>"બાપ્તિસમા દ્વારા તેમની સાથે દફનાવાઈને"</w:t>
       </w:r>
     </w:p>
@@ -20991,6 +23196,21 @@
           <w:b/>
           <w:lang w:val="gu_IN" w:bidi="gu_IN"/>
         </w:rPr>
+        <w:t>συνταφέντες</w:t>
+      </w:r>
+    </w:p>
+    <w:p>
+      <w:pPr/>
+      <w:r>
+        <w:rPr>
+          <w:lang w:val="gu_IN" w:bidi="gu_IN"/>
+        </w:rPr>
+      </w:r>
+      <w:r>
+        <w:rPr>
+          <w:b/>
+          <w:lang w:val="gu_IN" w:bidi="gu_IN"/>
+        </w:rPr>
         <w:t>"સાથે દફનાવાઈને"</w:t>
       </w:r>
     </w:p>
@@ -21092,6 +23312,21 @@
           <w:b/>
           <w:lang w:val="gu_IN" w:bidi="gu_IN"/>
         </w:rPr>
+        <w:t>συνταφέντες αὐτῷ</w:t>
+      </w:r>
+    </w:p>
+    <w:p>
+      <w:pPr/>
+      <w:r>
+        <w:rPr>
+          <w:lang w:val="gu_IN" w:bidi="gu_IN"/>
+        </w:rPr>
+      </w:r>
+      <w:r>
+        <w:rPr>
+          <w:b/>
+          <w:lang w:val="gu_IN" w:bidi="gu_IN"/>
+        </w:rPr>
         <w:t>"તેમની સાથે દફનાવાઈને"</w:t>
       </w:r>
     </w:p>
@@ -21167,6 +23402,21 @@
           <w:b/>
           <w:lang w:val="gu_IN" w:bidi="gu_IN"/>
         </w:rPr>
+        <w:t>ἐν ᾧ &amp; συνηγέρθητε</w:t>
+      </w:r>
+    </w:p>
+    <w:p>
+      <w:pPr/>
+      <w:r>
+        <w:rPr>
+          <w:lang w:val="gu_IN" w:bidi="gu_IN"/>
+        </w:rPr>
+      </w:r>
+      <w:r>
+        <w:rPr>
+          <w:b/>
+          <w:lang w:val="gu_IN" w:bidi="gu_IN"/>
+        </w:rPr>
         <w:t>"તેમનામાં તમે &amp; ઉઠાડાયેલ હતા"</w:t>
       </w:r>
     </w:p>
@@ -21255,6 +23505,21 @@
           <w:b/>
           <w:lang w:val="gu_IN" w:bidi="gu_IN"/>
         </w:rPr>
+        <w:t>συνηγέρθητε</w:t>
+      </w:r>
+    </w:p>
+    <w:p>
+      <w:pPr/>
+      <w:r>
+        <w:rPr>
+          <w:lang w:val="gu_IN" w:bidi="gu_IN"/>
+        </w:rPr>
+      </w:r>
+      <w:r>
+        <w:rPr>
+          <w:b/>
+          <w:lang w:val="gu_IN" w:bidi="gu_IN"/>
+        </w:rPr>
         <w:t>"તમે &amp; ઉઠાડાયેલ હતા"</w:t>
       </w:r>
     </w:p>
@@ -21431,6 +23696,21 @@
           <w:b/>
           <w:lang w:val="gu_IN" w:bidi="gu_IN"/>
         </w:rPr>
+        <w:t>διὰ τῆς πίστεως τῆς ἐνεργείας τοῦ Θεοῦ</w:t>
+      </w:r>
+    </w:p>
+    <w:p>
+      <w:pPr/>
+      <w:r>
+        <w:rPr>
+          <w:lang w:val="gu_IN" w:bidi="gu_IN"/>
+        </w:rPr>
+      </w:r>
+      <w:r>
+        <w:rPr>
+          <w:b/>
+          <w:lang w:val="gu_IN" w:bidi="gu_IN"/>
+        </w:rPr>
         <w:t>"ઈશ્વરના સામર્થ્યમાંના વિશ્વાસ દ્વારા"</w:t>
       </w:r>
     </w:p>
@@ -21532,6 +23812,21 @@
           <w:b/>
           <w:lang w:val="gu_IN" w:bidi="gu_IN"/>
         </w:rPr>
+        <w:t>νεκρῶν</w:t>
+      </w:r>
+    </w:p>
+    <w:p>
+      <w:pPr/>
+      <w:r>
+        <w:rPr>
+          <w:lang w:val="gu_IN" w:bidi="gu_IN"/>
+        </w:rPr>
+      </w:r>
+      <w:r>
+        <w:rPr>
+          <w:b/>
+          <w:lang w:val="gu_IN" w:bidi="gu_IN"/>
+        </w:rPr>
         <w:t>"મૃત્યુંમાંથી"</w:t>
       </w:r>
     </w:p>
@@ -21760,6 +24055,21 @@
           <w:b/>
           <w:lang w:val="gu_IN" w:bidi="gu_IN"/>
         </w:rPr>
+        <w:t>νεκροὺς ὄντας ἐν τοῖς παραπτώμασιν καὶ τῇ ἀκροβυστίᾳ τῆς σαρκὸς ὑμῶν</w:t>
+      </w:r>
+    </w:p>
+    <w:p>
+      <w:pPr/>
+      <w:r>
+        <w:rPr>
+          <w:lang w:val="gu_IN" w:bidi="gu_IN"/>
+        </w:rPr>
+      </w:r>
+      <w:r>
+        <w:rPr>
+          <w:b/>
+          <w:lang w:val="gu_IN" w:bidi="gu_IN"/>
+        </w:rPr>
         <w:t>"અપરાધોમાં અને તમારા દેહની બેસુન્નતમાં મૃત્યું પામેલા હોવાથી &amp; અપરાધો"</w:t>
       </w:r>
     </w:p>
@@ -21848,6 +24158,21 @@
           <w:b/>
           <w:lang w:val="gu_IN" w:bidi="gu_IN"/>
         </w:rPr>
+        <w:t>ὑμᾶς νεκροὺς ὄντας</w:t>
+      </w:r>
+    </w:p>
+    <w:p>
+      <w:pPr/>
+      <w:r>
+        <w:rPr>
+          <w:lang w:val="gu_IN" w:bidi="gu_IN"/>
+        </w:rPr>
+      </w:r>
+      <w:r>
+        <w:rPr>
+          <w:b/>
+          <w:lang w:val="gu_IN" w:bidi="gu_IN"/>
+        </w:rPr>
         <w:t>"તમે &amp; મૃત્યું પામેલા હોવાથી"</w:t>
       </w:r>
     </w:p>
@@ -21909,6 +24234,21 @@
         <w:rPr>
           <w:lang w:val="gu_IN" w:bidi="gu_IN"/>
         </w:rPr>
+      </w:r>
+    </w:p>
+    <w:p>
+      <w:pPr/>
+      <w:r>
+        <w:rPr>
+          <w:lang w:val="gu_IN" w:bidi="gu_IN"/>
+        </w:rPr>
+      </w:r>
+      <w:r>
+        <w:rPr>
+          <w:b/>
+          <w:lang w:val="gu_IN" w:bidi="gu_IN"/>
+        </w:rPr>
+        <w:t>νεκροὺς ὄντας ἐν τοῖς παραπτώμασιν καὶ τῇ ἀκροβυστίᾳ τῆς σαρκὸς ὑμῶν</w:t>
       </w:r>
     </w:p>
     <w:p>
@@ -23114,6 +25454,21 @@
           <w:b/>
           <w:lang w:val="gu_IN" w:bidi="gu_IN"/>
         </w:rPr>
+        <w:t>ἃ ἑόρακεν</w:t>
+      </w:r>
+    </w:p>
+    <w:p>
+      <w:pPr/>
+      <w:r>
+        <w:rPr>
+          <w:lang w:val="gu_IN" w:bidi="gu_IN"/>
+        </w:rPr>
+      </w:r>
+      <w:r>
+        <w:rPr>
+          <w:b/>
+          <w:lang w:val="gu_IN" w:bidi="gu_IN"/>
+        </w:rPr>
         <w:t>"તેણે જે જોઈ છે તે બાબતો"</w:t>
       </w:r>
     </w:p>
@@ -24249,6 +26604,21 @@
           <w:b/>
           <w:lang w:val="gu_IN" w:bidi="gu_IN"/>
         </w:rPr>
+        <w:t>τὰ ἐντάλματα καὶ διδασκαλίας τῶν ἀνθρώπων</w:t>
+      </w:r>
+    </w:p>
+    <w:p>
+      <w:pPr/>
+      <w:r>
+        <w:rPr>
+          <w:lang w:val="gu_IN" w:bidi="gu_IN"/>
+        </w:rPr>
+      </w:r>
+      <w:r>
+        <w:rPr>
+          <w:b/>
+          <w:lang w:val="gu_IN" w:bidi="gu_IN"/>
+        </w:rPr>
         <w:t>"માણસોની આજ્ઞાઓ અને શિક્ષણો"</w:t>
       </w:r>
     </w:p>
@@ -27284,6 +29654,21 @@
           <w:b/>
           <w:lang w:val="gu_IN" w:bidi="gu_IN"/>
         </w:rPr>
+        <w:t>ὀργήν, θυμόν</w:t>
+      </w:r>
+    </w:p>
+    <w:p>
+      <w:pPr/>
+      <w:r>
+        <w:rPr>
+          <w:lang w:val="gu_IN" w:bidi="gu_IN"/>
+        </w:rPr>
+      </w:r>
+      <w:r>
+        <w:rPr>
+          <w:b/>
+          <w:lang w:val="gu_IN" w:bidi="gu_IN"/>
+        </w:rPr>
         <w:t>"કોપ, ગુસ્સો"</w:t>
       </w:r>
     </w:p>
@@ -28360,6 +30745,21 @@
           <w:b/>
           <w:lang w:val="gu_IN" w:bidi="gu_IN"/>
         </w:rPr>
+        <w:t>ὅπου</w:t>
+      </w:r>
+    </w:p>
+    <w:p>
+      <w:pPr/>
+      <w:r>
+        <w:rPr>
+          <w:lang w:val="gu_IN" w:bidi="gu_IN"/>
+        </w:rPr>
+      </w:r>
+      <w:r>
+        <w:rPr>
+          <w:b/>
+          <w:lang w:val="gu_IN" w:bidi="gu_IN"/>
+        </w:rPr>
         <w:t>"ત્યાં કોઈ નથી"</w:t>
       </w:r>
     </w:p>
@@ -28879,6 +31279,21 @@
           <w:b/>
           <w:lang w:val="gu_IN" w:bidi="gu_IN"/>
         </w:rPr>
+        <w:t>ὡς</w:t>
+      </w:r>
+    </w:p>
+    <w:p>
+      <w:pPr/>
+      <w:r>
+        <w:rPr>
+          <w:lang w:val="gu_IN" w:bidi="gu_IN"/>
+        </w:rPr>
+      </w:r>
+      <w:r>
+        <w:rPr>
+          <w:b/>
+          <w:lang w:val="gu_IN" w:bidi="gu_IN"/>
+        </w:rPr>
         <w:t>"પસંદ કરાયેલા માણસો તરીકે"</w:t>
       </w:r>
     </w:p>
@@ -30347,6 +32762,21 @@
           <w:b/>
           <w:lang w:val="gu_IN" w:bidi="gu_IN"/>
         </w:rPr>
+        <w:t>ἐν πάσῃ σοφίᾳ, διδάσκοντες καὶ νουθετοῦντες ἑαυτοὺς &amp; ᾄδοντες</w:t>
+      </w:r>
+    </w:p>
+    <w:p>
+      <w:pPr/>
+      <w:r>
+        <w:rPr>
+          <w:lang w:val="gu_IN" w:bidi="gu_IN"/>
+        </w:rPr>
+      </w:r>
+      <w:r>
+        <w:rPr>
+          <w:b/>
+          <w:lang w:val="gu_IN" w:bidi="gu_IN"/>
+        </w:rPr>
         <w:t>"સર્વ જ્ઞાનના શિક્ષણમાં અને એકબીજાને &amp; સમજાવતાં &amp; ગાતાં"</w:t>
       </w:r>
     </w:p>
@@ -30616,6 +33046,21 @@
           <w:b/>
           <w:lang w:val="gu_IN" w:bidi="gu_IN"/>
         </w:rPr>
+        <w:t>ᾠδαῖς πνευματικαῖς</w:t>
+      </w:r>
+    </w:p>
+    <w:p>
+      <w:pPr/>
+      <w:r>
+        <w:rPr>
+          <w:lang w:val="gu_IN" w:bidi="gu_IN"/>
+        </w:rPr>
+      </w:r>
+      <w:r>
+        <w:rPr>
+          <w:b/>
+          <w:lang w:val="gu_IN" w:bidi="gu_IN"/>
+        </w:rPr>
         <w:t>"અને} આત્મિક ગીતો"</w:t>
       </w:r>
     </w:p>
@@ -30756,6 +33201,21 @@
           <w:b/>
           <w:lang w:val="gu_IN" w:bidi="gu_IN"/>
         </w:rPr>
+        <w:t>ἐν ταῖς καρδίαις ὑμῶν</w:t>
+      </w:r>
+    </w:p>
+    <w:p>
+      <w:pPr/>
+      <w:r>
+        <w:rPr>
+          <w:lang w:val="gu_IN" w:bidi="gu_IN"/>
+        </w:rPr>
+      </w:r>
+      <w:r>
+        <w:rPr>
+          <w:b/>
+          <w:lang w:val="gu_IN" w:bidi="gu_IN"/>
+        </w:rPr>
         <w:t>"તમારા હૃદયોમાં"</w:t>
       </w:r>
     </w:p>
@@ -31181,6 +33641,21 @@
           <w:b/>
           <w:lang w:val="gu_IN" w:bidi="gu_IN"/>
         </w:rPr>
+        <w:t>τοῖς ἀνδράσιν</w:t>
+      </w:r>
+    </w:p>
+    <w:p>
+      <w:pPr/>
+      <w:r>
+        <w:rPr>
+          <w:lang w:val="gu_IN" w:bidi="gu_IN"/>
+        </w:rPr>
+      </w:r>
+      <w:r>
+        <w:rPr>
+          <w:b/>
+          <w:lang w:val="gu_IN" w:bidi="gu_IN"/>
+        </w:rPr>
         <w:t>"તમારા} પતિઓને આધીન રહો"</w:t>
       </w:r>
     </w:p>
@@ -31269,6 +33744,21 @@
           <w:b/>
           <w:lang w:val="gu_IN" w:bidi="gu_IN"/>
         </w:rPr>
+        <w:t>ὡς</w:t>
+      </w:r>
+    </w:p>
+    <w:p>
+      <w:pPr/>
+      <w:r>
+        <w:rPr>
+          <w:lang w:val="gu_IN" w:bidi="gu_IN"/>
+        </w:rPr>
+      </w:r>
+      <w:r>
+        <w:rPr>
+          <w:b/>
+          <w:lang w:val="gu_IN" w:bidi="gu_IN"/>
+        </w:rPr>
         <w:t>"તેમ"</w:t>
       </w:r>
     </w:p>
@@ -31383,6 +33873,21 @@
           <w:b/>
           <w:lang w:val="gu_IN" w:bidi="gu_IN"/>
         </w:rPr>
+        <w:t>ἀνῆκεν</w:t>
+      </w:r>
+    </w:p>
+    <w:p>
+      <w:pPr/>
+      <w:r>
+        <w:rPr>
+          <w:lang w:val="gu_IN" w:bidi="gu_IN"/>
+        </w:rPr>
+      </w:r>
+      <w:r>
+        <w:rPr>
+          <w:b/>
+          <w:lang w:val="gu_IN" w:bidi="gu_IN"/>
+        </w:rPr>
         <w:t>"પસંદ છે"</w:t>
       </w:r>
     </w:p>
@@ -31478,6 +33983,21 @@
           <w:b/>
           <w:lang w:val="gu_IN" w:bidi="gu_IN"/>
         </w:rPr>
+        <w:t>ἐν Κυρίῳ</w:t>
+      </w:r>
+    </w:p>
+    <w:p>
+      <w:pPr/>
+      <w:r>
+        <w:rPr>
+          <w:lang w:val="gu_IN" w:bidi="gu_IN"/>
+        </w:rPr>
+      </w:r>
+      <w:r>
+        <w:rPr>
+          <w:b/>
+          <w:lang w:val="gu_IN" w:bidi="gu_IN"/>
+        </w:rPr>
         <w:t>"પ્રભુમાં"</w:t>
       </w:r>
     </w:p>
@@ -31579,6 +34099,21 @@
           <w:b/>
           <w:lang w:val="gu_IN" w:bidi="gu_IN"/>
         </w:rPr>
+        <w:t>οἱ ἄνδρες</w:t>
+      </w:r>
+    </w:p>
+    <w:p>
+      <w:pPr/>
+      <w:r>
+        <w:rPr>
+          <w:lang w:val="gu_IN" w:bidi="gu_IN"/>
+        </w:rPr>
+      </w:r>
+      <w:r>
+        <w:rPr>
+          <w:b/>
+          <w:lang w:val="gu_IN" w:bidi="gu_IN"/>
+        </w:rPr>
         <w:t>"પતિઓ"</w:t>
       </w:r>
     </w:p>
@@ -31655,6 +34190,21 @@
           <w:b/>
           <w:lang w:val="gu_IN" w:bidi="gu_IN"/>
         </w:rPr>
+        <w:t>τὰς γυναῖκας</w:t>
+      </w:r>
+    </w:p>
+    <w:p>
+      <w:pPr/>
+      <w:r>
+        <w:rPr>
+          <w:lang w:val="gu_IN" w:bidi="gu_IN"/>
+        </w:rPr>
+      </w:r>
+      <w:r>
+        <w:rPr>
+          <w:b/>
+          <w:lang w:val="gu_IN" w:bidi="gu_IN"/>
+        </w:rPr>
         <w:t>"તમારી} પત્નીઓને"</w:t>
       </w:r>
     </w:p>
@@ -31756,6 +34306,21 @@
           <w:b/>
           <w:lang w:val="gu_IN" w:bidi="gu_IN"/>
         </w:rPr>
+        <w:t>μὴ πικραίνεσθε πρὸς</w:t>
+      </w:r>
+    </w:p>
+    <w:p>
+      <w:pPr/>
+      <w:r>
+        <w:rPr>
+          <w:lang w:val="gu_IN" w:bidi="gu_IN"/>
+        </w:rPr>
+      </w:r>
+      <w:r>
+        <w:rPr>
+          <w:b/>
+          <w:lang w:val="gu_IN" w:bidi="gu_IN"/>
+        </w:rPr>
         <w:t>"પ્રત્યે ખીજવાશો નહિ"</w:t>
       </w:r>
     </w:p>
@@ -31838,6 +34403,21 @@
           <w:b/>
           <w:lang w:val="gu_IN" w:bidi="gu_IN"/>
         </w:rPr>
+        <w:t>τὰ τέκνα</w:t>
+      </w:r>
+    </w:p>
+    <w:p>
+      <w:pPr/>
+      <w:r>
+        <w:rPr>
+          <w:lang w:val="gu_IN" w:bidi="gu_IN"/>
+        </w:rPr>
+      </w:r>
+      <w:r>
+        <w:rPr>
+          <w:b/>
+          <w:lang w:val="gu_IN" w:bidi="gu_IN"/>
+        </w:rPr>
         <w:t>"બાળકો"</w:t>
       </w:r>
     </w:p>
@@ -31914,6 +34494,21 @@
           <w:b/>
           <w:lang w:val="gu_IN" w:bidi="gu_IN"/>
         </w:rPr>
+        <w:t>τοῖς γονεῦσιν</w:t>
+      </w:r>
+    </w:p>
+    <w:p>
+      <w:pPr/>
+      <w:r>
+        <w:rPr>
+          <w:lang w:val="gu_IN" w:bidi="gu_IN"/>
+        </w:rPr>
+      </w:r>
+      <w:r>
+        <w:rPr>
+          <w:b/>
+          <w:lang w:val="gu_IN" w:bidi="gu_IN"/>
+        </w:rPr>
         <w:t>"તમારા} વાલીઓને"</w:t>
       </w:r>
     </w:p>
@@ -32002,6 +34597,21 @@
           <w:b/>
           <w:lang w:val="gu_IN" w:bidi="gu_IN"/>
         </w:rPr>
+        <w:t>κατὰ πάντα</w:t>
+      </w:r>
+    </w:p>
+    <w:p>
+      <w:pPr/>
+      <w:r>
+        <w:rPr>
+          <w:lang w:val="gu_IN" w:bidi="gu_IN"/>
+        </w:rPr>
+      </w:r>
+      <w:r>
+        <w:rPr>
+          <w:b/>
+          <w:lang w:val="gu_IN" w:bidi="gu_IN"/>
+        </w:rPr>
         <w:t>"સર્વ બાબતોમાં"</w:t>
       </w:r>
     </w:p>
@@ -32110,6 +34720,21 @@
           <w:b/>
           <w:lang w:val="gu_IN" w:bidi="gu_IN"/>
         </w:rPr>
+        <w:t>γὰρ</w:t>
+      </w:r>
+    </w:p>
+    <w:p>
+      <w:pPr/>
+      <w:r>
+        <w:rPr>
+          <w:lang w:val="gu_IN" w:bidi="gu_IN"/>
+        </w:rPr>
+      </w:r>
+      <w:r>
+        <w:rPr>
+          <w:b/>
+          <w:lang w:val="gu_IN" w:bidi="gu_IN"/>
+        </w:rPr>
         <w:t>"કેમ કે"</w:t>
       </w:r>
     </w:p>
@@ -32192,6 +34817,21 @@
           <w:b/>
           <w:lang w:val="gu_IN" w:bidi="gu_IN"/>
         </w:rPr>
+        <w:t>εὐάρεστόν ἐστιν</w:t>
+      </w:r>
+    </w:p>
+    <w:p>
+      <w:pPr/>
+      <w:r>
+        <w:rPr>
+          <w:lang w:val="gu_IN" w:bidi="gu_IN"/>
+        </w:rPr>
+      </w:r>
+      <w:r>
+        <w:rPr>
+          <w:b/>
+          <w:lang w:val="gu_IN" w:bidi="gu_IN"/>
+        </w:rPr>
         <w:t>"પસંદ છે"</w:t>
       </w:r>
     </w:p>
@@ -32293,6 +34933,21 @@
           <w:b/>
           <w:lang w:val="gu_IN" w:bidi="gu_IN"/>
         </w:rPr>
+        <w:t>εὐάρεστόν</w:t>
+      </w:r>
+    </w:p>
+    <w:p>
+      <w:pPr/>
+      <w:r>
+        <w:rPr>
+          <w:lang w:val="gu_IN" w:bidi="gu_IN"/>
+        </w:rPr>
+      </w:r>
+      <w:r>
+        <w:rPr>
+          <w:b/>
+          <w:lang w:val="gu_IN" w:bidi="gu_IN"/>
+        </w:rPr>
         <w:t>"પસંદ"</w:t>
       </w:r>
     </w:p>
@@ -32355,6 +35010,21 @@
         <w:rPr>
           <w:lang w:val="gu_IN" w:bidi="gu_IN"/>
         </w:rPr>
+      </w:r>
+    </w:p>
+    <w:p>
+      <w:pPr/>
+      <w:r>
+        <w:rPr>
+          <w:lang w:val="gu_IN" w:bidi="gu_IN"/>
+        </w:rPr>
+      </w:r>
+      <w:r>
+        <w:rPr>
+          <w:b/>
+          <w:lang w:val="gu_IN" w:bidi="gu_IN"/>
+        </w:rPr>
+        <w:t>ἐν Κυρίῳ</w:t>
       </w:r>
     </w:p>
     <w:p>
@@ -32489,6 +35159,21 @@
           <w:b/>
           <w:lang w:val="gu_IN" w:bidi="gu_IN"/>
         </w:rPr>
+        <w:t>οἱ πατέρες</w:t>
+      </w:r>
+    </w:p>
+    <w:p>
+      <w:pPr/>
+      <w:r>
+        <w:rPr>
+          <w:lang w:val="gu_IN" w:bidi="gu_IN"/>
+        </w:rPr>
+      </w:r>
+      <w:r>
+        <w:rPr>
+          <w:b/>
+          <w:lang w:val="gu_IN" w:bidi="gu_IN"/>
+        </w:rPr>
         <w:t>"પિતાઓ"</w:t>
       </w:r>
     </w:p>
@@ -32565,6 +35250,21 @@
           <w:b/>
           <w:lang w:val="gu_IN" w:bidi="gu_IN"/>
         </w:rPr>
+        <w:t>μὴ ἐρεθίζετε τὰ τέκνα ὑμῶν</w:t>
+      </w:r>
+    </w:p>
+    <w:p>
+      <w:pPr/>
+      <w:r>
+        <w:rPr>
+          <w:lang w:val="gu_IN" w:bidi="gu_IN"/>
+        </w:rPr>
+      </w:r>
+      <w:r>
+        <w:rPr>
+          <w:b/>
+          <w:lang w:val="gu_IN" w:bidi="gu_IN"/>
+        </w:rPr>
         <w:t>"તમારા બાળકોને ઉશ્કેરશો નહિ"</w:t>
       </w:r>
     </w:p>
@@ -32666,6 +35366,21 @@
           <w:b/>
           <w:lang w:val="gu_IN" w:bidi="gu_IN"/>
         </w:rPr>
+        <w:t>ἵνα μὴ ἀθυμῶσιν</w:t>
+      </w:r>
+    </w:p>
+    <w:p>
+      <w:pPr/>
+      <w:r>
+        <w:rPr>
+          <w:lang w:val="gu_IN" w:bidi="gu_IN"/>
+        </w:rPr>
+      </w:r>
+      <w:r>
+        <w:rPr>
+          <w:b/>
+          <w:lang w:val="gu_IN" w:bidi="gu_IN"/>
+        </w:rPr>
         <w:t>"કે જેથી તેઓ નિરાશ થઇ જાય નહિ"</w:t>
       </w:r>
     </w:p>
@@ -32741,6 +35456,21 @@
           <w:b/>
           <w:lang w:val="gu_IN" w:bidi="gu_IN"/>
         </w:rPr>
+        <w:t>μὴ ἀθυμῶσιν</w:t>
+      </w:r>
+    </w:p>
+    <w:p>
+      <w:pPr/>
+      <w:r>
+        <w:rPr>
+          <w:lang w:val="gu_IN" w:bidi="gu_IN"/>
+        </w:rPr>
+      </w:r>
+      <w:r>
+        <w:rPr>
+          <w:b/>
+          <w:lang w:val="gu_IN" w:bidi="gu_IN"/>
+        </w:rPr>
         <w:t>"તેઓ નિરાશ થઇ જાય નહિ"</w:t>
       </w:r>
     </w:p>
@@ -32829,6 +35559,21 @@
           <w:b/>
           <w:lang w:val="gu_IN" w:bidi="gu_IN"/>
         </w:rPr>
+        <w:t>ἀθυμῶσιν</w:t>
+      </w:r>
+    </w:p>
+    <w:p>
+      <w:pPr/>
+      <w:r>
+        <w:rPr>
+          <w:lang w:val="gu_IN" w:bidi="gu_IN"/>
+        </w:rPr>
+      </w:r>
+      <w:r>
+        <w:rPr>
+          <w:b/>
+          <w:lang w:val="gu_IN" w:bidi="gu_IN"/>
+        </w:rPr>
         <w:t>"તેઓ નિરાશ થઇ જાય"</w:t>
       </w:r>
     </w:p>
@@ -32911,6 +35656,21 @@
           <w:b/>
           <w:lang w:val="gu_IN" w:bidi="gu_IN"/>
         </w:rPr>
+        <w:t>οἱ δοῦλοι</w:t>
+      </w:r>
+    </w:p>
+    <w:p>
+      <w:pPr/>
+      <w:r>
+        <w:rPr>
+          <w:lang w:val="gu_IN" w:bidi="gu_IN"/>
+        </w:rPr>
+      </w:r>
+      <w:r>
+        <w:rPr>
+          <w:b/>
+          <w:lang w:val="gu_IN" w:bidi="gu_IN"/>
+        </w:rPr>
         <w:t>"દાસો"</w:t>
       </w:r>
     </w:p>
@@ -32973,6 +35733,21 @@
         <w:rPr>
           <w:lang w:val="gu_IN" w:bidi="gu_IN"/>
         </w:rPr>
+      </w:r>
+    </w:p>
+    <w:p>
+      <w:pPr/>
+      <w:r>
+        <w:rPr>
+          <w:lang w:val="gu_IN" w:bidi="gu_IN"/>
+        </w:rPr>
+      </w:r>
+      <w:r>
+        <w:rPr>
+          <w:b/>
+          <w:lang w:val="gu_IN" w:bidi="gu_IN"/>
+        </w:rPr>
+        <w:t>τοῖς κατὰ σάρκα κυρίοις</w:t>
       </w:r>
     </w:p>
     <w:p>
@@ -33778,6 +36553,21 @@
           <w:b/>
           <w:lang w:val="gu_IN" w:bidi="gu_IN"/>
         </w:rPr>
+        <w:t>τῷ Κυρίῳ Χριστῷ δουλεύετε</w:t>
+      </w:r>
+    </w:p>
+    <w:p>
+      <w:pPr/>
+      <w:r>
+        <w:rPr>
+          <w:lang w:val="gu_IN" w:bidi="gu_IN"/>
+        </w:rPr>
+      </w:r>
+      <w:r>
+        <w:rPr>
+          <w:b/>
+          <w:lang w:val="gu_IN" w:bidi="gu_IN"/>
+        </w:rPr>
         <w:t>"તમે &amp; સેવા કરો છો"</w:t>
       </w:r>
     </w:p>
@@ -33839,6 +36629,21 @@
         <w:rPr>
           <w:lang w:val="gu_IN" w:bidi="gu_IN"/>
         </w:rPr>
+      </w:r>
+    </w:p>
+    <w:p>
+      <w:pPr/>
+      <w:r>
+        <w:rPr>
+          <w:lang w:val="gu_IN" w:bidi="gu_IN"/>
+        </w:rPr>
+      </w:r>
+      <w:r>
+        <w:rPr>
+          <w:b/>
+          <w:lang w:val="gu_IN" w:bidi="gu_IN"/>
+        </w:rPr>
+        <w:t>γὰρ</w:t>
       </w:r>
     </w:p>
     <w:p>
@@ -33966,6 +36771,21 @@
           <w:b/>
           <w:lang w:val="gu_IN" w:bidi="gu_IN"/>
         </w:rPr>
+        <w:t>ὁ &amp; ἀδικῶν &amp; ἠδίκησεν</w:t>
+      </w:r>
+    </w:p>
+    <w:p>
+      <w:pPr/>
+      <w:r>
+        <w:rPr>
+          <w:lang w:val="gu_IN" w:bidi="gu_IN"/>
+        </w:rPr>
+      </w:r>
+      <w:r>
+        <w:rPr>
+          <w:b/>
+          <w:lang w:val="gu_IN" w:bidi="gu_IN"/>
+        </w:rPr>
         <w:t>"અન્યાયીપણાથી કાર્ય કરનાર વ્યક્તિ તેણે &amp; અન્યાયીપણાથી કર્યું છે તે"</w:t>
       </w:r>
     </w:p>
@@ -34072,6 +36892,21 @@
           <w:b/>
           <w:lang w:val="gu_IN" w:bidi="gu_IN"/>
         </w:rPr>
+        <w:t>ἀδικῶν</w:t>
+      </w:r>
+    </w:p>
+    <w:p>
+      <w:pPr/>
+      <w:r>
+        <w:rPr>
+          <w:lang w:val="gu_IN" w:bidi="gu_IN"/>
+        </w:rPr>
+      </w:r>
+      <w:r>
+        <w:rPr>
+          <w:b/>
+          <w:lang w:val="gu_IN" w:bidi="gu_IN"/>
+        </w:rPr>
         <w:t>"અન્યાયીપણાથી કાર્ય કરનાર વ્યક્તિ"</w:t>
       </w:r>
     </w:p>
@@ -34160,6 +36995,21 @@
           <w:b/>
           <w:lang w:val="gu_IN" w:bidi="gu_IN"/>
         </w:rPr>
+        <w:t>κομιεῖται ὃ ἠδίκησεν</w:t>
+      </w:r>
+    </w:p>
+    <w:p>
+      <w:pPr/>
+      <w:r>
+        <w:rPr>
+          <w:lang w:val="gu_IN" w:bidi="gu_IN"/>
+        </w:rPr>
+      </w:r>
+      <w:r>
+        <w:rPr>
+          <w:b/>
+          <w:lang w:val="gu_IN" w:bidi="gu_IN"/>
+        </w:rPr>
         <w:t>"તેણે જે અન્યાયીપણાથી કર્યું છે તે પ્રાપ્ત કરશે"</w:t>
       </w:r>
     </w:p>
@@ -34273,6 +37123,21 @@
         <w:rPr>
           <w:lang w:val="gu_IN" w:bidi="gu_IN"/>
         </w:rPr>
+      </w:r>
+    </w:p>
+    <w:p>
+      <w:pPr/>
+      <w:r>
+        <w:rPr>
+          <w:lang w:val="gu_IN" w:bidi="gu_IN"/>
+        </w:rPr>
+      </w:r>
+      <w:r>
+        <w:rPr>
+          <w:b/>
+          <w:lang w:val="gu_IN" w:bidi="gu_IN"/>
+        </w:rPr>
+        <w:t>οὐκ ἔστιν προσωπολημψία</w:t>
       </w:r>
     </w:p>
     <w:p>
@@ -34793,6 +37658,21 @@
           <w:b/>
           <w:lang w:val="gu_IN" w:bidi="gu_IN"/>
         </w:rPr>
+        <w:t>οἱ κύριοι</w:t>
+      </w:r>
+    </w:p>
+    <w:p>
+      <w:pPr/>
+      <w:r>
+        <w:rPr>
+          <w:lang w:val="gu_IN" w:bidi="gu_IN"/>
+        </w:rPr>
+      </w:r>
+      <w:r>
+        <w:rPr>
+          <w:b/>
+          <w:lang w:val="gu_IN" w:bidi="gu_IN"/>
+        </w:rPr>
         <w:t>"માલિકો"</w:t>
       </w:r>
     </w:p>
@@ -34856,6 +37736,21 @@
           <w:b/>
           <w:lang w:val="gu_IN" w:bidi="gu_IN"/>
         </w:rPr>
+        <w:t>τὸ δίκαιον καὶ τὴν ἰσότητα τοῖς δούλοις παρέχεσθε</w:t>
+      </w:r>
+    </w:p>
+    <w:p>
+      <w:pPr/>
+      <w:r>
+        <w:rPr>
+          <w:lang w:val="gu_IN" w:bidi="gu_IN"/>
+        </w:rPr>
+      </w:r>
+      <w:r>
+        <w:rPr>
+          <w:b/>
+          <w:lang w:val="gu_IN" w:bidi="gu_IN"/>
+        </w:rPr>
         <w:t>"તમારા} દાસોને જે યોગ્ય અને ન્યાયી {છે} તે આપો"</w:t>
       </w:r>
     </w:p>
@@ -34944,6 +37839,21 @@
           <w:b/>
           <w:lang w:val="gu_IN" w:bidi="gu_IN"/>
         </w:rPr>
+        <w:t>τὸ δίκαιον καὶ τὴν ἰσότητα</w:t>
+      </w:r>
+    </w:p>
+    <w:p>
+      <w:pPr/>
+      <w:r>
+        <w:rPr>
+          <w:lang w:val="gu_IN" w:bidi="gu_IN"/>
+        </w:rPr>
+      </w:r>
+      <w:r>
+        <w:rPr>
+          <w:b/>
+          <w:lang w:val="gu_IN" w:bidi="gu_IN"/>
+        </w:rPr>
         <w:t>"જે યોગ્ય અને ન્યાયી {છે} તે"</w:t>
       </w:r>
     </w:p>
@@ -35039,6 +37949,21 @@
           <w:b/>
           <w:lang w:val="gu_IN" w:bidi="gu_IN"/>
         </w:rPr>
+        <w:t>εἰδότες</w:t>
+      </w:r>
+    </w:p>
+    <w:p>
+      <w:pPr/>
+      <w:r>
+        <w:rPr>
+          <w:lang w:val="gu_IN" w:bidi="gu_IN"/>
+        </w:rPr>
+      </w:r>
+      <w:r>
+        <w:rPr>
+          <w:b/>
+          <w:lang w:val="gu_IN" w:bidi="gu_IN"/>
+        </w:rPr>
         <w:t>"એ જાણીને"</w:t>
       </w:r>
     </w:p>
@@ -35140,6 +38065,21 @@
           <w:b/>
           <w:lang w:val="gu_IN" w:bidi="gu_IN"/>
         </w:rPr>
+        <w:t>Κύριον ἐν οὐρανῷ</w:t>
+      </w:r>
+    </w:p>
+    <w:p>
+      <w:pPr/>
+      <w:r>
+        <w:rPr>
+          <w:lang w:val="gu_IN" w:bidi="gu_IN"/>
+        </w:rPr>
+      </w:r>
+      <w:r>
+        <w:rPr>
+          <w:b/>
+          <w:lang w:val="gu_IN" w:bidi="gu_IN"/>
+        </w:rPr>
         <w:t>"માલિક સ્વર્ગમાં છે"</w:t>
       </w:r>
     </w:p>
@@ -35304,6 +38244,21 @@
           <w:b/>
           <w:lang w:val="gu_IN" w:bidi="gu_IN"/>
         </w:rPr>
+        <w:t>γρηγοροῦντες</w:t>
+      </w:r>
+    </w:p>
+    <w:p>
+      <w:pPr/>
+      <w:r>
+        <w:rPr>
+          <w:lang w:val="gu_IN" w:bidi="gu_IN"/>
+        </w:rPr>
+      </w:r>
+      <w:r>
+        <w:rPr>
+          <w:b/>
+          <w:lang w:val="gu_IN" w:bidi="gu_IN"/>
+        </w:rPr>
         <w:t>"આભારસ્તુતિમાં જાગૃત રહીને"</w:t>
       </w:r>
     </w:p>
@@ -35399,6 +38354,21 @@
           <w:b/>
           <w:lang w:val="gu_IN" w:bidi="gu_IN"/>
         </w:rPr>
+        <w:t>ἐν αὐτῇ</w:t>
+      </w:r>
+    </w:p>
+    <w:p>
+      <w:pPr/>
+      <w:r>
+        <w:rPr>
+          <w:lang w:val="gu_IN" w:bidi="gu_IN"/>
+        </w:rPr>
+      </w:r>
+      <w:r>
+        <w:rPr>
+          <w:b/>
+          <w:lang w:val="gu_IN" w:bidi="gu_IN"/>
+        </w:rPr>
         <w:t>"આભારસ્તુતિમાં જાગૃત રહીને"</w:t>
       </w:r>
     </w:p>
@@ -35448,6 +38418,21 @@
         <w:rPr>
           <w:lang w:val="gu_IN" w:bidi="gu_IN"/>
         </w:rPr>
+      </w:r>
+    </w:p>
+    <w:p>
+      <w:pPr/>
+      <w:r>
+        <w:rPr>
+          <w:lang w:val="gu_IN" w:bidi="gu_IN"/>
+        </w:rPr>
+      </w:r>
+      <w:r>
+        <w:rPr>
+          <w:b/>
+          <w:lang w:val="gu_IN" w:bidi="gu_IN"/>
+        </w:rPr>
+        <w:t>ἐν εὐχαριστίᾳ</w:t>
       </w:r>
     </w:p>
     <w:p>
@@ -36120,6 +39105,21 @@
           <w:b/>
           <w:lang w:val="gu_IN" w:bidi="gu_IN"/>
         </w:rPr>
+        <w:t>ἐξαγοραζόμενοι</w:t>
+      </w:r>
+    </w:p>
+    <w:p>
+      <w:pPr/>
+      <w:r>
+        <w:rPr>
+          <w:lang w:val="gu_IN" w:bidi="gu_IN"/>
+        </w:rPr>
+      </w:r>
+      <w:r>
+        <w:rPr>
+          <w:b/>
+          <w:lang w:val="gu_IN" w:bidi="gu_IN"/>
+        </w:rPr>
         <w:t>"સમયનો બચાવ કરીને"</w:t>
       </w:r>
     </w:p>
@@ -36932,6 +39932,21 @@
           <w:b/>
           <w:lang w:val="gu_IN" w:bidi="gu_IN"/>
         </w:rPr>
+        <w:t>τὰς καρδίας ὑμῶν</w:t>
+      </w:r>
+    </w:p>
+    <w:p>
+      <w:pPr/>
+      <w:r>
+        <w:rPr>
+          <w:lang w:val="gu_IN" w:bidi="gu_IN"/>
+        </w:rPr>
+      </w:r>
+      <w:r>
+        <w:rPr>
+          <w:b/>
+          <w:lang w:val="gu_IN" w:bidi="gu_IN"/>
+        </w:rPr>
         <w:t>"તમારા હ્રદયોને"</w:t>
       </w:r>
     </w:p>
@@ -37080,6 +40095,21 @@
           <w:b/>
           <w:lang w:val="gu_IN" w:bidi="gu_IN"/>
         </w:rPr>
+        <w:t>γνωρίσουσιν</w:t>
+      </w:r>
+    </w:p>
+    <w:p>
+      <w:pPr/>
+      <w:r>
+        <w:rPr>
+          <w:lang w:val="gu_IN" w:bidi="gu_IN"/>
+        </w:rPr>
+      </w:r>
+      <w:r>
+        <w:rPr>
+          <w:b/>
+          <w:lang w:val="gu_IN" w:bidi="gu_IN"/>
+        </w:rPr>
         <w:t>"તેઓ &amp; માહિતગાર કરશે"</w:t>
       </w:r>
     </w:p>
@@ -37161,6 +40191,21 @@
         <w:rPr>
           <w:lang w:val="gu_IN" w:bidi="gu_IN"/>
         </w:rPr>
+      </w:r>
+    </w:p>
+    <w:p>
+      <w:pPr/>
+      <w:r>
+        <w:rPr>
+          <w:lang w:val="gu_IN" w:bidi="gu_IN"/>
+        </w:rPr>
+      </w:r>
+      <w:r>
+        <w:rPr>
+          <w:b/>
+          <w:lang w:val="gu_IN" w:bidi="gu_IN"/>
+        </w:rPr>
+        <w:t>πάντα &amp; τὰ ὧδε</w:t>
       </w:r>
     </w:p>
     <w:p>
@@ -37389,6 +40434,21 @@
           <w:b/>
           <w:lang w:val="gu_IN" w:bidi="gu_IN"/>
         </w:rPr>
+        <w:t>ὁ ἀνεψιὸς Βαρναβᾶ</w:t>
+      </w:r>
+    </w:p>
+    <w:p>
+      <w:pPr/>
+      <w:r>
+        <w:rPr>
+          <w:lang w:val="gu_IN" w:bidi="gu_IN"/>
+        </w:rPr>
+      </w:r>
+      <w:r>
+        <w:rPr>
+          <w:b/>
+          <w:lang w:val="gu_IN" w:bidi="gu_IN"/>
+        </w:rPr>
         <w:t>"બાર્નાબાસનો પિત્રાઈ"</w:t>
       </w:r>
     </w:p>
@@ -37874,6 +40934,21 @@
         <w:rPr>
           <w:lang w:val="gu_IN" w:bidi="gu_IN"/>
         </w:rPr>
+      </w:r>
+    </w:p>
+    <w:p>
+      <w:pPr/>
+      <w:r>
+        <w:rPr>
+          <w:lang w:val="gu_IN" w:bidi="gu_IN"/>
+        </w:rPr>
+      </w:r>
+      <w:r>
+        <w:rPr>
+          <w:b/>
+          <w:lang w:val="gu_IN" w:bidi="gu_IN"/>
+        </w:rPr>
+        <w:t>οἵτινες ἐγενήθησάν μοι παρηγορία</w:t>
       </w:r>
     </w:p>
     <w:p>
@@ -38401,6 +41476,21 @@
           <w:b/>
           <w:lang w:val="gu_IN" w:bidi="gu_IN"/>
         </w:rPr>
+        <w:t>τῶν ἐν Λαοδικίᾳ, καὶ τῶν ἐν Ἱεραπόλει</w:t>
+      </w:r>
+    </w:p>
+    <w:p>
+      <w:pPr/>
+      <w:r>
+        <w:rPr>
+          <w:lang w:val="gu_IN" w:bidi="gu_IN"/>
+        </w:rPr>
+      </w:r>
+      <w:r>
+        <w:rPr>
+          <w:b/>
+          <w:lang w:val="gu_IN" w:bidi="gu_IN"/>
+        </w:rPr>
         <w:t>"જેઓ લાવદિકિયામાં &amp; તેઓ વતી અને જેઓ હીયરાપુલિસમાં છે તેઓ વતી"</w:t>
       </w:r>
     </w:p>
@@ -39015,6 +42105,21 @@
           <w:b/>
           <w:lang w:val="gu_IN" w:bidi="gu_IN"/>
         </w:rPr>
+        <w:t>βλέπε τὴν διακονίαν</w:t>
+      </w:r>
+    </w:p>
+    <w:p>
+      <w:pPr/>
+      <w:r>
+        <w:rPr>
+          <w:lang w:val="gu_IN" w:bidi="gu_IN"/>
+        </w:rPr>
+      </w:r>
+      <w:r>
+        <w:rPr>
+          <w:b/>
+          <w:lang w:val="gu_IN" w:bidi="gu_IN"/>
+        </w:rPr>
         <w:t>"સેવા &amp; તેની સંભાળ રાખ"</w:t>
       </w:r>
     </w:p>
@@ -39103,6 +42208,21 @@
           <w:b/>
           <w:lang w:val="gu_IN" w:bidi="gu_IN"/>
         </w:rPr>
+        <w:t>τὴν διακονίαν &amp; παρέλαβες</w:t>
+      </w:r>
+    </w:p>
+    <w:p>
+      <w:pPr/>
+      <w:r>
+        <w:rPr>
+          <w:lang w:val="gu_IN" w:bidi="gu_IN"/>
+        </w:rPr>
+      </w:r>
+      <w:r>
+        <w:rPr>
+          <w:b/>
+          <w:lang w:val="gu_IN" w:bidi="gu_IN"/>
+        </w:rPr>
         <w:t>"સેવા તું પામ્યો છે"</w:t>
       </w:r>
     </w:p>
@@ -39178,6 +42298,21 @@
           <w:b/>
           <w:lang w:val="gu_IN" w:bidi="gu_IN"/>
         </w:rPr>
+        <w:t>ἐν Κυρίῳ</w:t>
+      </w:r>
+    </w:p>
+    <w:p>
+      <w:pPr/>
+      <w:r>
+        <w:rPr>
+          <w:lang w:val="gu_IN" w:bidi="gu_IN"/>
+        </w:rPr>
+      </w:r>
+      <w:r>
+        <w:rPr>
+          <w:b/>
+          <w:lang w:val="gu_IN" w:bidi="gu_IN"/>
+        </w:rPr>
         <w:t>"પ્રભુમાં"</w:t>
       </w:r>
     </w:p>
@@ -39292,6 +42427,21 @@
           <w:b/>
           <w:lang w:val="gu_IN" w:bidi="gu_IN"/>
         </w:rPr>
+        <w:t>ἵνα</w:t>
+      </w:r>
+    </w:p>
+    <w:p>
+      <w:pPr/>
+      <w:r>
+        <w:rPr>
+          <w:lang w:val="gu_IN" w:bidi="gu_IN"/>
+        </w:rPr>
+      </w:r>
+      <w:r>
+        <w:rPr>
+          <w:b/>
+          <w:lang w:val="gu_IN" w:bidi="gu_IN"/>
+        </w:rPr>
         <w:t>"કે જેથી"</w:t>
       </w:r>
     </w:p>
@@ -39393,6 +42543,21 @@
           <w:b/>
           <w:lang w:val="gu_IN" w:bidi="gu_IN"/>
         </w:rPr>
+        <w:t>ὁ ἀσπασμὸς τῇ ἐμῇ χειρὶ</w:t>
+      </w:r>
+    </w:p>
+    <w:p>
+      <w:pPr/>
+      <w:r>
+        <w:rPr>
+          <w:lang w:val="gu_IN" w:bidi="gu_IN"/>
+        </w:rPr>
+      </w:r>
+      <w:r>
+        <w:rPr>
+          <w:b/>
+          <w:lang w:val="gu_IN" w:bidi="gu_IN"/>
+        </w:rPr>
         <w:t>"આ સલામ મારા &amp; પોતાના હાથથી છે"</w:t>
       </w:r>
     </w:p>
@@ -39456,6 +42621,21 @@
           <w:b/>
           <w:lang w:val="gu_IN" w:bidi="gu_IN"/>
         </w:rPr>
+        <w:t>τῇ ἐμῇ χειρὶ</w:t>
+      </w:r>
+    </w:p>
+    <w:p>
+      <w:pPr/>
+      <w:r>
+        <w:rPr>
+          <w:lang w:val="gu_IN" w:bidi="gu_IN"/>
+        </w:rPr>
+      </w:r>
+      <w:r>
+        <w:rPr>
+          <w:b/>
+          <w:lang w:val="gu_IN" w:bidi="gu_IN"/>
+        </w:rPr>
         <w:t>"મારા &amp; પોતાના હાથથી છે"</w:t>
       </w:r>
     </w:p>
@@ -39544,6 +42724,21 @@
           <w:b/>
           <w:lang w:val="gu_IN" w:bidi="gu_IN"/>
         </w:rPr>
+        <w:t>Παύλου</w:t>
+      </w:r>
+    </w:p>
+    <w:p>
+      <w:pPr/>
+      <w:r>
+        <w:rPr>
+          <w:lang w:val="gu_IN" w:bidi="gu_IN"/>
+        </w:rPr>
+      </w:r>
+      <w:r>
+        <w:rPr>
+          <w:b/>
+          <w:lang w:val="gu_IN" w:bidi="gu_IN"/>
+        </w:rPr>
         <w:t>"પાઉલ"</w:t>
       </w:r>
     </w:p>
@@ -39619,6 +42814,21 @@
           <w:b/>
           <w:lang w:val="gu_IN" w:bidi="gu_IN"/>
         </w:rPr>
+        <w:t>μου τῶν δεσμῶν</w:t>
+      </w:r>
+    </w:p>
+    <w:p>
+      <w:pPr/>
+      <w:r>
+        <w:rPr>
+          <w:lang w:val="gu_IN" w:bidi="gu_IN"/>
+        </w:rPr>
+      </w:r>
+      <w:r>
+        <w:rPr>
+          <w:b/>
+          <w:lang w:val="gu_IN" w:bidi="gu_IN"/>
+        </w:rPr>
         <w:t>"મારા બંધનોને"</w:t>
       </w:r>
     </w:p>
@@ -39707,6 +42917,21 @@
           <w:b/>
           <w:lang w:val="gu_IN" w:bidi="gu_IN"/>
         </w:rPr>
+        <w:t>ἡ χάρις μεθ’ ὑμῶν</w:t>
+      </w:r>
+    </w:p>
+    <w:p>
+      <w:pPr/>
+      <w:r>
+        <w:rPr>
+          <w:lang w:val="gu_IN" w:bidi="gu_IN"/>
+        </w:rPr>
+      </w:r>
+      <w:r>
+        <w:rPr>
+          <w:b/>
+          <w:lang w:val="gu_IN" w:bidi="gu_IN"/>
+        </w:rPr>
         <w:t>"કૃપા તમારી સાથે {હો"</w:t>
       </w:r>
     </w:p>
@@ -39768,6 +42993,21 @@
         <w:rPr>
           <w:lang w:val="gu_IN" w:bidi="gu_IN"/>
         </w:rPr>
+      </w:r>
+    </w:p>
+    <w:p>
+      <w:pPr/>
+      <w:r>
+        <w:rPr>
+          <w:lang w:val="gu_IN" w:bidi="gu_IN"/>
+        </w:rPr>
+      </w:r>
+      <w:r>
+        <w:rPr>
+          <w:b/>
+          <w:lang w:val="gu_IN" w:bidi="gu_IN"/>
+        </w:rPr>
+        <w:t>ἡ χάρις μεθ’</w:t>
       </w:r>
     </w:p>
     <w:p>

--- a/guj/docx/51.content.docx
+++ b/guj/docx/51.content.docx
@@ -2736,6 +2736,21 @@
           <w:b/>
           <w:lang w:val="gu_IN" w:bidi="gu_IN"/>
         </w:rPr>
+        <w:t>χάρις ὑμῖν καὶ εἰρήνη ἀπὸ Θεοῦ Πατρὸς ἡμῶν καὶ Κυρίου Ἰησοῦ Χριστοῦ</w:t>
+      </w:r>
+    </w:p>
+    <w:p>
+      <w:pPr/>
+      <w:r>
+        <w:rPr>
+          <w:lang w:val="gu_IN" w:bidi="gu_IN"/>
+        </w:rPr>
+      </w:r>
+      <w:r>
+        <w:rPr>
+          <w:b/>
+          <w:lang w:val="gu_IN" w:bidi="gu_IN"/>
+        </w:rPr>
         <w:t>"ખ્રિસ્તમાં &amp; તમને ઈશ્વર આપણા પિતા તથા પ્રભુ ઈસુ &amp; તરફથી કૃપા અને શાંતિ હો"</w:t>
       </w:r>
     </w:p>
@@ -2915,6 +2930,21 @@
           <w:b/>
           <w:lang w:val="gu_IN" w:bidi="gu_IN"/>
         </w:rPr>
+        <w:t>εὐχαριστοῦμεν &amp; ἡμῶν</w:t>
+      </w:r>
+    </w:p>
+    <w:p>
+      <w:pPr/>
+      <w:r>
+        <w:rPr>
+          <w:lang w:val="gu_IN" w:bidi="gu_IN"/>
+        </w:rPr>
+      </w:r>
+      <w:r>
+        <w:rPr>
+          <w:b/>
+          <w:lang w:val="gu_IN" w:bidi="gu_IN"/>
+        </w:rPr>
         <w:t>"અમે &amp; આપણા &amp; આભાર અર્પણ કરીએ છે"</w:t>
       </w:r>
     </w:p>
@@ -3222,6 +3252,21 @@
           <w:b/>
           <w:lang w:val="gu_IN" w:bidi="gu_IN"/>
         </w:rPr>
+        <w:t>τὴν ἀγάπην ἣν ἔχετε εἰς πάντας τοὺς ἁγίους</w:t>
+      </w:r>
+    </w:p>
+    <w:p>
+      <w:pPr/>
+      <w:r>
+        <w:rPr>
+          <w:lang w:val="gu_IN" w:bidi="gu_IN"/>
+        </w:rPr>
+      </w:r>
+      <w:r>
+        <w:rPr>
+          <w:b/>
+          <w:lang w:val="gu_IN" w:bidi="gu_IN"/>
+        </w:rPr>
         <w:t>"સર્વ સંતો માટે જે પ્રેમ તમોને છે"</w:t>
       </w:r>
     </w:p>
@@ -4366,6 +4411,21 @@
           <w:b/>
           <w:lang w:val="gu_IN" w:bidi="gu_IN"/>
         </w:rPr>
+        <w:t>ἡμῶν &amp; ἡμῶν</w:t>
+      </w:r>
+    </w:p>
+    <w:p>
+      <w:pPr/>
+      <w:r>
+        <w:rPr>
+          <w:lang w:val="gu_IN" w:bidi="gu_IN"/>
+        </w:rPr>
+      </w:r>
+      <w:r>
+        <w:rPr>
+          <w:b/>
+          <w:lang w:val="gu_IN" w:bidi="gu_IN"/>
+        </w:rPr>
         <w:t>"આપણા &amp; અમારા"</w:t>
       </w:r>
     </w:p>
@@ -4738,6 +4798,21 @@
           <w:b/>
           <w:lang w:val="gu_IN" w:bidi="gu_IN"/>
         </w:rPr>
+        <w:t>ἡμεῖς &amp; ἠκούσαμεν, οὐ παυόμεθα</w:t>
+      </w:r>
+    </w:p>
+    <w:p>
+      <w:pPr/>
+      <w:r>
+        <w:rPr>
+          <w:lang w:val="gu_IN" w:bidi="gu_IN"/>
+        </w:rPr>
+      </w:r>
+      <w:r>
+        <w:rPr>
+          <w:b/>
+          <w:lang w:val="gu_IN" w:bidi="gu_IN"/>
+        </w:rPr>
         <w:t>"અમે આ સાંભળ્યું, અમે &amp; અટક્યા નથી"</w:t>
       </w:r>
     </w:p>
@@ -4826,6 +4901,21 @@
           <w:b/>
           <w:lang w:val="gu_IN" w:bidi="gu_IN"/>
         </w:rPr>
+        <w:t>ἀφ’ ἧς ἡμέρας ἠκούσαμεν</w:t>
+      </w:r>
+    </w:p>
+    <w:p>
+      <w:pPr/>
+      <w:r>
+        <w:rPr>
+          <w:lang w:val="gu_IN" w:bidi="gu_IN"/>
+        </w:rPr>
+      </w:r>
+      <w:r>
+        <w:rPr>
+          <w:b/>
+          <w:lang w:val="gu_IN" w:bidi="gu_IN"/>
+        </w:rPr>
         <w:t>"જે દિવસથી &amp; આ સાંભળ્યું, અમે"</w:t>
       </w:r>
     </w:p>
@@ -5275,6 +5365,21 @@
           <w:b/>
           <w:lang w:val="gu_IN" w:bidi="gu_IN"/>
         </w:rPr>
+        <w:t>πληρωθῆτε τὴν ἐπίγνωσιν τοῦ θελήματος αὐτοῦ</w:t>
+      </w:r>
+    </w:p>
+    <w:p>
+      <w:pPr/>
+      <w:r>
+        <w:rPr>
+          <w:lang w:val="gu_IN" w:bidi="gu_IN"/>
+        </w:rPr>
+      </w:r>
+      <w:r>
+        <w:rPr>
+          <w:b/>
+          <w:lang w:val="gu_IN" w:bidi="gu_IN"/>
+        </w:rPr>
         <w:t>"તમે તેમની ઈચ્છાના &amp; ડહાપણ &amp; ભરપૂર થાઓ"</w:t>
       </w:r>
     </w:p>
@@ -5376,6 +5481,21 @@
           <w:b/>
           <w:lang w:val="gu_IN" w:bidi="gu_IN"/>
         </w:rPr>
+        <w:t>πληρωθῆτε τὴν ἐπίγνωσιν τοῦ θελήματος αὐτοῦ ἐν πάσῃ σοφίᾳ καὶ συνέσει πνευματικῇ</w:t>
+      </w:r>
+    </w:p>
+    <w:p>
+      <w:pPr/>
+      <w:r>
+        <w:rPr>
+          <w:lang w:val="gu_IN" w:bidi="gu_IN"/>
+        </w:rPr>
+      </w:r>
+      <w:r>
+        <w:rPr>
+          <w:b/>
+          <w:lang w:val="gu_IN" w:bidi="gu_IN"/>
+        </w:rPr>
         <w:t>"તમે તેમની ઈચ્છાના જ્ઞાનથી સર્વ ડહાપણ અને આત્મિક સમજણથી ભરપૂર થાઓ"</w:t>
       </w:r>
     </w:p>
@@ -6129,6 +6249,21 @@
           <w:b/>
           <w:lang w:val="gu_IN" w:bidi="gu_IN"/>
         </w:rPr>
+        <w:t>αὐξανόμενοι τῇ ἐπιγνώσει τοῦ Θεοῦ</w:t>
+      </w:r>
+    </w:p>
+    <w:p>
+      <w:pPr/>
+      <w:r>
+        <w:rPr>
+          <w:lang w:val="gu_IN" w:bidi="gu_IN"/>
+        </w:rPr>
+      </w:r>
+      <w:r>
+        <w:rPr>
+          <w:b/>
+          <w:lang w:val="gu_IN" w:bidi="gu_IN"/>
+        </w:rPr>
         <w:t>"ઈશ્વરના જ્ઞાનમાં વૃદ્ધિ પામીને"</w:t>
       </w:r>
     </w:p>
@@ -6758,6 +6893,21 @@
           <w:b/>
           <w:lang w:val="gu_IN" w:bidi="gu_IN"/>
         </w:rPr>
+        <w:t>πᾶσαν ὑπομονὴν καὶ μακροθυμίαν μετὰ χαρᾶς</w:t>
+      </w:r>
+    </w:p>
+    <w:p>
+      <w:pPr/>
+      <w:r>
+        <w:rPr>
+          <w:lang w:val="gu_IN" w:bidi="gu_IN"/>
+        </w:rPr>
+      </w:r>
+      <w:r>
+        <w:rPr>
+          <w:b/>
+          <w:lang w:val="gu_IN" w:bidi="gu_IN"/>
+        </w:rPr>
         <w:t>"સર્વ સહનશક્તિ &amp; અને આનંદસહિત ધીરજવાન"</w:t>
       </w:r>
     </w:p>
@@ -6976,6 +7126,21 @@
         <w:rPr>
           <w:lang w:val="gu_IN" w:bidi="gu_IN"/>
         </w:rPr>
+      </w:r>
+    </w:p>
+    <w:p>
+      <w:pPr/>
+      <w:r>
+        <w:rPr>
+          <w:lang w:val="gu_IN" w:bidi="gu_IN"/>
+        </w:rPr>
+      </w:r>
+      <w:r>
+        <w:rPr>
+          <w:b/>
+          <w:lang w:val="gu_IN" w:bidi="gu_IN"/>
+        </w:rPr>
+        <w:t>ἱκανώσαντι ὑμᾶς</w:t>
       </w:r>
     </w:p>
     <w:p>
@@ -7509,6 +7674,21 @@
           <w:b/>
           <w:lang w:val="gu_IN" w:bidi="gu_IN"/>
         </w:rPr>
+        <w:t>τῆς ἐξουσίας τοῦ σκότους</w:t>
+      </w:r>
+    </w:p>
+    <w:p>
+      <w:pPr/>
+      <w:r>
+        <w:rPr>
+          <w:lang w:val="gu_IN" w:bidi="gu_IN"/>
+        </w:rPr>
+      </w:r>
+      <w:r>
+        <w:rPr>
+          <w:b/>
+          <w:lang w:val="gu_IN" w:bidi="gu_IN"/>
+        </w:rPr>
         <w:t>"અંધકારની સત્તાથી"</w:t>
       </w:r>
     </w:p>
@@ -10105,6 +10285,21 @@
           <w:b/>
           <w:lang w:val="gu_IN" w:bidi="gu_IN"/>
         </w:rPr>
+        <w:t>τὰ πάντα εἰς αὐτόν &amp; εἴτε τὰ ἐπὶ τῆς γῆς, εἴτε τὰ ἐν τοῖς οὐρανοῖς</w:t>
+      </w:r>
+    </w:p>
+    <w:p>
+      <w:pPr/>
+      <w:r>
+        <w:rPr>
+          <w:lang w:val="gu_IN" w:bidi="gu_IN"/>
+        </w:rPr>
+      </w:r>
+      <w:r>
+        <w:rPr>
+          <w:b/>
+          <w:lang w:val="gu_IN" w:bidi="gu_IN"/>
+        </w:rPr>
         <w:t>"સર્વ બાબતો તેમનામાં &amp; કાંતો પૃથ્વી પરની બાબતો અથવા આકાશોમાંની બાબતો"</w:t>
       </w:r>
     </w:p>
@@ -10207,6 +10402,21 @@
           <w:b/>
           <w:lang w:val="gu_IN" w:bidi="gu_IN"/>
         </w:rPr>
+        <w:t>εἴτε τὰ ἐπὶ τῆς γῆς, εἴτε τὰ ἐν τοῖς οὐρανοῖς</w:t>
+      </w:r>
+    </w:p>
+    <w:p>
+      <w:pPr/>
+      <w:r>
+        <w:rPr>
+          <w:lang w:val="gu_IN" w:bidi="gu_IN"/>
+        </w:rPr>
+      </w:r>
+      <w:r>
+        <w:rPr>
+          <w:b/>
+          <w:lang w:val="gu_IN" w:bidi="gu_IN"/>
+        </w:rPr>
         <w:t>"કાંતો પૃથ્વી પરની બાબતો અથવા આકાશોમાંની બાબતો"</w:t>
       </w:r>
     </w:p>
@@ -11421,6 +11631,21 @@
           <w:b/>
           <w:lang w:val="gu_IN" w:bidi="gu_IN"/>
         </w:rPr>
+        <w:t>παραστῆσαι ὑμᾶς ἁγίους, καὶ ἀμώμους, καὶ ἀνεγκλήτους, κατενώπιον αὐτοῦ</w:t>
+      </w:r>
+    </w:p>
+    <w:p>
+      <w:pPr/>
+      <w:r>
+        <w:rPr>
+          <w:lang w:val="gu_IN" w:bidi="gu_IN"/>
+        </w:rPr>
+      </w:r>
+      <w:r>
+        <w:rPr>
+          <w:b/>
+          <w:lang w:val="gu_IN" w:bidi="gu_IN"/>
+        </w:rPr>
         <w:t>"તમને તેમની આગળ પવિત્ર અને ડાઘરહિત અને દોષથી પર પ્રસ્તુત કરવા"</w:t>
       </w:r>
     </w:p>
@@ -12965,6 +13190,21 @@
           <w:b/>
           <w:lang w:val="gu_IN" w:bidi="gu_IN"/>
         </w:rPr>
+        <w:t>ἐν τοῖς παθήμασιν ὑπὲρ ὑμῶν</w:t>
+      </w:r>
+    </w:p>
+    <w:p>
+      <w:pPr/>
+      <w:r>
+        <w:rPr>
+          <w:lang w:val="gu_IN" w:bidi="gu_IN"/>
+        </w:rPr>
+      </w:r>
+      <w:r>
+        <w:rPr>
+          <w:b/>
+          <w:lang w:val="gu_IN" w:bidi="gu_IN"/>
+        </w:rPr>
         <w:t>"તમારા માટેના {મારા} દુ:ખોમાં"</w:t>
       </w:r>
     </w:p>
@@ -13873,6 +14113,21 @@
           <w:b/>
           <w:lang w:val="gu_IN" w:bidi="gu_IN"/>
         </w:rPr>
+        <w:t>τὴν δοθεῖσάν μοι</w:t>
+      </w:r>
+    </w:p>
+    <w:p>
+      <w:pPr/>
+      <w:r>
+        <w:rPr>
+          <w:lang w:val="gu_IN" w:bidi="gu_IN"/>
+        </w:rPr>
+      </w:r>
+      <w:r>
+        <w:rPr>
+          <w:b/>
+          <w:lang w:val="gu_IN" w:bidi="gu_IN"/>
+        </w:rPr>
         <w:t>"જે મને &amp; આપવામાં આવ્યું હતું"</w:t>
       </w:r>
     </w:p>
@@ -14127,6 +14382,21 @@
         <w:rPr>
           <w:lang w:val="gu_IN" w:bidi="gu_IN"/>
         </w:rPr>
+      </w:r>
+    </w:p>
+    <w:p>
+      <w:pPr/>
+      <w:r>
+        <w:rPr>
+          <w:lang w:val="gu_IN" w:bidi="gu_IN"/>
+        </w:rPr>
+      </w:r>
+      <w:r>
+        <w:rPr>
+          <w:b/>
+          <w:lang w:val="gu_IN" w:bidi="gu_IN"/>
+        </w:rPr>
+        <w:t>τὸ μυστήριον τὸ ἀποκεκρυμμένον</w:t>
       </w:r>
     </w:p>
     <w:p>
@@ -17112,6 +17382,21 @@
           <w:b/>
           <w:lang w:val="gu_IN" w:bidi="gu_IN"/>
         </w:rPr>
+        <w:t>ὑπὲρ ὑμῶν, καὶ τῶν ἐν Λαοδικίᾳ, καὶ ὅσοι οὐχ ἑόρακαν τὸ πρόσωπόν μου ἐν σαρκί</w:t>
+      </w:r>
+    </w:p>
+    <w:p>
+      <w:pPr/>
+      <w:r>
+        <w:rPr>
+          <w:lang w:val="gu_IN" w:bidi="gu_IN"/>
+        </w:rPr>
+      </w:r>
+      <w:r>
+        <w:rPr>
+          <w:b/>
+          <w:lang w:val="gu_IN" w:bidi="gu_IN"/>
+        </w:rPr>
         <w:t>"તમારા અને જેઓ લાઓદિકિયામાં છે અને એ ઘણાં બધાઓ માટે જેઓએ દેહમાં મારા ચહેરાને જોયો નથી"</w:t>
       </w:r>
     </w:p>
@@ -22532,6 +22817,21 @@
           <w:b/>
           <w:lang w:val="gu_IN" w:bidi="gu_IN"/>
         </w:rPr>
+        <w:t>καὶ περιετμήθητε περιτομῇ ἀχειροποιήτῳ, ἐν τῇ ἀπεκδύσει τοῦ σώματος τῆς σαρκός, ἐν τῇ περιτομῇ τοῦ Χριστοῦ</w:t>
+      </w:r>
+    </w:p>
+    <w:p>
+      <w:pPr/>
+      <w:r>
+        <w:rPr>
+          <w:lang w:val="gu_IN" w:bidi="gu_IN"/>
+        </w:rPr>
+      </w:r>
+      <w:r>
+        <w:rPr>
+          <w:b/>
+          <w:lang w:val="gu_IN" w:bidi="gu_IN"/>
+        </w:rPr>
         <w:t>"શરીરનું માંસ દૂર કરવા હાથોના ઉપયોગ કર્યા સિવાયની એક સુન્નત સાથે તમે પણ સુન્નત કરાયેલા હતા, ખ્રિસ્તની સુન્નતમાં"</w:t>
       </w:r>
     </w:p>
@@ -22672,6 +22972,21 @@
           <w:b/>
           <w:lang w:val="gu_IN" w:bidi="gu_IN"/>
         </w:rPr>
+        <w:t>ἐν ᾧ καὶ περιετμήθητε</w:t>
+      </w:r>
+    </w:p>
+    <w:p>
+      <w:pPr/>
+      <w:r>
+        <w:rPr>
+          <w:lang w:val="gu_IN" w:bidi="gu_IN"/>
+        </w:rPr>
+      </w:r>
+      <w:r>
+        <w:rPr>
+          <w:b/>
+          <w:lang w:val="gu_IN" w:bidi="gu_IN"/>
+        </w:rPr>
         <w:t>"જેમનામાં &amp; તમે પણ સુન્નત કરાયેલા હતા"</w:t>
       </w:r>
     </w:p>
@@ -22747,6 +23062,21 @@
           <w:b/>
           <w:lang w:val="gu_IN" w:bidi="gu_IN"/>
         </w:rPr>
+        <w:t>ἐν τῇ ἀπεκδύσει τοῦ σώματος τῆς σαρκός</w:t>
+      </w:r>
+    </w:p>
+    <w:p>
+      <w:pPr/>
+      <w:r>
+        <w:rPr>
+          <w:lang w:val="gu_IN" w:bidi="gu_IN"/>
+        </w:rPr>
+      </w:r>
+      <w:r>
+        <w:rPr>
+          <w:b/>
+          <w:lang w:val="gu_IN" w:bidi="gu_IN"/>
+        </w:rPr>
         <w:t>"શરીરનું માંસ દૂર કરવા"</w:t>
       </w:r>
     </w:p>
@@ -23595,6 +23925,21 @@
           <w:b/>
           <w:lang w:val="gu_IN" w:bidi="gu_IN"/>
         </w:rPr>
+        <w:t>συνηγέρθητε &amp; τοῦ ἐγείραντος αὐτὸν ἐκ νεκρῶν</w:t>
+      </w:r>
+    </w:p>
+    <w:p>
+      <w:pPr/>
+      <w:r>
+        <w:rPr>
+          <w:lang w:val="gu_IN" w:bidi="gu_IN"/>
+        </w:rPr>
+      </w:r>
+      <w:r>
+        <w:rPr>
+          <w:b/>
+          <w:lang w:val="gu_IN" w:bidi="gu_IN"/>
+        </w:rPr>
         <w:t>"તમે &amp; ઉઠાડાયેલ હતા, જેમણે તેમને મૃત્યુંમાંથી ઉઠાડયા હતા"</w:t>
       </w:r>
     </w:p>
@@ -23901,6 +24246,21 @@
         <w:rPr>
           <w:lang w:val="gu_IN" w:bidi="gu_IN"/>
         </w:rPr>
+      </w:r>
+    </w:p>
+    <w:p>
+      <w:pPr/>
+      <w:r>
+        <w:rPr>
+          <w:lang w:val="gu_IN" w:bidi="gu_IN"/>
+        </w:rPr>
+      </w:r>
+      <w:r>
+        <w:rPr>
+          <w:b/>
+          <w:lang w:val="gu_IN" w:bidi="gu_IN"/>
+        </w:rPr>
+        <w:t>ὑμᾶς νεκροὺς ὄντας ἐν τοῖς παραπτώμασιν καὶ τῇ ἀκροβυστίᾳ τῆς σαρκὸς ὑμῶν, συνεζωοποίησεν ὑμᾶς</w:t>
       </w:r>
     </w:p>
     <w:p>
@@ -24562,6 +24922,21 @@
           <w:b/>
           <w:lang w:val="gu_IN" w:bidi="gu_IN"/>
         </w:rPr>
+        <w:t>ἐξαλείψας τὸ καθ’ ἡμῶν χειρόγραφον τοῖς δόγμασιν, ὃ ἦν ὑπεναντίον ἡμῖν, καὶ αὐτὸ ἦρκεν ἐκ τοῦ μέσου, προσηλώσας αὐτὸ τῷ σταυρῷ</w:t>
+      </w:r>
+    </w:p>
+    <w:p>
+      <w:pPr/>
+      <w:r>
+        <w:rPr>
+          <w:lang w:val="gu_IN" w:bidi="gu_IN"/>
+        </w:rPr>
+      </w:r>
+      <w:r>
+        <w:rPr>
+          <w:b/>
+          <w:lang w:val="gu_IN" w:bidi="gu_IN"/>
+        </w:rPr>
         <w:t>"આપણી સામેના હુકમનામાનો લેખિત પૂર્વવૃતાંત રદ કરીને, જે આપણી વિરુદ્ધમાં હતો, અને તેમણે તેને {આપણી} વચ્ચેથી બહાર કાઢ્યું છે, તેને વધસ્તંભ પર ખીલ્લે જડીને"</w:t>
       </w:r>
     </w:p>
@@ -38181,6 +38556,21 @@
           <w:b/>
           <w:lang w:val="gu_IN" w:bidi="gu_IN"/>
         </w:rPr>
+        <w:t>τῇ προσευχῇ προσκαρτερεῖτε</w:t>
+      </w:r>
+    </w:p>
+    <w:p>
+      <w:pPr/>
+      <w:r>
+        <w:rPr>
+          <w:lang w:val="gu_IN" w:bidi="gu_IN"/>
+        </w:rPr>
+      </w:r>
+      <w:r>
+        <w:rPr>
+          <w:b/>
+          <w:lang w:val="gu_IN" w:bidi="gu_IN"/>
+        </w:rPr>
         <w:t>"પ્રાર્થનામાં દ્રઢપણે સતત જારી રહો"</w:t>
       </w:r>
     </w:p>
@@ -41875,6 +42265,21 @@
         <w:rPr>
           <w:lang w:val="gu_IN" w:bidi="gu_IN"/>
         </w:rPr>
+      </w:r>
+    </w:p>
+    <w:p>
+      <w:pPr/>
+      <w:r>
+        <w:rPr>
+          <w:lang w:val="gu_IN" w:bidi="gu_IN"/>
+        </w:rPr>
+      </w:r>
+      <w:r>
+        <w:rPr>
+          <w:b/>
+          <w:lang w:val="gu_IN" w:bidi="gu_IN"/>
+        </w:rPr>
+        <w:t>ἀναγνωσθῇ παρ’ ὑμῖν ἡ ἐπιστολή &amp; ἀναγνωσθῇ</w:t>
       </w:r>
     </w:p>
     <w:p>
